--- a/6-过程管理/流程制度规范类文件/060109-服务可用性和连续性管理制度.docx
+++ b/6-过程管理/流程制度规范类文件/060109-服务可用性和连续性管理制度.docx
@@ -1,7 +1,6 @@
 
 <file path=word/document.xml><?xml version="1.0" encoding="utf-8"?>
-<w:document xmlns:wpc="http://schemas.microsoft.com/office/word/2010/wordprocessingCanvas" xmlns:mc="http://schemas.openxmlformats.org/markup-compatibility/2006" xmlns:o="urn:schemas-microsoft-com:office:office" xmlns:r="http://schemas.openxmlformats.org/officeDocument/2006/relationships" xmlns:m="http://schemas.openxmlformats.org/officeDocument/2006/math" xmlns:v="urn:schemas-microsoft-com:vml" xmlns:wp14="http://schemas.microsoft.com/office/word/2010/wordprocessingDrawing" xmlns:wp="http://schemas.openxmlformats.org/drawingml/2006/wordprocessingDrawing" xmlns:w10="urn:schemas-microsoft-com:office:word" xmlns:w="http://schemas.openxmlformats.org/wordprocessingml/2006/main" xmlns:w14="http://schemas.microsoft.com/office/word/2010/wordml" xmlns:w15="http://schemas.microsoft.com/office/word/2012/wordml" xmlns:wne="http://schemas.microsoft.com/office/word/2006/wordml" xmlns:wpg="http://schemas.microsoft.com/office/word/2010/wordprocessingGroup" xmlns:wpi="http://schemas.microsoft.com/office/word/2010/wordprocessingInk" xmlns:wps="http://schemas.microsoft.com/office/word/2010/wordprocessingShape" mc:Ignorable="w14 w15 wp14">
-  <!-- Generated by Aspose.Words for .NET 13.3.0.1 -->
+<w:document xmlns:wpc="http://schemas.microsoft.com/office/word/2010/wordprocessingCanvas" xmlns:mc="http://schemas.openxmlformats.org/markup-compatibility/2006" xmlns:o="urn:schemas-microsoft-com:office:office" xmlns:r="http://schemas.openxmlformats.org/officeDocument/2006/relationships" xmlns:m="http://schemas.openxmlformats.org/officeDocument/2006/math" xmlns:v="urn:schemas-microsoft-com:vml" xmlns:wp14="http://schemas.microsoft.com/office/word/2010/wordprocessingDrawing" xmlns:wp="http://schemas.openxmlformats.org/drawingml/2006/wordprocessingDrawing" xmlns:w="http://schemas.openxmlformats.org/wordprocessingml/2006/main" xmlns:w14="http://schemas.microsoft.com/office/word/2010/wordml" xmlns:w10="urn:schemas-microsoft-com:office:word" xmlns:w15="http://schemas.microsoft.com/office/word/2012/wordml" xmlns:wpg="http://schemas.microsoft.com/office/word/2010/wordprocessingGroup" xmlns:wpi="http://schemas.microsoft.com/office/word/2010/wordprocessingInk" xmlns:wne="http://schemas.microsoft.com/office/word/2006/wordml" xmlns:wps="http://schemas.microsoft.com/office/word/2010/wordprocessingShape" xmlns:wpsCustomData="http://www.wps.cn/officeDocument/2013/wpsCustomData" mc:Ignorable="w14 w15 wp14">
   <w:body>
     <w:p>
       <w:pPr>
@@ -15,7 +14,7 @@
         <w:spacing w:before="78" w:line="219" w:lineRule="auto"/>
         <w:ind w:left="25"/>
         <w:rPr>
-          <w:rFonts w:ascii="宋体" w:eastAsia="宋体" w:hAnsi="宋体" w:cs="宋体" w:hint="default"/>
+          <w:rFonts w:hint="default" w:ascii="宋体" w:hAnsi="宋体" w:eastAsia="宋体" w:cs="宋体"/>
           <w:sz w:val="24"/>
           <w:szCs w:val="24"/>
           <w:lang w:val="en-US" w:eastAsia="zh-CN"/>
@@ -23,7 +22,7 @@
       </w:pPr>
       <w:r>
         <w:rPr>
-          <w:rFonts w:ascii="宋体" w:eastAsia="宋体" w:hAnsi="宋体" w:cs="宋体"/>
+          <w:rFonts w:ascii="宋体" w:hAnsi="宋体" w:eastAsia="宋体" w:cs="宋体"/>
           <w:b/>
           <w:bCs/>
           <w:spacing w:val="-3"/>
@@ -34,7 +33,7 @@
       </w:r>
       <w:r>
         <w:rPr>
-          <w:rFonts w:ascii="宋体" w:eastAsia="宋体" w:hAnsi="宋体" w:cs="宋体" w:hint="eastAsia"/>
+          <w:rFonts w:hint="eastAsia" w:ascii="宋体" w:hAnsi="宋体" w:eastAsia="宋体" w:cs="宋体"/>
           <w:b/>
           <w:bCs/>
           <w:spacing w:val="-3"/>
@@ -46,7 +45,7 @@
       </w:r>
       <w:r>
         <w:rPr>
-          <w:rFonts w:ascii="宋体" w:eastAsia="宋体" w:hAnsi="宋体" w:cs="宋体"/>
+          <w:rFonts w:ascii="宋体" w:hAnsi="宋体" w:eastAsia="宋体" w:cs="宋体"/>
           <w:b/>
           <w:bCs/>
           <w:spacing w:val="-3"/>
@@ -57,7 +56,7 @@
       </w:r>
       <w:r>
         <w:rPr>
-          <w:rFonts w:ascii="宋体" w:eastAsia="宋体" w:hAnsi="宋体" w:cs="宋体" w:hint="eastAsia"/>
+          <w:rFonts w:hint="eastAsia" w:ascii="宋体" w:hAnsi="宋体" w:eastAsia="宋体" w:cs="宋体"/>
           <w:b/>
           <w:bCs/>
           <w:spacing w:val="-3"/>
@@ -69,7 +68,7 @@
       </w:r>
       <w:r>
         <w:rPr>
-          <w:rFonts w:ascii="宋体" w:hAnsi="宋体" w:cs="宋体" w:hint="eastAsia"/>
+          <w:rFonts w:hint="eastAsia" w:ascii="宋体" w:hAnsi="宋体" w:cs="宋体"/>
           <w:b/>
           <w:bCs/>
           <w:spacing w:val="-3"/>
@@ -99,14 +98,14 @@
         <w:ind w:left="23"/>
         <w:textAlignment w:val="auto"/>
         <w:rPr>
-          <w:rFonts w:ascii="宋体" w:eastAsia="宋体" w:hAnsi="宋体" w:cs="宋体"/>
-          <w:sz w:val="24"/>
-          <w:szCs w:val="24"/>
-        </w:rPr>
-      </w:pPr>
-      <w:r>
-        <w:rPr>
-          <w:rFonts w:ascii="宋体" w:eastAsia="宋体" w:hAnsi="宋体" w:cs="宋体"/>
+          <w:rFonts w:ascii="宋体" w:hAnsi="宋体" w:eastAsia="宋体" w:cs="宋体"/>
+          <w:sz w:val="24"/>
+          <w:szCs w:val="24"/>
+        </w:rPr>
+      </w:pPr>
+      <w:r>
+        <w:rPr>
+          <w:rFonts w:ascii="宋体" w:hAnsi="宋体" w:eastAsia="宋体" w:cs="宋体"/>
           <w:b/>
           <w:bCs/>
           <w:spacing w:val="240"/>
@@ -118,7 +117,7 @@
       </w:r>
       <w:r>
         <w:rPr>
-          <w:rFonts w:ascii="宋体" w:eastAsia="宋体" w:hAnsi="宋体" w:cs="宋体"/>
+          <w:rFonts w:ascii="宋体" w:hAnsi="宋体" w:eastAsia="宋体" w:cs="宋体"/>
           <w:b/>
           <w:bCs/>
           <w:spacing w:val="0"/>
@@ -130,7 +129,7 @@
       </w:r>
       <w:r>
         <w:rPr>
-          <w:rFonts w:ascii="宋体" w:eastAsia="宋体" w:hAnsi="宋体" w:cs="宋体"/>
+          <w:rFonts w:ascii="宋体" w:hAnsi="宋体" w:eastAsia="宋体" w:cs="宋体"/>
           <w:b/>
           <w:bCs/>
           <w:spacing w:val="-5"/>
@@ -142,16 +141,16 @@
     </w:p>
     <w:p>
       <w:pPr>
-        <w:pStyle w:val="a"/>
-        <w:keepNext w:val="0"/>
-        <w:keepLines w:val="0"/>
-        <w:pageBreakBefore w:val="0"/>
-        <w:widowControl w:val="0"/>
-        <w:wordWrap/>
-        <w:overflowPunct/>
-        <w:bidi w:val="0"/>
-      </w:pPr>
-      <w:bookmarkStart w:id="0" w:name="_Toc31439"/>
+        <w:pStyle w:val="24"/>
+        <w:keepNext w:val="0"/>
+        <w:keepLines w:val="0"/>
+        <w:pageBreakBefore w:val="0"/>
+        <w:widowControl w:val="0"/>
+        <w:wordWrap/>
+        <w:overflowPunct/>
+        <w:bidi w:val="0"/>
+      </w:pPr>
+      <w:bookmarkStart w:id="0" w:name="_Toc4952"/>
       <w:r>
         <w:rPr>
           <w:rFonts w:hint="eastAsia"/>
@@ -163,7 +162,7 @@
     </w:p>
     <w:p>
       <w:pPr>
-        <w:pStyle w:val="a0"/>
+        <w:pStyle w:val="25"/>
         <w:keepNext w:val="0"/>
         <w:keepLines w:val="0"/>
         <w:pageBreakBefore w:val="0"/>
@@ -176,7 +175,7 @@
           <w:lang w:val="en-US"/>
         </w:rPr>
       </w:pPr>
-      <w:bookmarkStart w:id="1" w:name="_Toc18914"/>
+      <w:bookmarkStart w:id="1" w:name="_Toc19028"/>
       <w:r>
         <w:rPr>
           <w:rFonts w:hint="eastAsia"/>
@@ -188,17 +187,18 @@
     </w:p>
     <w:tbl>
       <w:tblPr>
-        <w:tblStyle w:val="TableGrid"/>
+        <w:tblStyle w:val="21"/>
         <w:tblW w:w="0" w:type="auto"/>
         <w:tblInd w:w="2443" w:type="dxa"/>
         <w:tblBorders>
-          <w:top w:val="nil"/>
-          <w:left w:val="nil"/>
-          <w:bottom w:val="nil"/>
-          <w:right w:val="nil"/>
-          <w:insideH w:val="nil"/>
-          <w:insideV w:val="nil"/>
+          <w:top w:val="none" w:color="auto" w:sz="0" w:space="0"/>
+          <w:left w:val="none" w:color="auto" w:sz="0" w:space="0"/>
+          <w:bottom w:val="none" w:color="auto" w:sz="0" w:space="0"/>
+          <w:right w:val="none" w:color="auto" w:sz="0" w:space="0"/>
+          <w:insideH w:val="none" w:color="auto" w:sz="0" w:space="0"/>
+          <w:insideV w:val="none" w:color="auto" w:sz="0" w:space="0"/>
         </w:tblBorders>
+        <w:tblLayout w:type="autofit"/>
         <w:tblCellMar>
           <w:top w:w="0" w:type="dxa"/>
           <w:left w:w="108" w:type="dxa"/>
@@ -212,15 +212,13 @@
       </w:tblGrid>
       <w:tr>
         <w:tblPrEx>
-          <w:tblW w:w="0" w:type="auto"/>
-          <w:tblInd w:w="2443" w:type="dxa"/>
           <w:tblBorders>
-            <w:top w:val="nil"/>
-            <w:left w:val="nil"/>
-            <w:bottom w:val="nil"/>
-            <w:right w:val="nil"/>
-            <w:insideH w:val="nil"/>
-            <w:insideV w:val="nil"/>
+            <w:top w:val="none" w:color="auto" w:sz="0" w:space="0"/>
+            <w:left w:val="none" w:color="auto" w:sz="0" w:space="0"/>
+            <w:bottom w:val="none" w:color="auto" w:sz="0" w:space="0"/>
+            <w:right w:val="none" w:color="auto" w:sz="0" w:space="0"/>
+            <w:insideH w:val="none" w:color="auto" w:sz="0" w:space="0"/>
+            <w:insideV w:val="none" w:color="auto" w:sz="0" w:space="0"/>
           </w:tblBorders>
           <w:tblCellMar>
             <w:top w:w="0" w:type="dxa"/>
@@ -230,7 +228,7 @@
           </w:tblCellMar>
         </w:tblPrEx>
         <w:trPr>
-          <w:trHeight w:val="810"/>
+          <w:trHeight w:val="810" w:hRule="atLeast"/>
         </w:trPr>
         <w:tc>
           <w:tcPr>
@@ -261,7 +259,7 @@
             </w:r>
             <w:r>
               <w:rPr>
-                <w:rFonts w:asciiTheme="minorAscii" w:eastAsiaTheme="minorEastAsia" w:hAnsiTheme="minorAscii" w:hint="default"/>
+                <w:rFonts w:hint="default" w:asciiTheme="minorAscii" w:hAnsiTheme="minorAscii" w:eastAsiaTheme="minorEastAsia"/>
                 <w:spacing w:val="227"/>
                 <w:sz w:val="21"/>
                 <w:vertAlign w:val="baseline"/>
@@ -309,7 +307,7 @@
             </w:r>
             <w:r>
               <w:rPr>
-                <w:rFonts w:asciiTheme="minorAscii" w:eastAsiaTheme="minorEastAsia" w:hAnsiTheme="minorAscii" w:hint="eastAsia"/>
+                <w:rFonts w:hint="eastAsia" w:asciiTheme="minorAscii" w:hAnsiTheme="minorAscii" w:eastAsiaTheme="minorEastAsia"/>
                 <w:spacing w:val="227"/>
                 <w:sz w:val="21"/>
                 <w:vertAlign w:val="baseline"/>
@@ -331,8 +329,14 @@
       </w:tr>
       <w:tr>
         <w:tblPrEx>
-          <w:tblW w:w="0" w:type="auto"/>
-          <w:tblInd w:w="2443" w:type="dxa"/>
+          <w:tblBorders>
+            <w:top w:val="none" w:color="auto" w:sz="0" w:space="0"/>
+            <w:left w:val="none" w:color="auto" w:sz="0" w:space="0"/>
+            <w:bottom w:val="none" w:color="auto" w:sz="0" w:space="0"/>
+            <w:right w:val="none" w:color="auto" w:sz="0" w:space="0"/>
+            <w:insideH w:val="none" w:color="auto" w:sz="0" w:space="0"/>
+            <w:insideV w:val="none" w:color="auto" w:sz="0" w:space="0"/>
+          </w:tblBorders>
           <w:tblCellMar>
             <w:top w:w="0" w:type="dxa"/>
             <w:left w:w="108" w:type="dxa"/>
@@ -341,7 +345,7 @@
           </w:tblCellMar>
         </w:tblPrEx>
         <w:trPr>
-          <w:trHeight w:val="810"/>
+          <w:trHeight w:val="810" w:hRule="atLeast"/>
         </w:trPr>
         <w:tc>
           <w:tcPr>
@@ -358,7 +362,7 @@
               <w:overflowPunct/>
               <w:bidi w:val="0"/>
               <w:rPr>
-                <w:rFonts w:ascii="Arial" w:eastAsia="Arial" w:hAnsi="Arial" w:cs="Arial" w:hint="eastAsia"/>
+                <w:rFonts w:hint="eastAsia" w:ascii="Arial" w:hAnsi="Arial" w:eastAsia="Arial" w:cs="Arial"/>
                 <w:snapToGrid w:val="0"/>
                 <w:color w:val="000000"/>
                 <w:kern w:val="0"/>
@@ -378,7 +382,7 @@
             </w:r>
             <w:r>
               <w:rPr>
-                <w:rFonts w:asciiTheme="minorAscii" w:eastAsiaTheme="minorEastAsia" w:hAnsiTheme="minorAscii" w:hint="default"/>
+                <w:rFonts w:hint="default" w:asciiTheme="minorAscii" w:hAnsiTheme="minorAscii" w:eastAsiaTheme="minorEastAsia"/>
                 <w:spacing w:val="227"/>
                 <w:sz w:val="21"/>
                 <w:vertAlign w:val="baseline"/>
@@ -411,7 +415,7 @@
               <w:overflowPunct/>
               <w:bidi w:val="0"/>
               <w:rPr>
-                <w:rFonts w:ascii="Arial" w:eastAsia="Arial" w:hAnsi="Arial" w:cs="Arial" w:hint="eastAsia"/>
+                <w:rFonts w:hint="eastAsia" w:ascii="Arial" w:hAnsi="Arial" w:eastAsia="Arial" w:cs="Arial"/>
                 <w:snapToGrid w:val="0"/>
                 <w:color w:val="000000"/>
                 <w:kern w:val="0"/>
@@ -427,11 +431,11 @@
                 <w:vertAlign w:val="baseline"/>
                 <w:lang w:val="en-US" w:eastAsia="zh-CN"/>
               </w:rPr>
-              <w:t>编制时间</w:t>
+              <w:t>审核时间</w:t>
             </w:r>
             <w:r>
               <w:rPr>
-                <w:rFonts w:asciiTheme="minorAscii" w:eastAsiaTheme="minorEastAsia" w:hAnsiTheme="minorAscii" w:hint="eastAsia"/>
+                <w:rFonts w:hint="eastAsia" w:asciiTheme="minorAscii" w:hAnsiTheme="minorAscii" w:eastAsiaTheme="minorEastAsia"/>
                 <w:spacing w:val="227"/>
                 <w:sz w:val="21"/>
                 <w:vertAlign w:val="baseline"/>
@@ -453,8 +457,14 @@
       </w:tr>
       <w:tr>
         <w:tblPrEx>
-          <w:tblW w:w="0" w:type="auto"/>
-          <w:tblInd w:w="2443" w:type="dxa"/>
+          <w:tblBorders>
+            <w:top w:val="none" w:color="auto" w:sz="0" w:space="0"/>
+            <w:left w:val="none" w:color="auto" w:sz="0" w:space="0"/>
+            <w:bottom w:val="none" w:color="auto" w:sz="0" w:space="0"/>
+            <w:right w:val="none" w:color="auto" w:sz="0" w:space="0"/>
+            <w:insideH w:val="none" w:color="auto" w:sz="0" w:space="0"/>
+            <w:insideV w:val="none" w:color="auto" w:sz="0" w:space="0"/>
+          </w:tblBorders>
           <w:tblCellMar>
             <w:top w:w="0" w:type="dxa"/>
             <w:left w:w="108" w:type="dxa"/>
@@ -463,7 +473,7 @@
           </w:tblCellMar>
         </w:tblPrEx>
         <w:trPr>
-          <w:trHeight w:val="635"/>
+          <w:trHeight w:val="635" w:hRule="atLeast"/>
         </w:trPr>
         <w:tc>
           <w:tcPr>
@@ -494,7 +504,7 @@
             </w:r>
             <w:r>
               <w:rPr>
-                <w:rFonts w:asciiTheme="minorAscii" w:eastAsiaTheme="minorEastAsia" w:hAnsiTheme="minorAscii" w:hint="eastAsia"/>
+                <w:rFonts w:hint="eastAsia" w:asciiTheme="minorAscii" w:hAnsiTheme="minorAscii" w:eastAsiaTheme="minorEastAsia"/>
                 <w:spacing w:val="227"/>
                 <w:sz w:val="21"/>
                 <w:vertAlign w:val="baseline"/>
@@ -541,7 +551,7 @@
             </w:r>
             <w:r>
               <w:rPr>
-                <w:rFonts w:asciiTheme="minorAscii" w:eastAsiaTheme="minorEastAsia" w:hAnsiTheme="minorAscii" w:hint="eastAsia"/>
+                <w:rFonts w:hint="eastAsia" w:asciiTheme="minorAscii" w:hAnsiTheme="minorAscii" w:eastAsiaTheme="minorEastAsia"/>
                 <w:spacing w:val="227"/>
                 <w:sz w:val="21"/>
                 <w:vertAlign w:val="baseline"/>
@@ -588,14 +598,14 @@
         <w:spacing w:before="153" w:line="225" w:lineRule="auto"/>
         <w:ind w:left="3634"/>
         <w:rPr>
-          <w:rFonts w:ascii="宋体" w:eastAsia="宋体" w:hAnsi="宋体" w:cs="宋体"/>
+          <w:rFonts w:ascii="宋体" w:hAnsi="宋体" w:eastAsia="宋体" w:cs="宋体"/>
           <w:sz w:val="31"/>
           <w:szCs w:val="31"/>
         </w:rPr>
       </w:pPr>
       <w:r>
         <w:rPr>
-          <w:rFonts w:ascii="宋体" w:eastAsia="宋体" w:hAnsi="宋体" w:cs="宋体"/>
+          <w:rFonts w:ascii="宋体" w:hAnsi="宋体" w:eastAsia="宋体" w:cs="宋体"/>
           <w:b/>
           <w:bCs/>
           <w:spacing w:val="4"/>
@@ -607,16 +617,16 @@
     </w:p>
     <w:tbl>
       <w:tblPr>
-        <w:tblStyle w:val="TableNormal0"/>
+        <w:tblStyle w:val="26"/>
         <w:tblW w:w="8301" w:type="dxa"/>
         <w:tblInd w:w="2" w:type="dxa"/>
         <w:tblBorders>
-          <w:top w:val="single" w:sz="2" w:space="0" w:color="000000"/>
-          <w:left w:val="single" w:sz="2" w:space="0" w:color="000000"/>
-          <w:bottom w:val="single" w:sz="2" w:space="0" w:color="000000"/>
-          <w:right w:val="single" w:sz="2" w:space="0" w:color="000000"/>
-          <w:insideH w:val="single" w:sz="2" w:space="0" w:color="000000"/>
-          <w:insideV w:val="single" w:sz="2" w:space="0" w:color="000000"/>
+          <w:top w:val="single" w:color="000000" w:sz="2" w:space="0"/>
+          <w:left w:val="single" w:color="000000" w:sz="2" w:space="0"/>
+          <w:bottom w:val="single" w:color="000000" w:sz="2" w:space="0"/>
+          <w:right w:val="single" w:color="000000" w:sz="2" w:space="0"/>
+          <w:insideH w:val="single" w:color="000000" w:sz="2" w:space="0"/>
+          <w:insideV w:val="single" w:color="000000" w:sz="2" w:space="0"/>
         </w:tblBorders>
         <w:tblLayout w:type="fixed"/>
         <w:tblCellMar>
@@ -636,17 +646,14 @@
       </w:tblGrid>
       <w:tr>
         <w:tblPrEx>
-          <w:tblW w:w="8301" w:type="dxa"/>
-          <w:tblInd w:w="2" w:type="dxa"/>
           <w:tblBorders>
-            <w:top w:val="single" w:sz="2" w:space="0" w:color="000000"/>
-            <w:left w:val="single" w:sz="2" w:space="0" w:color="000000"/>
-            <w:bottom w:val="single" w:sz="2" w:space="0" w:color="000000"/>
-            <w:right w:val="single" w:sz="2" w:space="0" w:color="000000"/>
-            <w:insideH w:val="single" w:sz="2" w:space="0" w:color="000000"/>
-            <w:insideV w:val="single" w:sz="2" w:space="0" w:color="000000"/>
+            <w:top w:val="single" w:color="000000" w:sz="2" w:space="0"/>
+            <w:left w:val="single" w:color="000000" w:sz="2" w:space="0"/>
+            <w:bottom w:val="single" w:color="000000" w:sz="2" w:space="0"/>
+            <w:right w:val="single" w:color="000000" w:sz="2" w:space="0"/>
+            <w:insideH w:val="single" w:color="000000" w:sz="2" w:space="0"/>
+            <w:insideV w:val="single" w:color="000000" w:sz="2" w:space="0"/>
           </w:tblBorders>
-          <w:tblLayout w:type="fixed"/>
           <w:tblCellMar>
             <w:top w:w="0" w:type="dxa"/>
             <w:left w:w="0" w:type="dxa"/>
@@ -655,7 +662,7 @@
           </w:tblCellMar>
         </w:tblPrEx>
         <w:trPr>
-          <w:trHeight w:val="593"/>
+          <w:trHeight w:val="593" w:hRule="atLeast"/>
         </w:trPr>
         <w:tc>
           <w:tcPr>
@@ -673,14 +680,14 @@
               <w:spacing w:before="176" w:line="228" w:lineRule="auto"/>
               <w:ind w:left="607"/>
               <w:rPr>
-                <w:rFonts w:ascii="宋体" w:eastAsia="宋体" w:hAnsi="宋体" w:cs="宋体"/>
+                <w:rFonts w:ascii="宋体" w:hAnsi="宋体" w:eastAsia="宋体" w:cs="宋体"/>
                 <w:sz w:val="20"/>
                 <w:szCs w:val="20"/>
               </w:rPr>
             </w:pPr>
             <w:r>
               <w:rPr>
-                <w:rFonts w:ascii="宋体" w:eastAsia="宋体" w:hAnsi="宋体" w:cs="宋体"/>
+                <w:rFonts w:ascii="宋体" w:hAnsi="宋体" w:eastAsia="宋体" w:cs="宋体"/>
                 <w:spacing w:val="-14"/>
                 <w:sz w:val="20"/>
                 <w:szCs w:val="20"/>
@@ -705,14 +712,14 @@
               <w:spacing w:before="175" w:line="227" w:lineRule="auto"/>
               <w:ind w:left="253"/>
               <w:rPr>
-                <w:rFonts w:ascii="宋体" w:eastAsia="宋体" w:hAnsi="宋体" w:cs="宋体"/>
+                <w:rFonts w:ascii="宋体" w:hAnsi="宋体" w:eastAsia="宋体" w:cs="宋体"/>
                 <w:sz w:val="20"/>
                 <w:szCs w:val="20"/>
               </w:rPr>
             </w:pPr>
             <w:r>
               <w:rPr>
-                <w:rFonts w:ascii="宋体" w:eastAsia="宋体" w:hAnsi="宋体" w:cs="宋体"/>
+                <w:rFonts w:ascii="宋体" w:hAnsi="宋体" w:eastAsia="宋体" w:cs="宋体"/>
                 <w:spacing w:val="4"/>
                 <w:sz w:val="20"/>
                 <w:szCs w:val="20"/>
@@ -737,14 +744,14 @@
               <w:spacing w:before="175" w:line="228" w:lineRule="auto"/>
               <w:ind w:left="730"/>
               <w:rPr>
-                <w:rFonts w:ascii="宋体" w:eastAsia="宋体" w:hAnsi="宋体" w:cs="宋体"/>
+                <w:rFonts w:ascii="宋体" w:hAnsi="宋体" w:eastAsia="宋体" w:cs="宋体"/>
                 <w:sz w:val="20"/>
                 <w:szCs w:val="20"/>
               </w:rPr>
             </w:pPr>
             <w:r>
               <w:rPr>
-                <w:rFonts w:ascii="宋体" w:eastAsia="宋体" w:hAnsi="宋体" w:cs="宋体"/>
+                <w:rFonts w:ascii="宋体" w:hAnsi="宋体" w:eastAsia="宋体" w:cs="宋体"/>
                 <w:spacing w:val="7"/>
                 <w:sz w:val="20"/>
                 <w:szCs w:val="20"/>
@@ -769,14 +776,14 @@
               <w:spacing w:before="175" w:line="228" w:lineRule="auto"/>
               <w:ind w:left="310"/>
               <w:rPr>
-                <w:rFonts w:ascii="宋体" w:eastAsia="宋体" w:hAnsi="宋体" w:cs="宋体"/>
+                <w:rFonts w:ascii="宋体" w:hAnsi="宋体" w:eastAsia="宋体" w:cs="宋体"/>
                 <w:sz w:val="20"/>
                 <w:szCs w:val="20"/>
               </w:rPr>
             </w:pPr>
             <w:r>
               <w:rPr>
-                <w:rFonts w:ascii="宋体" w:eastAsia="宋体" w:hAnsi="宋体" w:cs="宋体"/>
+                <w:rFonts w:ascii="宋体" w:hAnsi="宋体" w:eastAsia="宋体" w:cs="宋体"/>
                 <w:spacing w:val="6"/>
                 <w:sz w:val="20"/>
                 <w:szCs w:val="20"/>
@@ -801,7 +808,7 @@
               <w:spacing w:before="175" w:line="228" w:lineRule="auto"/>
               <w:ind w:left="310"/>
               <w:rPr>
-                <w:rFonts w:ascii="宋体" w:eastAsia="宋体" w:hAnsi="宋体" w:cs="宋体" w:hint="eastAsia"/>
+                <w:rFonts w:hint="eastAsia" w:ascii="宋体" w:hAnsi="宋体" w:eastAsia="宋体" w:cs="宋体"/>
                 <w:spacing w:val="6"/>
                 <w:sz w:val="20"/>
                 <w:szCs w:val="20"/>
@@ -810,7 +817,7 @@
             </w:pPr>
             <w:r>
               <w:rPr>
-                <w:rFonts w:ascii="宋体" w:eastAsia="宋体" w:hAnsi="宋体" w:cs="宋体" w:hint="eastAsia"/>
+                <w:rFonts w:hint="eastAsia" w:ascii="宋体" w:hAnsi="宋体" w:eastAsia="宋体" w:cs="宋体"/>
                 <w:spacing w:val="6"/>
                 <w:sz w:val="20"/>
                 <w:szCs w:val="20"/>
@@ -836,14 +843,14 @@
               <w:spacing w:before="176" w:line="229" w:lineRule="auto"/>
               <w:ind w:left="311"/>
               <w:rPr>
-                <w:rFonts w:ascii="宋体" w:eastAsia="宋体" w:hAnsi="宋体" w:cs="宋体"/>
+                <w:rFonts w:ascii="宋体" w:hAnsi="宋体" w:eastAsia="宋体" w:cs="宋体"/>
                 <w:sz w:val="20"/>
                 <w:szCs w:val="20"/>
               </w:rPr>
             </w:pPr>
             <w:r>
               <w:rPr>
-                <w:rFonts w:ascii="宋体" w:eastAsia="宋体" w:hAnsi="宋体" w:cs="宋体"/>
+                <w:rFonts w:ascii="宋体" w:hAnsi="宋体" w:eastAsia="宋体" w:cs="宋体"/>
                 <w:spacing w:val="7"/>
                 <w:sz w:val="20"/>
                 <w:szCs w:val="20"/>
@@ -855,9 +862,14 @@
       </w:tr>
       <w:tr>
         <w:tblPrEx>
-          <w:tblW w:w="8301" w:type="dxa"/>
-          <w:tblInd w:w="2" w:type="dxa"/>
-          <w:tblLayout w:type="fixed"/>
+          <w:tblBorders>
+            <w:top w:val="single" w:color="000000" w:sz="2" w:space="0"/>
+            <w:left w:val="single" w:color="000000" w:sz="2" w:space="0"/>
+            <w:bottom w:val="single" w:color="000000" w:sz="2" w:space="0"/>
+            <w:right w:val="single" w:color="000000" w:sz="2" w:space="0"/>
+            <w:insideH w:val="single" w:color="000000" w:sz="2" w:space="0"/>
+            <w:insideV w:val="single" w:color="000000" w:sz="2" w:space="0"/>
+          </w:tblBorders>
           <w:tblCellMar>
             <w:top w:w="0" w:type="dxa"/>
             <w:left w:w="0" w:type="dxa"/>
@@ -866,7 +878,7 @@
           </w:tblCellMar>
         </w:tblPrEx>
         <w:trPr>
-          <w:trHeight w:val="556"/>
+          <w:trHeight w:val="556" w:hRule="atLeast"/>
         </w:trPr>
         <w:tc>
           <w:tcPr>
@@ -884,14 +896,14 @@
               <w:spacing w:before="173" w:line="267" w:lineRule="exact"/>
               <w:ind w:left="260"/>
               <w:rPr>
-                <w:rFonts w:ascii="宋体" w:eastAsia="宋体" w:hAnsi="宋体" w:cs="宋体"/>
+                <w:rFonts w:ascii="宋体" w:hAnsi="宋体" w:eastAsia="宋体" w:cs="宋体"/>
                 <w:sz w:val="20"/>
                 <w:szCs w:val="20"/>
               </w:rPr>
             </w:pPr>
             <w:r>
               <w:rPr>
-                <w:rFonts w:ascii="宋体" w:eastAsia="宋体" w:hAnsi="宋体" w:cs="宋体"/>
+                <w:rFonts w:ascii="宋体" w:hAnsi="宋体" w:eastAsia="宋体" w:cs="宋体"/>
                 <w:spacing w:val="3"/>
                 <w:position w:val="1"/>
                 <w:sz w:val="20"/>
@@ -917,14 +929,14 @@
               <w:spacing w:before="173" w:line="267" w:lineRule="exact"/>
               <w:ind w:left="248"/>
               <w:rPr>
-                <w:rFonts w:ascii="宋体" w:eastAsia="宋体" w:hAnsi="宋体" w:cs="宋体"/>
+                <w:rFonts w:ascii="宋体" w:hAnsi="宋体" w:eastAsia="宋体" w:cs="宋体"/>
                 <w:sz w:val="20"/>
                 <w:szCs w:val="20"/>
               </w:rPr>
             </w:pPr>
             <w:r>
               <w:rPr>
-                <w:rFonts w:ascii="宋体" w:eastAsia="宋体" w:hAnsi="宋体" w:cs="宋体"/>
+                <w:rFonts w:ascii="宋体" w:hAnsi="宋体" w:eastAsia="宋体" w:cs="宋体"/>
                 <w:spacing w:val="4"/>
                 <w:position w:val="1"/>
                 <w:sz w:val="20"/>
@@ -951,14 +963,14 @@
               <w:ind w:left="114"/>
               <w:jc w:val="center"/>
               <w:rPr>
-                <w:rFonts w:ascii="宋体" w:eastAsia="宋体" w:hAnsi="宋体" w:cs="宋体"/>
+                <w:rFonts w:ascii="宋体" w:hAnsi="宋体" w:eastAsia="宋体" w:cs="宋体"/>
                 <w:sz w:val="20"/>
                 <w:szCs w:val="20"/>
               </w:rPr>
             </w:pPr>
             <w:r>
               <w:rPr>
-                <w:rFonts w:ascii="宋体" w:eastAsia="宋体" w:hAnsi="宋体" w:cs="宋体"/>
+                <w:rFonts w:ascii="宋体" w:hAnsi="宋体" w:eastAsia="宋体" w:cs="宋体"/>
                 <w:spacing w:val="7"/>
                 <w:sz w:val="20"/>
                 <w:szCs w:val="20"/>
@@ -983,7 +995,7 @@
               <w:spacing w:before="172" w:line="228" w:lineRule="auto"/>
               <w:ind w:left="313"/>
               <w:rPr>
-                <w:rFonts w:ascii="宋体" w:eastAsia="宋体" w:hAnsi="宋体" w:cs="宋体" w:hint="eastAsia"/>
+                <w:rFonts w:hint="eastAsia" w:ascii="宋体" w:hAnsi="宋体" w:eastAsia="宋体" w:cs="宋体"/>
                 <w:sz w:val="20"/>
                 <w:szCs w:val="20"/>
                 <w:lang w:val="en-US" w:eastAsia="zh-CN"/>
@@ -991,7 +1003,7 @@
             </w:pPr>
             <w:r>
               <w:rPr>
-                <w:rFonts w:ascii="宋体" w:hAnsi="宋体" w:cs="宋体" w:hint="eastAsia"/>
+                <w:rFonts w:hint="eastAsia" w:ascii="宋体" w:hAnsi="宋体" w:cs="宋体"/>
                 <w:sz w:val="20"/>
                 <w:szCs w:val="20"/>
                 <w:lang w:val="en-US" w:eastAsia="zh-CN"/>
@@ -1016,7 +1028,7 @@
               <w:spacing w:before="172" w:line="228" w:lineRule="auto"/>
               <w:ind w:left="313"/>
               <w:rPr>
-                <w:rFonts w:ascii="宋体" w:eastAsia="宋体" w:hAnsi="宋体" w:cs="宋体" w:hint="eastAsia"/>
+                <w:rFonts w:hint="eastAsia" w:ascii="宋体" w:hAnsi="宋体" w:eastAsia="宋体" w:cs="宋体"/>
                 <w:spacing w:val="5"/>
                 <w:sz w:val="20"/>
                 <w:szCs w:val="20"/>
@@ -1047,14 +1059,14 @@
               <w:spacing w:before="173" w:line="229" w:lineRule="auto"/>
               <w:ind w:left="314"/>
               <w:rPr>
-                <w:rFonts w:ascii="宋体" w:eastAsia="宋体" w:hAnsi="宋体" w:cs="宋体"/>
+                <w:rFonts w:ascii="宋体" w:hAnsi="宋体" w:eastAsia="宋体" w:cs="宋体"/>
                 <w:sz w:val="20"/>
                 <w:szCs w:val="20"/>
               </w:rPr>
             </w:pPr>
             <w:r>
               <w:rPr>
-                <w:rFonts w:ascii="宋体" w:eastAsia="宋体" w:hAnsi="宋体" w:cs="宋体" w:hint="eastAsia"/>
+                <w:rFonts w:hint="eastAsia" w:ascii="宋体" w:hAnsi="宋体" w:eastAsia="宋体" w:cs="宋体"/>
                 <w:spacing w:val="6"/>
                 <w:sz w:val="20"/>
                 <w:szCs w:val="20"/>
@@ -1067,9 +1079,14 @@
       </w:tr>
       <w:tr>
         <w:tblPrEx>
-          <w:tblW w:w="8301" w:type="dxa"/>
-          <w:tblInd w:w="2" w:type="dxa"/>
-          <w:tblLayout w:type="fixed"/>
+          <w:tblBorders>
+            <w:top w:val="single" w:color="000000" w:sz="2" w:space="0"/>
+            <w:left w:val="single" w:color="000000" w:sz="2" w:space="0"/>
+            <w:bottom w:val="single" w:color="000000" w:sz="2" w:space="0"/>
+            <w:right w:val="single" w:color="000000" w:sz="2" w:space="0"/>
+            <w:insideH w:val="single" w:color="000000" w:sz="2" w:space="0"/>
+            <w:insideV w:val="single" w:color="000000" w:sz="2" w:space="0"/>
+          </w:tblBorders>
           <w:tblCellMar>
             <w:top w:w="0" w:type="dxa"/>
             <w:left w:w="0" w:type="dxa"/>
@@ -1078,7 +1095,7 @@
           </w:tblCellMar>
         </w:tblPrEx>
         <w:trPr>
-          <w:trHeight w:val="556"/>
+          <w:trHeight w:val="556" w:hRule="atLeast"/>
         </w:trPr>
         <w:tc>
           <w:tcPr>
@@ -1086,7 +1103,7 @@
           </w:tcPr>
           <w:p>
             <w:pPr>
-              <w:pStyle w:val="TableText"/>
+              <w:pStyle w:val="27"/>
               <w:keepNext w:val="0"/>
               <w:keepLines w:val="0"/>
               <w:pageBreakBefore w:val="0"/>
@@ -1103,7 +1120,7 @@
           </w:tcPr>
           <w:p>
             <w:pPr>
-              <w:pStyle w:val="TableText"/>
+              <w:pStyle w:val="27"/>
               <w:keepNext w:val="0"/>
               <w:keepLines w:val="0"/>
               <w:pageBreakBefore w:val="0"/>
@@ -1120,7 +1137,7 @@
           </w:tcPr>
           <w:p>
             <w:pPr>
-              <w:pStyle w:val="TableText"/>
+              <w:pStyle w:val="27"/>
               <w:keepNext w:val="0"/>
               <w:keepLines w:val="0"/>
               <w:pageBreakBefore w:val="0"/>
@@ -1173,7 +1190,7 @@
           </w:tcPr>
           <w:p>
             <w:pPr>
-              <w:pStyle w:val="TableText"/>
+              <w:pStyle w:val="27"/>
               <w:keepNext w:val="0"/>
               <w:keepLines w:val="0"/>
               <w:pageBreakBefore w:val="0"/>
@@ -1187,9 +1204,14 @@
       </w:tr>
       <w:tr>
         <w:tblPrEx>
-          <w:tblW w:w="8301" w:type="dxa"/>
-          <w:tblInd w:w="2" w:type="dxa"/>
-          <w:tblLayout w:type="fixed"/>
+          <w:tblBorders>
+            <w:top w:val="single" w:color="000000" w:sz="2" w:space="0"/>
+            <w:left w:val="single" w:color="000000" w:sz="2" w:space="0"/>
+            <w:bottom w:val="single" w:color="000000" w:sz="2" w:space="0"/>
+            <w:right w:val="single" w:color="000000" w:sz="2" w:space="0"/>
+            <w:insideH w:val="single" w:color="000000" w:sz="2" w:space="0"/>
+            <w:insideV w:val="single" w:color="000000" w:sz="2" w:space="0"/>
+          </w:tblBorders>
           <w:tblCellMar>
             <w:top w:w="0" w:type="dxa"/>
             <w:left w:w="0" w:type="dxa"/>
@@ -1198,7 +1220,7 @@
           </w:tblCellMar>
         </w:tblPrEx>
         <w:trPr>
-          <w:trHeight w:val="556"/>
+          <w:trHeight w:val="556" w:hRule="atLeast"/>
         </w:trPr>
         <w:tc>
           <w:tcPr>
@@ -1206,7 +1228,7 @@
           </w:tcPr>
           <w:p>
             <w:pPr>
-              <w:pStyle w:val="TableText"/>
+              <w:pStyle w:val="27"/>
               <w:keepNext w:val="0"/>
               <w:keepLines w:val="0"/>
               <w:pageBreakBefore w:val="0"/>
@@ -1223,7 +1245,7 @@
           </w:tcPr>
           <w:p>
             <w:pPr>
-              <w:pStyle w:val="TableText"/>
+              <w:pStyle w:val="27"/>
               <w:keepNext w:val="0"/>
               <w:keepLines w:val="0"/>
               <w:pageBreakBefore w:val="0"/>
@@ -1240,7 +1262,7 @@
           </w:tcPr>
           <w:p>
             <w:pPr>
-              <w:pStyle w:val="TableText"/>
+              <w:pStyle w:val="27"/>
               <w:keepNext w:val="0"/>
               <w:keepLines w:val="0"/>
               <w:pageBreakBefore w:val="0"/>
@@ -1293,7 +1315,7 @@
           </w:tcPr>
           <w:p>
             <w:pPr>
-              <w:pStyle w:val="TableText"/>
+              <w:pStyle w:val="27"/>
               <w:keepNext w:val="0"/>
               <w:keepLines w:val="0"/>
               <w:pageBreakBefore w:val="0"/>
@@ -1307,9 +1329,14 @@
       </w:tr>
       <w:tr>
         <w:tblPrEx>
-          <w:tblW w:w="8301" w:type="dxa"/>
-          <w:tblInd w:w="2" w:type="dxa"/>
-          <w:tblLayout w:type="fixed"/>
+          <w:tblBorders>
+            <w:top w:val="single" w:color="000000" w:sz="2" w:space="0"/>
+            <w:left w:val="single" w:color="000000" w:sz="2" w:space="0"/>
+            <w:bottom w:val="single" w:color="000000" w:sz="2" w:space="0"/>
+            <w:right w:val="single" w:color="000000" w:sz="2" w:space="0"/>
+            <w:insideH w:val="single" w:color="000000" w:sz="2" w:space="0"/>
+            <w:insideV w:val="single" w:color="000000" w:sz="2" w:space="0"/>
+          </w:tblBorders>
           <w:tblCellMar>
             <w:top w:w="0" w:type="dxa"/>
             <w:left w:w="0" w:type="dxa"/>
@@ -1318,7 +1345,7 @@
           </w:tblCellMar>
         </w:tblPrEx>
         <w:trPr>
-          <w:trHeight w:val="557"/>
+          <w:trHeight w:val="557" w:hRule="atLeast"/>
         </w:trPr>
         <w:tc>
           <w:tcPr>
@@ -1326,7 +1353,7 @@
           </w:tcPr>
           <w:p>
             <w:pPr>
-              <w:pStyle w:val="TableText"/>
+              <w:pStyle w:val="27"/>
               <w:keepNext w:val="0"/>
               <w:keepLines w:val="0"/>
               <w:pageBreakBefore w:val="0"/>
@@ -1343,7 +1370,7 @@
           </w:tcPr>
           <w:p>
             <w:pPr>
-              <w:pStyle w:val="TableText"/>
+              <w:pStyle w:val="27"/>
               <w:keepNext w:val="0"/>
               <w:keepLines w:val="0"/>
               <w:pageBreakBefore w:val="0"/>
@@ -1360,7 +1387,7 @@
           </w:tcPr>
           <w:p>
             <w:pPr>
-              <w:pStyle w:val="TableText"/>
+              <w:pStyle w:val="27"/>
               <w:keepNext w:val="0"/>
               <w:keepLines w:val="0"/>
               <w:pageBreakBefore w:val="0"/>
@@ -1377,7 +1404,7 @@
           </w:tcPr>
           <w:p>
             <w:pPr>
-              <w:pStyle w:val="TableText"/>
+              <w:pStyle w:val="27"/>
               <w:keepNext w:val="0"/>
               <w:keepLines w:val="0"/>
               <w:pageBreakBefore w:val="0"/>
@@ -1394,7 +1421,7 @@
           </w:tcPr>
           <w:p>
             <w:pPr>
-              <w:pStyle w:val="TableText"/>
+              <w:pStyle w:val="27"/>
               <w:keepNext w:val="0"/>
               <w:keepLines w:val="0"/>
               <w:pageBreakBefore w:val="0"/>
@@ -1411,7 +1438,7 @@
           </w:tcPr>
           <w:p>
             <w:pPr>
-              <w:pStyle w:val="TableText"/>
+              <w:pStyle w:val="27"/>
               <w:keepNext w:val="0"/>
               <w:keepLines w:val="0"/>
               <w:pageBreakBefore w:val="0"/>
@@ -1425,9 +1452,14 @@
       </w:tr>
       <w:tr>
         <w:tblPrEx>
-          <w:tblW w:w="8301" w:type="dxa"/>
-          <w:tblInd w:w="2" w:type="dxa"/>
-          <w:tblLayout w:type="fixed"/>
+          <w:tblBorders>
+            <w:top w:val="single" w:color="000000" w:sz="2" w:space="0"/>
+            <w:left w:val="single" w:color="000000" w:sz="2" w:space="0"/>
+            <w:bottom w:val="single" w:color="000000" w:sz="2" w:space="0"/>
+            <w:right w:val="single" w:color="000000" w:sz="2" w:space="0"/>
+            <w:insideH w:val="single" w:color="000000" w:sz="2" w:space="0"/>
+            <w:insideV w:val="single" w:color="000000" w:sz="2" w:space="0"/>
+          </w:tblBorders>
           <w:tblCellMar>
             <w:top w:w="0" w:type="dxa"/>
             <w:left w:w="0" w:type="dxa"/>
@@ -1436,7 +1468,7 @@
           </w:tblCellMar>
         </w:tblPrEx>
         <w:trPr>
-          <w:trHeight w:val="556"/>
+          <w:trHeight w:val="556" w:hRule="atLeast"/>
         </w:trPr>
         <w:tc>
           <w:tcPr>
@@ -1444,7 +1476,7 @@
           </w:tcPr>
           <w:p>
             <w:pPr>
-              <w:pStyle w:val="TableText"/>
+              <w:pStyle w:val="27"/>
               <w:keepNext w:val="0"/>
               <w:keepLines w:val="0"/>
               <w:pageBreakBefore w:val="0"/>
@@ -1461,7 +1493,7 @@
           </w:tcPr>
           <w:p>
             <w:pPr>
-              <w:pStyle w:val="TableText"/>
+              <w:pStyle w:val="27"/>
               <w:keepNext w:val="0"/>
               <w:keepLines w:val="0"/>
               <w:pageBreakBefore w:val="0"/>
@@ -1478,7 +1510,7 @@
           </w:tcPr>
           <w:p>
             <w:pPr>
-              <w:pStyle w:val="TableText"/>
+              <w:pStyle w:val="27"/>
               <w:keepNext w:val="0"/>
               <w:keepLines w:val="0"/>
               <w:pageBreakBefore w:val="0"/>
@@ -1495,7 +1527,7 @@
           </w:tcPr>
           <w:p>
             <w:pPr>
-              <w:pStyle w:val="TableText"/>
+              <w:pStyle w:val="27"/>
               <w:keepNext w:val="0"/>
               <w:keepLines w:val="0"/>
               <w:pageBreakBefore w:val="0"/>
@@ -1512,7 +1544,7 @@
           </w:tcPr>
           <w:p>
             <w:pPr>
-              <w:pStyle w:val="TableText"/>
+              <w:pStyle w:val="27"/>
               <w:keepNext w:val="0"/>
               <w:keepLines w:val="0"/>
               <w:pageBreakBefore w:val="0"/>
@@ -1529,7 +1561,7 @@
           </w:tcPr>
           <w:p>
             <w:pPr>
-              <w:pStyle w:val="TableText"/>
+              <w:pStyle w:val="27"/>
               <w:keepNext w:val="0"/>
               <w:keepLines w:val="0"/>
               <w:pageBreakBefore w:val="0"/>
@@ -1543,9 +1575,14 @@
       </w:tr>
       <w:tr>
         <w:tblPrEx>
-          <w:tblW w:w="8301" w:type="dxa"/>
-          <w:tblInd w:w="2" w:type="dxa"/>
-          <w:tblLayout w:type="fixed"/>
+          <w:tblBorders>
+            <w:top w:val="single" w:color="000000" w:sz="2" w:space="0"/>
+            <w:left w:val="single" w:color="000000" w:sz="2" w:space="0"/>
+            <w:bottom w:val="single" w:color="000000" w:sz="2" w:space="0"/>
+            <w:right w:val="single" w:color="000000" w:sz="2" w:space="0"/>
+            <w:insideH w:val="single" w:color="000000" w:sz="2" w:space="0"/>
+            <w:insideV w:val="single" w:color="000000" w:sz="2" w:space="0"/>
+          </w:tblBorders>
           <w:tblCellMar>
             <w:top w:w="0" w:type="dxa"/>
             <w:left w:w="0" w:type="dxa"/>
@@ -1554,7 +1591,7 @@
           </w:tblCellMar>
         </w:tblPrEx>
         <w:trPr>
-          <w:trHeight w:val="561"/>
+          <w:trHeight w:val="561" w:hRule="atLeast"/>
         </w:trPr>
         <w:tc>
           <w:tcPr>
@@ -1562,7 +1599,7 @@
           </w:tcPr>
           <w:p>
             <w:pPr>
-              <w:pStyle w:val="TableText"/>
+              <w:pStyle w:val="27"/>
               <w:keepNext w:val="0"/>
               <w:keepLines w:val="0"/>
               <w:pageBreakBefore w:val="0"/>
@@ -1579,7 +1616,7 @@
           </w:tcPr>
           <w:p>
             <w:pPr>
-              <w:pStyle w:val="TableText"/>
+              <w:pStyle w:val="27"/>
               <w:keepNext w:val="0"/>
               <w:keepLines w:val="0"/>
               <w:pageBreakBefore w:val="0"/>
@@ -1596,7 +1633,7 @@
           </w:tcPr>
           <w:p>
             <w:pPr>
-              <w:pStyle w:val="TableText"/>
+              <w:pStyle w:val="27"/>
               <w:keepNext w:val="0"/>
               <w:keepLines w:val="0"/>
               <w:pageBreakBefore w:val="0"/>
@@ -1613,7 +1650,7 @@
           </w:tcPr>
           <w:p>
             <w:pPr>
-              <w:pStyle w:val="TableText"/>
+              <w:pStyle w:val="27"/>
               <w:keepNext w:val="0"/>
               <w:keepLines w:val="0"/>
               <w:pageBreakBefore w:val="0"/>
@@ -1630,7 +1667,7 @@
           </w:tcPr>
           <w:p>
             <w:pPr>
-              <w:pStyle w:val="TableText"/>
+              <w:pStyle w:val="27"/>
               <w:keepNext w:val="0"/>
               <w:keepLines w:val="0"/>
               <w:pageBreakBefore w:val="0"/>
@@ -1647,7 +1684,7 @@
           </w:tcPr>
           <w:p>
             <w:pPr>
-              <w:pStyle w:val="TableText"/>
+              <w:pStyle w:val="27"/>
               <w:keepNext w:val="0"/>
               <w:keepLines w:val="0"/>
               <w:pageBreakBefore w:val="0"/>
@@ -1677,7 +1714,7 @@
     <w:sdt>
       <w:sdtPr>
         <w:rPr>
-          <w:rFonts w:ascii="宋体" w:eastAsia="宋体" w:hAnsi="宋体" w:cs="Arial"/>
+          <w:rFonts w:ascii="宋体" w:hAnsi="宋体" w:eastAsia="宋体" w:cs="Arial"/>
           <w:snapToGrid w:val="0"/>
           <w:color w:val="000000"/>
           <w:kern w:val="0"/>
@@ -1693,7 +1730,7 @@
       </w:sdtPr>
       <w:sdtEndPr>
         <w:rPr>
-          <w:rFonts w:ascii="宋体" w:eastAsia="宋体" w:hAnsi="宋体" w:cs="宋体" w:hint="eastAsia"/>
+          <w:rFonts w:hint="eastAsia" w:ascii="宋体" w:hAnsi="宋体" w:eastAsia="宋体" w:cs="宋体"/>
           <w:snapToGrid w:val="0"/>
           <w:color w:val="000000"/>
           <w:kern w:val="0"/>
@@ -1713,17 +1750,17 @@
             <w:overflowPunct/>
             <w:bidi w:val="0"/>
             <w:spacing w:before="0" w:beforeLines="0" w:after="0" w:afterLines="0" w:line="240" w:lineRule="auto"/>
-            <w:ind w:left="0" w:right="0" w:firstLine="0" w:leftChars="0" w:rightChars="0" w:firstLineChars="0"/>
+            <w:ind w:left="0" w:leftChars="0" w:right="0" w:rightChars="0" w:firstLine="0" w:firstLineChars="0"/>
             <w:jc w:val="center"/>
             <w:rPr>
-              <w:rFonts w:ascii="宋体" w:eastAsia="宋体" w:hAnsi="宋体" w:cs="宋体" w:hint="eastAsia"/>
+              <w:rFonts w:hint="eastAsia" w:ascii="宋体" w:hAnsi="宋体" w:eastAsia="宋体" w:cs="宋体"/>
               <w:sz w:val="24"/>
               <w:szCs w:val="24"/>
             </w:rPr>
           </w:pPr>
           <w:r>
             <w:rPr>
-              <w:rFonts w:ascii="宋体" w:eastAsia="宋体" w:hAnsi="宋体" w:cs="宋体" w:hint="eastAsia"/>
+              <w:rFonts w:hint="eastAsia" w:ascii="宋体" w:hAnsi="宋体" w:eastAsia="宋体" w:cs="宋体"/>
               <w:sz w:val="24"/>
               <w:szCs w:val="24"/>
             </w:rPr>
@@ -1732,21 +1769,16 @@
         </w:p>
         <w:p>
           <w:pPr>
-            <w:pStyle w:val="TOC1"/>
-            <w:keepNext w:val="0"/>
-            <w:keepLines w:val="0"/>
-            <w:pageBreakBefore w:val="0"/>
-            <w:widowControl w:val="0"/>
+            <w:pStyle w:val="16"/>
             <w:tabs>
               <w:tab w:val="right" w:leader="dot" w:pos="8306"/>
             </w:tabs>
-            <w:wordWrap/>
-            <w:overflowPunct/>
-            <w:bidi w:val="0"/>
           </w:pPr>
-          <w:r>
-            <w:rPr>
-              <w:rFonts w:ascii="宋体" w:eastAsia="宋体" w:hAnsi="宋体" w:cs="宋体" w:hint="eastAsia"/>
+          <w:bookmarkStart w:id="66" w:name="_GoBack"/>
+          <w:bookmarkEnd w:id="66"/>
+          <w:r>
+            <w:rPr>
+              <w:rFonts w:hint="eastAsia" w:ascii="宋体" w:hAnsi="宋体" w:eastAsia="宋体" w:cs="宋体"/>
               <w:sz w:val="24"/>
               <w:szCs w:val="24"/>
             </w:rPr>
@@ -1754,7 +1786,7 @@
           </w:r>
           <w:r>
             <w:rPr>
-              <w:rFonts w:ascii="宋体" w:eastAsia="宋体" w:hAnsi="宋体" w:cs="宋体" w:hint="eastAsia"/>
+              <w:rFonts w:hint="eastAsia" w:ascii="宋体" w:hAnsi="宋体" w:eastAsia="宋体" w:cs="宋体"/>
               <w:sz w:val="24"/>
               <w:szCs w:val="24"/>
             </w:rPr>
@@ -1762,7 +1794,7 @@
           </w:r>
           <w:r>
             <w:rPr>
-              <w:rFonts w:ascii="宋体" w:eastAsia="宋体" w:hAnsi="宋体" w:cs="宋体" w:hint="eastAsia"/>
+              <w:rFonts w:hint="eastAsia" w:ascii="宋体" w:hAnsi="宋体" w:eastAsia="宋体" w:cs="宋体"/>
               <w:sz w:val="24"/>
               <w:szCs w:val="24"/>
             </w:rPr>
@@ -1770,21 +1802,21 @@
           </w:r>
           <w:r>
             <w:rPr>
-              <w:rFonts w:ascii="宋体" w:eastAsia="宋体" w:hAnsi="宋体" w:cs="宋体" w:hint="eastAsia"/>
+              <w:rFonts w:hint="eastAsia" w:ascii="宋体" w:hAnsi="宋体" w:eastAsia="宋体" w:cs="宋体"/>
               <w:szCs w:val="24"/>
             </w:rPr>
             <w:fldChar w:fldCharType="begin"/>
           </w:r>
           <w:r>
             <w:rPr>
-              <w:rFonts w:ascii="宋体" w:eastAsia="宋体" w:hAnsi="宋体" w:cs="宋体" w:hint="eastAsia"/>
+              <w:rFonts w:hint="eastAsia" w:ascii="宋体" w:hAnsi="宋体" w:eastAsia="宋体" w:cs="宋体"/>
               <w:szCs w:val="24"/>
             </w:rPr>
-            <w:instrText xml:space="preserve"> HYPERLINK \l _Toc31439 </w:instrText>
-          </w:r>
-          <w:r>
-            <w:rPr>
-              <w:rFonts w:ascii="宋体" w:eastAsia="宋体" w:hAnsi="宋体" w:cs="宋体" w:hint="eastAsia"/>
+            <w:instrText xml:space="preserve"> HYPERLINK \l _Toc4952 </w:instrText>
+          </w:r>
+          <w:r>
+            <w:rPr>
+              <w:rFonts w:hint="eastAsia" w:ascii="宋体" w:hAnsi="宋体" w:eastAsia="宋体" w:cs="宋体"/>
               <w:szCs w:val="24"/>
             </w:rPr>
             <w:fldChar w:fldCharType="separate"/>
@@ -1803,7 +1835,7 @@
             <w:fldChar w:fldCharType="begin"/>
           </w:r>
           <w:r>
-            <w:instrText xml:space="preserve"> PAGEREF _Toc31439 \h </w:instrText>
+            <w:instrText xml:space="preserve"> PAGEREF _Toc4952 \h </w:instrText>
           </w:r>
           <w:r>
             <w:fldChar w:fldCharType="separate"/>
@@ -1816,7 +1848,7 @@
           </w:r>
           <w:r>
             <w:rPr>
-              <w:rFonts w:ascii="宋体" w:eastAsia="宋体" w:hAnsi="宋体" w:cs="宋体" w:hint="eastAsia"/>
+              <w:rFonts w:hint="eastAsia" w:ascii="宋体" w:hAnsi="宋体" w:eastAsia="宋体" w:cs="宋体"/>
               <w:szCs w:val="24"/>
             </w:rPr>
             <w:fldChar w:fldCharType="end"/>
@@ -1824,35 +1856,28 @@
         </w:p>
         <w:p>
           <w:pPr>
-            <w:pStyle w:val="TOC1"/>
-            <w:keepNext w:val="0"/>
-            <w:keepLines w:val="0"/>
-            <w:pageBreakBefore w:val="0"/>
-            <w:widowControl w:val="0"/>
+            <w:pStyle w:val="16"/>
             <w:tabs>
               <w:tab w:val="right" w:leader="dot" w:pos="8306"/>
             </w:tabs>
-            <w:wordWrap/>
-            <w:overflowPunct/>
-            <w:bidi w:val="0"/>
           </w:pPr>
           <w:r>
             <w:rPr>
-              <w:rFonts w:ascii="宋体" w:eastAsia="宋体" w:hAnsi="宋体" w:cs="宋体" w:hint="eastAsia"/>
+              <w:rFonts w:hint="eastAsia" w:ascii="宋体" w:hAnsi="宋体" w:eastAsia="宋体" w:cs="宋体"/>
               <w:szCs w:val="24"/>
             </w:rPr>
             <w:fldChar w:fldCharType="begin"/>
           </w:r>
           <w:r>
             <w:rPr>
-              <w:rFonts w:ascii="宋体" w:eastAsia="宋体" w:hAnsi="宋体" w:cs="宋体" w:hint="eastAsia"/>
+              <w:rFonts w:hint="eastAsia" w:ascii="宋体" w:hAnsi="宋体" w:eastAsia="宋体" w:cs="宋体"/>
               <w:szCs w:val="24"/>
             </w:rPr>
-            <w:instrText xml:space="preserve"> HYPERLINK \l _Toc18914 </w:instrText>
-          </w:r>
-          <w:r>
-            <w:rPr>
-              <w:rFonts w:ascii="宋体" w:eastAsia="宋体" w:hAnsi="宋体" w:cs="宋体" w:hint="eastAsia"/>
+            <w:instrText xml:space="preserve"> HYPERLINK \l _Toc19028 </w:instrText>
+          </w:r>
+          <w:r>
+            <w:rPr>
+              <w:rFonts w:hint="eastAsia" w:ascii="宋体" w:hAnsi="宋体" w:eastAsia="宋体" w:cs="宋体"/>
               <w:szCs w:val="24"/>
             </w:rPr>
             <w:fldChar w:fldCharType="separate"/>
@@ -1871,7 +1896,7 @@
             <w:fldChar w:fldCharType="begin"/>
           </w:r>
           <w:r>
-            <w:instrText xml:space="preserve"> PAGEREF _Toc18914 \h </w:instrText>
+            <w:instrText xml:space="preserve"> PAGEREF _Toc19028 \h </w:instrText>
           </w:r>
           <w:r>
             <w:fldChar w:fldCharType="separate"/>
@@ -1884,7 +1909,7 @@
           </w:r>
           <w:r>
             <w:rPr>
-              <w:rFonts w:ascii="宋体" w:eastAsia="宋体" w:hAnsi="宋体" w:cs="宋体" w:hint="eastAsia"/>
+              <w:rFonts w:hint="eastAsia" w:ascii="宋体" w:hAnsi="宋体" w:eastAsia="宋体" w:cs="宋体"/>
               <w:szCs w:val="24"/>
             </w:rPr>
             <w:fldChar w:fldCharType="end"/>
@@ -1892,35 +1917,28 @@
         </w:p>
         <w:p>
           <w:pPr>
-            <w:pStyle w:val="TOC1"/>
-            <w:keepNext w:val="0"/>
-            <w:keepLines w:val="0"/>
-            <w:pageBreakBefore w:val="0"/>
-            <w:widowControl w:val="0"/>
+            <w:pStyle w:val="16"/>
             <w:tabs>
               <w:tab w:val="right" w:leader="dot" w:pos="8306"/>
             </w:tabs>
-            <w:wordWrap/>
-            <w:overflowPunct/>
-            <w:bidi w:val="0"/>
           </w:pPr>
           <w:r>
             <w:rPr>
-              <w:rFonts w:ascii="宋体" w:eastAsia="宋体" w:hAnsi="宋体" w:cs="宋体" w:hint="eastAsia"/>
+              <w:rFonts w:hint="eastAsia" w:ascii="宋体" w:hAnsi="宋体" w:eastAsia="宋体" w:cs="宋体"/>
               <w:szCs w:val="24"/>
             </w:rPr>
             <w:fldChar w:fldCharType="begin"/>
           </w:r>
           <w:r>
             <w:rPr>
-              <w:rFonts w:ascii="宋体" w:eastAsia="宋体" w:hAnsi="宋体" w:cs="宋体" w:hint="eastAsia"/>
+              <w:rFonts w:hint="eastAsia" w:ascii="宋体" w:hAnsi="宋体" w:eastAsia="宋体" w:cs="宋体"/>
               <w:szCs w:val="24"/>
             </w:rPr>
-            <w:instrText xml:space="preserve"> HYPERLINK \l _Toc23668 </w:instrText>
-          </w:r>
-          <w:r>
-            <w:rPr>
-              <w:rFonts w:ascii="宋体" w:eastAsia="宋体" w:hAnsi="宋体" w:cs="宋体" w:hint="eastAsia"/>
+            <w:instrText xml:space="preserve"> HYPERLINK \l _Toc28920 </w:instrText>
+          </w:r>
+          <w:r>
+            <w:rPr>
+              <w:rFonts w:hint="eastAsia" w:ascii="宋体" w:hAnsi="宋体" w:eastAsia="宋体" w:cs="宋体"/>
               <w:szCs w:val="24"/>
             </w:rPr>
             <w:fldChar w:fldCharType="separate"/>
@@ -1941,7 +1959,7 @@
             <w:fldChar w:fldCharType="begin"/>
           </w:r>
           <w:r>
-            <w:instrText xml:space="preserve"> PAGEREF _Toc23668 \h </w:instrText>
+            <w:instrText xml:space="preserve"> PAGEREF _Toc28920 \h </w:instrText>
           </w:r>
           <w:r>
             <w:fldChar w:fldCharType="separate"/>
@@ -1954,7 +1972,7 @@
           </w:r>
           <w:r>
             <w:rPr>
-              <w:rFonts w:ascii="宋体" w:eastAsia="宋体" w:hAnsi="宋体" w:cs="宋体" w:hint="eastAsia"/>
+              <w:rFonts w:hint="eastAsia" w:ascii="宋体" w:hAnsi="宋体" w:eastAsia="宋体" w:cs="宋体"/>
               <w:szCs w:val="24"/>
             </w:rPr>
             <w:fldChar w:fldCharType="end"/>
@@ -1962,35 +1980,28 @@
         </w:p>
         <w:p>
           <w:pPr>
-            <w:pStyle w:val="TOC1"/>
-            <w:keepNext w:val="0"/>
-            <w:keepLines w:val="0"/>
-            <w:pageBreakBefore w:val="0"/>
-            <w:widowControl w:val="0"/>
+            <w:pStyle w:val="16"/>
             <w:tabs>
               <w:tab w:val="right" w:leader="dot" w:pos="8306"/>
             </w:tabs>
-            <w:wordWrap/>
-            <w:overflowPunct/>
-            <w:bidi w:val="0"/>
           </w:pPr>
           <w:r>
             <w:rPr>
-              <w:rFonts w:ascii="宋体" w:eastAsia="宋体" w:hAnsi="宋体" w:cs="宋体" w:hint="eastAsia"/>
+              <w:rFonts w:hint="eastAsia" w:ascii="宋体" w:hAnsi="宋体" w:eastAsia="宋体" w:cs="宋体"/>
               <w:szCs w:val="24"/>
             </w:rPr>
             <w:fldChar w:fldCharType="begin"/>
           </w:r>
           <w:r>
             <w:rPr>
-              <w:rFonts w:ascii="宋体" w:eastAsia="宋体" w:hAnsi="宋体" w:cs="宋体" w:hint="eastAsia"/>
+              <w:rFonts w:hint="eastAsia" w:ascii="宋体" w:hAnsi="宋体" w:eastAsia="宋体" w:cs="宋体"/>
               <w:szCs w:val="24"/>
             </w:rPr>
-            <w:instrText xml:space="preserve"> HYPERLINK \l _Toc26510 </w:instrText>
-          </w:r>
-          <w:r>
-            <w:rPr>
-              <w:rFonts w:ascii="宋体" w:eastAsia="宋体" w:hAnsi="宋体" w:cs="宋体" w:hint="eastAsia"/>
+            <w:instrText xml:space="preserve"> HYPERLINK \l _Toc3191 </w:instrText>
+          </w:r>
+          <w:r>
+            <w:rPr>
+              <w:rFonts w:hint="eastAsia" w:ascii="宋体" w:hAnsi="宋体" w:eastAsia="宋体" w:cs="宋体"/>
               <w:szCs w:val="24"/>
             </w:rPr>
             <w:fldChar w:fldCharType="separate"/>
@@ -2016,7 +2027,7 @@
             <w:fldChar w:fldCharType="begin"/>
           </w:r>
           <w:r>
-            <w:instrText xml:space="preserve"> PAGEREF _Toc26510 \h </w:instrText>
+            <w:instrText xml:space="preserve"> PAGEREF _Toc3191 \h </w:instrText>
           </w:r>
           <w:r>
             <w:fldChar w:fldCharType="separate"/>
@@ -2029,7 +2040,7 @@
           </w:r>
           <w:r>
             <w:rPr>
-              <w:rFonts w:ascii="宋体" w:eastAsia="宋体" w:hAnsi="宋体" w:cs="宋体" w:hint="eastAsia"/>
+              <w:rFonts w:hint="eastAsia" w:ascii="宋体" w:hAnsi="宋体" w:eastAsia="宋体" w:cs="宋体"/>
               <w:szCs w:val="24"/>
             </w:rPr>
             <w:fldChar w:fldCharType="end"/>
@@ -2037,35 +2048,28 @@
         </w:p>
         <w:p>
           <w:pPr>
-            <w:pStyle w:val="TOC1"/>
-            <w:keepNext w:val="0"/>
-            <w:keepLines w:val="0"/>
-            <w:pageBreakBefore w:val="0"/>
-            <w:widowControl w:val="0"/>
+            <w:pStyle w:val="16"/>
             <w:tabs>
               <w:tab w:val="right" w:leader="dot" w:pos="8306"/>
             </w:tabs>
-            <w:wordWrap/>
-            <w:overflowPunct/>
-            <w:bidi w:val="0"/>
           </w:pPr>
           <w:r>
             <w:rPr>
-              <w:rFonts w:ascii="宋体" w:eastAsia="宋体" w:hAnsi="宋体" w:cs="宋体" w:hint="eastAsia"/>
+              <w:rFonts w:hint="eastAsia" w:ascii="宋体" w:hAnsi="宋体" w:eastAsia="宋体" w:cs="宋体"/>
               <w:szCs w:val="24"/>
             </w:rPr>
             <w:fldChar w:fldCharType="begin"/>
           </w:r>
           <w:r>
             <w:rPr>
-              <w:rFonts w:ascii="宋体" w:eastAsia="宋体" w:hAnsi="宋体" w:cs="宋体" w:hint="eastAsia"/>
+              <w:rFonts w:hint="eastAsia" w:ascii="宋体" w:hAnsi="宋体" w:eastAsia="宋体" w:cs="宋体"/>
               <w:szCs w:val="24"/>
             </w:rPr>
-            <w:instrText xml:space="preserve"> HYPERLINK \l _Toc30529 </w:instrText>
-          </w:r>
-          <w:r>
-            <w:rPr>
-              <w:rFonts w:ascii="宋体" w:eastAsia="宋体" w:hAnsi="宋体" w:cs="宋体" w:hint="eastAsia"/>
+            <w:instrText xml:space="preserve"> HYPERLINK \l _Toc29992 </w:instrText>
+          </w:r>
+          <w:r>
+            <w:rPr>
+              <w:rFonts w:hint="eastAsia" w:ascii="宋体" w:hAnsi="宋体" w:eastAsia="宋体" w:cs="宋体"/>
               <w:szCs w:val="24"/>
             </w:rPr>
             <w:fldChar w:fldCharType="separate"/>
@@ -2093,7 +2097,7 @@
             <w:fldChar w:fldCharType="begin"/>
           </w:r>
           <w:r>
-            <w:instrText xml:space="preserve"> PAGEREF _Toc30529 \h </w:instrText>
+            <w:instrText xml:space="preserve"> PAGEREF _Toc29992 \h </w:instrText>
           </w:r>
           <w:r>
             <w:fldChar w:fldCharType="separate"/>
@@ -2106,7 +2110,7 @@
           </w:r>
           <w:r>
             <w:rPr>
-              <w:rFonts w:ascii="宋体" w:eastAsia="宋体" w:hAnsi="宋体" w:cs="宋体" w:hint="eastAsia"/>
+              <w:rFonts w:hint="eastAsia" w:ascii="宋体" w:hAnsi="宋体" w:eastAsia="宋体" w:cs="宋体"/>
               <w:szCs w:val="24"/>
             </w:rPr>
             <w:fldChar w:fldCharType="end"/>
@@ -2114,35 +2118,28 @@
         </w:p>
         <w:p>
           <w:pPr>
-            <w:pStyle w:val="TOC1"/>
-            <w:keepNext w:val="0"/>
-            <w:keepLines w:val="0"/>
-            <w:pageBreakBefore w:val="0"/>
-            <w:widowControl w:val="0"/>
+            <w:pStyle w:val="16"/>
             <w:tabs>
               <w:tab w:val="right" w:leader="dot" w:pos="8306"/>
             </w:tabs>
-            <w:wordWrap/>
-            <w:overflowPunct/>
-            <w:bidi w:val="0"/>
           </w:pPr>
           <w:r>
             <w:rPr>
-              <w:rFonts w:ascii="宋体" w:eastAsia="宋体" w:hAnsi="宋体" w:cs="宋体" w:hint="eastAsia"/>
+              <w:rFonts w:hint="eastAsia" w:ascii="宋体" w:hAnsi="宋体" w:eastAsia="宋体" w:cs="宋体"/>
               <w:szCs w:val="24"/>
             </w:rPr>
             <w:fldChar w:fldCharType="begin"/>
           </w:r>
           <w:r>
             <w:rPr>
-              <w:rFonts w:ascii="宋体" w:eastAsia="宋体" w:hAnsi="宋体" w:cs="宋体" w:hint="eastAsia"/>
+              <w:rFonts w:hint="eastAsia" w:ascii="宋体" w:hAnsi="宋体" w:eastAsia="宋体" w:cs="宋体"/>
               <w:szCs w:val="24"/>
             </w:rPr>
-            <w:instrText xml:space="preserve"> HYPERLINK \l _Toc2261 </w:instrText>
-          </w:r>
-          <w:r>
-            <w:rPr>
-              <w:rFonts w:ascii="宋体" w:eastAsia="宋体" w:hAnsi="宋体" w:cs="宋体" w:hint="eastAsia"/>
+            <w:instrText xml:space="preserve"> HYPERLINK \l _Toc3389 </w:instrText>
+          </w:r>
+          <w:r>
+            <w:rPr>
+              <w:rFonts w:hint="eastAsia" w:ascii="宋体" w:hAnsi="宋体" w:eastAsia="宋体" w:cs="宋体"/>
               <w:szCs w:val="24"/>
             </w:rPr>
             <w:fldChar w:fldCharType="separate"/>
@@ -2168,7 +2165,7 @@
             <w:fldChar w:fldCharType="begin"/>
           </w:r>
           <w:r>
-            <w:instrText xml:space="preserve"> PAGEREF _Toc2261 \h </w:instrText>
+            <w:instrText xml:space="preserve"> PAGEREF _Toc3389 \h </w:instrText>
           </w:r>
           <w:r>
             <w:fldChar w:fldCharType="separate"/>
@@ -2181,7 +2178,7 @@
           </w:r>
           <w:r>
             <w:rPr>
-              <w:rFonts w:ascii="宋体" w:eastAsia="宋体" w:hAnsi="宋体" w:cs="宋体" w:hint="eastAsia"/>
+              <w:rFonts w:hint="eastAsia" w:ascii="宋体" w:hAnsi="宋体" w:eastAsia="宋体" w:cs="宋体"/>
               <w:szCs w:val="24"/>
             </w:rPr>
             <w:fldChar w:fldCharType="end"/>
@@ -2189,35 +2186,28 @@
         </w:p>
         <w:p>
           <w:pPr>
-            <w:pStyle w:val="TOC2"/>
-            <w:keepNext w:val="0"/>
-            <w:keepLines w:val="0"/>
-            <w:pageBreakBefore w:val="0"/>
-            <w:widowControl w:val="0"/>
+            <w:pStyle w:val="17"/>
             <w:tabs>
               <w:tab w:val="right" w:leader="dot" w:pos="8306"/>
             </w:tabs>
-            <w:wordWrap/>
-            <w:overflowPunct/>
-            <w:bidi w:val="0"/>
           </w:pPr>
           <w:r>
             <w:rPr>
-              <w:rFonts w:ascii="宋体" w:eastAsia="宋体" w:hAnsi="宋体" w:cs="宋体" w:hint="eastAsia"/>
+              <w:rFonts w:hint="eastAsia" w:ascii="宋体" w:hAnsi="宋体" w:eastAsia="宋体" w:cs="宋体"/>
               <w:szCs w:val="24"/>
             </w:rPr>
             <w:fldChar w:fldCharType="begin"/>
           </w:r>
           <w:r>
             <w:rPr>
-              <w:rFonts w:ascii="宋体" w:eastAsia="宋体" w:hAnsi="宋体" w:cs="宋体" w:hint="eastAsia"/>
+              <w:rFonts w:hint="eastAsia" w:ascii="宋体" w:hAnsi="宋体" w:eastAsia="宋体" w:cs="宋体"/>
               <w:szCs w:val="24"/>
             </w:rPr>
-            <w:instrText xml:space="preserve"> HYPERLINK \l _Toc22276 </w:instrText>
-          </w:r>
-          <w:r>
-            <w:rPr>
-              <w:rFonts w:ascii="宋体" w:eastAsia="宋体" w:hAnsi="宋体" w:cs="宋体" w:hint="eastAsia"/>
+            <w:instrText xml:space="preserve"> HYPERLINK \l _Toc884 </w:instrText>
+          </w:r>
+          <w:r>
+            <w:rPr>
+              <w:rFonts w:hint="eastAsia" w:ascii="宋体" w:hAnsi="宋体" w:eastAsia="宋体" w:cs="宋体"/>
               <w:szCs w:val="24"/>
             </w:rPr>
             <w:fldChar w:fldCharType="separate"/>
@@ -2243,7 +2233,7 @@
             <w:fldChar w:fldCharType="begin"/>
           </w:r>
           <w:r>
-            <w:instrText xml:space="preserve"> PAGEREF _Toc22276 \h </w:instrText>
+            <w:instrText xml:space="preserve"> PAGEREF _Toc884 \h </w:instrText>
           </w:r>
           <w:r>
             <w:fldChar w:fldCharType="separate"/>
@@ -2256,7 +2246,7 @@
           </w:r>
           <w:r>
             <w:rPr>
-              <w:rFonts w:ascii="宋体" w:eastAsia="宋体" w:hAnsi="宋体" w:cs="宋体" w:hint="eastAsia"/>
+              <w:rFonts w:hint="eastAsia" w:ascii="宋体" w:hAnsi="宋体" w:eastAsia="宋体" w:cs="宋体"/>
               <w:szCs w:val="24"/>
             </w:rPr>
             <w:fldChar w:fldCharType="end"/>
@@ -2264,35 +2254,28 @@
         </w:p>
         <w:p>
           <w:pPr>
-            <w:pStyle w:val="TOC1"/>
-            <w:keepNext w:val="0"/>
-            <w:keepLines w:val="0"/>
-            <w:pageBreakBefore w:val="0"/>
-            <w:widowControl w:val="0"/>
+            <w:pStyle w:val="16"/>
             <w:tabs>
               <w:tab w:val="right" w:leader="dot" w:pos="8306"/>
             </w:tabs>
-            <w:wordWrap/>
-            <w:overflowPunct/>
-            <w:bidi w:val="0"/>
           </w:pPr>
           <w:r>
             <w:rPr>
-              <w:rFonts w:ascii="宋体" w:eastAsia="宋体" w:hAnsi="宋体" w:cs="宋体" w:hint="eastAsia"/>
+              <w:rFonts w:hint="eastAsia" w:ascii="宋体" w:hAnsi="宋体" w:eastAsia="宋体" w:cs="宋体"/>
               <w:szCs w:val="24"/>
             </w:rPr>
             <w:fldChar w:fldCharType="begin"/>
           </w:r>
           <w:r>
             <w:rPr>
-              <w:rFonts w:ascii="宋体" w:eastAsia="宋体" w:hAnsi="宋体" w:cs="宋体" w:hint="eastAsia"/>
+              <w:rFonts w:hint="eastAsia" w:ascii="宋体" w:hAnsi="宋体" w:eastAsia="宋体" w:cs="宋体"/>
               <w:szCs w:val="24"/>
             </w:rPr>
-            <w:instrText xml:space="preserve"> HYPERLINK \l _Toc21734 </w:instrText>
-          </w:r>
-          <w:r>
-            <w:rPr>
-              <w:rFonts w:ascii="宋体" w:eastAsia="宋体" w:hAnsi="宋体" w:cs="宋体" w:hint="eastAsia"/>
+            <w:instrText xml:space="preserve"> HYPERLINK \l _Toc1691 </w:instrText>
+          </w:r>
+          <w:r>
+            <w:rPr>
+              <w:rFonts w:hint="eastAsia" w:ascii="宋体" w:hAnsi="宋体" w:eastAsia="宋体" w:cs="宋体"/>
               <w:szCs w:val="24"/>
             </w:rPr>
             <w:fldChar w:fldCharType="separate"/>
@@ -2318,20 +2301,20 @@
             <w:fldChar w:fldCharType="begin"/>
           </w:r>
           <w:r>
-            <w:instrText xml:space="preserve"> PAGEREF _Toc21734 \h </w:instrText>
+            <w:instrText xml:space="preserve"> PAGEREF _Toc1691 \h </w:instrText>
           </w:r>
           <w:r>
             <w:fldChar w:fldCharType="separate"/>
           </w:r>
           <w:r>
-            <w:t>5</w:t>
+            <w:t>4</w:t>
           </w:r>
           <w:r>
             <w:fldChar w:fldCharType="end"/>
           </w:r>
           <w:r>
             <w:rPr>
-              <w:rFonts w:ascii="宋体" w:eastAsia="宋体" w:hAnsi="宋体" w:cs="宋体" w:hint="eastAsia"/>
+              <w:rFonts w:hint="eastAsia" w:ascii="宋体" w:hAnsi="宋体" w:eastAsia="宋体" w:cs="宋体"/>
               <w:szCs w:val="24"/>
             </w:rPr>
             <w:fldChar w:fldCharType="end"/>
@@ -2339,35 +2322,28 @@
         </w:p>
         <w:p>
           <w:pPr>
-            <w:pStyle w:val="TOC2"/>
-            <w:keepNext w:val="0"/>
-            <w:keepLines w:val="0"/>
-            <w:pageBreakBefore w:val="0"/>
-            <w:widowControl w:val="0"/>
+            <w:pStyle w:val="17"/>
             <w:tabs>
               <w:tab w:val="right" w:leader="dot" w:pos="8306"/>
             </w:tabs>
-            <w:wordWrap/>
-            <w:overflowPunct/>
-            <w:bidi w:val="0"/>
           </w:pPr>
           <w:r>
             <w:rPr>
-              <w:rFonts w:ascii="宋体" w:eastAsia="宋体" w:hAnsi="宋体" w:cs="宋体" w:hint="eastAsia"/>
+              <w:rFonts w:hint="eastAsia" w:ascii="宋体" w:hAnsi="宋体" w:eastAsia="宋体" w:cs="宋体"/>
               <w:szCs w:val="24"/>
             </w:rPr>
             <w:fldChar w:fldCharType="begin"/>
           </w:r>
           <w:r>
             <w:rPr>
-              <w:rFonts w:ascii="宋体" w:eastAsia="宋体" w:hAnsi="宋体" w:cs="宋体" w:hint="eastAsia"/>
+              <w:rFonts w:hint="eastAsia" w:ascii="宋体" w:hAnsi="宋体" w:eastAsia="宋体" w:cs="宋体"/>
               <w:szCs w:val="24"/>
             </w:rPr>
-            <w:instrText xml:space="preserve"> HYPERLINK \l _Toc3678 </w:instrText>
-          </w:r>
-          <w:r>
-            <w:rPr>
-              <w:rFonts w:ascii="宋体" w:eastAsia="宋体" w:hAnsi="宋体" w:cs="宋体" w:hint="eastAsia"/>
+            <w:instrText xml:space="preserve"> HYPERLINK \l _Toc10288 </w:instrText>
+          </w:r>
+          <w:r>
+            <w:rPr>
+              <w:rFonts w:hint="eastAsia" w:ascii="宋体" w:hAnsi="宋体" w:eastAsia="宋体" w:cs="宋体"/>
               <w:szCs w:val="24"/>
             </w:rPr>
             <w:fldChar w:fldCharType="separate"/>
@@ -2393,20 +2369,20 @@
             <w:fldChar w:fldCharType="begin"/>
           </w:r>
           <w:r>
-            <w:instrText xml:space="preserve"> PAGEREF _Toc3678 \h </w:instrText>
+            <w:instrText xml:space="preserve"> PAGEREF _Toc10288 \h </w:instrText>
           </w:r>
           <w:r>
             <w:fldChar w:fldCharType="separate"/>
           </w:r>
           <w:r>
-            <w:t>5</w:t>
+            <w:t>4</w:t>
           </w:r>
           <w:r>
             <w:fldChar w:fldCharType="end"/>
           </w:r>
           <w:r>
             <w:rPr>
-              <w:rFonts w:ascii="宋体" w:eastAsia="宋体" w:hAnsi="宋体" w:cs="宋体" w:hint="eastAsia"/>
+              <w:rFonts w:hint="eastAsia" w:ascii="宋体" w:hAnsi="宋体" w:eastAsia="宋体" w:cs="宋体"/>
               <w:szCs w:val="24"/>
             </w:rPr>
             <w:fldChar w:fldCharType="end"/>
@@ -2414,35 +2390,28 @@
         </w:p>
         <w:p>
           <w:pPr>
-            <w:pStyle w:val="TOC3"/>
-            <w:keepNext w:val="0"/>
-            <w:keepLines w:val="0"/>
-            <w:pageBreakBefore w:val="0"/>
-            <w:widowControl w:val="0"/>
+            <w:pStyle w:val="13"/>
             <w:tabs>
               <w:tab w:val="right" w:leader="dot" w:pos="8306"/>
             </w:tabs>
-            <w:wordWrap/>
-            <w:overflowPunct/>
-            <w:bidi w:val="0"/>
           </w:pPr>
           <w:r>
             <w:rPr>
-              <w:rFonts w:ascii="宋体" w:eastAsia="宋体" w:hAnsi="宋体" w:cs="宋体" w:hint="eastAsia"/>
+              <w:rFonts w:hint="eastAsia" w:ascii="宋体" w:hAnsi="宋体" w:eastAsia="宋体" w:cs="宋体"/>
               <w:szCs w:val="24"/>
             </w:rPr>
             <w:fldChar w:fldCharType="begin"/>
           </w:r>
           <w:r>
             <w:rPr>
-              <w:rFonts w:ascii="宋体" w:eastAsia="宋体" w:hAnsi="宋体" w:cs="宋体" w:hint="eastAsia"/>
+              <w:rFonts w:hint="eastAsia" w:ascii="宋体" w:hAnsi="宋体" w:eastAsia="宋体" w:cs="宋体"/>
               <w:szCs w:val="24"/>
             </w:rPr>
-            <w:instrText xml:space="preserve"> HYPERLINK \l _Toc17227 </w:instrText>
-          </w:r>
-          <w:r>
-            <w:rPr>
-              <w:rFonts w:ascii="宋体" w:eastAsia="宋体" w:hAnsi="宋体" w:cs="宋体" w:hint="eastAsia"/>
+            <w:instrText xml:space="preserve"> HYPERLINK \l _Toc27906 </w:instrText>
+          </w:r>
+          <w:r>
+            <w:rPr>
+              <w:rFonts w:hint="eastAsia" w:ascii="宋体" w:hAnsi="宋体" w:eastAsia="宋体" w:cs="宋体"/>
               <w:szCs w:val="24"/>
             </w:rPr>
             <w:fldChar w:fldCharType="separate"/>
@@ -2463,7 +2432,7 @@
             <w:fldChar w:fldCharType="begin"/>
           </w:r>
           <w:r>
-            <w:instrText xml:space="preserve"> PAGEREF _Toc17227 \h </w:instrText>
+            <w:instrText xml:space="preserve"> PAGEREF _Toc27906 \h </w:instrText>
           </w:r>
           <w:r>
             <w:fldChar w:fldCharType="separate"/>
@@ -2476,7 +2445,7 @@
           </w:r>
           <w:r>
             <w:rPr>
-              <w:rFonts w:ascii="宋体" w:eastAsia="宋体" w:hAnsi="宋体" w:cs="宋体" w:hint="eastAsia"/>
+              <w:rFonts w:hint="eastAsia" w:ascii="宋体" w:hAnsi="宋体" w:eastAsia="宋体" w:cs="宋体"/>
               <w:szCs w:val="24"/>
             </w:rPr>
             <w:fldChar w:fldCharType="end"/>
@@ -2484,35 +2453,28 @@
         </w:p>
         <w:p>
           <w:pPr>
-            <w:pStyle w:val="TOC3"/>
-            <w:keepNext w:val="0"/>
-            <w:keepLines w:val="0"/>
-            <w:pageBreakBefore w:val="0"/>
-            <w:widowControl w:val="0"/>
+            <w:pStyle w:val="13"/>
             <w:tabs>
               <w:tab w:val="right" w:leader="dot" w:pos="8306"/>
             </w:tabs>
-            <w:wordWrap/>
-            <w:overflowPunct/>
-            <w:bidi w:val="0"/>
           </w:pPr>
           <w:r>
             <w:rPr>
-              <w:rFonts w:ascii="宋体" w:eastAsia="宋体" w:hAnsi="宋体" w:cs="宋体" w:hint="eastAsia"/>
+              <w:rFonts w:hint="eastAsia" w:ascii="宋体" w:hAnsi="宋体" w:eastAsia="宋体" w:cs="宋体"/>
               <w:szCs w:val="24"/>
             </w:rPr>
             <w:fldChar w:fldCharType="begin"/>
           </w:r>
           <w:r>
             <w:rPr>
-              <w:rFonts w:ascii="宋体" w:eastAsia="宋体" w:hAnsi="宋体" w:cs="宋体" w:hint="eastAsia"/>
+              <w:rFonts w:hint="eastAsia" w:ascii="宋体" w:hAnsi="宋体" w:eastAsia="宋体" w:cs="宋体"/>
               <w:szCs w:val="24"/>
             </w:rPr>
-            <w:instrText xml:space="preserve"> HYPERLINK \l _Toc20602 </w:instrText>
-          </w:r>
-          <w:r>
-            <w:rPr>
-              <w:rFonts w:ascii="宋体" w:eastAsia="宋体" w:hAnsi="宋体" w:cs="宋体" w:hint="eastAsia"/>
+            <w:instrText xml:space="preserve"> HYPERLINK \l _Toc25037 </w:instrText>
+          </w:r>
+          <w:r>
+            <w:rPr>
+              <w:rFonts w:hint="eastAsia" w:ascii="宋体" w:hAnsi="宋体" w:eastAsia="宋体" w:cs="宋体"/>
               <w:szCs w:val="24"/>
             </w:rPr>
             <w:fldChar w:fldCharType="separate"/>
@@ -2533,7 +2495,7 @@
             <w:fldChar w:fldCharType="begin"/>
           </w:r>
           <w:r>
-            <w:instrText xml:space="preserve"> PAGEREF _Toc20602 \h </w:instrText>
+            <w:instrText xml:space="preserve"> PAGEREF _Toc25037 \h </w:instrText>
           </w:r>
           <w:r>
             <w:fldChar w:fldCharType="separate"/>
@@ -2546,7 +2508,7 @@
           </w:r>
           <w:r>
             <w:rPr>
-              <w:rFonts w:ascii="宋体" w:eastAsia="宋体" w:hAnsi="宋体" w:cs="宋体" w:hint="eastAsia"/>
+              <w:rFonts w:hint="eastAsia" w:ascii="宋体" w:hAnsi="宋体" w:eastAsia="宋体" w:cs="宋体"/>
               <w:szCs w:val="24"/>
             </w:rPr>
             <w:fldChar w:fldCharType="end"/>
@@ -2554,35 +2516,28 @@
         </w:p>
         <w:p>
           <w:pPr>
-            <w:pStyle w:val="TOC3"/>
-            <w:keepNext w:val="0"/>
-            <w:keepLines w:val="0"/>
-            <w:pageBreakBefore w:val="0"/>
-            <w:widowControl w:val="0"/>
+            <w:pStyle w:val="13"/>
             <w:tabs>
               <w:tab w:val="right" w:leader="dot" w:pos="8306"/>
             </w:tabs>
-            <w:wordWrap/>
-            <w:overflowPunct/>
-            <w:bidi w:val="0"/>
           </w:pPr>
           <w:r>
             <w:rPr>
-              <w:rFonts w:ascii="宋体" w:eastAsia="宋体" w:hAnsi="宋体" w:cs="宋体" w:hint="eastAsia"/>
+              <w:rFonts w:hint="eastAsia" w:ascii="宋体" w:hAnsi="宋体" w:eastAsia="宋体" w:cs="宋体"/>
               <w:szCs w:val="24"/>
             </w:rPr>
             <w:fldChar w:fldCharType="begin"/>
           </w:r>
           <w:r>
             <w:rPr>
-              <w:rFonts w:ascii="宋体" w:eastAsia="宋体" w:hAnsi="宋体" w:cs="宋体" w:hint="eastAsia"/>
+              <w:rFonts w:hint="eastAsia" w:ascii="宋体" w:hAnsi="宋体" w:eastAsia="宋体" w:cs="宋体"/>
               <w:szCs w:val="24"/>
             </w:rPr>
-            <w:instrText xml:space="preserve"> HYPERLINK \l _Toc30010 </w:instrText>
-          </w:r>
-          <w:r>
-            <w:rPr>
-              <w:rFonts w:ascii="宋体" w:eastAsia="宋体" w:hAnsi="宋体" w:cs="宋体" w:hint="eastAsia"/>
+            <w:instrText xml:space="preserve"> HYPERLINK \l _Toc14805 </w:instrText>
+          </w:r>
+          <w:r>
+            <w:rPr>
+              <w:rFonts w:hint="eastAsia" w:ascii="宋体" w:hAnsi="宋体" w:eastAsia="宋体" w:cs="宋体"/>
               <w:szCs w:val="24"/>
             </w:rPr>
             <w:fldChar w:fldCharType="separate"/>
@@ -2603,20 +2558,20 @@
             <w:fldChar w:fldCharType="begin"/>
           </w:r>
           <w:r>
-            <w:instrText xml:space="preserve"> PAGEREF _Toc30010 \h </w:instrText>
+            <w:instrText xml:space="preserve"> PAGEREF _Toc14805 \h </w:instrText>
           </w:r>
           <w:r>
             <w:fldChar w:fldCharType="separate"/>
           </w:r>
           <w:r>
-            <w:t>6</w:t>
+            <w:t>5</w:t>
           </w:r>
           <w:r>
             <w:fldChar w:fldCharType="end"/>
           </w:r>
           <w:r>
             <w:rPr>
-              <w:rFonts w:ascii="宋体" w:eastAsia="宋体" w:hAnsi="宋体" w:cs="宋体" w:hint="eastAsia"/>
+              <w:rFonts w:hint="eastAsia" w:ascii="宋体" w:hAnsi="宋体" w:eastAsia="宋体" w:cs="宋体"/>
               <w:szCs w:val="24"/>
             </w:rPr>
             <w:fldChar w:fldCharType="end"/>
@@ -2624,35 +2579,28 @@
         </w:p>
         <w:p>
           <w:pPr>
-            <w:pStyle w:val="TOC3"/>
-            <w:keepNext w:val="0"/>
-            <w:keepLines w:val="0"/>
-            <w:pageBreakBefore w:val="0"/>
-            <w:widowControl w:val="0"/>
+            <w:pStyle w:val="13"/>
             <w:tabs>
               <w:tab w:val="right" w:leader="dot" w:pos="8306"/>
             </w:tabs>
-            <w:wordWrap/>
-            <w:overflowPunct/>
-            <w:bidi w:val="0"/>
           </w:pPr>
           <w:r>
             <w:rPr>
-              <w:rFonts w:ascii="宋体" w:eastAsia="宋体" w:hAnsi="宋体" w:cs="宋体" w:hint="eastAsia"/>
+              <w:rFonts w:hint="eastAsia" w:ascii="宋体" w:hAnsi="宋体" w:eastAsia="宋体" w:cs="宋体"/>
               <w:szCs w:val="24"/>
             </w:rPr>
             <w:fldChar w:fldCharType="begin"/>
           </w:r>
           <w:r>
             <w:rPr>
-              <w:rFonts w:ascii="宋体" w:eastAsia="宋体" w:hAnsi="宋体" w:cs="宋体" w:hint="eastAsia"/>
+              <w:rFonts w:hint="eastAsia" w:ascii="宋体" w:hAnsi="宋体" w:eastAsia="宋体" w:cs="宋体"/>
               <w:szCs w:val="24"/>
             </w:rPr>
-            <w:instrText xml:space="preserve"> HYPERLINK \l _Toc29059 </w:instrText>
-          </w:r>
-          <w:r>
-            <w:rPr>
-              <w:rFonts w:ascii="宋体" w:eastAsia="宋体" w:hAnsi="宋体" w:cs="宋体" w:hint="eastAsia"/>
+            <w:instrText xml:space="preserve"> HYPERLINK \l _Toc19953 </w:instrText>
+          </w:r>
+          <w:r>
+            <w:rPr>
+              <w:rFonts w:hint="eastAsia" w:ascii="宋体" w:hAnsi="宋体" w:eastAsia="宋体" w:cs="宋体"/>
               <w:szCs w:val="24"/>
             </w:rPr>
             <w:fldChar w:fldCharType="separate"/>
@@ -2673,7 +2621,7 @@
             <w:fldChar w:fldCharType="begin"/>
           </w:r>
           <w:r>
-            <w:instrText xml:space="preserve"> PAGEREF _Toc29059 \h </w:instrText>
+            <w:instrText xml:space="preserve"> PAGEREF _Toc19953 \h </w:instrText>
           </w:r>
           <w:r>
             <w:fldChar w:fldCharType="separate"/>
@@ -2686,7 +2634,7 @@
           </w:r>
           <w:r>
             <w:rPr>
-              <w:rFonts w:ascii="宋体" w:eastAsia="宋体" w:hAnsi="宋体" w:cs="宋体" w:hint="eastAsia"/>
+              <w:rFonts w:hint="eastAsia" w:ascii="宋体" w:hAnsi="宋体" w:eastAsia="宋体" w:cs="宋体"/>
               <w:szCs w:val="24"/>
             </w:rPr>
             <w:fldChar w:fldCharType="end"/>
@@ -2694,35 +2642,28 @@
         </w:p>
         <w:p>
           <w:pPr>
-            <w:pStyle w:val="TOC3"/>
-            <w:keepNext w:val="0"/>
-            <w:keepLines w:val="0"/>
-            <w:pageBreakBefore w:val="0"/>
-            <w:widowControl w:val="0"/>
+            <w:pStyle w:val="13"/>
             <w:tabs>
               <w:tab w:val="right" w:leader="dot" w:pos="8306"/>
             </w:tabs>
-            <w:wordWrap/>
-            <w:overflowPunct/>
-            <w:bidi w:val="0"/>
           </w:pPr>
           <w:r>
             <w:rPr>
-              <w:rFonts w:ascii="宋体" w:eastAsia="宋体" w:hAnsi="宋体" w:cs="宋体" w:hint="eastAsia"/>
+              <w:rFonts w:hint="eastAsia" w:ascii="宋体" w:hAnsi="宋体" w:eastAsia="宋体" w:cs="宋体"/>
               <w:szCs w:val="24"/>
             </w:rPr>
             <w:fldChar w:fldCharType="begin"/>
           </w:r>
           <w:r>
             <w:rPr>
-              <w:rFonts w:ascii="宋体" w:eastAsia="宋体" w:hAnsi="宋体" w:cs="宋体" w:hint="eastAsia"/>
+              <w:rFonts w:hint="eastAsia" w:ascii="宋体" w:hAnsi="宋体" w:eastAsia="宋体" w:cs="宋体"/>
               <w:szCs w:val="24"/>
             </w:rPr>
-            <w:instrText xml:space="preserve"> HYPERLINK \l _Toc3773 </w:instrText>
-          </w:r>
-          <w:r>
-            <w:rPr>
-              <w:rFonts w:ascii="宋体" w:eastAsia="宋体" w:hAnsi="宋体" w:cs="宋体" w:hint="eastAsia"/>
+            <w:instrText xml:space="preserve"> HYPERLINK \l _Toc16048 </w:instrText>
+          </w:r>
+          <w:r>
+            <w:rPr>
+              <w:rFonts w:hint="eastAsia" w:ascii="宋体" w:hAnsi="宋体" w:eastAsia="宋体" w:cs="宋体"/>
               <w:szCs w:val="24"/>
             </w:rPr>
             <w:fldChar w:fldCharType="separate"/>
@@ -2753,20 +2694,20 @@
             <w:fldChar w:fldCharType="begin"/>
           </w:r>
           <w:r>
-            <w:instrText xml:space="preserve"> PAGEREF _Toc3773 \h </w:instrText>
+            <w:instrText xml:space="preserve"> PAGEREF _Toc16048 \h </w:instrText>
           </w:r>
           <w:r>
             <w:fldChar w:fldCharType="separate"/>
           </w:r>
           <w:r>
-            <w:t>7</w:t>
+            <w:t>6</w:t>
           </w:r>
           <w:r>
             <w:fldChar w:fldCharType="end"/>
           </w:r>
           <w:r>
             <w:rPr>
-              <w:rFonts w:ascii="宋体" w:eastAsia="宋体" w:hAnsi="宋体" w:cs="宋体" w:hint="eastAsia"/>
+              <w:rFonts w:hint="eastAsia" w:ascii="宋体" w:hAnsi="宋体" w:eastAsia="宋体" w:cs="宋体"/>
               <w:szCs w:val="24"/>
             </w:rPr>
             <w:fldChar w:fldCharType="end"/>
@@ -2774,35 +2715,28 @@
         </w:p>
         <w:p>
           <w:pPr>
-            <w:pStyle w:val="TOC3"/>
-            <w:keepNext w:val="0"/>
-            <w:keepLines w:val="0"/>
-            <w:pageBreakBefore w:val="0"/>
-            <w:widowControl w:val="0"/>
+            <w:pStyle w:val="13"/>
             <w:tabs>
               <w:tab w:val="right" w:leader="dot" w:pos="8306"/>
             </w:tabs>
-            <w:wordWrap/>
-            <w:overflowPunct/>
-            <w:bidi w:val="0"/>
           </w:pPr>
           <w:r>
             <w:rPr>
-              <w:rFonts w:ascii="宋体" w:eastAsia="宋体" w:hAnsi="宋体" w:cs="宋体" w:hint="eastAsia"/>
+              <w:rFonts w:hint="eastAsia" w:ascii="宋体" w:hAnsi="宋体" w:eastAsia="宋体" w:cs="宋体"/>
               <w:szCs w:val="24"/>
             </w:rPr>
             <w:fldChar w:fldCharType="begin"/>
           </w:r>
           <w:r>
             <w:rPr>
-              <w:rFonts w:ascii="宋体" w:eastAsia="宋体" w:hAnsi="宋体" w:cs="宋体" w:hint="eastAsia"/>
+              <w:rFonts w:hint="eastAsia" w:ascii="宋体" w:hAnsi="宋体" w:eastAsia="宋体" w:cs="宋体"/>
               <w:szCs w:val="24"/>
             </w:rPr>
-            <w:instrText xml:space="preserve"> HYPERLINK \l _Toc19388 </w:instrText>
-          </w:r>
-          <w:r>
-            <w:rPr>
-              <w:rFonts w:ascii="宋体" w:eastAsia="宋体" w:hAnsi="宋体" w:cs="宋体" w:hint="eastAsia"/>
+            <w:instrText xml:space="preserve"> HYPERLINK \l _Toc8238 </w:instrText>
+          </w:r>
+          <w:r>
+            <w:rPr>
+              <w:rFonts w:hint="eastAsia" w:ascii="宋体" w:hAnsi="宋体" w:eastAsia="宋体" w:cs="宋体"/>
               <w:szCs w:val="24"/>
             </w:rPr>
             <w:fldChar w:fldCharType="separate"/>
@@ -2823,7 +2757,7 @@
             <w:fldChar w:fldCharType="begin"/>
           </w:r>
           <w:r>
-            <w:instrText xml:space="preserve"> PAGEREF _Toc19388 \h </w:instrText>
+            <w:instrText xml:space="preserve"> PAGEREF _Toc8238 \h </w:instrText>
           </w:r>
           <w:r>
             <w:fldChar w:fldCharType="separate"/>
@@ -2836,7 +2770,7 @@
           </w:r>
           <w:r>
             <w:rPr>
-              <w:rFonts w:ascii="宋体" w:eastAsia="宋体" w:hAnsi="宋体" w:cs="宋体" w:hint="eastAsia"/>
+              <w:rFonts w:hint="eastAsia" w:ascii="宋体" w:hAnsi="宋体" w:eastAsia="宋体" w:cs="宋体"/>
               <w:szCs w:val="24"/>
             </w:rPr>
             <w:fldChar w:fldCharType="end"/>
@@ -2844,35 +2778,28 @@
         </w:p>
         <w:p>
           <w:pPr>
-            <w:pStyle w:val="TOC2"/>
-            <w:keepNext w:val="0"/>
-            <w:keepLines w:val="0"/>
-            <w:pageBreakBefore w:val="0"/>
-            <w:widowControl w:val="0"/>
+            <w:pStyle w:val="17"/>
             <w:tabs>
               <w:tab w:val="right" w:leader="dot" w:pos="8306"/>
             </w:tabs>
-            <w:wordWrap/>
-            <w:overflowPunct/>
-            <w:bidi w:val="0"/>
           </w:pPr>
           <w:r>
             <w:rPr>
-              <w:rFonts w:ascii="宋体" w:eastAsia="宋体" w:hAnsi="宋体" w:cs="宋体" w:hint="eastAsia"/>
+              <w:rFonts w:hint="eastAsia" w:ascii="宋体" w:hAnsi="宋体" w:eastAsia="宋体" w:cs="宋体"/>
               <w:szCs w:val="24"/>
             </w:rPr>
             <w:fldChar w:fldCharType="begin"/>
           </w:r>
           <w:r>
             <w:rPr>
-              <w:rFonts w:ascii="宋体" w:eastAsia="宋体" w:hAnsi="宋体" w:cs="宋体" w:hint="eastAsia"/>
+              <w:rFonts w:hint="eastAsia" w:ascii="宋体" w:hAnsi="宋体" w:eastAsia="宋体" w:cs="宋体"/>
               <w:szCs w:val="24"/>
             </w:rPr>
-            <w:instrText xml:space="preserve"> HYPERLINK \l _Toc13797 </w:instrText>
-          </w:r>
-          <w:r>
-            <w:rPr>
-              <w:rFonts w:ascii="宋体" w:eastAsia="宋体" w:hAnsi="宋体" w:cs="宋体" w:hint="eastAsia"/>
+            <w:instrText xml:space="preserve"> HYPERLINK \l _Toc28598 </w:instrText>
+          </w:r>
+          <w:r>
+            <w:rPr>
+              <w:rFonts w:hint="eastAsia" w:ascii="宋体" w:hAnsi="宋体" w:eastAsia="宋体" w:cs="宋体"/>
               <w:szCs w:val="24"/>
             </w:rPr>
             <w:fldChar w:fldCharType="separate"/>
@@ -2898,20 +2825,20 @@
             <w:fldChar w:fldCharType="begin"/>
           </w:r>
           <w:r>
-            <w:instrText xml:space="preserve"> PAGEREF _Toc13797 \h </w:instrText>
+            <w:instrText xml:space="preserve"> PAGEREF _Toc28598 \h </w:instrText>
           </w:r>
           <w:r>
             <w:fldChar w:fldCharType="separate"/>
           </w:r>
           <w:r>
-            <w:t>8</w:t>
+            <w:t>7</w:t>
           </w:r>
           <w:r>
             <w:fldChar w:fldCharType="end"/>
           </w:r>
           <w:r>
             <w:rPr>
-              <w:rFonts w:ascii="宋体" w:eastAsia="宋体" w:hAnsi="宋体" w:cs="宋体" w:hint="eastAsia"/>
+              <w:rFonts w:hint="eastAsia" w:ascii="宋体" w:hAnsi="宋体" w:eastAsia="宋体" w:cs="宋体"/>
               <w:szCs w:val="24"/>
             </w:rPr>
             <w:fldChar w:fldCharType="end"/>
@@ -2919,35 +2846,28 @@
         </w:p>
         <w:p>
           <w:pPr>
-            <w:pStyle w:val="TOC3"/>
-            <w:keepNext w:val="0"/>
-            <w:keepLines w:val="0"/>
-            <w:pageBreakBefore w:val="0"/>
-            <w:widowControl w:val="0"/>
+            <w:pStyle w:val="13"/>
             <w:tabs>
               <w:tab w:val="right" w:leader="dot" w:pos="8306"/>
             </w:tabs>
-            <w:wordWrap/>
-            <w:overflowPunct/>
-            <w:bidi w:val="0"/>
           </w:pPr>
           <w:r>
             <w:rPr>
-              <w:rFonts w:ascii="宋体" w:eastAsia="宋体" w:hAnsi="宋体" w:cs="宋体" w:hint="eastAsia"/>
+              <w:rFonts w:hint="eastAsia" w:ascii="宋体" w:hAnsi="宋体" w:eastAsia="宋体" w:cs="宋体"/>
               <w:szCs w:val="24"/>
             </w:rPr>
             <w:fldChar w:fldCharType="begin"/>
           </w:r>
           <w:r>
             <w:rPr>
-              <w:rFonts w:ascii="宋体" w:eastAsia="宋体" w:hAnsi="宋体" w:cs="宋体" w:hint="eastAsia"/>
+              <w:rFonts w:hint="eastAsia" w:ascii="宋体" w:hAnsi="宋体" w:eastAsia="宋体" w:cs="宋体"/>
               <w:szCs w:val="24"/>
             </w:rPr>
-            <w:instrText xml:space="preserve"> HYPERLINK \l _Toc13929 </w:instrText>
-          </w:r>
-          <w:r>
-            <w:rPr>
-              <w:rFonts w:ascii="宋体" w:eastAsia="宋体" w:hAnsi="宋体" w:cs="宋体" w:hint="eastAsia"/>
+            <w:instrText xml:space="preserve"> HYPERLINK \l _Toc14217 </w:instrText>
+          </w:r>
+          <w:r>
+            <w:rPr>
+              <w:rFonts w:hint="eastAsia" w:ascii="宋体" w:hAnsi="宋体" w:eastAsia="宋体" w:cs="宋体"/>
               <w:szCs w:val="24"/>
             </w:rPr>
             <w:fldChar w:fldCharType="separate"/>
@@ -2968,20 +2888,20 @@
             <w:fldChar w:fldCharType="begin"/>
           </w:r>
           <w:r>
-            <w:instrText xml:space="preserve"> PAGEREF _Toc13929 \h </w:instrText>
+            <w:instrText xml:space="preserve"> PAGEREF _Toc14217 \h </w:instrText>
           </w:r>
           <w:r>
             <w:fldChar w:fldCharType="separate"/>
           </w:r>
           <w:r>
-            <w:t>8</w:t>
+            <w:t>7</w:t>
           </w:r>
           <w:r>
             <w:fldChar w:fldCharType="end"/>
           </w:r>
           <w:r>
             <w:rPr>
-              <w:rFonts w:ascii="宋体" w:eastAsia="宋体" w:hAnsi="宋体" w:cs="宋体" w:hint="eastAsia"/>
+              <w:rFonts w:hint="eastAsia" w:ascii="宋体" w:hAnsi="宋体" w:eastAsia="宋体" w:cs="宋体"/>
               <w:szCs w:val="24"/>
             </w:rPr>
             <w:fldChar w:fldCharType="end"/>
@@ -2989,35 +2909,28 @@
         </w:p>
         <w:p>
           <w:pPr>
-            <w:pStyle w:val="TOC3"/>
-            <w:keepNext w:val="0"/>
-            <w:keepLines w:val="0"/>
-            <w:pageBreakBefore w:val="0"/>
-            <w:widowControl w:val="0"/>
+            <w:pStyle w:val="13"/>
             <w:tabs>
               <w:tab w:val="right" w:leader="dot" w:pos="8306"/>
             </w:tabs>
-            <w:wordWrap/>
-            <w:overflowPunct/>
-            <w:bidi w:val="0"/>
           </w:pPr>
           <w:r>
             <w:rPr>
-              <w:rFonts w:ascii="宋体" w:eastAsia="宋体" w:hAnsi="宋体" w:cs="宋体" w:hint="eastAsia"/>
+              <w:rFonts w:hint="eastAsia" w:ascii="宋体" w:hAnsi="宋体" w:eastAsia="宋体" w:cs="宋体"/>
               <w:szCs w:val="24"/>
             </w:rPr>
             <w:fldChar w:fldCharType="begin"/>
           </w:r>
           <w:r>
             <w:rPr>
-              <w:rFonts w:ascii="宋体" w:eastAsia="宋体" w:hAnsi="宋体" w:cs="宋体" w:hint="eastAsia"/>
+              <w:rFonts w:hint="eastAsia" w:ascii="宋体" w:hAnsi="宋体" w:eastAsia="宋体" w:cs="宋体"/>
               <w:szCs w:val="24"/>
             </w:rPr>
-            <w:instrText xml:space="preserve"> HYPERLINK \l _Toc20627 </w:instrText>
-          </w:r>
-          <w:r>
-            <w:rPr>
-              <w:rFonts w:ascii="宋体" w:eastAsia="宋体" w:hAnsi="宋体" w:cs="宋体" w:hint="eastAsia"/>
+            <w:instrText xml:space="preserve"> HYPERLINK \l _Toc17793 </w:instrText>
+          </w:r>
+          <w:r>
+            <w:rPr>
+              <w:rFonts w:hint="eastAsia" w:ascii="宋体" w:hAnsi="宋体" w:eastAsia="宋体" w:cs="宋体"/>
               <w:szCs w:val="24"/>
             </w:rPr>
             <w:fldChar w:fldCharType="separate"/>
@@ -3038,7 +2951,7 @@
             <w:fldChar w:fldCharType="begin"/>
           </w:r>
           <w:r>
-            <w:instrText xml:space="preserve"> PAGEREF _Toc20627 \h </w:instrText>
+            <w:instrText xml:space="preserve"> PAGEREF _Toc17793 \h </w:instrText>
           </w:r>
           <w:r>
             <w:fldChar w:fldCharType="separate"/>
@@ -3051,7 +2964,7 @@
           </w:r>
           <w:r>
             <w:rPr>
-              <w:rFonts w:ascii="宋体" w:eastAsia="宋体" w:hAnsi="宋体" w:cs="宋体" w:hint="eastAsia"/>
+              <w:rFonts w:hint="eastAsia" w:ascii="宋体" w:hAnsi="宋体" w:eastAsia="宋体" w:cs="宋体"/>
               <w:szCs w:val="24"/>
             </w:rPr>
             <w:fldChar w:fldCharType="end"/>
@@ -3059,35 +2972,28 @@
         </w:p>
         <w:p>
           <w:pPr>
-            <w:pStyle w:val="TOC3"/>
-            <w:keepNext w:val="0"/>
-            <w:keepLines w:val="0"/>
-            <w:pageBreakBefore w:val="0"/>
-            <w:widowControl w:val="0"/>
+            <w:pStyle w:val="13"/>
             <w:tabs>
               <w:tab w:val="right" w:leader="dot" w:pos="8306"/>
             </w:tabs>
-            <w:wordWrap/>
-            <w:overflowPunct/>
-            <w:bidi w:val="0"/>
           </w:pPr>
           <w:r>
             <w:rPr>
-              <w:rFonts w:ascii="宋体" w:eastAsia="宋体" w:hAnsi="宋体" w:cs="宋体" w:hint="eastAsia"/>
+              <w:rFonts w:hint="eastAsia" w:ascii="宋体" w:hAnsi="宋体" w:eastAsia="宋体" w:cs="宋体"/>
               <w:szCs w:val="24"/>
             </w:rPr>
             <w:fldChar w:fldCharType="begin"/>
           </w:r>
           <w:r>
             <w:rPr>
-              <w:rFonts w:ascii="宋体" w:eastAsia="宋体" w:hAnsi="宋体" w:cs="宋体" w:hint="eastAsia"/>
+              <w:rFonts w:hint="eastAsia" w:ascii="宋体" w:hAnsi="宋体" w:eastAsia="宋体" w:cs="宋体"/>
               <w:szCs w:val="24"/>
             </w:rPr>
-            <w:instrText xml:space="preserve"> HYPERLINK \l _Toc25830 </w:instrText>
-          </w:r>
-          <w:r>
-            <w:rPr>
-              <w:rFonts w:ascii="宋体" w:eastAsia="宋体" w:hAnsi="宋体" w:cs="宋体" w:hint="eastAsia"/>
+            <w:instrText xml:space="preserve"> HYPERLINK \l _Toc4406 </w:instrText>
+          </w:r>
+          <w:r>
+            <w:rPr>
+              <w:rFonts w:hint="eastAsia" w:ascii="宋体" w:hAnsi="宋体" w:eastAsia="宋体" w:cs="宋体"/>
               <w:szCs w:val="24"/>
             </w:rPr>
             <w:fldChar w:fldCharType="separate"/>
@@ -3108,20 +3014,20 @@
             <w:fldChar w:fldCharType="begin"/>
           </w:r>
           <w:r>
-            <w:instrText xml:space="preserve"> PAGEREF _Toc25830 \h </w:instrText>
+            <w:instrText xml:space="preserve"> PAGEREF _Toc4406 \h </w:instrText>
           </w:r>
           <w:r>
             <w:fldChar w:fldCharType="separate"/>
           </w:r>
           <w:r>
-            <w:t>10</w:t>
+            <w:t>9</w:t>
           </w:r>
           <w:r>
             <w:fldChar w:fldCharType="end"/>
           </w:r>
           <w:r>
             <w:rPr>
-              <w:rFonts w:ascii="宋体" w:eastAsia="宋体" w:hAnsi="宋体" w:cs="宋体" w:hint="eastAsia"/>
+              <w:rFonts w:hint="eastAsia" w:ascii="宋体" w:hAnsi="宋体" w:eastAsia="宋体" w:cs="宋体"/>
               <w:szCs w:val="24"/>
             </w:rPr>
             <w:fldChar w:fldCharType="end"/>
@@ -3129,35 +3035,28 @@
         </w:p>
         <w:p>
           <w:pPr>
-            <w:pStyle w:val="TOC2"/>
-            <w:keepNext w:val="0"/>
-            <w:keepLines w:val="0"/>
-            <w:pageBreakBefore w:val="0"/>
-            <w:widowControl w:val="0"/>
+            <w:pStyle w:val="17"/>
             <w:tabs>
               <w:tab w:val="right" w:leader="dot" w:pos="8306"/>
             </w:tabs>
-            <w:wordWrap/>
-            <w:overflowPunct/>
-            <w:bidi w:val="0"/>
           </w:pPr>
           <w:r>
             <w:rPr>
-              <w:rFonts w:ascii="宋体" w:eastAsia="宋体" w:hAnsi="宋体" w:cs="宋体" w:hint="eastAsia"/>
+              <w:rFonts w:hint="eastAsia" w:ascii="宋体" w:hAnsi="宋体" w:eastAsia="宋体" w:cs="宋体"/>
               <w:szCs w:val="24"/>
             </w:rPr>
             <w:fldChar w:fldCharType="begin"/>
           </w:r>
           <w:r>
             <w:rPr>
-              <w:rFonts w:ascii="宋体" w:eastAsia="宋体" w:hAnsi="宋体" w:cs="宋体" w:hint="eastAsia"/>
+              <w:rFonts w:hint="eastAsia" w:ascii="宋体" w:hAnsi="宋体" w:eastAsia="宋体" w:cs="宋体"/>
               <w:szCs w:val="24"/>
             </w:rPr>
-            <w:instrText xml:space="preserve"> HYPERLINK \l _Toc7590 </w:instrText>
-          </w:r>
-          <w:r>
-            <w:rPr>
-              <w:rFonts w:ascii="宋体" w:eastAsia="宋体" w:hAnsi="宋体" w:cs="宋体" w:hint="eastAsia"/>
+            <w:instrText xml:space="preserve"> HYPERLINK \l _Toc7022 </w:instrText>
+          </w:r>
+          <w:r>
+            <w:rPr>
+              <w:rFonts w:hint="eastAsia" w:ascii="宋体" w:hAnsi="宋体" w:eastAsia="宋体" w:cs="宋体"/>
               <w:szCs w:val="24"/>
             </w:rPr>
             <w:fldChar w:fldCharType="separate"/>
@@ -3178,20 +3077,20 @@
             <w:fldChar w:fldCharType="begin"/>
           </w:r>
           <w:r>
-            <w:instrText xml:space="preserve"> PAGEREF _Toc7590 \h </w:instrText>
+            <w:instrText xml:space="preserve"> PAGEREF _Toc7022 \h </w:instrText>
           </w:r>
           <w:r>
             <w:fldChar w:fldCharType="separate"/>
           </w:r>
           <w:r>
-            <w:t>11</w:t>
+            <w:t>10</w:t>
           </w:r>
           <w:r>
             <w:fldChar w:fldCharType="end"/>
           </w:r>
           <w:r>
             <w:rPr>
-              <w:rFonts w:ascii="宋体" w:eastAsia="宋体" w:hAnsi="宋体" w:cs="宋体" w:hint="eastAsia"/>
+              <w:rFonts w:hint="eastAsia" w:ascii="宋体" w:hAnsi="宋体" w:eastAsia="宋体" w:cs="宋体"/>
               <w:szCs w:val="24"/>
             </w:rPr>
             <w:fldChar w:fldCharType="end"/>
@@ -3199,35 +3098,28 @@
         </w:p>
         <w:p>
           <w:pPr>
-            <w:pStyle w:val="TOC3"/>
-            <w:keepNext w:val="0"/>
-            <w:keepLines w:val="0"/>
-            <w:pageBreakBefore w:val="0"/>
-            <w:widowControl w:val="0"/>
+            <w:pStyle w:val="13"/>
             <w:tabs>
               <w:tab w:val="right" w:leader="dot" w:pos="8306"/>
             </w:tabs>
-            <w:wordWrap/>
-            <w:overflowPunct/>
-            <w:bidi w:val="0"/>
           </w:pPr>
           <w:r>
             <w:rPr>
-              <w:rFonts w:ascii="宋体" w:eastAsia="宋体" w:hAnsi="宋体" w:cs="宋体" w:hint="eastAsia"/>
+              <w:rFonts w:hint="eastAsia" w:ascii="宋体" w:hAnsi="宋体" w:eastAsia="宋体" w:cs="宋体"/>
               <w:szCs w:val="24"/>
             </w:rPr>
             <w:fldChar w:fldCharType="begin"/>
           </w:r>
           <w:r>
             <w:rPr>
-              <w:rFonts w:ascii="宋体" w:eastAsia="宋体" w:hAnsi="宋体" w:cs="宋体" w:hint="eastAsia"/>
+              <w:rFonts w:hint="eastAsia" w:ascii="宋体" w:hAnsi="宋体" w:eastAsia="宋体" w:cs="宋体"/>
               <w:szCs w:val="24"/>
             </w:rPr>
-            <w:instrText xml:space="preserve"> HYPERLINK \l _Toc30631 </w:instrText>
-          </w:r>
-          <w:r>
-            <w:rPr>
-              <w:rFonts w:ascii="宋体" w:eastAsia="宋体" w:hAnsi="宋体" w:cs="宋体" w:hint="eastAsia"/>
+            <w:instrText xml:space="preserve"> HYPERLINK \l _Toc2609 </w:instrText>
+          </w:r>
+          <w:r>
+            <w:rPr>
+              <w:rFonts w:hint="eastAsia" w:ascii="宋体" w:hAnsi="宋体" w:eastAsia="宋体" w:cs="宋体"/>
               <w:szCs w:val="24"/>
             </w:rPr>
             <w:fldChar w:fldCharType="separate"/>
@@ -3248,20 +3140,20 @@
             <w:fldChar w:fldCharType="begin"/>
           </w:r>
           <w:r>
-            <w:instrText xml:space="preserve"> PAGEREF _Toc30631 \h </w:instrText>
+            <w:instrText xml:space="preserve"> PAGEREF _Toc2609 \h </w:instrText>
           </w:r>
           <w:r>
             <w:fldChar w:fldCharType="separate"/>
           </w:r>
           <w:r>
-            <w:t>11</w:t>
+            <w:t>10</w:t>
           </w:r>
           <w:r>
             <w:fldChar w:fldCharType="end"/>
           </w:r>
           <w:r>
             <w:rPr>
-              <w:rFonts w:ascii="宋体" w:eastAsia="宋体" w:hAnsi="宋体" w:cs="宋体" w:hint="eastAsia"/>
+              <w:rFonts w:hint="eastAsia" w:ascii="宋体" w:hAnsi="宋体" w:eastAsia="宋体" w:cs="宋体"/>
               <w:szCs w:val="24"/>
             </w:rPr>
             <w:fldChar w:fldCharType="end"/>
@@ -3269,35 +3161,28 @@
         </w:p>
         <w:p>
           <w:pPr>
-            <w:pStyle w:val="TOC3"/>
-            <w:keepNext w:val="0"/>
-            <w:keepLines w:val="0"/>
-            <w:pageBreakBefore w:val="0"/>
-            <w:widowControl w:val="0"/>
+            <w:pStyle w:val="13"/>
             <w:tabs>
               <w:tab w:val="right" w:leader="dot" w:pos="8306"/>
             </w:tabs>
-            <w:wordWrap/>
-            <w:overflowPunct/>
-            <w:bidi w:val="0"/>
           </w:pPr>
           <w:r>
             <w:rPr>
-              <w:rFonts w:ascii="宋体" w:eastAsia="宋体" w:hAnsi="宋体" w:cs="宋体" w:hint="eastAsia"/>
+              <w:rFonts w:hint="eastAsia" w:ascii="宋体" w:hAnsi="宋体" w:eastAsia="宋体" w:cs="宋体"/>
               <w:szCs w:val="24"/>
             </w:rPr>
             <w:fldChar w:fldCharType="begin"/>
           </w:r>
           <w:r>
             <w:rPr>
-              <w:rFonts w:ascii="宋体" w:eastAsia="宋体" w:hAnsi="宋体" w:cs="宋体" w:hint="eastAsia"/>
+              <w:rFonts w:hint="eastAsia" w:ascii="宋体" w:hAnsi="宋体" w:eastAsia="宋体" w:cs="宋体"/>
               <w:szCs w:val="24"/>
             </w:rPr>
-            <w:instrText xml:space="preserve"> HYPERLINK \l _Toc27797 </w:instrText>
-          </w:r>
-          <w:r>
-            <w:rPr>
-              <w:rFonts w:ascii="宋体" w:eastAsia="宋体" w:hAnsi="宋体" w:cs="宋体" w:hint="eastAsia"/>
+            <w:instrText xml:space="preserve"> HYPERLINK \l _Toc21842 </w:instrText>
+          </w:r>
+          <w:r>
+            <w:rPr>
+              <w:rFonts w:hint="eastAsia" w:ascii="宋体" w:hAnsi="宋体" w:eastAsia="宋体" w:cs="宋体"/>
               <w:szCs w:val="24"/>
             </w:rPr>
             <w:fldChar w:fldCharType="separate"/>
@@ -3318,7 +3203,7 @@
             <w:fldChar w:fldCharType="begin"/>
           </w:r>
           <w:r>
-            <w:instrText xml:space="preserve"> PAGEREF _Toc27797 \h </w:instrText>
+            <w:instrText xml:space="preserve"> PAGEREF _Toc21842 \h </w:instrText>
           </w:r>
           <w:r>
             <w:fldChar w:fldCharType="separate"/>
@@ -3331,7 +3216,7 @@
           </w:r>
           <w:r>
             <w:rPr>
-              <w:rFonts w:ascii="宋体" w:eastAsia="宋体" w:hAnsi="宋体" w:cs="宋体" w:hint="eastAsia"/>
+              <w:rFonts w:hint="eastAsia" w:ascii="宋体" w:hAnsi="宋体" w:eastAsia="宋体" w:cs="宋体"/>
               <w:szCs w:val="24"/>
             </w:rPr>
             <w:fldChar w:fldCharType="end"/>
@@ -3339,35 +3224,28 @@
         </w:p>
         <w:p>
           <w:pPr>
-            <w:pStyle w:val="TOC3"/>
-            <w:keepNext w:val="0"/>
-            <w:keepLines w:val="0"/>
-            <w:pageBreakBefore w:val="0"/>
-            <w:widowControl w:val="0"/>
+            <w:pStyle w:val="13"/>
             <w:tabs>
               <w:tab w:val="right" w:leader="dot" w:pos="8306"/>
             </w:tabs>
-            <w:wordWrap/>
-            <w:overflowPunct/>
-            <w:bidi w:val="0"/>
           </w:pPr>
           <w:r>
             <w:rPr>
-              <w:rFonts w:ascii="宋体" w:eastAsia="宋体" w:hAnsi="宋体" w:cs="宋体" w:hint="eastAsia"/>
+              <w:rFonts w:hint="eastAsia" w:ascii="宋体" w:hAnsi="宋体" w:eastAsia="宋体" w:cs="宋体"/>
               <w:szCs w:val="24"/>
             </w:rPr>
             <w:fldChar w:fldCharType="begin"/>
           </w:r>
           <w:r>
             <w:rPr>
-              <w:rFonts w:ascii="宋体" w:eastAsia="宋体" w:hAnsi="宋体" w:cs="宋体" w:hint="eastAsia"/>
+              <w:rFonts w:hint="eastAsia" w:ascii="宋体" w:hAnsi="宋体" w:eastAsia="宋体" w:cs="宋体"/>
               <w:szCs w:val="24"/>
             </w:rPr>
-            <w:instrText xml:space="preserve"> HYPERLINK \l _Toc5613 </w:instrText>
-          </w:r>
-          <w:r>
-            <w:rPr>
-              <w:rFonts w:ascii="宋体" w:eastAsia="宋体" w:hAnsi="宋体" w:cs="宋体" w:hint="eastAsia"/>
+            <w:instrText xml:space="preserve"> HYPERLINK \l _Toc11933 </w:instrText>
+          </w:r>
+          <w:r>
+            <w:rPr>
+              <w:rFonts w:hint="eastAsia" w:ascii="宋体" w:hAnsi="宋体" w:eastAsia="宋体" w:cs="宋体"/>
               <w:szCs w:val="24"/>
             </w:rPr>
             <w:fldChar w:fldCharType="separate"/>
@@ -3388,7 +3266,7 @@
             <w:fldChar w:fldCharType="begin"/>
           </w:r>
           <w:r>
-            <w:instrText xml:space="preserve"> PAGEREF _Toc5613 \h </w:instrText>
+            <w:instrText xml:space="preserve"> PAGEREF _Toc11933 \h </w:instrText>
           </w:r>
           <w:r>
             <w:fldChar w:fldCharType="separate"/>
@@ -3401,7 +3279,7 @@
           </w:r>
           <w:r>
             <w:rPr>
-              <w:rFonts w:ascii="宋体" w:eastAsia="宋体" w:hAnsi="宋体" w:cs="宋体" w:hint="eastAsia"/>
+              <w:rFonts w:hint="eastAsia" w:ascii="宋体" w:hAnsi="宋体" w:eastAsia="宋体" w:cs="宋体"/>
               <w:szCs w:val="24"/>
             </w:rPr>
             <w:fldChar w:fldCharType="end"/>
@@ -3409,35 +3287,28 @@
         </w:p>
         <w:p>
           <w:pPr>
-            <w:pStyle w:val="TOC3"/>
-            <w:keepNext w:val="0"/>
-            <w:keepLines w:val="0"/>
-            <w:pageBreakBefore w:val="0"/>
-            <w:widowControl w:val="0"/>
+            <w:pStyle w:val="13"/>
             <w:tabs>
               <w:tab w:val="right" w:leader="dot" w:pos="8306"/>
             </w:tabs>
-            <w:wordWrap/>
-            <w:overflowPunct/>
-            <w:bidi w:val="0"/>
           </w:pPr>
           <w:r>
             <w:rPr>
-              <w:rFonts w:ascii="宋体" w:eastAsia="宋体" w:hAnsi="宋体" w:cs="宋体" w:hint="eastAsia"/>
+              <w:rFonts w:hint="eastAsia" w:ascii="宋体" w:hAnsi="宋体" w:eastAsia="宋体" w:cs="宋体"/>
               <w:szCs w:val="24"/>
             </w:rPr>
             <w:fldChar w:fldCharType="begin"/>
           </w:r>
           <w:r>
             <w:rPr>
-              <w:rFonts w:ascii="宋体" w:eastAsia="宋体" w:hAnsi="宋体" w:cs="宋体" w:hint="eastAsia"/>
+              <w:rFonts w:hint="eastAsia" w:ascii="宋体" w:hAnsi="宋体" w:eastAsia="宋体" w:cs="宋体"/>
               <w:szCs w:val="24"/>
             </w:rPr>
-            <w:instrText xml:space="preserve"> HYPERLINK \l _Toc3759 </w:instrText>
-          </w:r>
-          <w:r>
-            <w:rPr>
-              <w:rFonts w:ascii="宋体" w:eastAsia="宋体" w:hAnsi="宋体" w:cs="宋体" w:hint="eastAsia"/>
+            <w:instrText xml:space="preserve"> HYPERLINK \l _Toc12260 </w:instrText>
+          </w:r>
+          <w:r>
+            <w:rPr>
+              <w:rFonts w:hint="eastAsia" w:ascii="宋体" w:hAnsi="宋体" w:eastAsia="宋体" w:cs="宋体"/>
               <w:szCs w:val="24"/>
             </w:rPr>
             <w:fldChar w:fldCharType="separate"/>
@@ -3458,7 +3329,7 @@
             <w:fldChar w:fldCharType="begin"/>
           </w:r>
           <w:r>
-            <w:instrText xml:space="preserve"> PAGEREF _Toc3759 \h </w:instrText>
+            <w:instrText xml:space="preserve"> PAGEREF _Toc12260 \h </w:instrText>
           </w:r>
           <w:r>
             <w:fldChar w:fldCharType="separate"/>
@@ -3471,7 +3342,7 @@
           </w:r>
           <w:r>
             <w:rPr>
-              <w:rFonts w:ascii="宋体" w:eastAsia="宋体" w:hAnsi="宋体" w:cs="宋体" w:hint="eastAsia"/>
+              <w:rFonts w:hint="eastAsia" w:ascii="宋体" w:hAnsi="宋体" w:eastAsia="宋体" w:cs="宋体"/>
               <w:szCs w:val="24"/>
             </w:rPr>
             <w:fldChar w:fldCharType="end"/>
@@ -3479,35 +3350,28 @@
         </w:p>
         <w:p>
           <w:pPr>
-            <w:pStyle w:val="TOC2"/>
-            <w:keepNext w:val="0"/>
-            <w:keepLines w:val="0"/>
-            <w:pageBreakBefore w:val="0"/>
-            <w:widowControl w:val="0"/>
+            <w:pStyle w:val="17"/>
             <w:tabs>
               <w:tab w:val="right" w:leader="dot" w:pos="8306"/>
             </w:tabs>
-            <w:wordWrap/>
-            <w:overflowPunct/>
-            <w:bidi w:val="0"/>
           </w:pPr>
           <w:r>
             <w:rPr>
-              <w:rFonts w:ascii="宋体" w:eastAsia="宋体" w:hAnsi="宋体" w:cs="宋体" w:hint="eastAsia"/>
+              <w:rFonts w:hint="eastAsia" w:ascii="宋体" w:hAnsi="宋体" w:eastAsia="宋体" w:cs="宋体"/>
               <w:szCs w:val="24"/>
             </w:rPr>
             <w:fldChar w:fldCharType="begin"/>
           </w:r>
           <w:r>
             <w:rPr>
-              <w:rFonts w:ascii="宋体" w:eastAsia="宋体" w:hAnsi="宋体" w:cs="宋体" w:hint="eastAsia"/>
+              <w:rFonts w:hint="eastAsia" w:ascii="宋体" w:hAnsi="宋体" w:eastAsia="宋体" w:cs="宋体"/>
               <w:szCs w:val="24"/>
             </w:rPr>
-            <w:instrText xml:space="preserve"> HYPERLINK \l _Toc24184 </w:instrText>
-          </w:r>
-          <w:r>
-            <w:rPr>
-              <w:rFonts w:ascii="宋体" w:eastAsia="宋体" w:hAnsi="宋体" w:cs="宋体" w:hint="eastAsia"/>
+            <w:instrText xml:space="preserve"> HYPERLINK \l _Toc3339 </w:instrText>
+          </w:r>
+          <w:r>
+            <w:rPr>
+              <w:rFonts w:hint="eastAsia" w:ascii="宋体" w:hAnsi="宋体" w:eastAsia="宋体" w:cs="宋体"/>
               <w:szCs w:val="24"/>
             </w:rPr>
             <w:fldChar w:fldCharType="separate"/>
@@ -3528,20 +3392,20 @@
             <w:fldChar w:fldCharType="begin"/>
           </w:r>
           <w:r>
-            <w:instrText xml:space="preserve"> PAGEREF _Toc24184 \h </w:instrText>
+            <w:instrText xml:space="preserve"> PAGEREF _Toc3339 \h </w:instrText>
           </w:r>
           <w:r>
             <w:fldChar w:fldCharType="separate"/>
           </w:r>
           <w:r>
-            <w:t>12</w:t>
+            <w:t>11</w:t>
           </w:r>
           <w:r>
             <w:fldChar w:fldCharType="end"/>
           </w:r>
           <w:r>
             <w:rPr>
-              <w:rFonts w:ascii="宋体" w:eastAsia="宋体" w:hAnsi="宋体" w:cs="宋体" w:hint="eastAsia"/>
+              <w:rFonts w:hint="eastAsia" w:ascii="宋体" w:hAnsi="宋体" w:eastAsia="宋体" w:cs="宋体"/>
               <w:szCs w:val="24"/>
             </w:rPr>
             <w:fldChar w:fldCharType="end"/>
@@ -3549,49 +3413,42 @@
         </w:p>
         <w:p>
           <w:pPr>
-            <w:pStyle w:val="TOC1"/>
-            <w:keepNext w:val="0"/>
-            <w:keepLines w:val="0"/>
-            <w:pageBreakBefore w:val="0"/>
-            <w:widowControl w:val="0"/>
+            <w:pStyle w:val="16"/>
             <w:tabs>
               <w:tab w:val="right" w:leader="dot" w:pos="8306"/>
             </w:tabs>
-            <w:wordWrap/>
-            <w:overflowPunct/>
-            <w:bidi w:val="0"/>
           </w:pPr>
           <w:r>
             <w:rPr>
-              <w:rFonts w:ascii="宋体" w:eastAsia="宋体" w:hAnsi="宋体" w:cs="宋体" w:hint="eastAsia"/>
+              <w:rFonts w:hint="eastAsia" w:ascii="宋体" w:hAnsi="宋体" w:eastAsia="宋体" w:cs="宋体"/>
               <w:szCs w:val="24"/>
             </w:rPr>
             <w:fldChar w:fldCharType="begin"/>
           </w:r>
           <w:r>
             <w:rPr>
-              <w:rFonts w:ascii="宋体" w:eastAsia="宋体" w:hAnsi="宋体" w:cs="宋体" w:hint="eastAsia"/>
+              <w:rFonts w:hint="eastAsia" w:ascii="宋体" w:hAnsi="宋体" w:eastAsia="宋体" w:cs="宋体"/>
               <w:szCs w:val="24"/>
             </w:rPr>
-            <w:instrText xml:space="preserve"> HYPERLINK \l _Toc14242 </w:instrText>
-          </w:r>
-          <w:r>
-            <w:rPr>
-              <w:rFonts w:ascii="宋体" w:eastAsia="宋体" w:hAnsi="宋体" w:cs="宋体" w:hint="eastAsia"/>
+            <w:instrText xml:space="preserve"> HYPERLINK \l _Toc31063 </w:instrText>
+          </w:r>
+          <w:r>
+            <w:rPr>
+              <w:rFonts w:hint="eastAsia" w:ascii="宋体" w:hAnsi="宋体" w:eastAsia="宋体" w:cs="宋体"/>
               <w:szCs w:val="24"/>
             </w:rPr>
             <w:fldChar w:fldCharType="separate"/>
           </w:r>
           <w:r>
             <w:rPr>
-              <w:rFonts w:eastAsia="宋体" w:hint="default"/>
+              <w:rFonts w:hint="default" w:eastAsia="宋体"/>
               <w:lang w:val="en-US" w:eastAsia="zh-CN"/>
             </w:rPr>
             <w:t xml:space="preserve">6. </w:t>
           </w:r>
           <w:r>
             <w:rPr>
-              <w:rFonts w:eastAsia="宋体" w:hint="eastAsia"/>
+              <w:rFonts w:hint="eastAsia" w:eastAsia="宋体"/>
               <w:lang w:val="en-US" w:eastAsia="zh-CN"/>
             </w:rPr>
             <w:t>附则</w:t>
@@ -3603,7 +3460,7 @@
             <w:fldChar w:fldCharType="begin"/>
           </w:r>
           <w:r>
-            <w:instrText xml:space="preserve"> PAGEREF _Toc14242 \h </w:instrText>
+            <w:instrText xml:space="preserve"> PAGEREF _Toc31063 \h </w:instrText>
           </w:r>
           <w:r>
             <w:fldChar w:fldCharType="separate"/>
@@ -3616,7 +3473,7 @@
           </w:r>
           <w:r>
             <w:rPr>
-              <w:rFonts w:ascii="宋体" w:eastAsia="宋体" w:hAnsi="宋体" w:cs="宋体" w:hint="eastAsia"/>
+              <w:rFonts w:hint="eastAsia" w:ascii="宋体" w:hAnsi="宋体" w:eastAsia="宋体" w:cs="宋体"/>
               <w:szCs w:val="24"/>
             </w:rPr>
             <w:fldChar w:fldCharType="end"/>
@@ -3624,35 +3481,28 @@
         </w:p>
         <w:p>
           <w:pPr>
-            <w:pStyle w:val="TOC1"/>
-            <w:keepNext w:val="0"/>
-            <w:keepLines w:val="0"/>
-            <w:pageBreakBefore w:val="0"/>
-            <w:widowControl w:val="0"/>
+            <w:pStyle w:val="16"/>
             <w:tabs>
               <w:tab w:val="right" w:leader="dot" w:pos="8306"/>
             </w:tabs>
-            <w:wordWrap/>
-            <w:overflowPunct/>
-            <w:bidi w:val="0"/>
           </w:pPr>
           <w:r>
             <w:rPr>
-              <w:rFonts w:ascii="宋体" w:eastAsia="宋体" w:hAnsi="宋体" w:cs="宋体" w:hint="eastAsia"/>
+              <w:rFonts w:hint="eastAsia" w:ascii="宋体" w:hAnsi="宋体" w:eastAsia="宋体" w:cs="宋体"/>
               <w:szCs w:val="24"/>
             </w:rPr>
             <w:fldChar w:fldCharType="begin"/>
           </w:r>
           <w:r>
             <w:rPr>
-              <w:rFonts w:ascii="宋体" w:eastAsia="宋体" w:hAnsi="宋体" w:cs="宋体" w:hint="eastAsia"/>
+              <w:rFonts w:hint="eastAsia" w:ascii="宋体" w:hAnsi="宋体" w:eastAsia="宋体" w:cs="宋体"/>
               <w:szCs w:val="24"/>
             </w:rPr>
-            <w:instrText xml:space="preserve"> HYPERLINK \l _Toc11907 </w:instrText>
-          </w:r>
-          <w:r>
-            <w:rPr>
-              <w:rFonts w:ascii="宋体" w:eastAsia="宋体" w:hAnsi="宋体" w:cs="宋体" w:hint="eastAsia"/>
+            <w:instrText xml:space="preserve"> HYPERLINK \l _Toc29979 </w:instrText>
+          </w:r>
+          <w:r>
+            <w:rPr>
+              <w:rFonts w:hint="eastAsia" w:ascii="宋体" w:hAnsi="宋体" w:eastAsia="宋体" w:cs="宋体"/>
               <w:szCs w:val="24"/>
             </w:rPr>
             <w:fldChar w:fldCharType="separate"/>
@@ -3678,7 +3528,7 @@
             <w:fldChar w:fldCharType="begin"/>
           </w:r>
           <w:r>
-            <w:instrText xml:space="preserve"> PAGEREF _Toc11907 \h </w:instrText>
+            <w:instrText xml:space="preserve"> PAGEREF _Toc29979 \h </w:instrText>
           </w:r>
           <w:r>
             <w:fldChar w:fldCharType="separate"/>
@@ -3691,7 +3541,7 @@
           </w:r>
           <w:r>
             <w:rPr>
-              <w:rFonts w:ascii="宋体" w:eastAsia="宋体" w:hAnsi="宋体" w:cs="宋体" w:hint="eastAsia"/>
+              <w:rFonts w:hint="eastAsia" w:ascii="宋体" w:hAnsi="宋体" w:eastAsia="宋体" w:cs="宋体"/>
               <w:szCs w:val="24"/>
             </w:rPr>
             <w:fldChar w:fldCharType="end"/>
@@ -3699,35 +3549,28 @@
         </w:p>
         <w:p>
           <w:pPr>
-            <w:pStyle w:val="TOC1"/>
-            <w:keepNext w:val="0"/>
-            <w:keepLines w:val="0"/>
-            <w:pageBreakBefore w:val="0"/>
-            <w:widowControl w:val="0"/>
+            <w:pStyle w:val="16"/>
             <w:tabs>
               <w:tab w:val="right" w:leader="dot" w:pos="8306"/>
             </w:tabs>
-            <w:wordWrap/>
-            <w:overflowPunct/>
-            <w:bidi w:val="0"/>
           </w:pPr>
           <w:r>
             <w:rPr>
-              <w:rFonts w:ascii="宋体" w:eastAsia="宋体" w:hAnsi="宋体" w:cs="宋体" w:hint="eastAsia"/>
+              <w:rFonts w:hint="eastAsia" w:ascii="宋体" w:hAnsi="宋体" w:eastAsia="宋体" w:cs="宋体"/>
               <w:szCs w:val="24"/>
             </w:rPr>
             <w:fldChar w:fldCharType="begin"/>
           </w:r>
           <w:r>
             <w:rPr>
-              <w:rFonts w:ascii="宋体" w:eastAsia="宋体" w:hAnsi="宋体" w:cs="宋体" w:hint="eastAsia"/>
+              <w:rFonts w:hint="eastAsia" w:ascii="宋体" w:hAnsi="宋体" w:eastAsia="宋体" w:cs="宋体"/>
               <w:szCs w:val="24"/>
             </w:rPr>
-            <w:instrText xml:space="preserve"> HYPERLINK \l _Toc28410 </w:instrText>
-          </w:r>
-          <w:r>
-            <w:rPr>
-              <w:rFonts w:ascii="宋体" w:eastAsia="宋体" w:hAnsi="宋体" w:cs="宋体" w:hint="eastAsia"/>
+            <w:instrText xml:space="preserve"> HYPERLINK \l _Toc7173 </w:instrText>
+          </w:r>
+          <w:r>
+            <w:rPr>
+              <w:rFonts w:hint="eastAsia" w:ascii="宋体" w:hAnsi="宋体" w:eastAsia="宋体" w:cs="宋体"/>
               <w:szCs w:val="24"/>
             </w:rPr>
             <w:fldChar w:fldCharType="separate"/>
@@ -3753,7 +3596,7 @@
             <w:fldChar w:fldCharType="begin"/>
           </w:r>
           <w:r>
-            <w:instrText xml:space="preserve"> PAGEREF _Toc28410 \h </w:instrText>
+            <w:instrText xml:space="preserve"> PAGEREF _Toc7173 \h </w:instrText>
           </w:r>
           <w:r>
             <w:fldChar w:fldCharType="separate"/>
@@ -3766,7 +3609,7 @@
           </w:r>
           <w:r>
             <w:rPr>
-              <w:rFonts w:ascii="宋体" w:eastAsia="宋体" w:hAnsi="宋体" w:cs="宋体" w:hint="eastAsia"/>
+              <w:rFonts w:hint="eastAsia" w:ascii="宋体" w:hAnsi="宋体" w:eastAsia="宋体" w:cs="宋体"/>
               <w:szCs w:val="24"/>
             </w:rPr>
             <w:fldChar w:fldCharType="end"/>
@@ -3782,7 +3625,7 @@
             <w:overflowPunct/>
             <w:bidi w:val="0"/>
             <w:rPr>
-              <w:rFonts w:ascii="宋体" w:eastAsia="宋体" w:hAnsi="宋体" w:cs="宋体" w:hint="eastAsia"/>
+              <w:rFonts w:hint="eastAsia" w:ascii="宋体" w:hAnsi="宋体" w:eastAsia="宋体" w:cs="宋体"/>
               <w:snapToGrid w:val="0"/>
               <w:color w:val="000000"/>
               <w:kern w:val="0"/>
@@ -3793,7 +3636,7 @@
           </w:pPr>
           <w:r>
             <w:rPr>
-              <w:rFonts w:ascii="宋体" w:eastAsia="宋体" w:hAnsi="宋体" w:cs="宋体" w:hint="eastAsia"/>
+              <w:rFonts w:hint="eastAsia" w:ascii="宋体" w:hAnsi="宋体" w:eastAsia="宋体" w:cs="宋体"/>
               <w:szCs w:val="24"/>
             </w:rPr>
             <w:fldChar w:fldCharType="end"/>
@@ -3803,16 +3646,16 @@
     </w:sdt>
     <w:p>
       <w:pPr>
-        <w:pStyle w:val="1"/>
-        <w:keepNext w:val="0"/>
-        <w:keepLines w:val="0"/>
-        <w:pageBreakBefore w:val="0"/>
-        <w:widowControl w:val="0"/>
-        <w:wordWrap/>
-        <w:overflowPunct/>
-        <w:bidi w:val="0"/>
-      </w:pPr>
-      <w:bookmarkStart w:id="2" w:name="_Toc23668"/>
+        <w:pStyle w:val="28"/>
+        <w:keepNext w:val="0"/>
+        <w:keepLines w:val="0"/>
+        <w:pageBreakBefore w:val="0"/>
+        <w:widowControl w:val="0"/>
+        <w:wordWrap/>
+        <w:overflowPunct/>
+        <w:bidi w:val="0"/>
+      </w:pPr>
+      <w:bookmarkStart w:id="2" w:name="_Toc28920"/>
       <w:r>
         <w:t>目的</w:t>
       </w:r>
@@ -3820,7 +3663,7 @@
     </w:p>
     <w:p>
       <w:pPr>
-        <w:pStyle w:val="a1"/>
+        <w:pStyle w:val="29"/>
         <w:keepNext w:val="0"/>
         <w:keepLines w:val="0"/>
         <w:pageBreakBefore w:val="0"/>
@@ -3852,7 +3695,7 @@
     </w:p>
     <w:p>
       <w:pPr>
-        <w:pStyle w:val="1"/>
+        <w:pStyle w:val="28"/>
         <w:keepNext w:val="0"/>
         <w:keepLines w:val="0"/>
         <w:pageBreakBefore w:val="0"/>
@@ -3865,7 +3708,7 @@
           <w:lang w:val="en-US" w:eastAsia="zh-CN"/>
         </w:rPr>
       </w:pPr>
-      <w:bookmarkStart w:id="3" w:name="_Toc26510"/>
+      <w:bookmarkStart w:id="3" w:name="_Toc3191"/>
       <w:r>
         <w:rPr>
           <w:rFonts w:hint="eastAsia"/>
@@ -3877,7 +3720,7 @@
     </w:p>
     <w:p>
       <w:pPr>
-        <w:pStyle w:val="a1"/>
+        <w:pStyle w:val="29"/>
         <w:keepNext w:val="0"/>
         <w:keepLines w:val="0"/>
         <w:pageBreakBefore w:val="0"/>
@@ -3902,16 +3745,16 @@
     </w:p>
     <w:p>
       <w:pPr>
-        <w:pStyle w:val="1"/>
-        <w:keepNext w:val="0"/>
-        <w:keepLines w:val="0"/>
-        <w:pageBreakBefore w:val="0"/>
-        <w:widowControl w:val="0"/>
-        <w:wordWrap/>
-        <w:overflowPunct/>
-        <w:bidi w:val="0"/>
-      </w:pPr>
-      <w:bookmarkStart w:id="4" w:name="_Toc30529"/>
+        <w:pStyle w:val="28"/>
+        <w:keepNext w:val="0"/>
+        <w:keepLines w:val="0"/>
+        <w:pageBreakBefore w:val="0"/>
+        <w:widowControl w:val="0"/>
+        <w:wordWrap/>
+        <w:overflowPunct/>
+        <w:bidi w:val="0"/>
+      </w:pPr>
+      <w:bookmarkStart w:id="4" w:name="_Toc29992"/>
       <w:r>
         <w:rPr>
           <w:rFonts w:hint="eastAsia"/>
@@ -3926,7 +3769,7 @@
     </w:p>
     <w:p>
       <w:pPr>
-        <w:pStyle w:val="a1"/>
+        <w:pStyle w:val="29"/>
         <w:keepNext w:val="0"/>
         <w:keepLines w:val="0"/>
         <w:pageBreakBefore w:val="0"/>
@@ -3941,7 +3784,7 @@
     </w:p>
     <w:p>
       <w:pPr>
-        <w:pStyle w:val="1"/>
+        <w:pStyle w:val="28"/>
         <w:keepNext w:val="0"/>
         <w:keepLines w:val="0"/>
         <w:pageBreakBefore w:val="0"/>
@@ -3954,7 +3797,7 @@
           <w:lang w:val="en-US" w:eastAsia="zh-CN"/>
         </w:rPr>
       </w:pPr>
-      <w:bookmarkStart w:id="5" w:name="_Toc2261"/>
+      <w:bookmarkStart w:id="5" w:name="_Toc3389"/>
       <w:r>
         <w:rPr>
           <w:rFonts w:hint="eastAsia"/>
@@ -3966,7 +3809,7 @@
     </w:p>
     <w:p>
       <w:pPr>
-        <w:pStyle w:val="2"/>
+        <w:pStyle w:val="30"/>
         <w:keepNext w:val="0"/>
         <w:keepLines w:val="0"/>
         <w:pageBreakBefore w:val="0"/>
@@ -3979,7 +3822,7 @@
           <w:lang w:val="en-US" w:eastAsia="zh-CN"/>
         </w:rPr>
       </w:pPr>
-      <w:bookmarkStart w:id="6" w:name="_Toc22276"/>
+      <w:bookmarkStart w:id="6" w:name="_Toc884"/>
       <w:r>
         <w:rPr>
           <w:rFonts w:hint="eastAsia"/>
@@ -4009,19 +3852,19 @@
         <w:adjustRightInd w:val="0"/>
         <w:snapToGrid w:val="0"/>
         <w:spacing w:line="360" w:lineRule="auto"/>
-        <w:ind w:left="425" w:right="0" w:hanging="425" w:leftChars="0" w:firstLineChars="0"/>
+        <w:ind w:left="425" w:leftChars="0" w:right="0" w:hanging="425" w:firstLineChars="0"/>
         <w:jc w:val="left"/>
         <w:textAlignment w:val="baseline"/>
         <w:rPr>
-          <w:rFonts w:ascii="宋体" w:eastAsia="宋体" w:hAnsi="宋体" w:cs="宋体"/>
-          <w:spacing w:val="-3"/>
-          <w:sz w:val="24"/>
-          <w:szCs w:val="24"/>
-        </w:rPr>
-      </w:pPr>
-      <w:r>
-        <w:rPr>
-          <w:rFonts w:ascii="宋体" w:eastAsia="宋体" w:hAnsi="宋体" w:cs="宋体"/>
+          <w:rFonts w:ascii="宋体" w:hAnsi="宋体" w:eastAsia="宋体" w:cs="宋体"/>
+          <w:spacing w:val="-3"/>
+          <w:sz w:val="24"/>
+          <w:szCs w:val="24"/>
+        </w:rPr>
+      </w:pPr>
+      <w:r>
+        <w:rPr>
+          <w:rFonts w:ascii="宋体" w:hAnsi="宋体" w:eastAsia="宋体" w:cs="宋体"/>
           <w:spacing w:val="-3"/>
           <w:sz w:val="24"/>
           <w:szCs w:val="24"/>
@@ -4030,7 +3873,7 @@
       </w:r>
       <w:r>
         <w:rPr>
-          <w:rFonts w:ascii="宋体" w:eastAsia="宋体" w:hAnsi="宋体" w:cs="宋体" w:hint="eastAsia"/>
+          <w:rFonts w:hint="eastAsia" w:ascii="宋体" w:hAnsi="宋体" w:eastAsia="宋体" w:cs="宋体"/>
           <w:spacing w:val="-3"/>
           <w:sz w:val="24"/>
           <w:szCs w:val="24"/>
@@ -4040,7 +3883,7 @@
       </w:r>
       <w:r>
         <w:rPr>
-          <w:rFonts w:ascii="宋体" w:eastAsia="宋体" w:hAnsi="宋体" w:cs="宋体"/>
+          <w:rFonts w:ascii="宋体" w:hAnsi="宋体" w:eastAsia="宋体" w:cs="宋体"/>
           <w:spacing w:val="-3"/>
           <w:sz w:val="24"/>
           <w:szCs w:val="24"/>
@@ -4049,7 +3892,7 @@
       </w:r>
       <w:r>
         <w:rPr>
-          <w:rFonts w:ascii="宋体" w:eastAsia="宋体" w:hAnsi="宋体" w:cs="宋体" w:hint="eastAsia"/>
+          <w:rFonts w:hint="eastAsia" w:ascii="宋体" w:hAnsi="宋体" w:eastAsia="宋体" w:cs="宋体"/>
           <w:spacing w:val="-3"/>
           <w:sz w:val="24"/>
           <w:szCs w:val="24"/>
@@ -4059,7 +3902,7 @@
       </w:r>
       <w:r>
         <w:rPr>
-          <w:rFonts w:ascii="宋体" w:eastAsia="宋体" w:hAnsi="宋体" w:cs="宋体"/>
+          <w:rFonts w:ascii="宋体" w:hAnsi="宋体" w:eastAsia="宋体" w:cs="宋体"/>
           <w:spacing w:val="-3"/>
           <w:sz w:val="24"/>
           <w:szCs w:val="24"/>
@@ -4068,7 +3911,7 @@
       </w:r>
       <w:r>
         <w:rPr>
-          <w:rFonts w:ascii="宋体" w:eastAsia="宋体" w:hAnsi="宋体" w:cs="宋体" w:hint="eastAsia"/>
+          <w:rFonts w:hint="eastAsia" w:ascii="宋体" w:hAnsi="宋体" w:eastAsia="宋体" w:cs="宋体"/>
           <w:spacing w:val="-3"/>
           <w:sz w:val="24"/>
           <w:szCs w:val="24"/>
@@ -4078,7 +3921,7 @@
       </w:r>
       <w:r>
         <w:rPr>
-          <w:rFonts w:ascii="宋体" w:eastAsia="宋体" w:hAnsi="宋体" w:cs="宋体"/>
+          <w:rFonts w:ascii="宋体" w:hAnsi="宋体" w:eastAsia="宋体" w:cs="宋体"/>
           <w:spacing w:val="-3"/>
           <w:sz w:val="24"/>
           <w:szCs w:val="24"/>
@@ -4106,19 +3949,19 @@
         <w:adjustRightInd w:val="0"/>
         <w:snapToGrid w:val="0"/>
         <w:spacing w:line="360" w:lineRule="auto"/>
-        <w:ind w:left="425" w:right="0" w:hanging="425" w:leftChars="0" w:firstLineChars="0"/>
+        <w:ind w:left="425" w:leftChars="0" w:right="0" w:hanging="425" w:firstLineChars="0"/>
         <w:jc w:val="left"/>
         <w:textAlignment w:val="baseline"/>
         <w:rPr>
-          <w:rFonts w:ascii="宋体" w:eastAsia="宋体" w:hAnsi="宋体" w:cs="宋体"/>
-          <w:spacing w:val="-3"/>
-          <w:sz w:val="24"/>
-          <w:szCs w:val="24"/>
-        </w:rPr>
-      </w:pPr>
-      <w:r>
-        <w:rPr>
-          <w:rFonts w:ascii="宋体" w:eastAsia="宋体" w:hAnsi="宋体" w:cs="宋体"/>
+          <w:rFonts w:ascii="宋体" w:hAnsi="宋体" w:eastAsia="宋体" w:cs="宋体"/>
+          <w:spacing w:val="-3"/>
+          <w:sz w:val="24"/>
+          <w:szCs w:val="24"/>
+        </w:rPr>
+      </w:pPr>
+      <w:r>
+        <w:rPr>
+          <w:rFonts w:ascii="宋体" w:hAnsi="宋体" w:eastAsia="宋体" w:cs="宋体"/>
           <w:spacing w:val="-3"/>
           <w:sz w:val="24"/>
           <w:szCs w:val="24"/>
@@ -4146,19 +3989,19 @@
         <w:adjustRightInd w:val="0"/>
         <w:snapToGrid w:val="0"/>
         <w:spacing w:line="360" w:lineRule="auto"/>
-        <w:ind w:left="425" w:right="0" w:hanging="425" w:leftChars="0" w:firstLineChars="0"/>
+        <w:ind w:left="425" w:leftChars="0" w:right="0" w:hanging="425" w:firstLineChars="0"/>
         <w:jc w:val="left"/>
         <w:textAlignment w:val="baseline"/>
         <w:rPr>
-          <w:rFonts w:ascii="宋体" w:eastAsia="宋体" w:hAnsi="宋体" w:cs="宋体"/>
-          <w:spacing w:val="-3"/>
-          <w:sz w:val="24"/>
-          <w:szCs w:val="24"/>
-        </w:rPr>
-      </w:pPr>
-      <w:r>
-        <w:rPr>
-          <w:rFonts w:ascii="宋体" w:eastAsia="宋体" w:hAnsi="宋体" w:cs="宋体"/>
+          <w:rFonts w:ascii="宋体" w:hAnsi="宋体" w:eastAsia="宋体" w:cs="宋体"/>
+          <w:spacing w:val="-3"/>
+          <w:sz w:val="24"/>
+          <w:szCs w:val="24"/>
+        </w:rPr>
+      </w:pPr>
+      <w:r>
+        <w:rPr>
+          <w:rFonts w:ascii="宋体" w:hAnsi="宋体" w:eastAsia="宋体" w:cs="宋体"/>
           <w:spacing w:val="-3"/>
           <w:sz w:val="24"/>
           <w:szCs w:val="24"/>
@@ -4186,19 +4029,19 @@
         <w:adjustRightInd w:val="0"/>
         <w:snapToGrid w:val="0"/>
         <w:spacing w:line="360" w:lineRule="auto"/>
-        <w:ind w:left="425" w:right="0" w:hanging="425" w:leftChars="0" w:firstLineChars="0"/>
+        <w:ind w:left="425" w:leftChars="0" w:right="0" w:hanging="425" w:firstLineChars="0"/>
         <w:jc w:val="left"/>
         <w:textAlignment w:val="baseline"/>
         <w:rPr>
-          <w:rFonts w:ascii="宋体" w:eastAsia="宋体" w:hAnsi="宋体" w:cs="宋体"/>
-          <w:spacing w:val="-3"/>
-          <w:sz w:val="24"/>
-          <w:szCs w:val="24"/>
-        </w:rPr>
-      </w:pPr>
-      <w:r>
-        <w:rPr>
-          <w:rFonts w:ascii="宋体" w:eastAsia="宋体" w:hAnsi="宋体" w:cs="宋体"/>
+          <w:rFonts w:ascii="宋体" w:hAnsi="宋体" w:eastAsia="宋体" w:cs="宋体"/>
+          <w:spacing w:val="-3"/>
+          <w:sz w:val="24"/>
+          <w:szCs w:val="24"/>
+        </w:rPr>
+      </w:pPr>
+      <w:r>
+        <w:rPr>
+          <w:rFonts w:ascii="宋体" w:hAnsi="宋体" w:eastAsia="宋体" w:cs="宋体"/>
           <w:spacing w:val="-2"/>
           <w:sz w:val="24"/>
           <w:szCs w:val="24"/>
@@ -4208,7 +4051,7 @@
     </w:p>
     <w:p>
       <w:pPr>
-        <w:pStyle w:val="1"/>
+        <w:pStyle w:val="28"/>
         <w:keepNext w:val="0"/>
         <w:keepLines w:val="0"/>
         <w:pageBreakBefore w:val="0"/>
@@ -4221,7 +4064,7 @@
           <w:lang w:val="en-US" w:eastAsia="zh-CN"/>
         </w:rPr>
       </w:pPr>
-      <w:bookmarkStart w:id="7" w:name="_Toc21734"/>
+      <w:bookmarkStart w:id="7" w:name="_Toc1691"/>
       <w:r>
         <w:rPr>
           <w:rFonts w:hint="eastAsia"/>
@@ -4233,7 +4076,7 @@
     </w:p>
     <w:p>
       <w:pPr>
-        <w:pStyle w:val="2"/>
+        <w:pStyle w:val="30"/>
         <w:keepNext w:val="0"/>
         <w:keepLines w:val="0"/>
         <w:pageBreakBefore w:val="0"/>
@@ -4246,7 +4089,7 @@
           <w:lang w:val="en-US" w:eastAsia="zh-CN"/>
         </w:rPr>
       </w:pPr>
-      <w:bookmarkStart w:id="8" w:name="_Toc3678"/>
+      <w:bookmarkStart w:id="8" w:name="_Toc10288"/>
       <w:r>
         <w:rPr>
           <w:rFonts w:hint="eastAsia"/>
@@ -4272,19 +4115,19 @@
         <w:adjustRightInd w:val="0"/>
         <w:snapToGrid w:val="0"/>
         <w:spacing w:line="360" w:lineRule="auto"/>
-        <w:ind w:left="0" w:right="0" w:firstLine="420" w:firstLineChars="200"/>
+        <w:ind w:left="0" w:right="0" w:firstLine="468" w:firstLineChars="200"/>
         <w:jc w:val="left"/>
         <w:textAlignment w:val="baseline"/>
         <w:rPr>
-          <w:rFonts w:ascii="宋体" w:eastAsia="宋体" w:hAnsi="宋体" w:cs="宋体"/>
-          <w:spacing w:val="-3"/>
-          <w:sz w:val="24"/>
-          <w:szCs w:val="24"/>
-        </w:rPr>
-      </w:pPr>
-      <w:r>
-        <w:rPr>
-          <w:rFonts w:ascii="宋体" w:eastAsia="宋体" w:hAnsi="宋体" w:cs="宋体"/>
+          <w:rFonts w:ascii="宋体" w:hAnsi="宋体" w:eastAsia="宋体" w:cs="宋体"/>
+          <w:spacing w:val="-3"/>
+          <w:sz w:val="24"/>
+          <w:szCs w:val="24"/>
+        </w:rPr>
+      </w:pPr>
+      <w:r>
+        <w:rPr>
+          <w:rFonts w:ascii="宋体" w:hAnsi="宋体" w:eastAsia="宋体" w:cs="宋体"/>
           <w:spacing w:val="-3"/>
           <w:sz w:val="24"/>
           <w:szCs w:val="24"/>
@@ -4293,7 +4136,7 @@
       </w:r>
       <w:r>
         <w:rPr>
-          <w:rFonts w:ascii="宋体" w:eastAsia="宋体" w:hAnsi="宋体" w:cs="宋体" w:hint="eastAsia"/>
+          <w:rFonts w:hint="eastAsia" w:ascii="宋体" w:hAnsi="宋体" w:eastAsia="宋体" w:cs="宋体"/>
           <w:spacing w:val="-3"/>
           <w:sz w:val="24"/>
           <w:szCs w:val="24"/>
@@ -4303,7 +4146,7 @@
       </w:r>
       <w:r>
         <w:rPr>
-          <w:rFonts w:ascii="宋体" w:eastAsia="宋体" w:hAnsi="宋体" w:cs="宋体"/>
+          <w:rFonts w:ascii="宋体" w:hAnsi="宋体" w:eastAsia="宋体" w:cs="宋体"/>
           <w:spacing w:val="-3"/>
           <w:sz w:val="24"/>
           <w:szCs w:val="24"/>
@@ -4312,7 +4155,7 @@
       </w:r>
       <w:r>
         <w:rPr>
-          <w:rFonts w:ascii="宋体" w:eastAsia="宋体" w:hAnsi="宋体" w:cs="宋体" w:hint="eastAsia"/>
+          <w:rFonts w:hint="eastAsia" w:ascii="宋体" w:hAnsi="宋体" w:eastAsia="宋体" w:cs="宋体"/>
           <w:spacing w:val="-3"/>
           <w:sz w:val="24"/>
           <w:szCs w:val="24"/>
@@ -4322,7 +4165,7 @@
       </w:r>
       <w:r>
         <w:rPr>
-          <w:rFonts w:ascii="宋体" w:eastAsia="宋体" w:hAnsi="宋体" w:cs="宋体"/>
+          <w:rFonts w:ascii="宋体" w:hAnsi="宋体" w:eastAsia="宋体" w:cs="宋体"/>
           <w:spacing w:val="-3"/>
           <w:sz w:val="24"/>
           <w:szCs w:val="24"/>
@@ -4332,22 +4175,22 @@
     </w:p>
     <w:p>
       <w:pPr>
-        <w:pStyle w:val="3"/>
-        <w:keepNext w:val="0"/>
-        <w:keepLines w:val="0"/>
-        <w:pageBreakBefore w:val="0"/>
-        <w:widowControl w:val="0"/>
-        <w:wordWrap/>
-        <w:overflowPunct/>
-        <w:bidi w:val="0"/>
-      </w:pPr>
-      <w:bookmarkStart w:id="9" w:name="bookmark15"/>
+        <w:pStyle w:val="31"/>
+        <w:keepNext w:val="0"/>
+        <w:keepLines w:val="0"/>
+        <w:pageBreakBefore w:val="0"/>
+        <w:widowControl w:val="0"/>
+        <w:wordWrap/>
+        <w:overflowPunct/>
+        <w:bidi w:val="0"/>
+      </w:pPr>
+      <w:bookmarkStart w:id="9" w:name="bookmark12"/>
       <w:bookmarkEnd w:id="9"/>
-      <w:bookmarkStart w:id="10" w:name="bookmark13"/>
+      <w:bookmarkStart w:id="10" w:name="bookmark15"/>
       <w:bookmarkEnd w:id="10"/>
-      <w:bookmarkStart w:id="11" w:name="bookmark12"/>
+      <w:bookmarkStart w:id="11" w:name="bookmark13"/>
       <w:bookmarkEnd w:id="11"/>
-      <w:bookmarkStart w:id="12" w:name="_Toc17227"/>
+      <w:bookmarkStart w:id="12" w:name="_Toc27906"/>
       <w:r>
         <w:t>识别可用性需求</w:t>
       </w:r>
@@ -4355,7 +4198,7 @@
     </w:p>
     <w:p>
       <w:pPr>
-        <w:pStyle w:val="4"/>
+        <w:pStyle w:val="40"/>
         <w:keepNext w:val="0"/>
         <w:keepLines w:val="0"/>
         <w:pageBreakBefore w:val="0"/>
@@ -4370,7 +4213,7 @@
     </w:p>
     <w:p>
       <w:pPr>
-        <w:pStyle w:val="a1"/>
+        <w:pStyle w:val="29"/>
         <w:keepNext w:val="0"/>
         <w:keepLines w:val="0"/>
         <w:pageBreakBefore w:val="0"/>
@@ -4385,7 +4228,7 @@
     </w:p>
     <w:p>
       <w:pPr>
-        <w:pStyle w:val="a3"/>
+        <w:pStyle w:val="39"/>
         <w:keepNext w:val="0"/>
         <w:keepLines w:val="0"/>
         <w:pageBreakBefore w:val="0"/>
@@ -4397,7 +4240,7 @@
         <w:wordWrap/>
         <w:overflowPunct/>
         <w:bidi w:val="0"/>
-        <w:ind w:left="425" w:hanging="425" w:leftChars="0" w:firstLineChars="0"/>
+        <w:ind w:left="425" w:leftChars="0" w:hanging="425" w:firstLineChars="0"/>
       </w:pPr>
       <w:r>
         <w:t>需考虑新的运维服务和需要对现有服务作出的变更两个方面；</w:t>
@@ -4405,7 +4248,7 @@
     </w:p>
     <w:p>
       <w:pPr>
-        <w:pStyle w:val="a3"/>
+        <w:pStyle w:val="39"/>
         <w:keepNext w:val="0"/>
         <w:keepLines w:val="0"/>
         <w:pageBreakBefore w:val="0"/>
@@ -4417,7 +4260,7 @@
         <w:wordWrap/>
         <w:overflowPunct/>
         <w:bidi w:val="0"/>
-        <w:ind w:left="425" w:hanging="425" w:leftChars="0" w:firstLineChars="0"/>
+        <w:ind w:left="425" w:leftChars="0" w:hanging="425" w:firstLineChars="0"/>
       </w:pPr>
       <w:r>
         <w:t>应当在尽可能早的阶段确定是否能够满足这些需求以及怎样满足这些需求。</w:t>
@@ -4425,7 +4268,7 @@
     </w:p>
     <w:p>
       <w:pPr>
-        <w:pStyle w:val="4"/>
+        <w:pStyle w:val="40"/>
         <w:keepNext w:val="0"/>
         <w:keepLines w:val="0"/>
         <w:pageBreakBefore w:val="0"/>
@@ -4436,11 +4279,11 @@
       </w:pPr>
       <w:bookmarkStart w:id="13" w:name="bookmark16"/>
       <w:bookmarkEnd w:id="13"/>
-      <w:bookmarkStart w:id="14" w:name="bookmark18"/>
+      <w:bookmarkStart w:id="14" w:name="bookmark19"/>
       <w:bookmarkEnd w:id="14"/>
-      <w:bookmarkStart w:id="15" w:name="bookmark19"/>
+      <w:bookmarkStart w:id="15" w:name="bookmark17"/>
       <w:bookmarkEnd w:id="15"/>
-      <w:bookmarkStart w:id="16" w:name="bookmark17"/>
+      <w:bookmarkStart w:id="16" w:name="bookmark18"/>
       <w:bookmarkEnd w:id="16"/>
       <w:r>
         <w:t>需求识别应考虑内容</w:t>
@@ -4462,19 +4305,19 @@
         <w:adjustRightInd w:val="0"/>
         <w:snapToGrid w:val="0"/>
         <w:spacing w:line="360" w:lineRule="auto"/>
-        <w:ind w:left="468" w:right="0" w:hanging="420" w:hangingChars="200"/>
+        <w:ind w:left="468" w:right="0" w:hanging="468" w:hangingChars="200"/>
         <w:jc w:val="left"/>
         <w:textAlignment w:val="baseline"/>
         <w:rPr>
-          <w:rFonts w:ascii="宋体" w:eastAsia="宋体" w:hAnsi="宋体" w:cs="宋体"/>
-          <w:spacing w:val="-3"/>
-          <w:sz w:val="24"/>
-          <w:szCs w:val="24"/>
-        </w:rPr>
-      </w:pPr>
-      <w:r>
-        <w:rPr>
-          <w:rFonts w:ascii="宋体" w:eastAsia="宋体" w:hAnsi="宋体" w:cs="宋体"/>
+          <w:rFonts w:ascii="宋体" w:hAnsi="宋体" w:eastAsia="宋体" w:cs="宋体"/>
+          <w:spacing w:val="-3"/>
+          <w:sz w:val="24"/>
+          <w:szCs w:val="24"/>
+        </w:rPr>
+      </w:pPr>
+      <w:r>
+        <w:rPr>
+          <w:rFonts w:ascii="宋体" w:hAnsi="宋体" w:eastAsia="宋体" w:cs="宋体"/>
           <w:spacing w:val="-3"/>
           <w:sz w:val="24"/>
           <w:szCs w:val="24"/>
@@ -4502,19 +4345,19 @@
         <w:adjustRightInd w:val="0"/>
         <w:snapToGrid w:val="0"/>
         <w:spacing w:line="360" w:lineRule="auto"/>
-        <w:ind w:left="425" w:right="0" w:hanging="425" w:leftChars="0" w:firstLineChars="0"/>
+        <w:ind w:left="425" w:leftChars="0" w:right="0" w:hanging="425" w:firstLineChars="0"/>
         <w:jc w:val="left"/>
         <w:textAlignment w:val="baseline"/>
         <w:rPr>
-          <w:rFonts w:ascii="宋体" w:eastAsia="宋体" w:hAnsi="宋体" w:cs="宋体"/>
-          <w:spacing w:val="-3"/>
-          <w:sz w:val="24"/>
-          <w:szCs w:val="24"/>
-        </w:rPr>
-      </w:pPr>
-      <w:r>
-        <w:rPr>
-          <w:rFonts w:ascii="宋体" w:eastAsia="宋体" w:hAnsi="宋体" w:cs="宋体"/>
+          <w:rFonts w:ascii="宋体" w:hAnsi="宋体" w:eastAsia="宋体" w:cs="宋体"/>
+          <w:spacing w:val="-3"/>
+          <w:sz w:val="24"/>
+          <w:szCs w:val="24"/>
+        </w:rPr>
+      </w:pPr>
+      <w:r>
+        <w:rPr>
+          <w:rFonts w:ascii="宋体" w:hAnsi="宋体" w:eastAsia="宋体" w:cs="宋体"/>
           <w:spacing w:val="-3"/>
           <w:sz w:val="24"/>
           <w:szCs w:val="24"/>
@@ -4542,11 +4385,11 @@
         <w:adjustRightInd w:val="0"/>
         <w:snapToGrid w:val="0"/>
         <w:spacing w:line="360" w:lineRule="auto"/>
-        <w:ind w:left="425" w:right="0" w:hanging="425" w:leftChars="0" w:firstLineChars="0"/>
+        <w:ind w:left="425" w:leftChars="0" w:right="0" w:hanging="425" w:firstLineChars="0"/>
         <w:jc w:val="left"/>
         <w:textAlignment w:val="baseline"/>
         <w:rPr>
-          <w:rFonts w:ascii="宋体" w:eastAsia="宋体" w:hAnsi="宋体" w:cs="宋体"/>
+          <w:rFonts w:ascii="宋体" w:hAnsi="宋体" w:eastAsia="宋体" w:cs="宋体"/>
           <w:spacing w:val="-3"/>
           <w:sz w:val="24"/>
           <w:szCs w:val="24"/>
@@ -4556,7 +4399,7 @@
       <w:bookmarkEnd w:id="17"/>
       <w:r>
         <w:rPr>
-          <w:rFonts w:ascii="宋体" w:eastAsia="宋体" w:hAnsi="宋体" w:cs="宋体"/>
+          <w:rFonts w:ascii="宋体" w:hAnsi="宋体" w:eastAsia="宋体" w:cs="宋体"/>
           <w:spacing w:val="-3"/>
           <w:sz w:val="24"/>
           <w:szCs w:val="24"/>
@@ -4584,19 +4427,19 @@
         <w:adjustRightInd w:val="0"/>
         <w:snapToGrid w:val="0"/>
         <w:spacing w:line="360" w:lineRule="auto"/>
-        <w:ind w:left="425" w:right="0" w:hanging="425" w:leftChars="0" w:firstLineChars="0"/>
+        <w:ind w:left="425" w:leftChars="0" w:right="0" w:hanging="425" w:firstLineChars="0"/>
         <w:jc w:val="left"/>
         <w:textAlignment w:val="baseline"/>
         <w:rPr>
-          <w:rFonts w:ascii="宋体" w:eastAsia="宋体" w:hAnsi="宋体" w:cs="宋体"/>
-          <w:spacing w:val="-3"/>
-          <w:sz w:val="24"/>
-          <w:szCs w:val="24"/>
-        </w:rPr>
-      </w:pPr>
-      <w:r>
-        <w:rPr>
-          <w:rFonts w:ascii="宋体" w:eastAsia="宋体" w:hAnsi="宋体" w:cs="宋体"/>
+          <w:rFonts w:ascii="宋体" w:hAnsi="宋体" w:eastAsia="宋体" w:cs="宋体"/>
+          <w:spacing w:val="-3"/>
+          <w:sz w:val="24"/>
+          <w:szCs w:val="24"/>
+        </w:rPr>
+      </w:pPr>
+      <w:r>
+        <w:rPr>
+          <w:rFonts w:ascii="宋体" w:hAnsi="宋体" w:eastAsia="宋体" w:cs="宋体"/>
           <w:spacing w:val="-3"/>
           <w:sz w:val="24"/>
           <w:szCs w:val="24"/>
@@ -4624,19 +4467,19 @@
         <w:adjustRightInd w:val="0"/>
         <w:snapToGrid w:val="0"/>
         <w:spacing w:line="360" w:lineRule="auto"/>
-        <w:ind w:left="425" w:right="0" w:hanging="425" w:leftChars="0" w:firstLineChars="0"/>
+        <w:ind w:left="425" w:leftChars="0" w:right="0" w:hanging="425" w:firstLineChars="0"/>
         <w:jc w:val="left"/>
         <w:textAlignment w:val="baseline"/>
         <w:rPr>
-          <w:rFonts w:ascii="宋体" w:eastAsia="宋体" w:hAnsi="宋体" w:cs="宋体"/>
-          <w:spacing w:val="-3"/>
-          <w:sz w:val="24"/>
-          <w:szCs w:val="24"/>
-        </w:rPr>
-      </w:pPr>
-      <w:r>
-        <w:rPr>
-          <w:rFonts w:ascii="宋体" w:eastAsia="宋体" w:hAnsi="宋体" w:cs="宋体"/>
+          <w:rFonts w:ascii="宋体" w:hAnsi="宋体" w:eastAsia="宋体" w:cs="宋体"/>
+          <w:spacing w:val="-3"/>
+          <w:sz w:val="24"/>
+          <w:szCs w:val="24"/>
+        </w:rPr>
+      </w:pPr>
+      <w:r>
+        <w:rPr>
+          <w:rFonts w:ascii="宋体" w:hAnsi="宋体" w:eastAsia="宋体" w:cs="宋体"/>
           <w:spacing w:val="-3"/>
           <w:sz w:val="24"/>
           <w:szCs w:val="24"/>
@@ -4664,19 +4507,19 @@
         <w:adjustRightInd w:val="0"/>
         <w:snapToGrid w:val="0"/>
         <w:spacing w:line="360" w:lineRule="auto"/>
-        <w:ind w:left="425" w:right="0" w:hanging="425" w:leftChars="0" w:firstLineChars="0"/>
+        <w:ind w:left="425" w:leftChars="0" w:right="0" w:hanging="425" w:firstLineChars="0"/>
         <w:jc w:val="left"/>
         <w:textAlignment w:val="baseline"/>
         <w:rPr>
-          <w:rFonts w:ascii="宋体" w:eastAsia="宋体" w:hAnsi="宋体" w:cs="宋体"/>
-          <w:spacing w:val="-3"/>
-          <w:sz w:val="24"/>
-          <w:szCs w:val="24"/>
-        </w:rPr>
-      </w:pPr>
-      <w:r>
-        <w:rPr>
-          <w:rFonts w:ascii="宋体" w:eastAsia="宋体" w:hAnsi="宋体" w:cs="宋体"/>
+          <w:rFonts w:ascii="宋体" w:hAnsi="宋体" w:eastAsia="宋体" w:cs="宋体"/>
+          <w:spacing w:val="-3"/>
+          <w:sz w:val="24"/>
+          <w:szCs w:val="24"/>
+        </w:rPr>
+      </w:pPr>
+      <w:r>
+        <w:rPr>
+          <w:rFonts w:ascii="宋体" w:hAnsi="宋体" w:eastAsia="宋体" w:cs="宋体"/>
           <w:spacing w:val="-3"/>
           <w:sz w:val="24"/>
           <w:szCs w:val="24"/>
@@ -4686,16 +4529,16 @@
     </w:p>
     <w:p>
       <w:pPr>
-        <w:pStyle w:val="3"/>
-        <w:keepNext w:val="0"/>
-        <w:keepLines w:val="0"/>
-        <w:pageBreakBefore w:val="0"/>
-        <w:widowControl w:val="0"/>
-        <w:wordWrap/>
-        <w:overflowPunct/>
-        <w:bidi w:val="0"/>
-      </w:pPr>
-      <w:bookmarkStart w:id="18" w:name="_Toc20602"/>
+        <w:pStyle w:val="31"/>
+        <w:keepNext w:val="0"/>
+        <w:keepLines w:val="0"/>
+        <w:pageBreakBefore w:val="0"/>
+        <w:widowControl w:val="0"/>
+        <w:wordWrap/>
+        <w:overflowPunct/>
+        <w:bidi w:val="0"/>
+      </w:pPr>
+      <w:bookmarkStart w:id="18" w:name="_Toc25037"/>
       <w:r>
         <w:t>可用性设计</w:t>
       </w:r>
@@ -4721,19 +4564,19 @@
         <w:adjustRightInd w:val="0"/>
         <w:snapToGrid w:val="0"/>
         <w:spacing w:line="360" w:lineRule="auto"/>
-        <w:ind w:left="425" w:right="0" w:hanging="425" w:leftChars="0" w:firstLineChars="0"/>
+        <w:ind w:left="425" w:leftChars="0" w:right="0" w:hanging="425" w:firstLineChars="0"/>
         <w:jc w:val="left"/>
         <w:textAlignment w:val="baseline"/>
         <w:rPr>
-          <w:rFonts w:ascii="宋体" w:eastAsia="宋体" w:hAnsi="宋体" w:cs="宋体"/>
-          <w:spacing w:val="-3"/>
-          <w:sz w:val="24"/>
-          <w:szCs w:val="24"/>
-        </w:rPr>
-      </w:pPr>
-      <w:r>
-        <w:rPr>
-          <w:rFonts w:ascii="宋体" w:eastAsia="宋体" w:hAnsi="宋体" w:cs="宋体"/>
+          <w:rFonts w:ascii="宋体" w:hAnsi="宋体" w:eastAsia="宋体" w:cs="宋体"/>
+          <w:spacing w:val="-3"/>
+          <w:sz w:val="24"/>
+          <w:szCs w:val="24"/>
+        </w:rPr>
+      </w:pPr>
+      <w:r>
+        <w:rPr>
+          <w:rFonts w:ascii="宋体" w:hAnsi="宋体" w:eastAsia="宋体" w:cs="宋体"/>
           <w:spacing w:val="-3"/>
           <w:sz w:val="24"/>
           <w:szCs w:val="24"/>
@@ -4761,19 +4604,19 @@
         <w:adjustRightInd w:val="0"/>
         <w:snapToGrid w:val="0"/>
         <w:spacing w:line="360" w:lineRule="auto"/>
-        <w:ind w:left="425" w:right="0" w:hanging="425" w:leftChars="0" w:firstLineChars="0"/>
+        <w:ind w:left="425" w:leftChars="0" w:right="0" w:hanging="425" w:firstLineChars="0"/>
         <w:jc w:val="left"/>
         <w:textAlignment w:val="baseline"/>
         <w:rPr>
-          <w:rFonts w:ascii="宋体" w:eastAsia="宋体" w:hAnsi="宋体" w:cs="宋体"/>
-          <w:spacing w:val="-3"/>
-          <w:sz w:val="24"/>
-          <w:szCs w:val="24"/>
-        </w:rPr>
-      </w:pPr>
-      <w:r>
-        <w:rPr>
-          <w:rFonts w:ascii="宋体" w:eastAsia="宋体" w:hAnsi="宋体" w:cs="宋体"/>
+          <w:rFonts w:ascii="宋体" w:hAnsi="宋体" w:eastAsia="宋体" w:cs="宋体"/>
+          <w:spacing w:val="-3"/>
+          <w:sz w:val="24"/>
+          <w:szCs w:val="24"/>
+        </w:rPr>
+      </w:pPr>
+      <w:r>
+        <w:rPr>
+          <w:rFonts w:ascii="宋体" w:hAnsi="宋体" w:eastAsia="宋体" w:cs="宋体"/>
           <w:spacing w:val="-3"/>
           <w:sz w:val="24"/>
           <w:szCs w:val="24"/>
@@ -4801,19 +4644,19 @@
         <w:adjustRightInd w:val="0"/>
         <w:snapToGrid w:val="0"/>
         <w:spacing w:line="360" w:lineRule="auto"/>
-        <w:ind w:left="425" w:right="0" w:hanging="425" w:leftChars="0" w:firstLineChars="0"/>
+        <w:ind w:left="425" w:leftChars="0" w:right="0" w:hanging="425" w:firstLineChars="0"/>
         <w:jc w:val="left"/>
         <w:textAlignment w:val="baseline"/>
         <w:rPr>
-          <w:rFonts w:ascii="宋体" w:eastAsia="宋体" w:hAnsi="宋体" w:cs="宋体"/>
-          <w:spacing w:val="-3"/>
-          <w:sz w:val="24"/>
-          <w:szCs w:val="24"/>
-        </w:rPr>
-      </w:pPr>
-      <w:r>
-        <w:rPr>
-          <w:rFonts w:ascii="宋体" w:eastAsia="宋体" w:hAnsi="宋体" w:cs="宋体"/>
+          <w:rFonts w:ascii="宋体" w:hAnsi="宋体" w:eastAsia="宋体" w:cs="宋体"/>
+          <w:spacing w:val="-3"/>
+          <w:sz w:val="24"/>
+          <w:szCs w:val="24"/>
+        </w:rPr>
+      </w:pPr>
+      <w:r>
+        <w:rPr>
+          <w:rFonts w:ascii="宋体" w:hAnsi="宋体" w:eastAsia="宋体" w:cs="宋体"/>
           <w:spacing w:val="-3"/>
           <w:sz w:val="24"/>
           <w:szCs w:val="24"/>
@@ -4841,19 +4684,19 @@
         <w:adjustRightInd w:val="0"/>
         <w:snapToGrid w:val="0"/>
         <w:spacing w:line="360" w:lineRule="auto"/>
-        <w:ind w:left="425" w:right="0" w:hanging="425" w:leftChars="0" w:firstLineChars="0"/>
+        <w:ind w:left="425" w:leftChars="0" w:right="0" w:hanging="425" w:firstLineChars="0"/>
         <w:jc w:val="left"/>
         <w:textAlignment w:val="baseline"/>
         <w:rPr>
-          <w:rFonts w:ascii="宋体" w:eastAsia="宋体" w:hAnsi="宋体" w:cs="宋体"/>
-          <w:spacing w:val="-3"/>
-          <w:sz w:val="24"/>
-          <w:szCs w:val="24"/>
-        </w:rPr>
-      </w:pPr>
-      <w:r>
-        <w:rPr>
-          <w:rFonts w:ascii="宋体" w:eastAsia="宋体" w:hAnsi="宋体" w:cs="宋体"/>
+          <w:rFonts w:ascii="宋体" w:hAnsi="宋体" w:eastAsia="宋体" w:cs="宋体"/>
+          <w:spacing w:val="-3"/>
+          <w:sz w:val="24"/>
+          <w:szCs w:val="24"/>
+        </w:rPr>
+      </w:pPr>
+      <w:r>
+        <w:rPr>
+          <w:rFonts w:ascii="宋体" w:hAnsi="宋体" w:eastAsia="宋体" w:cs="宋体"/>
           <w:spacing w:val="-3"/>
           <w:sz w:val="24"/>
           <w:szCs w:val="24"/>
@@ -4863,7 +4706,7 @@
     </w:p>
     <w:p>
       <w:pPr>
-        <w:pStyle w:val="3"/>
+        <w:pStyle w:val="31"/>
         <w:keepNext w:val="0"/>
         <w:keepLines w:val="0"/>
         <w:pageBreakBefore w:val="0"/>
@@ -4876,7 +4719,7 @@
       <w:bookmarkEnd w:id="19"/>
       <w:bookmarkStart w:id="20" w:name="bookmark20"/>
       <w:bookmarkEnd w:id="20"/>
-      <w:bookmarkStart w:id="21" w:name="_Toc30010"/>
+      <w:bookmarkStart w:id="21" w:name="_Toc14805"/>
       <w:r>
         <w:t>恢复方案设计</w:t>
       </w:r>
@@ -4902,19 +4745,19 @@
         <w:adjustRightInd w:val="0"/>
         <w:snapToGrid w:val="0"/>
         <w:spacing w:line="360" w:lineRule="auto"/>
-        <w:ind w:left="425" w:right="0" w:hanging="425" w:leftChars="0" w:firstLineChars="0"/>
+        <w:ind w:left="425" w:leftChars="0" w:right="0" w:hanging="425" w:firstLineChars="0"/>
         <w:jc w:val="left"/>
         <w:textAlignment w:val="baseline"/>
         <w:rPr>
-          <w:rFonts w:ascii="宋体" w:eastAsia="宋体" w:hAnsi="宋体" w:cs="宋体"/>
-          <w:spacing w:val="-3"/>
-          <w:sz w:val="24"/>
-          <w:szCs w:val="24"/>
-        </w:rPr>
-      </w:pPr>
-      <w:r>
-        <w:rPr>
-          <w:rFonts w:ascii="宋体" w:eastAsia="宋体" w:hAnsi="宋体" w:cs="宋体"/>
+          <w:rFonts w:ascii="宋体" w:hAnsi="宋体" w:eastAsia="宋体" w:cs="宋体"/>
+          <w:spacing w:val="-3"/>
+          <w:sz w:val="24"/>
+          <w:szCs w:val="24"/>
+        </w:rPr>
+      </w:pPr>
+      <w:r>
+        <w:rPr>
+          <w:rFonts w:ascii="宋体" w:hAnsi="宋体" w:eastAsia="宋体" w:cs="宋体"/>
           <w:spacing w:val="-3"/>
           <w:sz w:val="24"/>
           <w:szCs w:val="24"/>
@@ -4942,19 +4785,19 @@
         <w:adjustRightInd w:val="0"/>
         <w:snapToGrid w:val="0"/>
         <w:spacing w:line="360" w:lineRule="auto"/>
-        <w:ind w:left="425" w:right="0" w:hanging="425" w:leftChars="0" w:firstLineChars="0"/>
+        <w:ind w:left="425" w:leftChars="0" w:right="0" w:hanging="425" w:firstLineChars="0"/>
         <w:jc w:val="left"/>
         <w:textAlignment w:val="baseline"/>
         <w:rPr>
-          <w:rFonts w:ascii="宋体" w:eastAsia="宋体" w:hAnsi="宋体" w:cs="宋体"/>
-          <w:spacing w:val="-3"/>
-          <w:sz w:val="24"/>
-          <w:szCs w:val="24"/>
-        </w:rPr>
-      </w:pPr>
-      <w:r>
-        <w:rPr>
-          <w:rFonts w:ascii="宋体" w:eastAsia="宋体" w:hAnsi="宋体" w:cs="宋体"/>
+          <w:rFonts w:ascii="宋体" w:hAnsi="宋体" w:eastAsia="宋体" w:cs="宋体"/>
+          <w:spacing w:val="-3"/>
+          <w:sz w:val="24"/>
+          <w:szCs w:val="24"/>
+        </w:rPr>
+      </w:pPr>
+      <w:r>
+        <w:rPr>
+          <w:rFonts w:ascii="宋体" w:hAnsi="宋体" w:eastAsia="宋体" w:cs="宋体"/>
           <w:spacing w:val="-3"/>
           <w:sz w:val="24"/>
           <w:szCs w:val="24"/>
@@ -4982,19 +4825,19 @@
         <w:adjustRightInd w:val="0"/>
         <w:snapToGrid w:val="0"/>
         <w:spacing w:line="360" w:lineRule="auto"/>
-        <w:ind w:left="425" w:right="0" w:hanging="425" w:leftChars="0" w:firstLineChars="0"/>
+        <w:ind w:left="425" w:leftChars="0" w:right="0" w:hanging="425" w:firstLineChars="0"/>
         <w:jc w:val="left"/>
         <w:textAlignment w:val="baseline"/>
         <w:rPr>
-          <w:rFonts w:ascii="宋体" w:eastAsia="宋体" w:hAnsi="宋体" w:cs="宋体"/>
-          <w:spacing w:val="-3"/>
-          <w:sz w:val="24"/>
-          <w:szCs w:val="24"/>
-        </w:rPr>
-      </w:pPr>
-      <w:r>
-        <w:rPr>
-          <w:rFonts w:ascii="宋体" w:eastAsia="宋体" w:hAnsi="宋体" w:cs="宋体"/>
+          <w:rFonts w:ascii="宋体" w:hAnsi="宋体" w:eastAsia="宋体" w:cs="宋体"/>
+          <w:spacing w:val="-3"/>
+          <w:sz w:val="24"/>
+          <w:szCs w:val="24"/>
+        </w:rPr>
+      </w:pPr>
+      <w:r>
+        <w:rPr>
+          <w:rFonts w:ascii="宋体" w:hAnsi="宋体" w:eastAsia="宋体" w:cs="宋体"/>
           <w:spacing w:val="-3"/>
           <w:sz w:val="24"/>
           <w:szCs w:val="24"/>
@@ -5022,19 +4865,19 @@
         <w:adjustRightInd w:val="0"/>
         <w:snapToGrid w:val="0"/>
         <w:spacing w:line="360" w:lineRule="auto"/>
-        <w:ind w:left="425" w:right="0" w:hanging="425" w:leftChars="0" w:firstLineChars="0"/>
+        <w:ind w:left="425" w:leftChars="0" w:right="0" w:hanging="425" w:firstLineChars="0"/>
         <w:jc w:val="left"/>
         <w:textAlignment w:val="baseline"/>
         <w:rPr>
-          <w:rFonts w:ascii="宋体" w:eastAsia="宋体" w:hAnsi="宋体" w:cs="宋体"/>
-          <w:spacing w:val="-3"/>
-          <w:sz w:val="24"/>
-          <w:szCs w:val="24"/>
-        </w:rPr>
-      </w:pPr>
-      <w:r>
-        <w:rPr>
-          <w:rFonts w:ascii="宋体" w:eastAsia="宋体" w:hAnsi="宋体" w:cs="宋体"/>
+          <w:rFonts w:ascii="宋体" w:hAnsi="宋体" w:eastAsia="宋体" w:cs="宋体"/>
+          <w:spacing w:val="-3"/>
+          <w:sz w:val="24"/>
+          <w:szCs w:val="24"/>
+        </w:rPr>
+      </w:pPr>
+      <w:r>
+        <w:rPr>
+          <w:rFonts w:ascii="宋体" w:hAnsi="宋体" w:eastAsia="宋体" w:cs="宋体"/>
           <w:spacing w:val="-3"/>
           <w:sz w:val="24"/>
           <w:szCs w:val="24"/>
@@ -5062,19 +4905,19 @@
         <w:adjustRightInd w:val="0"/>
         <w:snapToGrid w:val="0"/>
         <w:spacing w:line="360" w:lineRule="auto"/>
-        <w:ind w:left="425" w:right="0" w:hanging="425" w:leftChars="0" w:firstLineChars="0"/>
+        <w:ind w:left="425" w:leftChars="0" w:right="0" w:hanging="425" w:firstLineChars="0"/>
         <w:jc w:val="left"/>
         <w:textAlignment w:val="baseline"/>
         <w:rPr>
-          <w:rFonts w:ascii="宋体" w:eastAsia="宋体" w:hAnsi="宋体" w:cs="宋体"/>
-          <w:spacing w:val="-3"/>
-          <w:sz w:val="24"/>
-          <w:szCs w:val="24"/>
-        </w:rPr>
-      </w:pPr>
-      <w:r>
-        <w:rPr>
-          <w:rFonts w:ascii="宋体" w:eastAsia="宋体" w:hAnsi="宋体" w:cs="宋体"/>
+          <w:rFonts w:ascii="宋体" w:hAnsi="宋体" w:eastAsia="宋体" w:cs="宋体"/>
+          <w:spacing w:val="-3"/>
+          <w:sz w:val="24"/>
+          <w:szCs w:val="24"/>
+        </w:rPr>
+      </w:pPr>
+      <w:r>
+        <w:rPr>
+          <w:rFonts w:ascii="宋体" w:hAnsi="宋体" w:eastAsia="宋体" w:cs="宋体"/>
           <w:spacing w:val="-3"/>
           <w:sz w:val="24"/>
           <w:szCs w:val="24"/>
@@ -5102,19 +4945,19 @@
         <w:adjustRightInd w:val="0"/>
         <w:snapToGrid w:val="0"/>
         <w:spacing w:line="360" w:lineRule="auto"/>
-        <w:ind w:left="425" w:right="0" w:hanging="425" w:leftChars="0" w:firstLineChars="0"/>
+        <w:ind w:left="425" w:leftChars="0" w:right="0" w:hanging="425" w:firstLineChars="0"/>
         <w:jc w:val="left"/>
         <w:textAlignment w:val="baseline"/>
         <w:rPr>
-          <w:rFonts w:ascii="宋体" w:eastAsia="宋体" w:hAnsi="宋体" w:cs="宋体"/>
-          <w:spacing w:val="-3"/>
-          <w:sz w:val="24"/>
-          <w:szCs w:val="24"/>
-        </w:rPr>
-      </w:pPr>
-      <w:r>
-        <w:rPr>
-          <w:rFonts w:ascii="宋体" w:eastAsia="宋体" w:hAnsi="宋体" w:cs="宋体"/>
+          <w:rFonts w:ascii="宋体" w:hAnsi="宋体" w:eastAsia="宋体" w:cs="宋体"/>
+          <w:spacing w:val="-3"/>
+          <w:sz w:val="24"/>
+          <w:szCs w:val="24"/>
+        </w:rPr>
+      </w:pPr>
+      <w:r>
+        <w:rPr>
+          <w:rFonts w:ascii="宋体" w:hAnsi="宋体" w:eastAsia="宋体" w:cs="宋体"/>
           <w:spacing w:val="-3"/>
           <w:sz w:val="24"/>
           <w:szCs w:val="24"/>
@@ -5142,11 +4985,11 @@
         <w:adjustRightInd w:val="0"/>
         <w:snapToGrid w:val="0"/>
         <w:spacing w:line="360" w:lineRule="auto"/>
-        <w:ind w:left="425" w:right="0" w:hanging="425" w:leftChars="0" w:firstLineChars="0"/>
+        <w:ind w:left="425" w:leftChars="0" w:right="0" w:hanging="425" w:firstLineChars="0"/>
         <w:jc w:val="left"/>
         <w:textAlignment w:val="baseline"/>
         <w:rPr>
-          <w:rFonts w:ascii="宋体" w:eastAsia="宋体" w:hAnsi="宋体" w:cs="宋体"/>
+          <w:rFonts w:ascii="宋体" w:hAnsi="宋体" w:eastAsia="宋体" w:cs="宋体"/>
           <w:spacing w:val="-3"/>
           <w:sz w:val="24"/>
           <w:szCs w:val="24"/>
@@ -5156,7 +4999,7 @@
       <w:bookmarkEnd w:id="22"/>
       <w:r>
         <w:rPr>
-          <w:rFonts w:ascii="宋体" w:eastAsia="宋体" w:hAnsi="宋体" w:cs="宋体"/>
+          <w:rFonts w:ascii="宋体" w:hAnsi="宋体" w:eastAsia="宋体" w:cs="宋体"/>
           <w:spacing w:val="-3"/>
           <w:sz w:val="24"/>
           <w:szCs w:val="24"/>
@@ -5184,19 +5027,19 @@
         <w:adjustRightInd w:val="0"/>
         <w:snapToGrid w:val="0"/>
         <w:spacing w:line="360" w:lineRule="auto"/>
-        <w:ind w:left="425" w:right="0" w:hanging="425" w:leftChars="0" w:rightChars="0" w:firstLineChars="0"/>
+        <w:ind w:left="425" w:leftChars="0" w:right="0" w:rightChars="0" w:hanging="425" w:firstLineChars="0"/>
         <w:jc w:val="left"/>
         <w:textAlignment w:val="baseline"/>
         <w:rPr>
-          <w:rFonts w:ascii="宋体" w:eastAsia="宋体" w:hAnsi="宋体" w:cs="宋体"/>
-          <w:spacing w:val="-3"/>
-          <w:sz w:val="24"/>
-          <w:szCs w:val="24"/>
-        </w:rPr>
-      </w:pPr>
-      <w:r>
-        <w:rPr>
-          <w:rFonts w:ascii="宋体" w:eastAsia="宋体" w:hAnsi="宋体" w:cs="宋体"/>
+          <w:rFonts w:ascii="宋体" w:hAnsi="宋体" w:eastAsia="宋体" w:cs="宋体"/>
+          <w:spacing w:val="-3"/>
+          <w:sz w:val="24"/>
+          <w:szCs w:val="24"/>
+        </w:rPr>
+      </w:pPr>
+      <w:r>
+        <w:rPr>
+          <w:rFonts w:ascii="宋体" w:hAnsi="宋体" w:eastAsia="宋体" w:cs="宋体"/>
           <w:spacing w:val="-3"/>
           <w:sz w:val="24"/>
           <w:szCs w:val="24"/>
@@ -5224,19 +5067,19 @@
         <w:adjustRightInd w:val="0"/>
         <w:snapToGrid w:val="0"/>
         <w:spacing w:line="360" w:lineRule="auto"/>
-        <w:ind w:left="845" w:right="0" w:hanging="425" w:leftChars="0" w:firstLineChars="0"/>
+        <w:ind w:left="845" w:leftChars="0" w:right="0" w:hanging="425" w:firstLineChars="0"/>
         <w:jc w:val="left"/>
         <w:textAlignment w:val="baseline"/>
         <w:rPr>
-          <w:rFonts w:ascii="宋体" w:eastAsia="宋体" w:hAnsi="宋体" w:cs="宋体"/>
-          <w:spacing w:val="-3"/>
-          <w:sz w:val="24"/>
-          <w:szCs w:val="24"/>
-        </w:rPr>
-      </w:pPr>
-      <w:r>
-        <w:rPr>
-          <w:rFonts w:ascii="宋体" w:eastAsia="宋体" w:hAnsi="宋体" w:cs="宋体"/>
+          <w:rFonts w:ascii="宋体" w:hAnsi="宋体" w:eastAsia="宋体" w:cs="宋体"/>
+          <w:spacing w:val="-3"/>
+          <w:sz w:val="24"/>
+          <w:szCs w:val="24"/>
+        </w:rPr>
+      </w:pPr>
+      <w:r>
+        <w:rPr>
+          <w:rFonts w:ascii="宋体" w:hAnsi="宋体" w:eastAsia="宋体" w:cs="宋体"/>
           <w:spacing w:val="-3"/>
           <w:sz w:val="24"/>
           <w:szCs w:val="24"/>
@@ -5264,19 +5107,19 @@
         <w:adjustRightInd w:val="0"/>
         <w:snapToGrid w:val="0"/>
         <w:spacing w:line="360" w:lineRule="auto"/>
-        <w:ind w:left="845" w:right="0" w:hanging="425" w:leftChars="0" w:firstLineChars="0"/>
+        <w:ind w:left="845" w:leftChars="0" w:right="0" w:hanging="425" w:firstLineChars="0"/>
         <w:jc w:val="left"/>
         <w:textAlignment w:val="baseline"/>
         <w:rPr>
-          <w:rFonts w:ascii="宋体" w:eastAsia="宋体" w:hAnsi="宋体" w:cs="宋体"/>
-          <w:spacing w:val="-3"/>
-          <w:sz w:val="24"/>
-          <w:szCs w:val="24"/>
-        </w:rPr>
-      </w:pPr>
-      <w:r>
-        <w:rPr>
-          <w:rFonts w:ascii="宋体" w:eastAsia="宋体" w:hAnsi="宋体" w:cs="宋体"/>
+          <w:rFonts w:ascii="宋体" w:hAnsi="宋体" w:eastAsia="宋体" w:cs="宋体"/>
+          <w:spacing w:val="-3"/>
+          <w:sz w:val="24"/>
+          <w:szCs w:val="24"/>
+        </w:rPr>
+      </w:pPr>
+      <w:r>
+        <w:rPr>
+          <w:rFonts w:ascii="宋体" w:hAnsi="宋体" w:eastAsia="宋体" w:cs="宋体"/>
           <w:spacing w:val="-3"/>
           <w:sz w:val="24"/>
           <w:szCs w:val="24"/>
@@ -5286,7 +5129,7 @@
     </w:p>
     <w:p>
       <w:pPr>
-        <w:pStyle w:val="3"/>
+        <w:pStyle w:val="31"/>
         <w:keepNext w:val="0"/>
         <w:keepLines w:val="0"/>
         <w:pageBreakBefore w:val="0"/>
@@ -5299,7 +5142,7 @@
       <w:bookmarkEnd w:id="23"/>
       <w:bookmarkStart w:id="24" w:name="bookmark22"/>
       <w:bookmarkEnd w:id="24"/>
-      <w:bookmarkStart w:id="25" w:name="_Toc29059"/>
+      <w:bookmarkStart w:id="25" w:name="_Toc19953"/>
       <w:r>
         <w:t>维护管理</w:t>
       </w:r>
@@ -5321,19 +5164,19 @@
         <w:adjustRightInd w:val="0"/>
         <w:snapToGrid w:val="0"/>
         <w:spacing w:line="360" w:lineRule="auto"/>
-        <w:ind w:left="0" w:right="0" w:firstLine="420" w:firstLineChars="200"/>
+        <w:ind w:left="0" w:right="0" w:firstLine="468" w:firstLineChars="200"/>
         <w:jc w:val="left"/>
         <w:textAlignment w:val="baseline"/>
         <w:rPr>
-          <w:rFonts w:ascii="宋体" w:eastAsia="宋体" w:hAnsi="宋体" w:cs="宋体"/>
-          <w:spacing w:val="-3"/>
-          <w:sz w:val="24"/>
-          <w:szCs w:val="24"/>
-        </w:rPr>
-      </w:pPr>
-      <w:r>
-        <w:rPr>
-          <w:rFonts w:ascii="宋体" w:eastAsia="宋体" w:hAnsi="宋体" w:cs="宋体"/>
+          <w:rFonts w:ascii="宋体" w:hAnsi="宋体" w:eastAsia="宋体" w:cs="宋体"/>
+          <w:spacing w:val="-3"/>
+          <w:sz w:val="24"/>
+          <w:szCs w:val="24"/>
+        </w:rPr>
+      </w:pPr>
+      <w:r>
+        <w:rPr>
+          <w:rFonts w:ascii="宋体" w:hAnsi="宋体" w:eastAsia="宋体" w:cs="宋体"/>
           <w:spacing w:val="-3"/>
           <w:sz w:val="24"/>
           <w:szCs w:val="24"/>
@@ -5361,19 +5204,19 @@
         <w:adjustRightInd w:val="0"/>
         <w:snapToGrid w:val="0"/>
         <w:spacing w:line="360" w:lineRule="auto"/>
-        <w:ind w:left="425" w:right="0" w:hanging="425" w:leftChars="0" w:firstLineChars="0"/>
+        <w:ind w:left="425" w:leftChars="0" w:right="0" w:hanging="425" w:firstLineChars="0"/>
         <w:jc w:val="left"/>
         <w:textAlignment w:val="baseline"/>
         <w:rPr>
-          <w:rFonts w:ascii="宋体" w:eastAsia="宋体" w:hAnsi="宋体" w:cs="宋体"/>
-          <w:spacing w:val="-3"/>
-          <w:sz w:val="24"/>
-          <w:szCs w:val="24"/>
-        </w:rPr>
-      </w:pPr>
-      <w:r>
-        <w:rPr>
-          <w:rFonts w:ascii="宋体" w:eastAsia="宋体" w:hAnsi="宋体" w:cs="宋体"/>
+          <w:rFonts w:ascii="宋体" w:hAnsi="宋体" w:eastAsia="宋体" w:cs="宋体"/>
+          <w:spacing w:val="-3"/>
+          <w:sz w:val="24"/>
+          <w:szCs w:val="24"/>
+        </w:rPr>
+      </w:pPr>
+      <w:r>
+        <w:rPr>
+          <w:rFonts w:ascii="宋体" w:hAnsi="宋体" w:eastAsia="宋体" w:cs="宋体"/>
           <w:spacing w:val="-3"/>
           <w:sz w:val="24"/>
           <w:szCs w:val="24"/>
@@ -5401,19 +5244,19 @@
         <w:adjustRightInd w:val="0"/>
         <w:snapToGrid w:val="0"/>
         <w:spacing w:line="360" w:lineRule="auto"/>
-        <w:ind w:left="425" w:right="0" w:hanging="425" w:leftChars="0" w:firstLineChars="0"/>
+        <w:ind w:left="425" w:leftChars="0" w:right="0" w:hanging="425" w:firstLineChars="0"/>
         <w:jc w:val="left"/>
         <w:textAlignment w:val="baseline"/>
         <w:rPr>
-          <w:rFonts w:ascii="宋体" w:eastAsia="宋体" w:hAnsi="宋体" w:cs="宋体"/>
-          <w:spacing w:val="-3"/>
-          <w:sz w:val="24"/>
-          <w:szCs w:val="24"/>
-        </w:rPr>
-      </w:pPr>
-      <w:r>
-        <w:rPr>
-          <w:rFonts w:ascii="宋体" w:eastAsia="宋体" w:hAnsi="宋体" w:cs="宋体"/>
+          <w:rFonts w:ascii="宋体" w:hAnsi="宋体" w:eastAsia="宋体" w:cs="宋体"/>
+          <w:spacing w:val="-3"/>
+          <w:sz w:val="24"/>
+          <w:szCs w:val="24"/>
+        </w:rPr>
+      </w:pPr>
+      <w:r>
+        <w:rPr>
+          <w:rFonts w:ascii="宋体" w:hAnsi="宋体" w:eastAsia="宋体" w:cs="宋体"/>
           <w:spacing w:val="-3"/>
           <w:sz w:val="24"/>
           <w:szCs w:val="24"/>
@@ -5441,19 +5284,19 @@
         <w:adjustRightInd w:val="0"/>
         <w:snapToGrid w:val="0"/>
         <w:spacing w:line="360" w:lineRule="auto"/>
-        <w:ind w:left="425" w:right="0" w:hanging="425" w:leftChars="0" w:firstLineChars="0"/>
+        <w:ind w:left="425" w:leftChars="0" w:right="0" w:hanging="425" w:firstLineChars="0"/>
         <w:jc w:val="left"/>
         <w:textAlignment w:val="baseline"/>
         <w:rPr>
-          <w:rFonts w:ascii="宋体" w:eastAsia="宋体" w:hAnsi="宋体" w:cs="宋体"/>
-          <w:spacing w:val="-3"/>
-          <w:sz w:val="24"/>
-          <w:szCs w:val="24"/>
-        </w:rPr>
-      </w:pPr>
-      <w:r>
-        <w:rPr>
-          <w:rFonts w:ascii="宋体" w:eastAsia="宋体" w:hAnsi="宋体" w:cs="宋体"/>
+          <w:rFonts w:ascii="宋体" w:hAnsi="宋体" w:eastAsia="宋体" w:cs="宋体"/>
+          <w:spacing w:val="-3"/>
+          <w:sz w:val="24"/>
+          <w:szCs w:val="24"/>
+        </w:rPr>
+      </w:pPr>
+      <w:r>
+        <w:rPr>
+          <w:rFonts w:ascii="宋体" w:hAnsi="宋体" w:eastAsia="宋体" w:cs="宋体"/>
           <w:spacing w:val="-3"/>
           <w:sz w:val="24"/>
           <w:szCs w:val="24"/>
@@ -5481,19 +5324,19 @@
         <w:adjustRightInd w:val="0"/>
         <w:snapToGrid w:val="0"/>
         <w:spacing w:line="360" w:lineRule="auto"/>
-        <w:ind w:left="425" w:right="0" w:hanging="425" w:leftChars="0" w:firstLineChars="0"/>
+        <w:ind w:left="425" w:leftChars="0" w:right="0" w:hanging="425" w:firstLineChars="0"/>
         <w:jc w:val="left"/>
         <w:textAlignment w:val="baseline"/>
         <w:rPr>
-          <w:rFonts w:ascii="宋体" w:eastAsia="宋体" w:hAnsi="宋体" w:cs="宋体"/>
-          <w:spacing w:val="-3"/>
-          <w:sz w:val="24"/>
-          <w:szCs w:val="24"/>
-        </w:rPr>
-      </w:pPr>
-      <w:r>
-        <w:rPr>
-          <w:rFonts w:ascii="宋体" w:eastAsia="宋体" w:hAnsi="宋体" w:cs="宋体"/>
+          <w:rFonts w:ascii="宋体" w:hAnsi="宋体" w:eastAsia="宋体" w:cs="宋体"/>
+          <w:spacing w:val="-3"/>
+          <w:sz w:val="24"/>
+          <w:szCs w:val="24"/>
+        </w:rPr>
+      </w:pPr>
+      <w:r>
+        <w:rPr>
+          <w:rFonts w:ascii="宋体" w:hAnsi="宋体" w:eastAsia="宋体" w:cs="宋体"/>
           <w:spacing w:val="-3"/>
           <w:sz w:val="24"/>
           <w:szCs w:val="24"/>
@@ -5521,19 +5364,19 @@
         <w:adjustRightInd w:val="0"/>
         <w:snapToGrid w:val="0"/>
         <w:spacing w:line="360" w:lineRule="auto"/>
-        <w:ind w:left="425" w:right="0" w:hanging="425" w:leftChars="0" w:firstLineChars="0"/>
+        <w:ind w:left="425" w:leftChars="0" w:right="0" w:hanging="425" w:firstLineChars="0"/>
         <w:jc w:val="left"/>
         <w:textAlignment w:val="baseline"/>
         <w:rPr>
-          <w:rFonts w:ascii="宋体" w:eastAsia="宋体" w:hAnsi="宋体" w:cs="宋体"/>
-          <w:spacing w:val="-3"/>
-          <w:sz w:val="24"/>
-          <w:szCs w:val="24"/>
-        </w:rPr>
-      </w:pPr>
-      <w:r>
-        <w:rPr>
-          <w:rFonts w:ascii="宋体" w:eastAsia="宋体" w:hAnsi="宋体" w:cs="宋体"/>
+          <w:rFonts w:ascii="宋体" w:hAnsi="宋体" w:eastAsia="宋体" w:cs="宋体"/>
+          <w:spacing w:val="-3"/>
+          <w:sz w:val="24"/>
+          <w:szCs w:val="24"/>
+        </w:rPr>
+      </w:pPr>
+      <w:r>
+        <w:rPr>
+          <w:rFonts w:ascii="宋体" w:hAnsi="宋体" w:eastAsia="宋体" w:cs="宋体"/>
           <w:spacing w:val="-3"/>
           <w:sz w:val="24"/>
           <w:szCs w:val="24"/>
@@ -5561,19 +5404,19 @@
         <w:adjustRightInd w:val="0"/>
         <w:snapToGrid w:val="0"/>
         <w:spacing w:line="360" w:lineRule="auto"/>
-        <w:ind w:left="425" w:right="0" w:hanging="425" w:leftChars="0" w:firstLineChars="0"/>
+        <w:ind w:left="425" w:leftChars="0" w:right="0" w:hanging="425" w:firstLineChars="0"/>
         <w:jc w:val="left"/>
         <w:textAlignment w:val="baseline"/>
         <w:rPr>
-          <w:rFonts w:ascii="宋体" w:eastAsia="宋体" w:hAnsi="宋体" w:cs="宋体"/>
-          <w:spacing w:val="-3"/>
-          <w:sz w:val="24"/>
-          <w:szCs w:val="24"/>
-        </w:rPr>
-      </w:pPr>
-      <w:r>
-        <w:rPr>
-          <w:rFonts w:ascii="宋体" w:eastAsia="宋体" w:hAnsi="宋体" w:cs="宋体"/>
+          <w:rFonts w:ascii="宋体" w:hAnsi="宋体" w:eastAsia="宋体" w:cs="宋体"/>
+          <w:spacing w:val="-3"/>
+          <w:sz w:val="24"/>
+          <w:szCs w:val="24"/>
+        </w:rPr>
+      </w:pPr>
+      <w:r>
+        <w:rPr>
+          <w:rFonts w:ascii="宋体" w:hAnsi="宋体" w:eastAsia="宋体" w:cs="宋体"/>
           <w:spacing w:val="-3"/>
           <w:sz w:val="24"/>
           <w:szCs w:val="24"/>
@@ -5583,7 +5426,7 @@
     </w:p>
     <w:p>
       <w:pPr>
-        <w:pStyle w:val="3"/>
+        <w:pStyle w:val="31"/>
         <w:keepNext w:val="0"/>
         <w:keepLines w:val="0"/>
         <w:pageBreakBefore w:val="0"/>
@@ -5596,7 +5439,7 @@
       <w:bookmarkEnd w:id="26"/>
       <w:bookmarkStart w:id="27" w:name="bookmark24"/>
       <w:bookmarkEnd w:id="27"/>
-      <w:bookmarkStart w:id="28" w:name="_Toc3773"/>
+      <w:bookmarkStart w:id="28" w:name="_Toc16048"/>
       <w:r>
         <w:t>制定《</w:t>
       </w:r>
@@ -5632,19 +5475,19 @@
         <w:adjustRightInd w:val="0"/>
         <w:snapToGrid w:val="0"/>
         <w:spacing w:line="360" w:lineRule="auto"/>
-        <w:ind w:left="425" w:right="0" w:hanging="425" w:leftChars="0" w:firstLineChars="0"/>
+        <w:ind w:left="425" w:leftChars="0" w:right="0" w:hanging="425" w:firstLineChars="0"/>
         <w:jc w:val="left"/>
         <w:textAlignment w:val="baseline"/>
         <w:rPr>
-          <w:rFonts w:ascii="宋体" w:eastAsia="宋体" w:hAnsi="宋体" w:cs="宋体"/>
-          <w:spacing w:val="-3"/>
-          <w:sz w:val="24"/>
-          <w:szCs w:val="24"/>
-        </w:rPr>
-      </w:pPr>
-      <w:r>
-        <w:rPr>
-          <w:rFonts w:ascii="宋体" w:eastAsia="宋体" w:hAnsi="宋体" w:cs="宋体"/>
+          <w:rFonts w:ascii="宋体" w:hAnsi="宋体" w:eastAsia="宋体" w:cs="宋体"/>
+          <w:spacing w:val="-3"/>
+          <w:sz w:val="24"/>
+          <w:szCs w:val="24"/>
+        </w:rPr>
+      </w:pPr>
+      <w:r>
+        <w:rPr>
+          <w:rFonts w:ascii="宋体" w:hAnsi="宋体" w:eastAsia="宋体" w:cs="宋体"/>
           <w:spacing w:val="-3"/>
           <w:sz w:val="24"/>
           <w:szCs w:val="24"/>
@@ -5653,7 +5496,7 @@
       </w:r>
       <w:r>
         <w:rPr>
-          <w:rFonts w:ascii="宋体" w:eastAsia="宋体" w:hAnsi="宋体" w:cs="宋体" w:hint="eastAsia"/>
+          <w:rFonts w:hint="eastAsia" w:ascii="宋体" w:hAnsi="宋体" w:eastAsia="宋体" w:cs="宋体"/>
           <w:spacing w:val="-3"/>
           <w:sz w:val="24"/>
           <w:szCs w:val="24"/>
@@ -5663,7 +5506,7 @@
       </w:r>
       <w:r>
         <w:rPr>
-          <w:rFonts w:ascii="宋体" w:eastAsia="宋体" w:hAnsi="宋体" w:cs="宋体"/>
+          <w:rFonts w:ascii="宋体" w:hAnsi="宋体" w:eastAsia="宋体" w:cs="宋体"/>
           <w:spacing w:val="-3"/>
           <w:sz w:val="24"/>
           <w:szCs w:val="24"/>
@@ -5691,19 +5534,19 @@
         <w:adjustRightInd w:val="0"/>
         <w:snapToGrid w:val="0"/>
         <w:spacing w:line="360" w:lineRule="auto"/>
-        <w:ind w:left="425" w:right="0" w:hanging="425" w:leftChars="0" w:firstLineChars="0"/>
+        <w:ind w:left="425" w:leftChars="0" w:right="0" w:hanging="425" w:firstLineChars="0"/>
         <w:jc w:val="left"/>
         <w:textAlignment w:val="baseline"/>
         <w:rPr>
-          <w:rFonts w:ascii="宋体" w:eastAsia="宋体" w:hAnsi="宋体" w:cs="宋体"/>
-          <w:spacing w:val="-3"/>
-          <w:sz w:val="24"/>
-          <w:szCs w:val="24"/>
-        </w:rPr>
-      </w:pPr>
-      <w:r>
-        <w:rPr>
-          <w:rFonts w:ascii="宋体" w:eastAsia="宋体" w:hAnsi="宋体" w:cs="宋体"/>
+          <w:rFonts w:ascii="宋体" w:hAnsi="宋体" w:eastAsia="宋体" w:cs="宋体"/>
+          <w:spacing w:val="-3"/>
+          <w:sz w:val="24"/>
+          <w:szCs w:val="24"/>
+        </w:rPr>
+      </w:pPr>
+      <w:r>
+        <w:rPr>
+          <w:rFonts w:ascii="宋体" w:hAnsi="宋体" w:eastAsia="宋体" w:cs="宋体"/>
           <w:spacing w:val="-3"/>
           <w:sz w:val="24"/>
           <w:szCs w:val="24"/>
@@ -5712,7 +5555,7 @@
       </w:r>
       <w:r>
         <w:rPr>
-          <w:rFonts w:ascii="宋体" w:eastAsia="宋体" w:hAnsi="宋体" w:cs="宋体" w:hint="eastAsia"/>
+          <w:rFonts w:hint="eastAsia" w:ascii="宋体" w:hAnsi="宋体" w:eastAsia="宋体" w:cs="宋体"/>
           <w:spacing w:val="-3"/>
           <w:sz w:val="24"/>
           <w:szCs w:val="24"/>
@@ -5722,7 +5565,7 @@
       </w:r>
       <w:r>
         <w:rPr>
-          <w:rFonts w:ascii="宋体" w:eastAsia="宋体" w:hAnsi="宋体" w:cs="宋体"/>
+          <w:rFonts w:ascii="宋体" w:hAnsi="宋体" w:eastAsia="宋体" w:cs="宋体"/>
           <w:spacing w:val="-3"/>
           <w:sz w:val="24"/>
           <w:szCs w:val="24"/>
@@ -5731,7 +5574,7 @@
       </w:r>
       <w:r>
         <w:rPr>
-          <w:rFonts w:ascii="宋体" w:eastAsia="宋体" w:hAnsi="宋体" w:cs="宋体" w:hint="eastAsia"/>
+          <w:rFonts w:hint="eastAsia" w:ascii="宋体" w:hAnsi="宋体" w:eastAsia="宋体" w:cs="宋体"/>
           <w:spacing w:val="-3"/>
           <w:sz w:val="24"/>
           <w:szCs w:val="24"/>
@@ -5741,7 +5584,7 @@
       </w:r>
       <w:r>
         <w:rPr>
-          <w:rFonts w:ascii="宋体" w:eastAsia="宋体" w:hAnsi="宋体" w:cs="宋体"/>
+          <w:rFonts w:ascii="宋体" w:hAnsi="宋体" w:eastAsia="宋体" w:cs="宋体"/>
           <w:spacing w:val="-3"/>
           <w:sz w:val="24"/>
           <w:szCs w:val="24"/>
@@ -5750,7 +5593,7 @@
       </w:r>
       <w:r>
         <w:rPr>
-          <w:rFonts w:ascii="宋体" w:eastAsia="宋体" w:hAnsi="宋体" w:cs="宋体" w:hint="eastAsia"/>
+          <w:rFonts w:hint="eastAsia" w:ascii="宋体" w:hAnsi="宋体" w:eastAsia="宋体" w:cs="宋体"/>
           <w:spacing w:val="-3"/>
           <w:sz w:val="24"/>
           <w:szCs w:val="24"/>
@@ -5760,7 +5603,7 @@
       </w:r>
       <w:r>
         <w:rPr>
-          <w:rFonts w:ascii="宋体" w:eastAsia="宋体" w:hAnsi="宋体" w:cs="宋体"/>
+          <w:rFonts w:ascii="宋体" w:hAnsi="宋体" w:eastAsia="宋体" w:cs="宋体"/>
           <w:spacing w:val="-3"/>
           <w:sz w:val="24"/>
           <w:szCs w:val="24"/>
@@ -5788,19 +5631,19 @@
         <w:adjustRightInd w:val="0"/>
         <w:snapToGrid w:val="0"/>
         <w:spacing w:line="360" w:lineRule="auto"/>
-        <w:ind w:left="425" w:right="0" w:hanging="425" w:leftChars="0" w:firstLineChars="0"/>
+        <w:ind w:left="425" w:leftChars="0" w:right="0" w:hanging="425" w:firstLineChars="0"/>
         <w:jc w:val="left"/>
         <w:textAlignment w:val="baseline"/>
         <w:rPr>
-          <w:rFonts w:ascii="宋体" w:eastAsia="宋体" w:hAnsi="宋体" w:cs="宋体"/>
-          <w:spacing w:val="-3"/>
-          <w:sz w:val="24"/>
-          <w:szCs w:val="24"/>
-        </w:rPr>
-      </w:pPr>
-      <w:r>
-        <w:rPr>
-          <w:rFonts w:ascii="宋体" w:eastAsia="宋体" w:hAnsi="宋体" w:cs="宋体"/>
+          <w:rFonts w:ascii="宋体" w:hAnsi="宋体" w:eastAsia="宋体" w:cs="宋体"/>
+          <w:spacing w:val="-3"/>
+          <w:sz w:val="24"/>
+          <w:szCs w:val="24"/>
+        </w:rPr>
+      </w:pPr>
+      <w:r>
+        <w:rPr>
+          <w:rFonts w:ascii="宋体" w:hAnsi="宋体" w:eastAsia="宋体" w:cs="宋体"/>
           <w:spacing w:val="-3"/>
           <w:sz w:val="24"/>
           <w:szCs w:val="24"/>
@@ -5809,7 +5652,7 @@
       </w:r>
       <w:r>
         <w:rPr>
-          <w:rFonts w:ascii="宋体" w:eastAsia="宋体" w:hAnsi="宋体" w:cs="宋体" w:hint="eastAsia"/>
+          <w:rFonts w:hint="eastAsia" w:ascii="宋体" w:hAnsi="宋体" w:eastAsia="宋体" w:cs="宋体"/>
           <w:spacing w:val="-3"/>
           <w:sz w:val="24"/>
           <w:szCs w:val="24"/>
@@ -5819,7 +5662,7 @@
       </w:r>
       <w:r>
         <w:rPr>
-          <w:rFonts w:ascii="宋体" w:eastAsia="宋体" w:hAnsi="宋体" w:cs="宋体"/>
+          <w:rFonts w:ascii="宋体" w:hAnsi="宋体" w:eastAsia="宋体" w:cs="宋体"/>
           <w:spacing w:val="-3"/>
           <w:sz w:val="24"/>
           <w:szCs w:val="24"/>
@@ -5828,7 +5671,7 @@
       </w:r>
       <w:r>
         <w:rPr>
-          <w:rFonts w:ascii="宋体" w:eastAsia="宋体" w:hAnsi="宋体" w:cs="宋体" w:hint="eastAsia"/>
+          <w:rFonts w:hint="eastAsia" w:ascii="宋体" w:hAnsi="宋体" w:eastAsia="宋体" w:cs="宋体"/>
           <w:spacing w:val="-3"/>
           <w:sz w:val="24"/>
           <w:szCs w:val="24"/>
@@ -5838,7 +5681,7 @@
       </w:r>
       <w:r>
         <w:rPr>
-          <w:rFonts w:ascii="宋体" w:eastAsia="宋体" w:hAnsi="宋体" w:cs="宋体"/>
+          <w:rFonts w:ascii="宋体" w:hAnsi="宋体" w:eastAsia="宋体" w:cs="宋体"/>
           <w:spacing w:val="-3"/>
           <w:sz w:val="24"/>
           <w:szCs w:val="24"/>
@@ -5847,7 +5690,7 @@
       </w:r>
       <w:r>
         <w:rPr>
-          <w:rFonts w:ascii="宋体" w:eastAsia="宋体" w:hAnsi="宋体" w:cs="宋体" w:hint="eastAsia"/>
+          <w:rFonts w:hint="eastAsia" w:ascii="宋体" w:hAnsi="宋体" w:eastAsia="宋体" w:cs="宋体"/>
           <w:spacing w:val="-3"/>
           <w:sz w:val="24"/>
           <w:szCs w:val="24"/>
@@ -5857,7 +5700,7 @@
       </w:r>
       <w:r>
         <w:rPr>
-          <w:rFonts w:ascii="宋体" w:eastAsia="宋体" w:hAnsi="宋体" w:cs="宋体"/>
+          <w:rFonts w:ascii="宋体" w:hAnsi="宋体" w:eastAsia="宋体" w:cs="宋体"/>
           <w:spacing w:val="-3"/>
           <w:sz w:val="24"/>
           <w:szCs w:val="24"/>
@@ -5885,19 +5728,19 @@
         <w:adjustRightInd w:val="0"/>
         <w:snapToGrid w:val="0"/>
         <w:spacing w:line="360" w:lineRule="auto"/>
-        <w:ind w:left="425" w:right="0" w:hanging="425" w:leftChars="0" w:firstLineChars="0"/>
+        <w:ind w:left="425" w:leftChars="0" w:right="0" w:hanging="425" w:firstLineChars="0"/>
         <w:jc w:val="left"/>
         <w:textAlignment w:val="baseline"/>
         <w:rPr>
-          <w:rFonts w:ascii="宋体" w:eastAsia="宋体" w:hAnsi="宋体" w:cs="宋体"/>
-          <w:spacing w:val="-3"/>
-          <w:sz w:val="24"/>
-          <w:szCs w:val="24"/>
-        </w:rPr>
-      </w:pPr>
-      <w:r>
-        <w:rPr>
-          <w:rFonts w:ascii="宋体" w:eastAsia="宋体" w:hAnsi="宋体" w:cs="宋体"/>
+          <w:rFonts w:ascii="宋体" w:hAnsi="宋体" w:eastAsia="宋体" w:cs="宋体"/>
+          <w:spacing w:val="-3"/>
+          <w:sz w:val="24"/>
+          <w:szCs w:val="24"/>
+        </w:rPr>
+      </w:pPr>
+      <w:r>
+        <w:rPr>
+          <w:rFonts w:ascii="宋体" w:hAnsi="宋体" w:eastAsia="宋体" w:cs="宋体"/>
           <w:spacing w:val="-3"/>
           <w:sz w:val="24"/>
           <w:szCs w:val="24"/>
@@ -5906,7 +5749,7 @@
       </w:r>
       <w:r>
         <w:rPr>
-          <w:rFonts w:ascii="宋体" w:eastAsia="宋体" w:hAnsi="宋体" w:cs="宋体" w:hint="eastAsia"/>
+          <w:rFonts w:hint="eastAsia" w:ascii="宋体" w:hAnsi="宋体" w:eastAsia="宋体" w:cs="宋体"/>
           <w:spacing w:val="-3"/>
           <w:sz w:val="24"/>
           <w:szCs w:val="24"/>
@@ -5916,7 +5759,7 @@
       </w:r>
       <w:r>
         <w:rPr>
-          <w:rFonts w:ascii="宋体" w:eastAsia="宋体" w:hAnsi="宋体" w:cs="宋体"/>
+          <w:rFonts w:ascii="宋体" w:hAnsi="宋体" w:eastAsia="宋体" w:cs="宋体"/>
           <w:spacing w:val="-3"/>
           <w:sz w:val="24"/>
           <w:szCs w:val="24"/>
@@ -5944,19 +5787,19 @@
         <w:adjustRightInd w:val="0"/>
         <w:snapToGrid w:val="0"/>
         <w:spacing w:line="360" w:lineRule="auto"/>
-        <w:ind w:left="845" w:right="0" w:hanging="425" w:leftChars="0" w:firstLineChars="0"/>
+        <w:ind w:left="845" w:leftChars="0" w:right="0" w:hanging="425" w:firstLineChars="0"/>
         <w:jc w:val="left"/>
         <w:textAlignment w:val="baseline"/>
         <w:rPr>
-          <w:rFonts w:ascii="宋体" w:eastAsia="宋体" w:hAnsi="宋体" w:cs="宋体"/>
-          <w:spacing w:val="-3"/>
-          <w:sz w:val="24"/>
-          <w:szCs w:val="24"/>
-        </w:rPr>
-      </w:pPr>
-      <w:r>
-        <w:rPr>
-          <w:rFonts w:ascii="宋体" w:eastAsia="宋体" w:hAnsi="宋体" w:cs="宋体"/>
+          <w:rFonts w:ascii="宋体" w:hAnsi="宋体" w:eastAsia="宋体" w:cs="宋体"/>
+          <w:spacing w:val="-3"/>
+          <w:sz w:val="24"/>
+          <w:szCs w:val="24"/>
+        </w:rPr>
+      </w:pPr>
+      <w:r>
+        <w:rPr>
+          <w:rFonts w:ascii="宋体" w:hAnsi="宋体" w:eastAsia="宋体" w:cs="宋体"/>
           <w:spacing w:val="-3"/>
           <w:sz w:val="24"/>
           <w:szCs w:val="24"/>
@@ -5984,19 +5827,19 @@
         <w:adjustRightInd w:val="0"/>
         <w:snapToGrid w:val="0"/>
         <w:spacing w:line="360" w:lineRule="auto"/>
-        <w:ind w:left="845" w:right="0" w:hanging="425" w:leftChars="0" w:firstLineChars="0"/>
+        <w:ind w:left="845" w:leftChars="0" w:right="0" w:hanging="425" w:firstLineChars="0"/>
         <w:jc w:val="left"/>
         <w:textAlignment w:val="baseline"/>
         <w:rPr>
-          <w:rFonts w:ascii="宋体" w:eastAsia="宋体" w:hAnsi="宋体" w:cs="宋体"/>
-          <w:spacing w:val="-3"/>
-          <w:sz w:val="24"/>
-          <w:szCs w:val="24"/>
-        </w:rPr>
-      </w:pPr>
-      <w:r>
-        <w:rPr>
-          <w:rFonts w:ascii="宋体" w:eastAsia="宋体" w:hAnsi="宋体" w:cs="宋体"/>
+          <w:rFonts w:ascii="宋体" w:hAnsi="宋体" w:eastAsia="宋体" w:cs="宋体"/>
+          <w:spacing w:val="-3"/>
+          <w:sz w:val="24"/>
+          <w:szCs w:val="24"/>
+        </w:rPr>
+      </w:pPr>
+      <w:r>
+        <w:rPr>
+          <w:rFonts w:ascii="宋体" w:hAnsi="宋体" w:eastAsia="宋体" w:cs="宋体"/>
           <w:spacing w:val="-3"/>
           <w:sz w:val="24"/>
           <w:szCs w:val="24"/>
@@ -6024,19 +5867,19 @@
         <w:adjustRightInd w:val="0"/>
         <w:snapToGrid w:val="0"/>
         <w:spacing w:line="360" w:lineRule="auto"/>
-        <w:ind w:left="845" w:right="0" w:hanging="425" w:leftChars="0" w:firstLineChars="0"/>
+        <w:ind w:left="845" w:leftChars="0" w:right="0" w:hanging="425" w:firstLineChars="0"/>
         <w:jc w:val="left"/>
         <w:textAlignment w:val="baseline"/>
         <w:rPr>
-          <w:rFonts w:ascii="宋体" w:eastAsia="宋体" w:hAnsi="宋体" w:cs="宋体"/>
-          <w:spacing w:val="-3"/>
-          <w:sz w:val="24"/>
-          <w:szCs w:val="24"/>
-        </w:rPr>
-      </w:pPr>
-      <w:r>
-        <w:rPr>
-          <w:rFonts w:ascii="宋体" w:eastAsia="宋体" w:hAnsi="宋体" w:cs="宋体"/>
+          <w:rFonts w:ascii="宋体" w:hAnsi="宋体" w:eastAsia="宋体" w:cs="宋体"/>
+          <w:spacing w:val="-3"/>
+          <w:sz w:val="24"/>
+          <w:szCs w:val="24"/>
+        </w:rPr>
+      </w:pPr>
+      <w:r>
+        <w:rPr>
+          <w:rFonts w:ascii="宋体" w:hAnsi="宋体" w:eastAsia="宋体" w:cs="宋体"/>
           <w:spacing w:val="-3"/>
           <w:sz w:val="24"/>
           <w:szCs w:val="24"/>
@@ -6046,23 +5889,23 @@
     </w:p>
     <w:p>
       <w:pPr>
-        <w:pStyle w:val="3"/>
-        <w:keepNext w:val="0"/>
-        <w:keepLines w:val="0"/>
-        <w:pageBreakBefore w:val="0"/>
-        <w:widowControl w:val="0"/>
-        <w:wordWrap/>
-        <w:overflowPunct/>
-        <w:bidi w:val="0"/>
-      </w:pPr>
-      <w:bookmarkStart w:id="29" w:name="bookmark27"/>
+        <w:pStyle w:val="31"/>
+        <w:keepNext w:val="0"/>
+        <w:keepLines w:val="0"/>
+        <w:pageBreakBefore w:val="0"/>
+        <w:widowControl w:val="0"/>
+        <w:wordWrap/>
+        <w:overflowPunct/>
+        <w:bidi w:val="0"/>
+      </w:pPr>
+      <w:bookmarkStart w:id="29" w:name="bookmark26"/>
       <w:bookmarkEnd w:id="29"/>
-      <w:bookmarkStart w:id="30" w:name="bookmark26"/>
+      <w:bookmarkStart w:id="30" w:name="bookmark27"/>
       <w:bookmarkEnd w:id="30"/>
       <w:r>
         <w:t xml:space="preserve"> </w:t>
       </w:r>
-      <w:bookmarkStart w:id="31" w:name="_Toc19388"/>
+      <w:bookmarkStart w:id="31" w:name="_Toc8238"/>
       <w:r>
         <w:t>监控、评价和报告</w:t>
       </w:r>
@@ -6088,19 +5931,19 @@
         <w:adjustRightInd w:val="0"/>
         <w:snapToGrid w:val="0"/>
         <w:spacing w:line="360" w:lineRule="auto"/>
-        <w:ind w:left="425" w:right="0" w:hanging="425" w:leftChars="0" w:firstLineChars="0"/>
+        <w:ind w:left="425" w:leftChars="0" w:right="0" w:hanging="425" w:firstLineChars="0"/>
         <w:jc w:val="left"/>
         <w:textAlignment w:val="baseline"/>
         <w:rPr>
-          <w:rFonts w:ascii="宋体" w:eastAsia="宋体" w:hAnsi="宋体" w:cs="宋体"/>
-          <w:spacing w:val="-3"/>
-          <w:sz w:val="24"/>
-          <w:szCs w:val="24"/>
-        </w:rPr>
-      </w:pPr>
-      <w:r>
-        <w:rPr>
-          <w:rFonts w:ascii="宋体" w:eastAsia="宋体" w:hAnsi="宋体" w:cs="宋体"/>
+          <w:rFonts w:ascii="宋体" w:hAnsi="宋体" w:eastAsia="宋体" w:cs="宋体"/>
+          <w:spacing w:val="-3"/>
+          <w:sz w:val="24"/>
+          <w:szCs w:val="24"/>
+        </w:rPr>
+      </w:pPr>
+      <w:r>
+        <w:rPr>
+          <w:rFonts w:ascii="宋体" w:hAnsi="宋体" w:eastAsia="宋体" w:cs="宋体"/>
           <w:spacing w:val="-3"/>
           <w:sz w:val="24"/>
           <w:szCs w:val="24"/>
@@ -6109,7 +5952,7 @@
       </w:r>
       <w:r>
         <w:rPr>
-          <w:rFonts w:ascii="宋体" w:eastAsia="宋体" w:hAnsi="宋体" w:cs="宋体" w:hint="eastAsia"/>
+          <w:rFonts w:hint="eastAsia" w:ascii="宋体" w:hAnsi="宋体" w:eastAsia="宋体" w:cs="宋体"/>
           <w:spacing w:val="-3"/>
           <w:sz w:val="24"/>
           <w:szCs w:val="24"/>
@@ -6119,7 +5962,7 @@
       </w:r>
       <w:r>
         <w:rPr>
-          <w:rFonts w:ascii="宋体" w:eastAsia="宋体" w:hAnsi="宋体" w:cs="宋体" w:hint="eastAsia"/>
+          <w:rFonts w:hint="eastAsia" w:ascii="宋体" w:hAnsi="宋体" w:eastAsia="宋体" w:cs="宋体"/>
           <w:spacing w:val="-3"/>
           <w:sz w:val="24"/>
           <w:szCs w:val="24"/>
@@ -6129,7 +5972,7 @@
       </w:r>
       <w:r>
         <w:rPr>
-          <w:rFonts w:ascii="宋体" w:eastAsia="宋体" w:hAnsi="宋体" w:cs="宋体"/>
+          <w:rFonts w:ascii="宋体" w:hAnsi="宋体" w:eastAsia="宋体" w:cs="宋体"/>
           <w:spacing w:val="-3"/>
           <w:sz w:val="24"/>
           <w:szCs w:val="24"/>
@@ -6157,19 +6000,19 @@
         <w:adjustRightInd w:val="0"/>
         <w:snapToGrid w:val="0"/>
         <w:spacing w:line="360" w:lineRule="auto"/>
-        <w:ind w:left="425" w:right="0" w:hanging="425" w:leftChars="0" w:firstLineChars="0"/>
+        <w:ind w:left="425" w:leftChars="0" w:right="0" w:hanging="425" w:firstLineChars="0"/>
         <w:jc w:val="left"/>
         <w:textAlignment w:val="baseline"/>
         <w:rPr>
-          <w:rFonts w:ascii="宋体" w:eastAsia="宋体" w:hAnsi="宋体" w:cs="宋体"/>
-          <w:spacing w:val="-3"/>
-          <w:sz w:val="24"/>
-          <w:szCs w:val="24"/>
-        </w:rPr>
-      </w:pPr>
-      <w:r>
-        <w:rPr>
-          <w:rFonts w:ascii="宋体" w:eastAsia="宋体" w:hAnsi="宋体" w:cs="宋体"/>
+          <w:rFonts w:ascii="宋体" w:hAnsi="宋体" w:eastAsia="宋体" w:cs="宋体"/>
+          <w:spacing w:val="-3"/>
+          <w:sz w:val="24"/>
+          <w:szCs w:val="24"/>
+        </w:rPr>
+      </w:pPr>
+      <w:r>
+        <w:rPr>
+          <w:rFonts w:ascii="宋体" w:hAnsi="宋体" w:eastAsia="宋体" w:cs="宋体"/>
           <w:spacing w:val="-3"/>
           <w:sz w:val="24"/>
           <w:szCs w:val="24"/>
@@ -6179,7 +6022,7 @@
     </w:p>
     <w:p>
       <w:pPr>
-        <w:pStyle w:val="a3"/>
+        <w:pStyle w:val="39"/>
         <w:keepNext w:val="0"/>
         <w:keepLines w:val="0"/>
         <w:pageBreakBefore w:val="0"/>
@@ -6191,7 +6034,7 @@
         <w:wordWrap/>
         <w:overflowPunct/>
         <w:bidi w:val="0"/>
-        <w:ind w:left="845" w:hanging="425" w:leftChars="0" w:firstLineChars="0"/>
+        <w:ind w:left="845" w:leftChars="0" w:hanging="425" w:firstLineChars="0"/>
       </w:pPr>
       <w:r>
         <w:t>以平均修复时间（MTTR）、平均无故障时间（MTBF）和平均系统事件间隔时间表示的可用率（或不可用率）；</w:t>
@@ -6199,7 +6042,7 @@
     </w:p>
     <w:p>
       <w:pPr>
-        <w:pStyle w:val="a3"/>
+        <w:pStyle w:val="39"/>
         <w:keepNext w:val="0"/>
         <w:keepLines w:val="0"/>
         <w:pageBreakBefore w:val="0"/>
@@ -6211,7 +6054,7 @@
         <w:wordWrap/>
         <w:overflowPunct/>
         <w:bidi w:val="0"/>
-        <w:ind w:left="845" w:hanging="425" w:leftChars="0" w:firstLineChars="0"/>
+        <w:ind w:left="845" w:leftChars="0" w:hanging="425" w:firstLineChars="0"/>
       </w:pPr>
       <w:r>
         <w:t>总体正常运作时间和宕机时间；</w:t>
@@ -6219,7 +6062,7 @@
     </w:p>
     <w:p>
       <w:pPr>
-        <w:pStyle w:val="a3"/>
+        <w:pStyle w:val="39"/>
         <w:keepNext w:val="0"/>
         <w:keepLines w:val="0"/>
         <w:pageBreakBefore w:val="0"/>
@@ -6231,7 +6074,7 @@
         <w:wordWrap/>
         <w:overflowPunct/>
         <w:bidi w:val="0"/>
-        <w:ind w:left="845" w:hanging="425" w:leftChars="0" w:firstLineChars="0"/>
+        <w:ind w:left="845" w:leftChars="0" w:hanging="425" w:firstLineChars="0"/>
       </w:pPr>
       <w:r>
         <w:t>故障的次数；</w:t>
@@ -6239,7 +6082,7 @@
     </w:p>
     <w:p>
       <w:pPr>
-        <w:pStyle w:val="a3"/>
+        <w:pStyle w:val="39"/>
         <w:keepNext w:val="0"/>
         <w:keepLines w:val="0"/>
         <w:pageBreakBefore w:val="0"/>
@@ -6251,7 +6094,7 @@
         <w:wordWrap/>
         <w:overflowPunct/>
         <w:bidi w:val="0"/>
-        <w:ind w:left="845" w:hanging="425" w:leftChars="0" w:firstLineChars="0"/>
+        <w:ind w:left="845" w:leftChars="0" w:hanging="425" w:firstLineChars="0"/>
       </w:pPr>
       <w:r>
         <w:t>有关故障可能实际或潜在地导致比约定数更高的不可用率的额外信息。</w:t>
@@ -6259,7 +6102,7 @@
     </w:p>
     <w:p>
       <w:pPr>
-        <w:pStyle w:val="2"/>
+        <w:pStyle w:val="30"/>
         <w:keepNext w:val="0"/>
         <w:keepLines w:val="0"/>
         <w:pageBreakBefore w:val="0"/>
@@ -6272,7 +6115,7 @@
           <w:lang w:val="en-US" w:eastAsia="zh-CN"/>
         </w:rPr>
       </w:pPr>
-      <w:bookmarkStart w:id="32" w:name="_Toc13797"/>
+      <w:bookmarkStart w:id="32" w:name="_Toc28598"/>
       <w:r>
         <w:rPr>
           <w:rFonts w:hint="eastAsia"/>
@@ -6284,16 +6127,16 @@
     </w:p>
     <w:p>
       <w:pPr>
-        <w:pStyle w:val="3"/>
-        <w:keepNext w:val="0"/>
-        <w:keepLines w:val="0"/>
-        <w:pageBreakBefore w:val="0"/>
-        <w:widowControl w:val="0"/>
-        <w:wordWrap/>
-        <w:overflowPunct/>
-        <w:bidi w:val="0"/>
-      </w:pPr>
-      <w:bookmarkStart w:id="33" w:name="_Toc13929"/>
+        <w:pStyle w:val="31"/>
+        <w:keepNext w:val="0"/>
+        <w:keepLines w:val="0"/>
+        <w:pageBreakBefore w:val="0"/>
+        <w:widowControl w:val="0"/>
+        <w:wordWrap/>
+        <w:overflowPunct/>
+        <w:bidi w:val="0"/>
+      </w:pPr>
+      <w:bookmarkStart w:id="33" w:name="_Toc14217"/>
       <w:r>
         <w:t>初始化阶段</w:t>
       </w:r>
@@ -6301,7 +6144,7 @@
     </w:p>
     <w:p>
       <w:pPr>
-        <w:pStyle w:val="4"/>
+        <w:pStyle w:val="40"/>
         <w:keepNext w:val="0"/>
         <w:keepLines w:val="0"/>
         <w:pageBreakBefore w:val="0"/>
@@ -6336,17 +6179,17 @@
         <w:adjustRightInd w:val="0"/>
         <w:snapToGrid w:val="0"/>
         <w:spacing w:line="360" w:lineRule="auto"/>
-        <w:ind w:left="425" w:right="0" w:hanging="425" w:leftChars="0" w:firstLineChars="0"/>
+        <w:ind w:left="425" w:leftChars="0" w:right="0" w:hanging="425" w:firstLineChars="0"/>
         <w:textAlignment w:val="baseline"/>
         <w:rPr>
-          <w:rFonts w:ascii="宋体" w:eastAsia="宋体" w:hAnsi="宋体" w:cs="宋体"/>
-          <w:sz w:val="24"/>
-          <w:szCs w:val="24"/>
-        </w:rPr>
-      </w:pPr>
-      <w:r>
-        <w:rPr>
-          <w:rFonts w:ascii="宋体" w:eastAsia="宋体" w:hAnsi="宋体" w:cs="宋体"/>
+          <w:rFonts w:ascii="宋体" w:hAnsi="宋体" w:eastAsia="宋体" w:cs="宋体"/>
+          <w:sz w:val="24"/>
+          <w:szCs w:val="24"/>
+        </w:rPr>
+      </w:pPr>
+      <w:r>
+        <w:rPr>
+          <w:rFonts w:ascii="宋体" w:hAnsi="宋体" w:eastAsia="宋体" w:cs="宋体"/>
           <w:spacing w:val="2"/>
           <w:sz w:val="24"/>
           <w:szCs w:val="24"/>
@@ -6355,7 +6198,7 @@
       </w:r>
       <w:r>
         <w:rPr>
-          <w:rFonts w:ascii="宋体" w:eastAsia="宋体" w:hAnsi="宋体" w:cs="宋体"/>
+          <w:rFonts w:ascii="宋体" w:hAnsi="宋体" w:eastAsia="宋体" w:cs="宋体"/>
           <w:spacing w:val="-1"/>
           <w:sz w:val="24"/>
           <w:szCs w:val="24"/>
@@ -6364,7 +6207,7 @@
       </w:r>
       <w:r>
         <w:rPr>
-          <w:rFonts w:ascii="宋体" w:eastAsia="宋体" w:hAnsi="宋体" w:cs="宋体"/>
+          <w:rFonts w:ascii="宋体" w:hAnsi="宋体" w:eastAsia="宋体" w:cs="宋体"/>
           <w:spacing w:val="2"/>
           <w:sz w:val="24"/>
           <w:szCs w:val="24"/>
@@ -6392,10 +6235,10 @@
         <w:adjustRightInd w:val="0"/>
         <w:snapToGrid w:val="0"/>
         <w:spacing w:line="360" w:lineRule="auto"/>
-        <w:ind w:left="425" w:right="0" w:hanging="425" w:leftChars="0" w:firstLineChars="0"/>
+        <w:ind w:left="425" w:leftChars="0" w:right="0" w:hanging="425" w:firstLineChars="0"/>
         <w:textAlignment w:val="baseline"/>
         <w:rPr>
-          <w:rFonts w:ascii="宋体" w:eastAsia="宋体" w:hAnsi="宋体" w:cs="宋体" w:hint="eastAsia"/>
+          <w:rFonts w:hint="eastAsia" w:ascii="宋体" w:hAnsi="宋体" w:eastAsia="宋体" w:cs="宋体"/>
           <w:sz w:val="24"/>
           <w:szCs w:val="24"/>
           <w:lang w:eastAsia="zh-CN"/>
@@ -6403,7 +6246,7 @@
       </w:pPr>
       <w:r>
         <w:rPr>
-          <w:rFonts w:ascii="宋体" w:eastAsia="宋体" w:hAnsi="宋体" w:cs="宋体"/>
+          <w:rFonts w:ascii="宋体" w:hAnsi="宋体" w:eastAsia="宋体" w:cs="宋体"/>
           <w:spacing w:val="-3"/>
           <w:sz w:val="24"/>
           <w:szCs w:val="24"/>
@@ -6412,7 +6255,7 @@
       </w:r>
       <w:r>
         <w:rPr>
-          <w:rFonts w:ascii="宋体" w:eastAsia="宋体" w:hAnsi="宋体" w:cs="宋体"/>
+          <w:rFonts w:ascii="宋体" w:hAnsi="宋体" w:eastAsia="宋体" w:cs="宋体"/>
           <w:sz w:val="24"/>
           <w:szCs w:val="24"/>
         </w:rPr>
@@ -6420,7 +6263,7 @@
       </w:r>
       <w:r>
         <w:rPr>
-          <w:rFonts w:ascii="宋体" w:eastAsia="宋体" w:hAnsi="宋体" w:cs="宋体"/>
+          <w:rFonts w:ascii="宋体" w:hAnsi="宋体" w:eastAsia="宋体" w:cs="宋体"/>
           <w:spacing w:val="-1"/>
           <w:sz w:val="24"/>
           <w:szCs w:val="24"/>
@@ -6429,7 +6272,7 @@
       </w:r>
       <w:r>
         <w:rPr>
-          <w:rFonts w:ascii="宋体" w:eastAsia="宋体" w:hAnsi="宋体" w:cs="宋体" w:hint="eastAsia"/>
+          <w:rFonts w:hint="eastAsia" w:ascii="宋体" w:hAnsi="宋体" w:eastAsia="宋体" w:cs="宋体"/>
           <w:spacing w:val="-1"/>
           <w:sz w:val="24"/>
           <w:szCs w:val="24"/>
@@ -6458,17 +6301,17 @@
         <w:adjustRightInd w:val="0"/>
         <w:snapToGrid w:val="0"/>
         <w:spacing w:line="360" w:lineRule="auto"/>
-        <w:ind w:left="425" w:right="0" w:hanging="425" w:leftChars="0" w:firstLineChars="0"/>
+        <w:ind w:left="425" w:leftChars="0" w:right="0" w:hanging="425" w:firstLineChars="0"/>
         <w:textAlignment w:val="baseline"/>
         <w:rPr>
-          <w:rFonts w:ascii="宋体" w:eastAsia="宋体" w:hAnsi="宋体" w:cs="宋体"/>
-          <w:sz w:val="24"/>
-          <w:szCs w:val="24"/>
-        </w:rPr>
-      </w:pPr>
-      <w:r>
-        <w:rPr>
-          <w:rFonts w:ascii="宋体" w:eastAsia="宋体" w:hAnsi="宋体" w:cs="宋体"/>
+          <w:rFonts w:ascii="宋体" w:hAnsi="宋体" w:eastAsia="宋体" w:cs="宋体"/>
+          <w:sz w:val="24"/>
+          <w:szCs w:val="24"/>
+        </w:rPr>
+      </w:pPr>
+      <w:r>
+        <w:rPr>
+          <w:rFonts w:ascii="宋体" w:hAnsi="宋体" w:eastAsia="宋体" w:cs="宋体"/>
           <w:spacing w:val="-1"/>
           <w:sz w:val="24"/>
           <w:szCs w:val="24"/>
@@ -6477,7 +6320,7 @@
       </w:r>
       <w:r>
         <w:rPr>
-          <w:rFonts w:ascii="宋体" w:eastAsia="宋体" w:hAnsi="宋体" w:cs="宋体"/>
+          <w:rFonts w:ascii="宋体" w:hAnsi="宋体" w:eastAsia="宋体" w:cs="宋体"/>
           <w:spacing w:val="-2"/>
           <w:sz w:val="24"/>
           <w:szCs w:val="24"/>
@@ -6487,7 +6330,7 @@
     </w:p>
     <w:p>
       <w:pPr>
-        <w:pStyle w:val="4"/>
+        <w:pStyle w:val="40"/>
         <w:keepNext w:val="0"/>
         <w:keepLines w:val="0"/>
         <w:pageBreakBefore w:val="0"/>
@@ -6520,10 +6363,10 @@
         <w:adjustRightInd w:val="0"/>
         <w:snapToGrid w:val="0"/>
         <w:spacing w:line="360" w:lineRule="auto"/>
-        <w:ind w:left="425" w:right="0" w:hanging="425" w:leftChars="0" w:firstLineChars="0"/>
+        <w:ind w:left="425" w:leftChars="0" w:right="0" w:hanging="425" w:firstLineChars="0"/>
         <w:textAlignment w:val="baseline"/>
         <w:rPr>
-          <w:rFonts w:ascii="宋体" w:eastAsia="宋体" w:hAnsi="宋体" w:cs="宋体"/>
+          <w:rFonts w:ascii="宋体" w:hAnsi="宋体" w:eastAsia="宋体" w:cs="宋体"/>
           <w:spacing w:val="-1"/>
           <w:sz w:val="24"/>
           <w:szCs w:val="24"/>
@@ -6531,7 +6374,7 @@
       </w:pPr>
       <w:r>
         <w:rPr>
-          <w:rFonts w:ascii="宋体" w:eastAsia="宋体" w:hAnsi="宋体" w:cs="宋体"/>
+          <w:rFonts w:ascii="宋体" w:hAnsi="宋体" w:eastAsia="宋体" w:cs="宋体"/>
           <w:spacing w:val="-1"/>
           <w:sz w:val="24"/>
           <w:szCs w:val="24"/>
@@ -6559,10 +6402,10 @@
         <w:adjustRightInd w:val="0"/>
         <w:snapToGrid w:val="0"/>
         <w:spacing w:line="360" w:lineRule="auto"/>
-        <w:ind w:left="425" w:right="0" w:hanging="425" w:leftChars="0" w:firstLineChars="0"/>
+        <w:ind w:left="425" w:leftChars="0" w:right="0" w:hanging="425" w:firstLineChars="0"/>
         <w:textAlignment w:val="baseline"/>
         <w:rPr>
-          <w:rFonts w:ascii="宋体" w:eastAsia="宋体" w:hAnsi="宋体" w:cs="宋体"/>
+          <w:rFonts w:ascii="宋体" w:hAnsi="宋体" w:eastAsia="宋体" w:cs="宋体"/>
           <w:spacing w:val="-1"/>
           <w:sz w:val="24"/>
           <w:szCs w:val="24"/>
@@ -6570,7 +6413,7 @@
       </w:pPr>
       <w:r>
         <w:rPr>
-          <w:rFonts w:ascii="宋体" w:eastAsia="宋体" w:hAnsi="宋体" w:cs="宋体"/>
+          <w:rFonts w:ascii="宋体" w:hAnsi="宋体" w:eastAsia="宋体" w:cs="宋体"/>
           <w:spacing w:val="-1"/>
           <w:sz w:val="24"/>
           <w:szCs w:val="24"/>
@@ -6580,16 +6423,16 @@
     </w:p>
     <w:p>
       <w:pPr>
-        <w:pStyle w:val="3"/>
-        <w:keepNext w:val="0"/>
-        <w:keepLines w:val="0"/>
-        <w:pageBreakBefore w:val="0"/>
-        <w:widowControl w:val="0"/>
-        <w:wordWrap/>
-        <w:overflowPunct/>
-        <w:bidi w:val="0"/>
-      </w:pPr>
-      <w:bookmarkStart w:id="35" w:name="_Toc20627"/>
+        <w:pStyle w:val="31"/>
+        <w:keepNext w:val="0"/>
+        <w:keepLines w:val="0"/>
+        <w:pageBreakBefore w:val="0"/>
+        <w:widowControl w:val="0"/>
+        <w:wordWrap/>
+        <w:overflowPunct/>
+        <w:bidi w:val="0"/>
+      </w:pPr>
+      <w:bookmarkStart w:id="35" w:name="_Toc17793"/>
       <w:r>
         <w:t>分析规划阶段</w:t>
       </w:r>
@@ -6597,7 +6440,7 @@
     </w:p>
     <w:p>
       <w:pPr>
-        <w:pStyle w:val="4"/>
+        <w:pStyle w:val="40"/>
         <w:keepNext w:val="0"/>
         <w:keepLines w:val="0"/>
         <w:pageBreakBefore w:val="0"/>
@@ -6632,17 +6475,17 @@
         <w:adjustRightInd w:val="0"/>
         <w:snapToGrid w:val="0"/>
         <w:spacing w:line="360" w:lineRule="auto"/>
-        <w:ind w:left="425" w:right="0" w:hanging="425" w:leftChars="0" w:firstLineChars="0"/>
+        <w:ind w:left="425" w:leftChars="0" w:right="0" w:hanging="425" w:firstLineChars="0"/>
         <w:textAlignment w:val="baseline"/>
         <w:rPr>
-          <w:rFonts w:ascii="宋体" w:eastAsia="宋体" w:hAnsi="宋体" w:cs="宋体"/>
-          <w:sz w:val="24"/>
-          <w:szCs w:val="24"/>
-        </w:rPr>
-      </w:pPr>
-      <w:r>
-        <w:rPr>
-          <w:rFonts w:ascii="宋体" w:eastAsia="宋体" w:hAnsi="宋体" w:cs="宋体"/>
+          <w:rFonts w:ascii="宋体" w:hAnsi="宋体" w:eastAsia="宋体" w:cs="宋体"/>
+          <w:sz w:val="24"/>
+          <w:szCs w:val="24"/>
+        </w:rPr>
+      </w:pPr>
+      <w:r>
+        <w:rPr>
+          <w:rFonts w:ascii="宋体" w:hAnsi="宋体" w:eastAsia="宋体" w:cs="宋体"/>
           <w:spacing w:val="3"/>
           <w:sz w:val="24"/>
           <w:szCs w:val="24"/>
@@ -6651,7 +6494,7 @@
       </w:r>
       <w:r>
         <w:rPr>
-          <w:rFonts w:ascii="宋体" w:eastAsia="宋体" w:hAnsi="宋体" w:cs="宋体"/>
+          <w:rFonts w:ascii="宋体" w:hAnsi="宋体" w:eastAsia="宋体" w:cs="宋体"/>
           <w:spacing w:val="2"/>
           <w:sz w:val="24"/>
           <w:szCs w:val="24"/>
@@ -6662,7 +6505,7 @@
       <w:bookmarkEnd w:id="37"/>
       <w:r>
         <w:rPr>
-          <w:rFonts w:ascii="宋体" w:eastAsia="宋体" w:hAnsi="宋体" w:cs="宋体"/>
+          <w:rFonts w:ascii="宋体" w:hAnsi="宋体" w:eastAsia="宋体" w:cs="宋体"/>
           <w:sz w:val="24"/>
           <w:szCs w:val="24"/>
         </w:rPr>
@@ -6670,7 +6513,7 @@
       </w:r>
       <w:r>
         <w:rPr>
-          <w:rFonts w:ascii="宋体" w:eastAsia="宋体" w:hAnsi="宋体" w:cs="宋体"/>
+          <w:rFonts w:ascii="宋体" w:hAnsi="宋体" w:eastAsia="宋体" w:cs="宋体"/>
           <w:spacing w:val="-1"/>
           <w:sz w:val="24"/>
           <w:szCs w:val="24"/>
@@ -6698,10 +6541,10 @@
         <w:adjustRightInd w:val="0"/>
         <w:snapToGrid w:val="0"/>
         <w:spacing w:line="360" w:lineRule="auto"/>
-        <w:ind w:left="425" w:right="0" w:hanging="425" w:leftChars="0" w:firstLineChars="0"/>
+        <w:ind w:left="425" w:leftChars="0" w:right="0" w:hanging="425" w:firstLineChars="0"/>
         <w:textAlignment w:val="baseline"/>
         <w:rPr>
-          <w:rFonts w:ascii="宋体" w:eastAsia="宋体" w:hAnsi="宋体" w:cs="宋体"/>
+          <w:rFonts w:ascii="宋体" w:hAnsi="宋体" w:eastAsia="宋体" w:cs="宋体"/>
           <w:spacing w:val="-1"/>
           <w:sz w:val="24"/>
           <w:szCs w:val="24"/>
@@ -6709,7 +6552,7 @@
       </w:pPr>
       <w:r>
         <w:rPr>
-          <w:rFonts w:ascii="宋体" w:eastAsia="宋体" w:hAnsi="宋体" w:cs="宋体"/>
+          <w:rFonts w:ascii="宋体" w:hAnsi="宋体" w:eastAsia="宋体" w:cs="宋体"/>
           <w:spacing w:val="3"/>
           <w:sz w:val="24"/>
           <w:szCs w:val="24"/>
@@ -6718,7 +6561,7 @@
       </w:r>
       <w:r>
         <w:rPr>
-          <w:rFonts w:ascii="宋体" w:eastAsia="宋体" w:hAnsi="宋体" w:cs="宋体"/>
+          <w:rFonts w:ascii="宋体" w:hAnsi="宋体" w:eastAsia="宋体" w:cs="宋体"/>
           <w:spacing w:val="2"/>
           <w:sz w:val="24"/>
           <w:szCs w:val="24"/>
@@ -6727,7 +6570,7 @@
       </w:r>
       <w:r>
         <w:rPr>
-          <w:rFonts w:ascii="宋体" w:eastAsia="宋体" w:hAnsi="宋体" w:cs="宋体"/>
+          <w:rFonts w:ascii="宋体" w:hAnsi="宋体" w:eastAsia="宋体" w:cs="宋体"/>
           <w:sz w:val="24"/>
           <w:szCs w:val="24"/>
         </w:rPr>
@@ -6735,7 +6578,7 @@
       </w:r>
       <w:r>
         <w:rPr>
-          <w:rFonts w:ascii="宋体" w:eastAsia="宋体" w:hAnsi="宋体" w:cs="宋体"/>
+          <w:rFonts w:ascii="宋体" w:hAnsi="宋体" w:eastAsia="宋体" w:cs="宋体"/>
           <w:spacing w:val="-1"/>
           <w:sz w:val="24"/>
           <w:szCs w:val="24"/>
@@ -6763,17 +6606,17 @@
         <w:adjustRightInd w:val="0"/>
         <w:snapToGrid w:val="0"/>
         <w:spacing w:line="360" w:lineRule="auto"/>
-        <w:ind w:left="425" w:right="0" w:hanging="425" w:leftChars="0" w:firstLineChars="0"/>
+        <w:ind w:left="425" w:leftChars="0" w:right="0" w:hanging="425" w:firstLineChars="0"/>
         <w:textAlignment w:val="baseline"/>
         <w:rPr>
-          <w:rFonts w:ascii="宋体" w:eastAsia="宋体" w:hAnsi="宋体" w:cs="宋体"/>
-          <w:sz w:val="24"/>
-          <w:szCs w:val="24"/>
-        </w:rPr>
-      </w:pPr>
-      <w:r>
-        <w:rPr>
-          <w:rFonts w:ascii="宋体" w:eastAsia="宋体" w:hAnsi="宋体" w:cs="宋体"/>
+          <w:rFonts w:ascii="宋体" w:hAnsi="宋体" w:eastAsia="宋体" w:cs="宋体"/>
+          <w:sz w:val="24"/>
+          <w:szCs w:val="24"/>
+        </w:rPr>
+      </w:pPr>
+      <w:r>
+        <w:rPr>
+          <w:rFonts w:ascii="宋体" w:hAnsi="宋体" w:eastAsia="宋体" w:cs="宋体"/>
           <w:spacing w:val="-2"/>
           <w:sz w:val="24"/>
           <w:szCs w:val="24"/>
@@ -6782,7 +6625,7 @@
       </w:r>
       <w:r>
         <w:rPr>
-          <w:rFonts w:ascii="宋体" w:eastAsia="宋体" w:hAnsi="宋体" w:cs="宋体"/>
+          <w:rFonts w:ascii="宋体" w:hAnsi="宋体" w:eastAsia="宋体" w:cs="宋体"/>
           <w:spacing w:val="-3"/>
           <w:sz w:val="24"/>
           <w:szCs w:val="24"/>
@@ -6791,7 +6634,7 @@
       </w:r>
       <w:r>
         <w:rPr>
-          <w:rFonts w:ascii="宋体" w:eastAsia="宋体" w:hAnsi="宋体" w:cs="宋体"/>
+          <w:rFonts w:ascii="宋体" w:hAnsi="宋体" w:eastAsia="宋体" w:cs="宋体"/>
           <w:spacing w:val="-38"/>
           <w:sz w:val="24"/>
           <w:szCs w:val="24"/>
@@ -6800,7 +6643,7 @@
       </w:r>
       <w:r>
         <w:rPr>
-          <w:rFonts w:ascii="宋体" w:eastAsia="宋体" w:hAnsi="宋体" w:cs="宋体"/>
+          <w:rFonts w:ascii="宋体" w:hAnsi="宋体" w:eastAsia="宋体" w:cs="宋体"/>
           <w:spacing w:val="-3"/>
           <w:sz w:val="24"/>
           <w:szCs w:val="24"/>
@@ -6809,7 +6652,7 @@
       </w:r>
       <w:r>
         <w:rPr>
-          <w:rFonts w:ascii="宋体" w:eastAsia="宋体" w:hAnsi="宋体" w:cs="宋体"/>
+          <w:rFonts w:ascii="宋体" w:hAnsi="宋体" w:eastAsia="宋体" w:cs="宋体"/>
           <w:spacing w:val="-40"/>
           <w:sz w:val="24"/>
           <w:szCs w:val="24"/>
@@ -6818,7 +6661,7 @@
       </w:r>
       <w:r>
         <w:rPr>
-          <w:rFonts w:ascii="宋体" w:eastAsia="宋体" w:hAnsi="宋体" w:cs="宋体"/>
+          <w:rFonts w:ascii="宋体" w:hAnsi="宋体" w:eastAsia="宋体" w:cs="宋体"/>
           <w:spacing w:val="-3"/>
           <w:sz w:val="24"/>
           <w:szCs w:val="24"/>
@@ -6827,7 +6670,7 @@
       </w:r>
       <w:r>
         <w:rPr>
-          <w:rFonts w:ascii="宋体" w:eastAsia="宋体" w:hAnsi="宋体" w:cs="宋体"/>
+          <w:rFonts w:ascii="宋体" w:hAnsi="宋体" w:eastAsia="宋体" w:cs="宋体"/>
           <w:spacing w:val="-1"/>
           <w:sz w:val="24"/>
           <w:szCs w:val="24"/>
@@ -6837,7 +6680,7 @@
     </w:p>
     <w:p>
       <w:pPr>
-        <w:pStyle w:val="4"/>
+        <w:pStyle w:val="40"/>
         <w:keepNext w:val="0"/>
         <w:keepLines w:val="0"/>
         <w:pageBreakBefore w:val="0"/>
@@ -6870,17 +6713,17 @@
         <w:adjustRightInd w:val="0"/>
         <w:snapToGrid w:val="0"/>
         <w:spacing w:line="360" w:lineRule="auto"/>
-        <w:ind w:left="425" w:right="0" w:hanging="425" w:leftChars="0" w:firstLineChars="0"/>
+        <w:ind w:left="425" w:leftChars="0" w:right="0" w:hanging="425" w:firstLineChars="0"/>
         <w:textAlignment w:val="baseline"/>
         <w:rPr>
-          <w:rFonts w:ascii="宋体" w:eastAsia="宋体" w:hAnsi="宋体" w:cs="宋体"/>
-          <w:sz w:val="24"/>
-          <w:szCs w:val="24"/>
-        </w:rPr>
-      </w:pPr>
-      <w:r>
-        <w:rPr>
-          <w:rFonts w:ascii="宋体" w:eastAsia="宋体" w:hAnsi="宋体" w:cs="宋体"/>
+          <w:rFonts w:ascii="宋体" w:hAnsi="宋体" w:eastAsia="宋体" w:cs="宋体"/>
+          <w:sz w:val="24"/>
+          <w:szCs w:val="24"/>
+        </w:rPr>
+      </w:pPr>
+      <w:r>
+        <w:rPr>
+          <w:rFonts w:ascii="宋体" w:hAnsi="宋体" w:eastAsia="宋体" w:cs="宋体"/>
           <w:spacing w:val="3"/>
           <w:sz w:val="24"/>
           <w:szCs w:val="24"/>
@@ -6889,7 +6732,7 @@
       </w:r>
       <w:r>
         <w:rPr>
-          <w:rFonts w:ascii="宋体" w:eastAsia="宋体" w:hAnsi="宋体" w:cs="宋体"/>
+          <w:rFonts w:ascii="宋体" w:hAnsi="宋体" w:eastAsia="宋体" w:cs="宋体"/>
           <w:spacing w:val="2"/>
           <w:sz w:val="24"/>
           <w:szCs w:val="24"/>
@@ -6898,7 +6741,7 @@
       </w:r>
       <w:r>
         <w:rPr>
-          <w:rFonts w:ascii="宋体" w:eastAsia="宋体" w:hAnsi="宋体" w:cs="宋体"/>
+          <w:rFonts w:ascii="宋体" w:hAnsi="宋体" w:eastAsia="宋体" w:cs="宋体"/>
           <w:spacing w:val="-1"/>
           <w:sz w:val="24"/>
           <w:szCs w:val="24"/>
@@ -6926,17 +6769,17 @@
         <w:adjustRightInd w:val="0"/>
         <w:snapToGrid w:val="0"/>
         <w:spacing w:line="360" w:lineRule="auto"/>
-        <w:ind w:left="425" w:right="0" w:hanging="425" w:leftChars="0" w:firstLineChars="0"/>
+        <w:ind w:left="425" w:leftChars="0" w:right="0" w:hanging="425" w:firstLineChars="0"/>
         <w:textAlignment w:val="baseline"/>
         <w:rPr>
-          <w:rFonts w:ascii="宋体" w:eastAsia="宋体" w:hAnsi="宋体" w:cs="宋体"/>
-          <w:sz w:val="24"/>
-          <w:szCs w:val="24"/>
-        </w:rPr>
-      </w:pPr>
-      <w:r>
-        <w:rPr>
-          <w:rFonts w:ascii="宋体" w:eastAsia="宋体" w:hAnsi="宋体" w:cs="宋体"/>
+          <w:rFonts w:ascii="宋体" w:hAnsi="宋体" w:eastAsia="宋体" w:cs="宋体"/>
+          <w:sz w:val="24"/>
+          <w:szCs w:val="24"/>
+        </w:rPr>
+      </w:pPr>
+      <w:r>
+        <w:rPr>
+          <w:rFonts w:ascii="宋体" w:hAnsi="宋体" w:eastAsia="宋体" w:cs="宋体"/>
           <w:spacing w:val="3"/>
           <w:sz w:val="24"/>
           <w:szCs w:val="24"/>
@@ -6945,7 +6788,7 @@
       </w:r>
       <w:r>
         <w:rPr>
-          <w:rFonts w:ascii="宋体" w:eastAsia="宋体" w:hAnsi="宋体" w:cs="宋体"/>
+          <w:rFonts w:ascii="宋体" w:hAnsi="宋体" w:eastAsia="宋体" w:cs="宋体"/>
           <w:spacing w:val="2"/>
           <w:sz w:val="24"/>
           <w:szCs w:val="24"/>
@@ -6954,7 +6797,7 @@
       </w:r>
       <w:r>
         <w:rPr>
-          <w:rFonts w:ascii="宋体" w:eastAsia="宋体" w:hAnsi="宋体" w:cs="宋体"/>
+          <w:rFonts w:ascii="宋体" w:hAnsi="宋体" w:eastAsia="宋体" w:cs="宋体"/>
           <w:spacing w:val="-1"/>
           <w:sz w:val="24"/>
           <w:szCs w:val="24"/>
@@ -6982,17 +6825,17 @@
         <w:adjustRightInd w:val="0"/>
         <w:snapToGrid w:val="0"/>
         <w:spacing w:line="360" w:lineRule="auto"/>
-        <w:ind w:left="425" w:right="0" w:hanging="425" w:leftChars="0" w:firstLineChars="0"/>
+        <w:ind w:left="425" w:leftChars="0" w:right="0" w:hanging="425" w:firstLineChars="0"/>
         <w:textAlignment w:val="baseline"/>
         <w:rPr>
-          <w:rFonts w:ascii="宋体" w:eastAsia="宋体" w:hAnsi="宋体" w:cs="宋体"/>
-          <w:sz w:val="24"/>
-          <w:szCs w:val="24"/>
-        </w:rPr>
-      </w:pPr>
-      <w:r>
-        <w:rPr>
-          <w:rFonts w:ascii="宋体" w:eastAsia="宋体" w:hAnsi="宋体" w:cs="宋体"/>
+          <w:rFonts w:ascii="宋体" w:hAnsi="宋体" w:eastAsia="宋体" w:cs="宋体"/>
+          <w:sz w:val="24"/>
+          <w:szCs w:val="24"/>
+        </w:rPr>
+      </w:pPr>
+      <w:r>
+        <w:rPr>
+          <w:rFonts w:ascii="宋体" w:hAnsi="宋体" w:eastAsia="宋体" w:cs="宋体"/>
           <w:spacing w:val="13"/>
           <w:sz w:val="24"/>
           <w:szCs w:val="24"/>
@@ -7020,17 +6863,17 @@
         <w:adjustRightInd w:val="0"/>
         <w:snapToGrid w:val="0"/>
         <w:spacing w:line="360" w:lineRule="auto"/>
-        <w:ind w:left="845" w:right="0" w:hanging="425" w:leftChars="0" w:firstLineChars="0"/>
+        <w:ind w:left="845" w:leftChars="0" w:right="0" w:hanging="425" w:firstLineChars="0"/>
         <w:textAlignment w:val="baseline"/>
         <w:rPr>
-          <w:rFonts w:ascii="宋体" w:eastAsia="宋体" w:hAnsi="宋体" w:cs="宋体"/>
-          <w:sz w:val="24"/>
-          <w:szCs w:val="24"/>
-        </w:rPr>
-      </w:pPr>
-      <w:r>
-        <w:rPr>
-          <w:rFonts w:ascii="宋体" w:eastAsia="宋体" w:hAnsi="宋体" w:cs="宋体"/>
+          <w:rFonts w:ascii="宋体" w:hAnsi="宋体" w:eastAsia="宋体" w:cs="宋体"/>
+          <w:sz w:val="24"/>
+          <w:szCs w:val="24"/>
+        </w:rPr>
+      </w:pPr>
+      <w:r>
+        <w:rPr>
+          <w:rFonts w:ascii="宋体" w:hAnsi="宋体" w:eastAsia="宋体" w:cs="宋体"/>
           <w:spacing w:val="-2"/>
           <w:position w:val="3"/>
           <w:sz w:val="24"/>
@@ -7040,7 +6883,7 @@
       </w:r>
       <w:r>
         <w:rPr>
-          <w:rFonts w:ascii="宋体" w:eastAsia="宋体" w:hAnsi="宋体" w:cs="宋体"/>
+          <w:rFonts w:ascii="宋体" w:hAnsi="宋体" w:eastAsia="宋体" w:cs="宋体"/>
           <w:spacing w:val="-48"/>
           <w:position w:val="3"/>
           <w:sz w:val="24"/>
@@ -7050,7 +6893,7 @@
       </w:r>
       <w:r>
         <w:rPr>
-          <w:rFonts w:ascii="宋体" w:eastAsia="宋体" w:hAnsi="宋体" w:cs="宋体"/>
+          <w:rFonts w:ascii="宋体" w:hAnsi="宋体" w:eastAsia="宋体" w:cs="宋体"/>
           <w:spacing w:val="-2"/>
           <w:position w:val="3"/>
           <w:sz w:val="24"/>
@@ -7060,7 +6903,7 @@
       </w:r>
       <w:r>
         <w:rPr>
-          <w:rFonts w:ascii="宋体" w:eastAsia="宋体" w:hAnsi="宋体" w:cs="宋体"/>
+          <w:rFonts w:ascii="宋体" w:hAnsi="宋体" w:eastAsia="宋体" w:cs="宋体"/>
           <w:spacing w:val="-48"/>
           <w:position w:val="3"/>
           <w:sz w:val="24"/>
@@ -7070,7 +6913,7 @@
       </w:r>
       <w:r>
         <w:rPr>
-          <w:rFonts w:ascii="宋体" w:eastAsia="宋体" w:hAnsi="宋体" w:cs="宋体"/>
+          <w:rFonts w:ascii="宋体" w:hAnsi="宋体" w:eastAsia="宋体" w:cs="宋体"/>
           <w:spacing w:val="-2"/>
           <w:position w:val="3"/>
           <w:sz w:val="24"/>
@@ -7099,17 +6942,17 @@
         <w:adjustRightInd w:val="0"/>
         <w:snapToGrid w:val="0"/>
         <w:spacing w:line="360" w:lineRule="auto"/>
-        <w:ind w:left="845" w:right="0" w:hanging="425" w:leftChars="0" w:firstLineChars="0"/>
+        <w:ind w:left="845" w:leftChars="0" w:right="0" w:hanging="425" w:firstLineChars="0"/>
         <w:textAlignment w:val="baseline"/>
         <w:rPr>
-          <w:rFonts w:ascii="宋体" w:eastAsia="宋体" w:hAnsi="宋体" w:cs="宋体"/>
-          <w:sz w:val="24"/>
-          <w:szCs w:val="24"/>
-        </w:rPr>
-      </w:pPr>
-      <w:r>
-        <w:rPr>
-          <w:rFonts w:ascii="宋体" w:eastAsia="宋体" w:hAnsi="宋体" w:cs="宋体"/>
+          <w:rFonts w:ascii="宋体" w:hAnsi="宋体" w:eastAsia="宋体" w:cs="宋体"/>
+          <w:sz w:val="24"/>
+          <w:szCs w:val="24"/>
+        </w:rPr>
+      </w:pPr>
+      <w:r>
+        <w:rPr>
+          <w:rFonts w:ascii="宋体" w:hAnsi="宋体" w:eastAsia="宋体" w:cs="宋体"/>
           <w:spacing w:val="2"/>
           <w:sz w:val="24"/>
           <w:szCs w:val="24"/>
@@ -7118,7 +6961,7 @@
       </w:r>
       <w:r>
         <w:rPr>
-          <w:rFonts w:ascii="宋体" w:eastAsia="宋体" w:hAnsi="宋体" w:cs="宋体"/>
+          <w:rFonts w:ascii="宋体" w:hAnsi="宋体" w:eastAsia="宋体" w:cs="宋体"/>
           <w:spacing w:val="-2"/>
           <w:sz w:val="24"/>
           <w:szCs w:val="24"/>
@@ -7146,17 +6989,17 @@
         <w:adjustRightInd w:val="0"/>
         <w:snapToGrid w:val="0"/>
         <w:spacing w:line="360" w:lineRule="auto"/>
-        <w:ind w:left="845" w:right="0" w:hanging="425" w:leftChars="0" w:firstLineChars="0"/>
+        <w:ind w:left="845" w:leftChars="0" w:right="0" w:hanging="425" w:firstLineChars="0"/>
         <w:textAlignment w:val="baseline"/>
         <w:rPr>
-          <w:rFonts w:ascii="宋体" w:eastAsia="宋体" w:hAnsi="宋体" w:cs="宋体"/>
-          <w:sz w:val="24"/>
-          <w:szCs w:val="24"/>
-        </w:rPr>
-      </w:pPr>
-      <w:r>
-        <w:rPr>
-          <w:rFonts w:ascii="宋体" w:eastAsia="宋体" w:hAnsi="宋体" w:cs="宋体"/>
+          <w:rFonts w:ascii="宋体" w:hAnsi="宋体" w:eastAsia="宋体" w:cs="宋体"/>
+          <w:sz w:val="24"/>
+          <w:szCs w:val="24"/>
+        </w:rPr>
+      </w:pPr>
+      <w:r>
+        <w:rPr>
+          <w:rFonts w:ascii="宋体" w:hAnsi="宋体" w:eastAsia="宋体" w:cs="宋体"/>
           <w:position w:val="3"/>
           <w:sz w:val="24"/>
           <w:szCs w:val="24"/>
@@ -7165,7 +7008,7 @@
       </w:r>
       <w:r>
         <w:rPr>
-          <w:rFonts w:ascii="宋体" w:eastAsia="宋体" w:hAnsi="宋体" w:cs="宋体"/>
+          <w:rFonts w:ascii="宋体" w:hAnsi="宋体" w:eastAsia="宋体" w:cs="宋体"/>
           <w:spacing w:val="-1"/>
           <w:position w:val="3"/>
           <w:sz w:val="24"/>
@@ -7194,17 +7037,17 @@
         <w:adjustRightInd w:val="0"/>
         <w:snapToGrid w:val="0"/>
         <w:spacing w:line="360" w:lineRule="auto"/>
-        <w:ind w:left="845" w:right="0" w:hanging="425" w:leftChars="0" w:firstLineChars="0"/>
+        <w:ind w:left="845" w:leftChars="0" w:right="0" w:hanging="425" w:firstLineChars="0"/>
         <w:textAlignment w:val="baseline"/>
         <w:rPr>
-          <w:rFonts w:ascii="宋体" w:eastAsia="宋体" w:hAnsi="宋体" w:cs="宋体"/>
-          <w:sz w:val="24"/>
-          <w:szCs w:val="24"/>
-        </w:rPr>
-      </w:pPr>
-      <w:r>
-        <w:rPr>
-          <w:rFonts w:ascii="宋体" w:eastAsia="宋体" w:hAnsi="宋体" w:cs="宋体"/>
+          <w:rFonts w:ascii="宋体" w:hAnsi="宋体" w:eastAsia="宋体" w:cs="宋体"/>
+          <w:sz w:val="24"/>
+          <w:szCs w:val="24"/>
+        </w:rPr>
+      </w:pPr>
+      <w:r>
+        <w:rPr>
+          <w:rFonts w:ascii="宋体" w:hAnsi="宋体" w:eastAsia="宋体" w:cs="宋体"/>
           <w:spacing w:val="-3"/>
           <w:sz w:val="24"/>
           <w:szCs w:val="24"/>
@@ -7213,7 +7056,7 @@
       </w:r>
       <w:r>
         <w:rPr>
-          <w:rFonts w:ascii="宋体" w:eastAsia="宋体" w:hAnsi="宋体" w:cs="宋体"/>
+          <w:rFonts w:ascii="宋体" w:hAnsi="宋体" w:eastAsia="宋体" w:cs="宋体"/>
           <w:spacing w:val="-48"/>
           <w:sz w:val="24"/>
           <w:szCs w:val="24"/>
@@ -7222,7 +7065,7 @@
       </w:r>
       <w:r>
         <w:rPr>
-          <w:rFonts w:ascii="宋体" w:eastAsia="宋体" w:hAnsi="宋体" w:cs="宋体"/>
+          <w:rFonts w:ascii="宋体" w:hAnsi="宋体" w:eastAsia="宋体" w:cs="宋体"/>
           <w:spacing w:val="-3"/>
           <w:sz w:val="24"/>
           <w:szCs w:val="24"/>
@@ -7231,7 +7074,7 @@
       </w:r>
       <w:r>
         <w:rPr>
-          <w:rFonts w:ascii="宋体" w:eastAsia="宋体" w:hAnsi="宋体" w:cs="宋体"/>
+          <w:rFonts w:ascii="宋体" w:hAnsi="宋体" w:eastAsia="宋体" w:cs="宋体"/>
           <w:spacing w:val="-7"/>
           <w:sz w:val="24"/>
           <w:szCs w:val="24"/>
@@ -7259,17 +7102,17 @@
         <w:adjustRightInd w:val="0"/>
         <w:snapToGrid w:val="0"/>
         <w:spacing w:line="360" w:lineRule="auto"/>
-        <w:ind w:left="425" w:right="0" w:hanging="425" w:leftChars="0" w:firstLineChars="0"/>
+        <w:ind w:left="425" w:leftChars="0" w:right="0" w:hanging="425" w:firstLineChars="0"/>
         <w:textAlignment w:val="baseline"/>
         <w:rPr>
-          <w:rFonts w:ascii="宋体" w:eastAsia="宋体" w:hAnsi="宋体" w:cs="宋体"/>
-          <w:sz w:val="24"/>
-          <w:szCs w:val="24"/>
-        </w:rPr>
-      </w:pPr>
-      <w:r>
-        <w:rPr>
-          <w:rFonts w:ascii="宋体" w:eastAsia="宋体" w:hAnsi="宋体" w:cs="宋体"/>
+          <w:rFonts w:ascii="宋体" w:hAnsi="宋体" w:eastAsia="宋体" w:cs="宋体"/>
+          <w:sz w:val="24"/>
+          <w:szCs w:val="24"/>
+        </w:rPr>
+      </w:pPr>
+      <w:r>
+        <w:rPr>
+          <w:rFonts w:ascii="宋体" w:hAnsi="宋体" w:eastAsia="宋体" w:cs="宋体"/>
           <w:spacing w:val="13"/>
           <w:sz w:val="24"/>
           <w:szCs w:val="24"/>
@@ -7297,17 +7140,17 @@
         <w:adjustRightInd w:val="0"/>
         <w:snapToGrid w:val="0"/>
         <w:spacing w:line="360" w:lineRule="auto"/>
-        <w:ind w:left="845" w:right="0" w:hanging="425" w:leftChars="0" w:firstLineChars="0"/>
+        <w:ind w:left="845" w:leftChars="0" w:right="0" w:hanging="425" w:firstLineChars="0"/>
         <w:textAlignment w:val="baseline"/>
         <w:rPr>
-          <w:rFonts w:ascii="宋体" w:eastAsia="宋体" w:hAnsi="宋体" w:cs="宋体"/>
-          <w:sz w:val="24"/>
-          <w:szCs w:val="24"/>
-        </w:rPr>
-      </w:pPr>
-      <w:r>
-        <w:rPr>
-          <w:rFonts w:ascii="宋体" w:eastAsia="宋体" w:hAnsi="宋体" w:cs="宋体"/>
+          <w:rFonts w:ascii="宋体" w:hAnsi="宋体" w:eastAsia="宋体" w:cs="宋体"/>
+          <w:sz w:val="24"/>
+          <w:szCs w:val="24"/>
+        </w:rPr>
+      </w:pPr>
+      <w:r>
+        <w:rPr>
+          <w:rFonts w:ascii="宋体" w:hAnsi="宋体" w:eastAsia="宋体" w:cs="宋体"/>
           <w:position w:val="3"/>
           <w:sz w:val="24"/>
           <w:szCs w:val="24"/>
@@ -7316,7 +7159,7 @@
       </w:r>
       <w:r>
         <w:rPr>
-          <w:rFonts w:ascii="宋体" w:eastAsia="宋体" w:hAnsi="宋体" w:cs="宋体"/>
+          <w:rFonts w:ascii="宋体" w:hAnsi="宋体" w:eastAsia="宋体" w:cs="宋体"/>
           <w:spacing w:val="-1"/>
           <w:position w:val="3"/>
           <w:sz w:val="24"/>
@@ -7345,17 +7188,17 @@
         <w:adjustRightInd w:val="0"/>
         <w:snapToGrid w:val="0"/>
         <w:spacing w:line="360" w:lineRule="auto"/>
-        <w:ind w:left="845" w:right="0" w:hanging="425" w:leftChars="0" w:firstLineChars="0"/>
+        <w:ind w:left="845" w:leftChars="0" w:right="0" w:hanging="425" w:firstLineChars="0"/>
         <w:textAlignment w:val="baseline"/>
         <w:rPr>
-          <w:rFonts w:ascii="宋体" w:eastAsia="宋体" w:hAnsi="宋体" w:cs="宋体"/>
-          <w:sz w:val="24"/>
-          <w:szCs w:val="24"/>
-        </w:rPr>
-      </w:pPr>
-      <w:r>
-        <w:rPr>
-          <w:rFonts w:ascii="宋体" w:eastAsia="宋体" w:hAnsi="宋体" w:cs="宋体"/>
+          <w:rFonts w:ascii="宋体" w:hAnsi="宋体" w:eastAsia="宋体" w:cs="宋体"/>
+          <w:sz w:val="24"/>
+          <w:szCs w:val="24"/>
+        </w:rPr>
+      </w:pPr>
+      <w:r>
+        <w:rPr>
+          <w:rFonts w:ascii="宋体" w:hAnsi="宋体" w:eastAsia="宋体" w:cs="宋体"/>
           <w:spacing w:val="-2"/>
           <w:sz w:val="24"/>
           <w:szCs w:val="24"/>
@@ -7364,7 +7207,7 @@
       </w:r>
       <w:r>
         <w:rPr>
-          <w:rFonts w:ascii="宋体" w:eastAsia="宋体" w:hAnsi="宋体" w:cs="宋体"/>
+          <w:rFonts w:ascii="宋体" w:hAnsi="宋体" w:eastAsia="宋体" w:cs="宋体"/>
           <w:spacing w:val="2"/>
           <w:sz w:val="24"/>
           <w:szCs w:val="24"/>
@@ -7373,7 +7216,7 @@
       </w:r>
       <w:r>
         <w:rPr>
-          <w:rFonts w:ascii="宋体" w:eastAsia="宋体" w:hAnsi="宋体" w:cs="宋体"/>
+          <w:rFonts w:ascii="宋体" w:hAnsi="宋体" w:eastAsia="宋体" w:cs="宋体"/>
           <w:spacing w:val="-13"/>
           <w:sz w:val="24"/>
           <w:szCs w:val="24"/>
@@ -7401,10 +7244,10 @@
         <w:adjustRightInd w:val="0"/>
         <w:snapToGrid w:val="0"/>
         <w:spacing w:line="360" w:lineRule="auto"/>
-        <w:ind w:left="845" w:right="0" w:hanging="425" w:leftChars="0" w:firstLineChars="0"/>
+        <w:ind w:left="845" w:leftChars="0" w:right="0" w:hanging="425" w:firstLineChars="0"/>
         <w:textAlignment w:val="baseline"/>
         <w:rPr>
-          <w:rFonts w:ascii="宋体" w:eastAsia="宋体" w:hAnsi="宋体" w:cs="宋体"/>
+          <w:rFonts w:ascii="宋体" w:hAnsi="宋体" w:eastAsia="宋体" w:cs="宋体"/>
           <w:sz w:val="24"/>
           <w:szCs w:val="24"/>
         </w:rPr>
@@ -7413,7 +7256,7 @@
       <w:bookmarkEnd w:id="38"/>
       <w:r>
         <w:rPr>
-          <w:rFonts w:ascii="宋体" w:eastAsia="宋体" w:hAnsi="宋体" w:cs="宋体"/>
+          <w:rFonts w:ascii="宋体" w:hAnsi="宋体" w:eastAsia="宋体" w:cs="宋体"/>
           <w:spacing w:val="5"/>
           <w:sz w:val="24"/>
           <w:szCs w:val="24"/>
@@ -7422,7 +7265,7 @@
       </w:r>
       <w:r>
         <w:rPr>
-          <w:rFonts w:ascii="宋体" w:eastAsia="宋体" w:hAnsi="宋体" w:cs="宋体"/>
+          <w:rFonts w:ascii="宋体" w:hAnsi="宋体" w:eastAsia="宋体" w:cs="宋体"/>
           <w:spacing w:val="-1"/>
           <w:sz w:val="24"/>
           <w:szCs w:val="24"/>
@@ -7450,17 +7293,17 @@
         <w:adjustRightInd w:val="0"/>
         <w:snapToGrid w:val="0"/>
         <w:spacing w:line="360" w:lineRule="auto"/>
-        <w:ind w:left="845" w:right="0" w:hanging="425" w:leftChars="0" w:firstLineChars="0"/>
+        <w:ind w:left="845" w:leftChars="0" w:right="0" w:hanging="425" w:firstLineChars="0"/>
         <w:textAlignment w:val="baseline"/>
         <w:rPr>
-          <w:rFonts w:ascii="宋体" w:eastAsia="宋体" w:hAnsi="宋体" w:cs="宋体"/>
-          <w:sz w:val="24"/>
-          <w:szCs w:val="24"/>
-        </w:rPr>
-      </w:pPr>
-      <w:r>
-        <w:rPr>
-          <w:rFonts w:ascii="宋体" w:eastAsia="宋体" w:hAnsi="宋体" w:cs="宋体"/>
+          <w:rFonts w:ascii="宋体" w:hAnsi="宋体" w:eastAsia="宋体" w:cs="宋体"/>
+          <w:sz w:val="24"/>
+          <w:szCs w:val="24"/>
+        </w:rPr>
+      </w:pPr>
+      <w:r>
+        <w:rPr>
+          <w:rFonts w:ascii="宋体" w:hAnsi="宋体" w:eastAsia="宋体" w:cs="宋体"/>
           <w:spacing w:val="1"/>
           <w:sz w:val="24"/>
           <w:szCs w:val="24"/>
@@ -7469,7 +7312,7 @@
       </w:r>
       <w:r>
         <w:rPr>
-          <w:rFonts w:ascii="宋体" w:eastAsia="宋体" w:hAnsi="宋体" w:cs="宋体"/>
+          <w:rFonts w:ascii="宋体" w:hAnsi="宋体" w:eastAsia="宋体" w:cs="宋体"/>
           <w:spacing w:val="-45"/>
           <w:sz w:val="24"/>
           <w:szCs w:val="24"/>
@@ -7478,7 +7321,7 @@
       </w:r>
       <w:r>
         <w:rPr>
-          <w:rFonts w:ascii="宋体" w:eastAsia="宋体" w:hAnsi="宋体" w:cs="宋体"/>
+          <w:rFonts w:ascii="宋体" w:hAnsi="宋体" w:eastAsia="宋体" w:cs="宋体"/>
           <w:spacing w:val="1"/>
           <w:sz w:val="24"/>
           <w:szCs w:val="24"/>
@@ -7487,7 +7330,7 @@
       </w:r>
       <w:r>
         <w:rPr>
-          <w:rFonts w:ascii="宋体" w:eastAsia="宋体" w:hAnsi="宋体" w:cs="宋体"/>
+          <w:rFonts w:ascii="宋体" w:hAnsi="宋体" w:eastAsia="宋体" w:cs="宋体"/>
           <w:sz w:val="24"/>
           <w:szCs w:val="24"/>
         </w:rPr>
@@ -7495,7 +7338,7 @@
       </w:r>
       <w:r>
         <w:rPr>
-          <w:rFonts w:ascii="宋体" w:eastAsia="宋体" w:hAnsi="宋体" w:cs="宋体"/>
+          <w:rFonts w:ascii="宋体" w:hAnsi="宋体" w:eastAsia="宋体" w:cs="宋体"/>
           <w:spacing w:val="-2"/>
           <w:sz w:val="24"/>
           <w:szCs w:val="24"/>
@@ -7523,17 +7366,17 @@
         <w:adjustRightInd w:val="0"/>
         <w:snapToGrid w:val="0"/>
         <w:spacing w:line="360" w:lineRule="auto"/>
-        <w:ind w:left="845" w:right="0" w:hanging="425" w:leftChars="0" w:firstLineChars="0"/>
+        <w:ind w:left="845" w:leftChars="0" w:right="0" w:hanging="425" w:firstLineChars="0"/>
         <w:textAlignment w:val="baseline"/>
         <w:rPr>
-          <w:rFonts w:ascii="宋体" w:eastAsia="宋体" w:hAnsi="宋体" w:cs="宋体"/>
-          <w:sz w:val="24"/>
-          <w:szCs w:val="24"/>
-        </w:rPr>
-      </w:pPr>
-      <w:r>
-        <w:rPr>
-          <w:rFonts w:ascii="宋体" w:eastAsia="宋体" w:hAnsi="宋体" w:cs="宋体"/>
+          <w:rFonts w:ascii="宋体" w:hAnsi="宋体" w:eastAsia="宋体" w:cs="宋体"/>
+          <w:sz w:val="24"/>
+          <w:szCs w:val="24"/>
+        </w:rPr>
+      </w:pPr>
+      <w:r>
+        <w:rPr>
+          <w:rFonts w:ascii="宋体" w:hAnsi="宋体" w:eastAsia="宋体" w:cs="宋体"/>
           <w:spacing w:val="5"/>
           <w:sz w:val="24"/>
           <w:szCs w:val="24"/>
@@ -7542,7 +7385,7 @@
       </w:r>
       <w:r>
         <w:rPr>
-          <w:rFonts w:ascii="宋体" w:eastAsia="宋体" w:hAnsi="宋体" w:cs="宋体"/>
+          <w:rFonts w:ascii="宋体" w:hAnsi="宋体" w:eastAsia="宋体" w:cs="宋体"/>
           <w:spacing w:val="-1"/>
           <w:sz w:val="24"/>
           <w:szCs w:val="24"/>
@@ -7551,7 +7394,7 @@
       </w:r>
       <w:r>
         <w:rPr>
-          <w:rFonts w:ascii="宋体" w:eastAsia="宋体" w:hAnsi="宋体" w:cs="宋体"/>
+          <w:rFonts w:ascii="宋体" w:hAnsi="宋体" w:eastAsia="宋体" w:cs="宋体"/>
           <w:spacing w:val="-44"/>
           <w:sz w:val="24"/>
           <w:szCs w:val="24"/>
@@ -7560,7 +7403,7 @@
       </w:r>
       <w:r>
         <w:rPr>
-          <w:rFonts w:ascii="宋体" w:eastAsia="宋体" w:hAnsi="宋体" w:cs="宋体"/>
+          <w:rFonts w:ascii="宋体" w:hAnsi="宋体" w:eastAsia="宋体" w:cs="宋体"/>
           <w:spacing w:val="-1"/>
           <w:sz w:val="24"/>
           <w:szCs w:val="24"/>
@@ -7569,7 +7412,7 @@
       </w:r>
       <w:r>
         <w:rPr>
-          <w:rFonts w:ascii="宋体" w:eastAsia="宋体" w:hAnsi="宋体" w:cs="宋体"/>
+          <w:rFonts w:ascii="宋体" w:hAnsi="宋体" w:eastAsia="宋体" w:cs="宋体"/>
           <w:spacing w:val="-2"/>
           <w:sz w:val="24"/>
           <w:szCs w:val="24"/>
@@ -7597,17 +7440,17 @@
         <w:adjustRightInd w:val="0"/>
         <w:snapToGrid w:val="0"/>
         <w:spacing w:line="360" w:lineRule="auto"/>
-        <w:ind w:left="845" w:right="0" w:hanging="425" w:leftChars="0" w:firstLineChars="0"/>
+        <w:ind w:left="845" w:leftChars="0" w:right="0" w:hanging="425" w:firstLineChars="0"/>
         <w:textAlignment w:val="baseline"/>
         <w:rPr>
-          <w:rFonts w:ascii="宋体" w:eastAsia="宋体" w:hAnsi="宋体" w:cs="宋体"/>
-          <w:sz w:val="24"/>
-          <w:szCs w:val="24"/>
-        </w:rPr>
-      </w:pPr>
-      <w:r>
-        <w:rPr>
-          <w:rFonts w:ascii="宋体" w:eastAsia="宋体" w:hAnsi="宋体" w:cs="宋体"/>
+          <w:rFonts w:ascii="宋体" w:hAnsi="宋体" w:eastAsia="宋体" w:cs="宋体"/>
+          <w:sz w:val="24"/>
+          <w:szCs w:val="24"/>
+        </w:rPr>
+      </w:pPr>
+      <w:r>
+        <w:rPr>
+          <w:rFonts w:ascii="宋体" w:hAnsi="宋体" w:eastAsia="宋体" w:cs="宋体"/>
           <w:spacing w:val="-4"/>
           <w:sz w:val="24"/>
           <w:szCs w:val="24"/>
@@ -7616,7 +7459,7 @@
       </w:r>
       <w:r>
         <w:rPr>
-          <w:rFonts w:ascii="宋体" w:eastAsia="宋体" w:hAnsi="宋体" w:cs="宋体"/>
+          <w:rFonts w:ascii="宋体" w:hAnsi="宋体" w:eastAsia="宋体" w:cs="宋体"/>
           <w:spacing w:val="-1"/>
           <w:sz w:val="24"/>
           <w:szCs w:val="24"/>
@@ -7644,17 +7487,17 @@
         <w:adjustRightInd w:val="0"/>
         <w:snapToGrid w:val="0"/>
         <w:spacing w:line="360" w:lineRule="auto"/>
-        <w:ind w:left="845" w:right="0" w:hanging="425" w:leftChars="0" w:firstLineChars="0"/>
+        <w:ind w:left="845" w:leftChars="0" w:right="0" w:hanging="425" w:firstLineChars="0"/>
         <w:textAlignment w:val="baseline"/>
         <w:rPr>
-          <w:rFonts w:ascii="宋体" w:eastAsia="宋体" w:hAnsi="宋体" w:cs="宋体"/>
-          <w:sz w:val="24"/>
-          <w:szCs w:val="24"/>
-        </w:rPr>
-      </w:pPr>
-      <w:r>
-        <w:rPr>
-          <w:rFonts w:ascii="宋体" w:eastAsia="宋体" w:hAnsi="宋体" w:cs="宋体"/>
+          <w:rFonts w:ascii="宋体" w:hAnsi="宋体" w:eastAsia="宋体" w:cs="宋体"/>
+          <w:sz w:val="24"/>
+          <w:szCs w:val="24"/>
+        </w:rPr>
+      </w:pPr>
+      <w:r>
+        <w:rPr>
+          <w:rFonts w:ascii="宋体" w:hAnsi="宋体" w:eastAsia="宋体" w:cs="宋体"/>
           <w:spacing w:val="-2"/>
           <w:sz w:val="24"/>
           <w:szCs w:val="24"/>
@@ -7682,17 +7525,17 @@
         <w:adjustRightInd w:val="0"/>
         <w:snapToGrid w:val="0"/>
         <w:spacing w:line="360" w:lineRule="auto"/>
-        <w:ind w:left="845" w:right="0" w:hanging="425" w:leftChars="0" w:firstLineChars="0"/>
+        <w:ind w:left="845" w:leftChars="0" w:right="0" w:hanging="425" w:firstLineChars="0"/>
         <w:textAlignment w:val="baseline"/>
         <w:rPr>
-          <w:rFonts w:ascii="宋体" w:eastAsia="宋体" w:hAnsi="宋体" w:cs="宋体"/>
-          <w:sz w:val="24"/>
-          <w:szCs w:val="24"/>
-        </w:rPr>
-      </w:pPr>
-      <w:r>
-        <w:rPr>
-          <w:rFonts w:ascii="宋体" w:eastAsia="宋体" w:hAnsi="宋体" w:cs="宋体"/>
+          <w:rFonts w:ascii="宋体" w:hAnsi="宋体" w:eastAsia="宋体" w:cs="宋体"/>
+          <w:sz w:val="24"/>
+          <w:szCs w:val="24"/>
+        </w:rPr>
+      </w:pPr>
+      <w:r>
+        <w:rPr>
+          <w:rFonts w:ascii="宋体" w:hAnsi="宋体" w:eastAsia="宋体" w:cs="宋体"/>
           <w:position w:val="3"/>
           <w:sz w:val="24"/>
           <w:szCs w:val="24"/>
@@ -7701,7 +7544,7 @@
       </w:r>
       <w:r>
         <w:rPr>
-          <w:rFonts w:ascii="宋体" w:eastAsia="宋体" w:hAnsi="宋体" w:cs="宋体"/>
+          <w:rFonts w:ascii="宋体" w:hAnsi="宋体" w:eastAsia="宋体" w:cs="宋体"/>
           <w:spacing w:val="-1"/>
           <w:position w:val="3"/>
           <w:sz w:val="24"/>
@@ -7730,17 +7573,17 @@
         <w:adjustRightInd w:val="0"/>
         <w:snapToGrid w:val="0"/>
         <w:spacing w:line="360" w:lineRule="auto"/>
-        <w:ind w:left="845" w:right="0" w:hanging="425" w:leftChars="0" w:firstLineChars="0"/>
+        <w:ind w:left="845" w:leftChars="0" w:right="0" w:hanging="425" w:firstLineChars="0"/>
         <w:textAlignment w:val="baseline"/>
         <w:rPr>
-          <w:rFonts w:ascii="宋体" w:eastAsia="宋体" w:hAnsi="宋体" w:cs="宋体"/>
-          <w:sz w:val="24"/>
-          <w:szCs w:val="24"/>
-        </w:rPr>
-      </w:pPr>
-      <w:r>
-        <w:rPr>
-          <w:rFonts w:ascii="宋体" w:eastAsia="宋体" w:hAnsi="宋体" w:cs="宋体"/>
+          <w:rFonts w:ascii="宋体" w:hAnsi="宋体" w:eastAsia="宋体" w:cs="宋体"/>
+          <w:sz w:val="24"/>
+          <w:szCs w:val="24"/>
+        </w:rPr>
+      </w:pPr>
+      <w:r>
+        <w:rPr>
+          <w:rFonts w:ascii="宋体" w:hAnsi="宋体" w:eastAsia="宋体" w:cs="宋体"/>
           <w:spacing w:val="-2"/>
           <w:sz w:val="24"/>
           <w:szCs w:val="24"/>
@@ -7749,7 +7592,7 @@
       </w:r>
       <w:r>
         <w:rPr>
-          <w:rFonts w:ascii="宋体" w:eastAsia="宋体" w:hAnsi="宋体" w:cs="宋体"/>
+          <w:rFonts w:ascii="宋体" w:hAnsi="宋体" w:eastAsia="宋体" w:cs="宋体"/>
           <w:spacing w:val="-5"/>
           <w:sz w:val="24"/>
           <w:szCs w:val="24"/>
@@ -7758,7 +7601,7 @@
       </w:r>
       <w:r>
         <w:rPr>
-          <w:rFonts w:ascii="宋体" w:eastAsia="宋体" w:hAnsi="宋体" w:cs="宋体"/>
+          <w:rFonts w:ascii="宋体" w:hAnsi="宋体" w:eastAsia="宋体" w:cs="宋体"/>
           <w:spacing w:val="-48"/>
           <w:sz w:val="24"/>
           <w:szCs w:val="24"/>
@@ -7767,7 +7610,7 @@
       </w:r>
       <w:r>
         <w:rPr>
-          <w:rFonts w:ascii="宋体" w:eastAsia="宋体" w:hAnsi="宋体" w:cs="宋体"/>
+          <w:rFonts w:ascii="宋体" w:hAnsi="宋体" w:eastAsia="宋体" w:cs="宋体"/>
           <w:spacing w:val="-5"/>
           <w:sz w:val="24"/>
           <w:szCs w:val="24"/>
@@ -7776,7 +7619,7 @@
       </w:r>
       <w:r>
         <w:rPr>
-          <w:rFonts w:ascii="宋体" w:eastAsia="宋体" w:hAnsi="宋体" w:cs="宋体"/>
+          <w:rFonts w:ascii="宋体" w:hAnsi="宋体" w:eastAsia="宋体" w:cs="宋体"/>
           <w:spacing w:val="-44"/>
           <w:sz w:val="24"/>
           <w:szCs w:val="24"/>
@@ -7785,7 +7628,7 @@
       </w:r>
       <w:r>
         <w:rPr>
-          <w:rFonts w:ascii="宋体" w:eastAsia="宋体" w:hAnsi="宋体" w:cs="宋体"/>
+          <w:rFonts w:ascii="宋体" w:hAnsi="宋体" w:eastAsia="宋体" w:cs="宋体"/>
           <w:spacing w:val="-5"/>
           <w:sz w:val="24"/>
           <w:szCs w:val="24"/>
@@ -7813,17 +7656,17 @@
         <w:adjustRightInd w:val="0"/>
         <w:snapToGrid w:val="0"/>
         <w:spacing w:line="360" w:lineRule="auto"/>
-        <w:ind w:left="845" w:right="0" w:hanging="425" w:leftChars="0" w:firstLineChars="0"/>
+        <w:ind w:left="845" w:leftChars="0" w:right="0" w:hanging="425" w:firstLineChars="0"/>
         <w:textAlignment w:val="baseline"/>
         <w:rPr>
-          <w:rFonts w:ascii="宋体" w:eastAsia="宋体" w:hAnsi="宋体" w:cs="宋体"/>
-          <w:sz w:val="24"/>
-          <w:szCs w:val="24"/>
-        </w:rPr>
-      </w:pPr>
-      <w:r>
-        <w:rPr>
-          <w:rFonts w:ascii="宋体" w:eastAsia="宋体" w:hAnsi="宋体" w:cs="宋体"/>
+          <w:rFonts w:ascii="宋体" w:hAnsi="宋体" w:eastAsia="宋体" w:cs="宋体"/>
+          <w:sz w:val="24"/>
+          <w:szCs w:val="24"/>
+        </w:rPr>
+      </w:pPr>
+      <w:r>
+        <w:rPr>
+          <w:rFonts w:ascii="宋体" w:hAnsi="宋体" w:eastAsia="宋体" w:cs="宋体"/>
           <w:spacing w:val="-1"/>
           <w:sz w:val="24"/>
           <w:szCs w:val="24"/>
@@ -7832,7 +7675,7 @@
       </w:r>
       <w:r>
         <w:rPr>
-          <w:rFonts w:ascii="宋体" w:eastAsia="宋体" w:hAnsi="宋体" w:cs="宋体"/>
+          <w:rFonts w:ascii="宋体" w:hAnsi="宋体" w:eastAsia="宋体" w:cs="宋体"/>
           <w:spacing w:val="-16"/>
           <w:sz w:val="24"/>
           <w:szCs w:val="24"/>
@@ -7842,16 +7685,16 @@
     </w:p>
     <w:p>
       <w:pPr>
-        <w:pStyle w:val="3"/>
-        <w:keepNext w:val="0"/>
-        <w:keepLines w:val="0"/>
-        <w:pageBreakBefore w:val="0"/>
-        <w:widowControl w:val="0"/>
-        <w:wordWrap/>
-        <w:overflowPunct/>
-        <w:bidi w:val="0"/>
-      </w:pPr>
-      <w:bookmarkStart w:id="39" w:name="_Toc25830"/>
+        <w:pStyle w:val="31"/>
+        <w:keepNext w:val="0"/>
+        <w:keepLines w:val="0"/>
+        <w:pageBreakBefore w:val="0"/>
+        <w:widowControl w:val="0"/>
+        <w:wordWrap/>
+        <w:overflowPunct/>
+        <w:bidi w:val="0"/>
+      </w:pPr>
+      <w:bookmarkStart w:id="39" w:name="_Toc4406"/>
       <w:r>
         <w:t>实施阶段</w:t>
       </w:r>
@@ -7859,7 +7702,7 @@
     </w:p>
     <w:p>
       <w:pPr>
-        <w:pStyle w:val="4"/>
+        <w:pStyle w:val="40"/>
         <w:keepNext w:val="0"/>
         <w:keepLines w:val="0"/>
         <w:pageBreakBefore w:val="0"/>
@@ -7894,17 +7737,17 @@
         <w:adjustRightInd w:val="0"/>
         <w:snapToGrid w:val="0"/>
         <w:spacing w:line="360" w:lineRule="auto"/>
-        <w:ind w:left="425" w:right="0" w:hanging="425" w:leftChars="0" w:firstLineChars="0"/>
+        <w:ind w:left="425" w:leftChars="0" w:right="0" w:hanging="425" w:firstLineChars="0"/>
         <w:textAlignment w:val="baseline"/>
         <w:rPr>
-          <w:rFonts w:ascii="宋体" w:eastAsia="宋体" w:hAnsi="宋体" w:cs="宋体"/>
-          <w:sz w:val="24"/>
-          <w:szCs w:val="24"/>
-        </w:rPr>
-      </w:pPr>
-      <w:r>
-        <w:rPr>
-          <w:rFonts w:ascii="宋体" w:eastAsia="宋体" w:hAnsi="宋体" w:cs="宋体"/>
+          <w:rFonts w:ascii="宋体" w:hAnsi="宋体" w:eastAsia="宋体" w:cs="宋体"/>
+          <w:sz w:val="24"/>
+          <w:szCs w:val="24"/>
+        </w:rPr>
+      </w:pPr>
+      <w:r>
+        <w:rPr>
+          <w:rFonts w:ascii="宋体" w:hAnsi="宋体" w:eastAsia="宋体" w:cs="宋体"/>
           <w:spacing w:val="-2"/>
           <w:sz w:val="24"/>
           <w:szCs w:val="24"/>
@@ -7913,7 +7756,7 @@
       </w:r>
       <w:r>
         <w:rPr>
-          <w:rFonts w:ascii="宋体" w:eastAsia="宋体" w:hAnsi="宋体" w:cs="宋体"/>
+          <w:rFonts w:ascii="宋体" w:hAnsi="宋体" w:eastAsia="宋体" w:cs="宋体"/>
           <w:spacing w:val="-3"/>
           <w:sz w:val="24"/>
           <w:szCs w:val="24"/>
@@ -7922,7 +7765,7 @@
       </w:r>
       <w:r>
         <w:rPr>
-          <w:rFonts w:ascii="宋体" w:eastAsia="宋体" w:hAnsi="宋体" w:cs="宋体"/>
+          <w:rFonts w:ascii="宋体" w:hAnsi="宋体" w:eastAsia="宋体" w:cs="宋体"/>
           <w:spacing w:val="-1"/>
           <w:sz w:val="24"/>
           <w:szCs w:val="24"/>
@@ -7950,17 +7793,17 @@
         <w:adjustRightInd w:val="0"/>
         <w:snapToGrid w:val="0"/>
         <w:spacing w:line="360" w:lineRule="auto"/>
-        <w:ind w:left="425" w:right="0" w:hanging="425" w:leftChars="0" w:firstLineChars="0"/>
+        <w:ind w:left="425" w:leftChars="0" w:right="0" w:hanging="425" w:firstLineChars="0"/>
         <w:textAlignment w:val="baseline"/>
         <w:rPr>
-          <w:rFonts w:ascii="宋体" w:eastAsia="宋体" w:hAnsi="宋体" w:cs="宋体"/>
-          <w:sz w:val="24"/>
-          <w:szCs w:val="24"/>
-        </w:rPr>
-      </w:pPr>
-      <w:r>
-        <w:rPr>
-          <w:rFonts w:ascii="宋体" w:eastAsia="宋体" w:hAnsi="宋体" w:cs="宋体"/>
+          <w:rFonts w:ascii="宋体" w:hAnsi="宋体" w:eastAsia="宋体" w:cs="宋体"/>
+          <w:sz w:val="24"/>
+          <w:szCs w:val="24"/>
+        </w:rPr>
+      </w:pPr>
+      <w:r>
+        <w:rPr>
+          <w:rFonts w:ascii="宋体" w:hAnsi="宋体" w:eastAsia="宋体" w:cs="宋体"/>
           <w:spacing w:val="-2"/>
           <w:sz w:val="24"/>
           <w:szCs w:val="24"/>
@@ -7969,7 +7812,7 @@
       </w:r>
       <w:r>
         <w:rPr>
-          <w:rFonts w:ascii="宋体" w:eastAsia="宋体" w:hAnsi="宋体" w:cs="宋体"/>
+          <w:rFonts w:ascii="宋体" w:hAnsi="宋体" w:eastAsia="宋体" w:cs="宋体"/>
           <w:spacing w:val="-3"/>
           <w:sz w:val="24"/>
           <w:szCs w:val="24"/>
@@ -7978,7 +7821,7 @@
       </w:r>
       <w:r>
         <w:rPr>
-          <w:rFonts w:ascii="宋体" w:eastAsia="宋体" w:hAnsi="宋体" w:cs="宋体"/>
+          <w:rFonts w:ascii="宋体" w:hAnsi="宋体" w:eastAsia="宋体" w:cs="宋体"/>
           <w:sz w:val="24"/>
           <w:szCs w:val="24"/>
         </w:rPr>
@@ -7986,7 +7829,7 @@
       </w:r>
       <w:r>
         <w:rPr>
-          <w:rFonts w:ascii="宋体" w:eastAsia="宋体" w:hAnsi="宋体" w:cs="宋体"/>
+          <w:rFonts w:ascii="宋体" w:hAnsi="宋体" w:eastAsia="宋体" w:cs="宋体"/>
           <w:spacing w:val="-1"/>
           <w:sz w:val="24"/>
           <w:szCs w:val="24"/>
@@ -8014,17 +7857,17 @@
         <w:adjustRightInd w:val="0"/>
         <w:snapToGrid w:val="0"/>
         <w:spacing w:line="360" w:lineRule="auto"/>
-        <w:ind w:left="425" w:right="0" w:hanging="425" w:leftChars="0" w:firstLineChars="0"/>
+        <w:ind w:left="425" w:leftChars="0" w:right="0" w:hanging="425" w:firstLineChars="0"/>
         <w:textAlignment w:val="baseline"/>
         <w:rPr>
-          <w:rFonts w:ascii="宋体" w:eastAsia="宋体" w:hAnsi="宋体" w:cs="宋体"/>
-          <w:sz w:val="24"/>
-          <w:szCs w:val="24"/>
-        </w:rPr>
-      </w:pPr>
-      <w:r>
-        <w:rPr>
-          <w:rFonts w:ascii="宋体" w:eastAsia="宋体" w:hAnsi="宋体" w:cs="宋体"/>
+          <w:rFonts w:ascii="宋体" w:hAnsi="宋体" w:eastAsia="宋体" w:cs="宋体"/>
+          <w:sz w:val="24"/>
+          <w:szCs w:val="24"/>
+        </w:rPr>
+      </w:pPr>
+      <w:r>
+        <w:rPr>
+          <w:rFonts w:ascii="宋体" w:hAnsi="宋体" w:eastAsia="宋体" w:cs="宋体"/>
           <w:spacing w:val="-9"/>
           <w:sz w:val="24"/>
           <w:szCs w:val="24"/>
@@ -8033,7 +7876,7 @@
       </w:r>
       <w:r>
         <w:rPr>
-          <w:rFonts w:ascii="宋体" w:eastAsia="宋体" w:hAnsi="宋体" w:cs="宋体"/>
+          <w:rFonts w:ascii="宋体" w:hAnsi="宋体" w:eastAsia="宋体" w:cs="宋体"/>
           <w:spacing w:val="-10"/>
           <w:sz w:val="24"/>
           <w:szCs w:val="24"/>
@@ -8042,7 +7885,7 @@
       </w:r>
       <w:r>
         <w:rPr>
-          <w:rFonts w:ascii="宋体" w:eastAsia="宋体" w:hAnsi="宋体" w:cs="宋体"/>
+          <w:rFonts w:ascii="宋体" w:hAnsi="宋体" w:eastAsia="宋体" w:cs="宋体"/>
           <w:sz w:val="24"/>
           <w:szCs w:val="24"/>
         </w:rPr>
@@ -8050,7 +7893,7 @@
       </w:r>
       <w:r>
         <w:rPr>
-          <w:rFonts w:ascii="宋体" w:eastAsia="宋体" w:hAnsi="宋体" w:cs="宋体"/>
+          <w:rFonts w:ascii="宋体" w:hAnsi="宋体" w:eastAsia="宋体" w:cs="宋体"/>
           <w:spacing w:val="-1"/>
           <w:sz w:val="24"/>
           <w:szCs w:val="24"/>
@@ -8060,7 +7903,7 @@
     </w:p>
     <w:p>
       <w:pPr>
-        <w:pStyle w:val="4"/>
+        <w:pStyle w:val="40"/>
         <w:keepNext w:val="0"/>
         <w:keepLines w:val="0"/>
         <w:pageBreakBefore w:val="0"/>
@@ -8105,10 +7948,10 @@
         <w:adjustRightInd w:val="0"/>
         <w:snapToGrid w:val="0"/>
         <w:spacing w:line="360" w:lineRule="auto"/>
-        <w:ind w:left="425" w:right="0" w:hanging="425" w:leftChars="0" w:firstLineChars="0"/>
+        <w:ind w:left="425" w:leftChars="0" w:right="0" w:hanging="425" w:firstLineChars="0"/>
         <w:textAlignment w:val="baseline"/>
         <w:rPr>
-          <w:rFonts w:ascii="宋体" w:eastAsia="宋体" w:hAnsi="宋体" w:cs="宋体"/>
+          <w:rFonts w:ascii="宋体" w:hAnsi="宋体" w:eastAsia="宋体" w:cs="宋体"/>
           <w:spacing w:val="-4"/>
           <w:sz w:val="24"/>
           <w:szCs w:val="24"/>
@@ -8116,7 +7959,7 @@
       </w:pPr>
       <w:r>
         <w:rPr>
-          <w:rFonts w:ascii="宋体" w:eastAsia="宋体" w:hAnsi="宋体" w:cs="宋体"/>
+          <w:rFonts w:ascii="宋体" w:hAnsi="宋体" w:eastAsia="宋体" w:cs="宋体"/>
           <w:spacing w:val="-2"/>
           <w:sz w:val="24"/>
           <w:szCs w:val="24"/>
@@ -8125,7 +7968,7 @@
       </w:r>
       <w:r>
         <w:rPr>
-          <w:rFonts w:ascii="宋体" w:eastAsia="宋体" w:hAnsi="宋体" w:cs="宋体" w:hint="eastAsia"/>
+          <w:rFonts w:hint="eastAsia" w:ascii="宋体" w:hAnsi="宋体" w:eastAsia="宋体" w:cs="宋体"/>
           <w:spacing w:val="-2"/>
           <w:sz w:val="24"/>
           <w:szCs w:val="24"/>
@@ -8135,7 +7978,7 @@
       </w:r>
       <w:r>
         <w:rPr>
-          <w:rFonts w:ascii="宋体" w:eastAsia="宋体" w:hAnsi="宋体" w:cs="宋体"/>
+          <w:rFonts w:ascii="宋体" w:hAnsi="宋体" w:eastAsia="宋体" w:cs="宋体"/>
           <w:spacing w:val="-2"/>
           <w:sz w:val="24"/>
           <w:szCs w:val="24"/>
@@ -8144,7 +7987,7 @@
       </w:r>
       <w:r>
         <w:rPr>
-          <w:rFonts w:ascii="宋体" w:eastAsia="宋体" w:hAnsi="宋体" w:cs="宋体"/>
+          <w:rFonts w:ascii="宋体" w:hAnsi="宋体" w:eastAsia="宋体" w:cs="宋体"/>
           <w:spacing w:val="-3"/>
           <w:sz w:val="24"/>
           <w:szCs w:val="24"/>
@@ -8153,7 +7996,7 @@
       </w:r>
       <w:r>
         <w:rPr>
-          <w:rFonts w:ascii="宋体" w:eastAsia="宋体" w:hAnsi="宋体" w:cs="宋体"/>
+          <w:rFonts w:ascii="宋体" w:hAnsi="宋体" w:eastAsia="宋体" w:cs="宋体"/>
           <w:spacing w:val="-4"/>
           <w:sz w:val="24"/>
           <w:szCs w:val="24"/>
@@ -8181,17 +8024,17 @@
         <w:adjustRightInd w:val="0"/>
         <w:snapToGrid w:val="0"/>
         <w:spacing w:line="360" w:lineRule="auto"/>
-        <w:ind w:left="425" w:right="0" w:hanging="425" w:leftChars="0" w:firstLineChars="0"/>
+        <w:ind w:left="425" w:leftChars="0" w:right="0" w:hanging="425" w:firstLineChars="0"/>
         <w:textAlignment w:val="baseline"/>
         <w:rPr>
-          <w:rFonts w:ascii="宋体" w:eastAsia="宋体" w:hAnsi="宋体" w:cs="宋体"/>
-          <w:sz w:val="24"/>
-          <w:szCs w:val="24"/>
-        </w:rPr>
-      </w:pPr>
-      <w:r>
-        <w:rPr>
-          <w:rFonts w:ascii="宋体" w:eastAsia="宋体" w:hAnsi="宋体" w:cs="宋体"/>
+          <w:rFonts w:ascii="宋体" w:hAnsi="宋体" w:eastAsia="宋体" w:cs="宋体"/>
+          <w:sz w:val="24"/>
+          <w:szCs w:val="24"/>
+        </w:rPr>
+      </w:pPr>
+      <w:r>
+        <w:rPr>
+          <w:rFonts w:ascii="宋体" w:hAnsi="宋体" w:eastAsia="宋体" w:cs="宋体"/>
           <w:spacing w:val="-2"/>
           <w:sz w:val="24"/>
           <w:szCs w:val="24"/>
@@ -8200,7 +8043,7 @@
       </w:r>
       <w:r>
         <w:rPr>
-          <w:rFonts w:ascii="宋体" w:eastAsia="宋体" w:hAnsi="宋体" w:cs="宋体" w:hint="eastAsia"/>
+          <w:rFonts w:hint="eastAsia" w:ascii="宋体" w:hAnsi="宋体" w:eastAsia="宋体" w:cs="宋体"/>
           <w:spacing w:val="-2"/>
           <w:sz w:val="24"/>
           <w:szCs w:val="24"/>
@@ -8210,7 +8053,7 @@
       </w:r>
       <w:r>
         <w:rPr>
-          <w:rFonts w:ascii="宋体" w:eastAsia="宋体" w:hAnsi="宋体" w:cs="宋体"/>
+          <w:rFonts w:ascii="宋体" w:hAnsi="宋体" w:eastAsia="宋体" w:cs="宋体"/>
           <w:spacing w:val="-2"/>
           <w:sz w:val="24"/>
           <w:szCs w:val="24"/>
@@ -8219,7 +8062,7 @@
       </w:r>
       <w:r>
         <w:rPr>
-          <w:rFonts w:ascii="宋体" w:eastAsia="宋体" w:hAnsi="宋体" w:cs="宋体"/>
+          <w:rFonts w:ascii="宋体" w:hAnsi="宋体" w:eastAsia="宋体" w:cs="宋体"/>
           <w:spacing w:val="-3"/>
           <w:sz w:val="24"/>
           <w:szCs w:val="24"/>
@@ -8228,7 +8071,7 @@
       </w:r>
       <w:r>
         <w:rPr>
-          <w:rFonts w:ascii="宋体" w:eastAsia="宋体" w:hAnsi="宋体" w:cs="宋体"/>
+          <w:rFonts w:ascii="宋体" w:hAnsi="宋体" w:eastAsia="宋体" w:cs="宋体"/>
           <w:spacing w:val="-6"/>
           <w:sz w:val="24"/>
           <w:szCs w:val="24"/>
@@ -8237,7 +8080,7 @@
       </w:r>
       <w:r>
         <w:rPr>
-          <w:rFonts w:ascii="宋体" w:eastAsia="宋体" w:hAnsi="宋体" w:cs="宋体"/>
+          <w:rFonts w:ascii="宋体" w:hAnsi="宋体" w:eastAsia="宋体" w:cs="宋体"/>
           <w:spacing w:val="-7"/>
           <w:sz w:val="24"/>
           <w:szCs w:val="24"/>
@@ -8246,7 +8089,7 @@
       </w:r>
       <w:r>
         <w:rPr>
-          <w:rFonts w:ascii="宋体" w:eastAsia="宋体" w:hAnsi="宋体" w:cs="宋体"/>
+          <w:rFonts w:ascii="宋体" w:hAnsi="宋体" w:eastAsia="宋体" w:cs="宋体"/>
           <w:spacing w:val="-6"/>
           <w:sz w:val="24"/>
           <w:szCs w:val="24"/>
@@ -8256,7 +8099,7 @@
     </w:p>
     <w:p>
       <w:pPr>
-        <w:pStyle w:val="4"/>
+        <w:pStyle w:val="40"/>
         <w:keepNext w:val="0"/>
         <w:keepLines w:val="0"/>
         <w:pageBreakBefore w:val="0"/>
@@ -8289,10 +8132,10 @@
         <w:adjustRightInd w:val="0"/>
         <w:snapToGrid w:val="0"/>
         <w:spacing w:line="360" w:lineRule="auto"/>
-        <w:ind w:left="425" w:right="0" w:hanging="425" w:leftChars="0" w:firstLineChars="0"/>
+        <w:ind w:left="425" w:leftChars="0" w:right="0" w:hanging="425" w:firstLineChars="0"/>
         <w:textAlignment w:val="baseline"/>
         <w:rPr>
-          <w:rFonts w:ascii="宋体" w:eastAsia="宋体" w:hAnsi="宋体" w:cs="宋体"/>
+          <w:rFonts w:ascii="宋体" w:hAnsi="宋体" w:eastAsia="宋体" w:cs="宋体"/>
           <w:spacing w:val="-4"/>
           <w:sz w:val="24"/>
           <w:szCs w:val="24"/>
@@ -8300,7 +8143,7 @@
       </w:pPr>
       <w:r>
         <w:rPr>
-          <w:rFonts w:ascii="宋体" w:eastAsia="宋体" w:hAnsi="宋体" w:cs="宋体" w:hint="eastAsia"/>
+          <w:rFonts w:hint="eastAsia" w:ascii="宋体" w:hAnsi="宋体" w:eastAsia="宋体" w:cs="宋体"/>
           <w:spacing w:val="-4"/>
           <w:sz w:val="24"/>
           <w:szCs w:val="24"/>
@@ -8310,7 +8153,7 @@
       </w:r>
       <w:r>
         <w:rPr>
-          <w:rFonts w:ascii="宋体" w:eastAsia="宋体" w:hAnsi="宋体" w:cs="宋体"/>
+          <w:rFonts w:ascii="宋体" w:hAnsi="宋体" w:eastAsia="宋体" w:cs="宋体"/>
           <w:spacing w:val="-4"/>
           <w:sz w:val="24"/>
           <w:szCs w:val="24"/>
@@ -8338,10 +8181,10 @@
         <w:adjustRightInd w:val="0"/>
         <w:snapToGrid w:val="0"/>
         <w:spacing w:line="360" w:lineRule="auto"/>
-        <w:ind w:left="425" w:right="0" w:hanging="425" w:leftChars="0" w:firstLineChars="0"/>
+        <w:ind w:left="425" w:leftChars="0" w:right="0" w:hanging="425" w:firstLineChars="0"/>
         <w:textAlignment w:val="baseline"/>
         <w:rPr>
-          <w:rFonts w:ascii="宋体" w:eastAsia="宋体" w:hAnsi="宋体" w:cs="宋体"/>
+          <w:rFonts w:ascii="宋体" w:hAnsi="宋体" w:eastAsia="宋体" w:cs="宋体"/>
           <w:spacing w:val="-4"/>
           <w:sz w:val="24"/>
           <w:szCs w:val="24"/>
@@ -8349,7 +8192,7 @@
       </w:pPr>
       <w:r>
         <w:rPr>
-          <w:rFonts w:ascii="宋体" w:eastAsia="宋体" w:hAnsi="宋体" w:cs="宋体"/>
+          <w:rFonts w:ascii="宋体" w:hAnsi="宋体" w:eastAsia="宋体" w:cs="宋体"/>
           <w:spacing w:val="-4"/>
           <w:sz w:val="24"/>
           <w:szCs w:val="24"/>
@@ -8358,7 +8201,7 @@
       </w:r>
       <w:r>
         <w:rPr>
-          <w:rFonts w:ascii="宋体" w:hAnsi="宋体" w:cs="宋体" w:hint="eastAsia"/>
+          <w:rFonts w:hint="eastAsia" w:ascii="宋体" w:hAnsi="宋体" w:cs="宋体"/>
           <w:spacing w:val="-4"/>
           <w:sz w:val="24"/>
           <w:szCs w:val="24"/>
@@ -8368,7 +8211,7 @@
       </w:r>
       <w:r>
         <w:rPr>
-          <w:rFonts w:ascii="宋体" w:eastAsia="宋体" w:hAnsi="宋体" w:cs="宋体"/>
+          <w:rFonts w:ascii="宋体" w:hAnsi="宋体" w:eastAsia="宋体" w:cs="宋体"/>
           <w:spacing w:val="-4"/>
           <w:sz w:val="24"/>
           <w:szCs w:val="24"/>
@@ -8378,7 +8221,7 @@
     </w:p>
     <w:p>
       <w:pPr>
-        <w:pStyle w:val="4"/>
+        <w:pStyle w:val="40"/>
         <w:keepNext w:val="0"/>
         <w:keepLines w:val="0"/>
         <w:pageBreakBefore w:val="0"/>
@@ -8411,10 +8254,10 @@
         <w:adjustRightInd w:val="0"/>
         <w:snapToGrid w:val="0"/>
         <w:spacing w:line="360" w:lineRule="auto"/>
-        <w:ind w:left="425" w:right="0" w:hanging="425" w:leftChars="0" w:firstLineChars="0"/>
+        <w:ind w:left="425" w:leftChars="0" w:right="0" w:hanging="425" w:firstLineChars="0"/>
         <w:textAlignment w:val="baseline"/>
         <w:rPr>
-          <w:rFonts w:ascii="宋体" w:eastAsia="宋体" w:hAnsi="宋体" w:cs="宋体"/>
+          <w:rFonts w:ascii="宋体" w:hAnsi="宋体" w:eastAsia="宋体" w:cs="宋体"/>
           <w:spacing w:val="-4"/>
           <w:sz w:val="24"/>
           <w:szCs w:val="24"/>
@@ -8422,7 +8265,7 @@
       </w:pPr>
       <w:r>
         <w:rPr>
-          <w:rFonts w:ascii="宋体" w:eastAsia="宋体" w:hAnsi="宋体" w:cs="宋体"/>
+          <w:rFonts w:ascii="宋体" w:hAnsi="宋体" w:eastAsia="宋体" w:cs="宋体"/>
           <w:spacing w:val="-4"/>
           <w:sz w:val="24"/>
           <w:szCs w:val="24"/>
@@ -8431,7 +8274,7 @@
       </w:r>
       <w:r>
         <w:rPr>
-          <w:rFonts w:ascii="宋体" w:hAnsi="宋体" w:cs="宋体" w:hint="eastAsia"/>
+          <w:rFonts w:hint="eastAsia" w:ascii="宋体" w:hAnsi="宋体" w:cs="宋体"/>
           <w:spacing w:val="-4"/>
           <w:sz w:val="24"/>
           <w:szCs w:val="24"/>
@@ -8441,7 +8284,7 @@
       </w:r>
       <w:r>
         <w:rPr>
-          <w:rFonts w:ascii="宋体" w:eastAsia="宋体" w:hAnsi="宋体" w:cs="宋体"/>
+          <w:rFonts w:ascii="宋体" w:hAnsi="宋体" w:eastAsia="宋体" w:cs="宋体"/>
           <w:spacing w:val="-4"/>
           <w:sz w:val="24"/>
           <w:szCs w:val="24"/>
@@ -8450,7 +8293,7 @@
       </w:r>
       <w:r>
         <w:rPr>
-          <w:rFonts w:ascii="宋体" w:hAnsi="宋体" w:cs="宋体" w:hint="eastAsia"/>
+          <w:rFonts w:hint="eastAsia" w:ascii="宋体" w:hAnsi="宋体" w:cs="宋体"/>
           <w:spacing w:val="-4"/>
           <w:sz w:val="24"/>
           <w:szCs w:val="24"/>
@@ -8460,7 +8303,7 @@
       </w:r>
       <w:r>
         <w:rPr>
-          <w:rFonts w:ascii="宋体" w:eastAsia="宋体" w:hAnsi="宋体" w:cs="宋体"/>
+          <w:rFonts w:ascii="宋体" w:hAnsi="宋体" w:eastAsia="宋体" w:cs="宋体"/>
           <w:spacing w:val="-4"/>
           <w:sz w:val="24"/>
           <w:szCs w:val="24"/>
@@ -8488,10 +8331,10 @@
         <w:adjustRightInd w:val="0"/>
         <w:snapToGrid w:val="0"/>
         <w:spacing w:line="360" w:lineRule="auto"/>
-        <w:ind w:left="425" w:right="0" w:hanging="425" w:leftChars="0" w:firstLineChars="0"/>
+        <w:ind w:left="425" w:leftChars="0" w:right="0" w:hanging="425" w:firstLineChars="0"/>
         <w:textAlignment w:val="baseline"/>
         <w:rPr>
-          <w:rFonts w:ascii="宋体" w:eastAsia="宋体" w:hAnsi="宋体" w:cs="宋体"/>
+          <w:rFonts w:ascii="宋体" w:hAnsi="宋体" w:eastAsia="宋体" w:cs="宋体"/>
           <w:spacing w:val="-4"/>
           <w:sz w:val="24"/>
           <w:szCs w:val="24"/>
@@ -8499,7 +8342,7 @@
       </w:pPr>
       <w:r>
         <w:rPr>
-          <w:rFonts w:ascii="宋体" w:eastAsia="宋体" w:hAnsi="宋体" w:cs="宋体"/>
+          <w:rFonts w:ascii="宋体" w:hAnsi="宋体" w:eastAsia="宋体" w:cs="宋体"/>
           <w:spacing w:val="-4"/>
           <w:sz w:val="24"/>
           <w:szCs w:val="24"/>
@@ -8527,10 +8370,10 @@
         <w:adjustRightInd w:val="0"/>
         <w:snapToGrid w:val="0"/>
         <w:spacing w:line="360" w:lineRule="auto"/>
-        <w:ind w:left="425" w:right="0" w:hanging="425" w:leftChars="0" w:firstLineChars="0"/>
+        <w:ind w:left="425" w:leftChars="0" w:right="0" w:hanging="425" w:firstLineChars="0"/>
         <w:textAlignment w:val="baseline"/>
         <w:rPr>
-          <w:rFonts w:ascii="宋体" w:eastAsia="宋体" w:hAnsi="宋体" w:cs="宋体"/>
+          <w:rFonts w:ascii="宋体" w:hAnsi="宋体" w:eastAsia="宋体" w:cs="宋体"/>
           <w:spacing w:val="-4"/>
           <w:sz w:val="24"/>
           <w:szCs w:val="24"/>
@@ -8538,7 +8381,7 @@
       </w:pPr>
       <w:r>
         <w:rPr>
-          <w:rFonts w:ascii="宋体" w:eastAsia="宋体" w:hAnsi="宋体" w:cs="宋体"/>
+          <w:rFonts w:ascii="宋体" w:hAnsi="宋体" w:eastAsia="宋体" w:cs="宋体"/>
           <w:spacing w:val="-4"/>
           <w:sz w:val="24"/>
           <w:szCs w:val="24"/>
@@ -8547,7 +8390,7 @@
       </w:r>
       <w:r>
         <w:rPr>
-          <w:rFonts w:ascii="宋体" w:hAnsi="宋体" w:cs="宋体" w:hint="eastAsia"/>
+          <w:rFonts w:hint="eastAsia" w:ascii="宋体" w:hAnsi="宋体" w:cs="宋体"/>
           <w:spacing w:val="-4"/>
           <w:sz w:val="24"/>
           <w:szCs w:val="24"/>
@@ -8557,7 +8400,7 @@
       </w:r>
       <w:r>
         <w:rPr>
-          <w:rFonts w:ascii="宋体" w:eastAsia="宋体" w:hAnsi="宋体" w:cs="宋体"/>
+          <w:rFonts w:ascii="宋体" w:hAnsi="宋体" w:eastAsia="宋体" w:cs="宋体"/>
           <w:spacing w:val="-4"/>
           <w:sz w:val="24"/>
           <w:szCs w:val="24"/>
@@ -8585,10 +8428,10 @@
         <w:adjustRightInd w:val="0"/>
         <w:snapToGrid w:val="0"/>
         <w:spacing w:line="360" w:lineRule="auto"/>
-        <w:ind w:left="425" w:right="0" w:hanging="425" w:leftChars="0" w:firstLineChars="0"/>
+        <w:ind w:left="425" w:leftChars="0" w:right="0" w:hanging="425" w:firstLineChars="0"/>
         <w:textAlignment w:val="baseline"/>
         <w:rPr>
-          <w:rFonts w:ascii="宋体" w:eastAsia="宋体" w:hAnsi="宋体" w:cs="宋体"/>
+          <w:rFonts w:ascii="宋体" w:hAnsi="宋体" w:eastAsia="宋体" w:cs="宋体"/>
           <w:spacing w:val="-4"/>
           <w:sz w:val="24"/>
           <w:szCs w:val="24"/>
@@ -8596,7 +8439,7 @@
       </w:pPr>
       <w:r>
         <w:rPr>
-          <w:rFonts w:ascii="宋体" w:eastAsia="宋体" w:hAnsi="宋体" w:cs="宋体"/>
+          <w:rFonts w:ascii="宋体" w:hAnsi="宋体" w:eastAsia="宋体" w:cs="宋体"/>
           <w:spacing w:val="-4"/>
           <w:sz w:val="24"/>
           <w:szCs w:val="24"/>
@@ -8624,10 +8467,10 @@
         <w:adjustRightInd w:val="0"/>
         <w:snapToGrid w:val="0"/>
         <w:spacing w:line="360" w:lineRule="auto"/>
-        <w:ind w:left="425" w:right="0" w:hanging="425" w:leftChars="0" w:firstLineChars="0"/>
+        <w:ind w:left="425" w:leftChars="0" w:right="0" w:hanging="425" w:firstLineChars="0"/>
         <w:textAlignment w:val="baseline"/>
         <w:rPr>
-          <w:rFonts w:ascii="宋体" w:eastAsia="宋体" w:hAnsi="宋体" w:cs="宋体"/>
+          <w:rFonts w:ascii="宋体" w:hAnsi="宋体" w:eastAsia="宋体" w:cs="宋体"/>
           <w:spacing w:val="-4"/>
           <w:sz w:val="24"/>
           <w:szCs w:val="24"/>
@@ -8635,7 +8478,7 @@
       </w:pPr>
       <w:r>
         <w:rPr>
-          <w:rFonts w:ascii="宋体" w:eastAsia="宋体" w:hAnsi="宋体" w:cs="宋体"/>
+          <w:rFonts w:ascii="宋体" w:hAnsi="宋体" w:eastAsia="宋体" w:cs="宋体"/>
           <w:spacing w:val="-4"/>
           <w:sz w:val="24"/>
           <w:szCs w:val="24"/>
@@ -8663,10 +8506,10 @@
         <w:adjustRightInd w:val="0"/>
         <w:snapToGrid w:val="0"/>
         <w:spacing w:line="360" w:lineRule="auto"/>
-        <w:ind w:left="425" w:right="0" w:hanging="425" w:leftChars="0" w:firstLineChars="0"/>
+        <w:ind w:left="425" w:leftChars="0" w:right="0" w:hanging="425" w:firstLineChars="0"/>
         <w:textAlignment w:val="baseline"/>
         <w:rPr>
-          <w:rFonts w:ascii="宋体" w:eastAsia="宋体" w:hAnsi="宋体" w:cs="宋体"/>
+          <w:rFonts w:ascii="宋体" w:hAnsi="宋体" w:eastAsia="宋体" w:cs="宋体"/>
           <w:spacing w:val="-4"/>
           <w:sz w:val="24"/>
           <w:szCs w:val="24"/>
@@ -8674,7 +8517,7 @@
       </w:pPr>
       <w:r>
         <w:rPr>
-          <w:rFonts w:ascii="宋体" w:eastAsia="宋体" w:hAnsi="宋体" w:cs="宋体"/>
+          <w:rFonts w:ascii="宋体" w:hAnsi="宋体" w:eastAsia="宋体" w:cs="宋体"/>
           <w:spacing w:val="-4"/>
           <w:sz w:val="24"/>
           <w:szCs w:val="24"/>
@@ -8683,7 +8526,7 @@
       </w:r>
       <w:r>
         <w:rPr>
-          <w:rFonts w:ascii="宋体" w:eastAsia="宋体" w:hAnsi="宋体" w:cs="宋体" w:hint="eastAsia"/>
+          <w:rFonts w:hint="eastAsia" w:ascii="宋体" w:hAnsi="宋体" w:eastAsia="宋体" w:cs="宋体"/>
           <w:spacing w:val="-4"/>
           <w:sz w:val="24"/>
           <w:szCs w:val="24"/>
@@ -8693,7 +8536,7 @@
       </w:r>
       <w:r>
         <w:rPr>
-          <w:rFonts w:ascii="宋体" w:eastAsia="宋体" w:hAnsi="宋体" w:cs="宋体"/>
+          <w:rFonts w:ascii="宋体" w:hAnsi="宋体" w:eastAsia="宋体" w:cs="宋体"/>
           <w:spacing w:val="-4"/>
           <w:sz w:val="24"/>
           <w:szCs w:val="24"/>
@@ -8702,7 +8545,7 @@
       </w:r>
       <w:r>
         <w:rPr>
-          <w:rFonts w:ascii="宋体" w:eastAsia="宋体" w:hAnsi="宋体" w:cs="宋体" w:hint="eastAsia"/>
+          <w:rFonts w:hint="eastAsia" w:ascii="宋体" w:hAnsi="宋体" w:eastAsia="宋体" w:cs="宋体"/>
           <w:spacing w:val="-4"/>
           <w:sz w:val="24"/>
           <w:szCs w:val="24"/>
@@ -8712,7 +8555,7 @@
       </w:r>
       <w:r>
         <w:rPr>
-          <w:rFonts w:ascii="宋体" w:eastAsia="宋体" w:hAnsi="宋体" w:cs="宋体"/>
+          <w:rFonts w:ascii="宋体" w:hAnsi="宋体" w:eastAsia="宋体" w:cs="宋体"/>
           <w:spacing w:val="-4"/>
           <w:sz w:val="24"/>
           <w:szCs w:val="24"/>
@@ -8740,10 +8583,10 @@
         <w:adjustRightInd w:val="0"/>
         <w:snapToGrid w:val="0"/>
         <w:spacing w:line="360" w:lineRule="auto"/>
-        <w:ind w:left="425" w:right="0" w:hanging="425" w:leftChars="0" w:firstLineChars="0"/>
+        <w:ind w:left="425" w:leftChars="0" w:right="0" w:hanging="425" w:firstLineChars="0"/>
         <w:textAlignment w:val="baseline"/>
         <w:rPr>
-          <w:rFonts w:ascii="宋体" w:eastAsia="宋体" w:hAnsi="宋体" w:cs="宋体" w:hint="default"/>
+          <w:rFonts w:hint="default" w:ascii="宋体" w:hAnsi="宋体" w:eastAsia="宋体" w:cs="宋体"/>
           <w:spacing w:val="-4"/>
           <w:sz w:val="24"/>
           <w:szCs w:val="24"/>
@@ -8752,7 +8595,7 @@
       </w:pPr>
       <w:r>
         <w:rPr>
-          <w:rFonts w:ascii="宋体" w:eastAsia="宋体" w:hAnsi="宋体" w:cs="宋体"/>
+          <w:rFonts w:ascii="宋体" w:hAnsi="宋体" w:eastAsia="宋体" w:cs="宋体"/>
           <w:spacing w:val="-4"/>
           <w:sz w:val="24"/>
           <w:szCs w:val="24"/>
@@ -8762,24 +8605,24 @@
     </w:p>
     <w:p>
       <w:pPr>
-        <w:pStyle w:val="2"/>
-        <w:keepNext w:val="0"/>
-        <w:keepLines w:val="0"/>
-        <w:pageBreakBefore w:val="0"/>
-        <w:widowControl w:val="0"/>
-        <w:wordWrap/>
-        <w:overflowPunct/>
-        <w:bidi w:val="0"/>
-      </w:pPr>
-      <w:bookmarkStart w:id="42" w:name="bookmark29"/>
+        <w:pStyle w:val="30"/>
+        <w:keepNext w:val="0"/>
+        <w:keepLines w:val="0"/>
+        <w:pageBreakBefore w:val="0"/>
+        <w:widowControl w:val="0"/>
+        <w:wordWrap/>
+        <w:overflowPunct/>
+        <w:bidi w:val="0"/>
+      </w:pPr>
+      <w:bookmarkStart w:id="42" w:name="bookmark31"/>
       <w:bookmarkEnd w:id="42"/>
       <w:bookmarkStart w:id="43" w:name="bookmark28"/>
       <w:bookmarkEnd w:id="43"/>
-      <w:bookmarkStart w:id="44" w:name="bookmark31"/>
+      <w:bookmarkStart w:id="44" w:name="bookmark29"/>
       <w:bookmarkEnd w:id="44"/>
       <w:bookmarkStart w:id="45" w:name="bookmark30"/>
       <w:bookmarkEnd w:id="45"/>
-      <w:bookmarkStart w:id="46" w:name="_Toc7590"/>
+      <w:bookmarkStart w:id="46" w:name="_Toc7022"/>
       <w:r>
         <w:t>与其他流程的关系</w:t>
       </w:r>
@@ -8787,16 +8630,16 @@
     </w:p>
     <w:p>
       <w:pPr>
-        <w:pStyle w:val="3"/>
-        <w:keepNext w:val="0"/>
-        <w:keepLines w:val="0"/>
-        <w:pageBreakBefore w:val="0"/>
-        <w:widowControl w:val="0"/>
-        <w:wordWrap/>
-        <w:overflowPunct/>
-        <w:bidi w:val="0"/>
-      </w:pPr>
-      <w:bookmarkStart w:id="47" w:name="_Toc30631"/>
+        <w:pStyle w:val="31"/>
+        <w:keepNext w:val="0"/>
+        <w:keepLines w:val="0"/>
+        <w:pageBreakBefore w:val="0"/>
+        <w:widowControl w:val="0"/>
+        <w:wordWrap/>
+        <w:overflowPunct/>
+        <w:bidi w:val="0"/>
+      </w:pPr>
+      <w:bookmarkStart w:id="47" w:name="_Toc2609"/>
       <w:r>
         <w:t>与事件管理流程的关系</w:t>
       </w:r>
@@ -8818,19 +8661,19 @@
         <w:adjustRightInd w:val="0"/>
         <w:snapToGrid w:val="0"/>
         <w:spacing w:line="360" w:lineRule="auto"/>
-        <w:ind w:left="468" w:right="0" w:hanging="420" w:hangingChars="200"/>
+        <w:ind w:left="468" w:right="0" w:hanging="468" w:hangingChars="200"/>
         <w:jc w:val="left"/>
         <w:textAlignment w:val="baseline"/>
         <w:rPr>
-          <w:rFonts w:ascii="宋体" w:eastAsia="宋体" w:hAnsi="宋体" w:cs="宋体"/>
-          <w:spacing w:val="-3"/>
-          <w:sz w:val="24"/>
-          <w:szCs w:val="24"/>
-        </w:rPr>
-      </w:pPr>
-      <w:r>
-        <w:rPr>
-          <w:rFonts w:ascii="宋体" w:eastAsia="宋体" w:hAnsi="宋体" w:cs="宋体"/>
+          <w:rFonts w:ascii="宋体" w:hAnsi="宋体" w:eastAsia="宋体" w:cs="宋体"/>
+          <w:spacing w:val="-3"/>
+          <w:sz w:val="24"/>
+          <w:szCs w:val="24"/>
+        </w:rPr>
+      </w:pPr>
+      <w:r>
+        <w:rPr>
+          <w:rFonts w:ascii="宋体" w:hAnsi="宋体" w:eastAsia="宋体" w:cs="宋体"/>
           <w:spacing w:val="-3"/>
           <w:sz w:val="24"/>
           <w:szCs w:val="24"/>
@@ -8839,7 +8682,7 @@
       </w:r>
       <w:r>
         <w:rPr>
-          <w:rFonts w:ascii="宋体" w:eastAsia="宋体" w:hAnsi="宋体" w:cs="宋体" w:hint="eastAsia"/>
+          <w:rFonts w:hint="eastAsia" w:ascii="宋体" w:hAnsi="宋体" w:eastAsia="宋体" w:cs="宋体"/>
           <w:spacing w:val="-3"/>
           <w:sz w:val="24"/>
           <w:szCs w:val="24"/>
@@ -8849,7 +8692,7 @@
       </w:r>
       <w:r>
         <w:rPr>
-          <w:rFonts w:ascii="宋体" w:eastAsia="宋体" w:hAnsi="宋体" w:cs="宋体" w:hint="eastAsia"/>
+          <w:rFonts w:hint="eastAsia" w:ascii="宋体" w:hAnsi="宋体" w:eastAsia="宋体" w:cs="宋体"/>
           <w:spacing w:val="-3"/>
           <w:sz w:val="24"/>
           <w:szCs w:val="24"/>
@@ -8859,7 +8702,7 @@
       </w:r>
       <w:r>
         <w:rPr>
-          <w:rFonts w:ascii="宋体" w:eastAsia="宋体" w:hAnsi="宋体" w:cs="宋体"/>
+          <w:rFonts w:ascii="宋体" w:hAnsi="宋体" w:eastAsia="宋体" w:cs="宋体"/>
           <w:spacing w:val="-3"/>
           <w:sz w:val="24"/>
           <w:szCs w:val="24"/>
@@ -8873,16 +8716,16 @@
     </w:p>
     <w:p>
       <w:pPr>
-        <w:pStyle w:val="3"/>
-        <w:keepNext w:val="0"/>
-        <w:keepLines w:val="0"/>
-        <w:pageBreakBefore w:val="0"/>
-        <w:widowControl w:val="0"/>
-        <w:wordWrap/>
-        <w:overflowPunct/>
-        <w:bidi w:val="0"/>
-      </w:pPr>
-      <w:bookmarkStart w:id="50" w:name="_Toc27797"/>
+        <w:pStyle w:val="31"/>
+        <w:keepNext w:val="0"/>
+        <w:keepLines w:val="0"/>
+        <w:pageBreakBefore w:val="0"/>
+        <w:widowControl w:val="0"/>
+        <w:wordWrap/>
+        <w:overflowPunct/>
+        <w:bidi w:val="0"/>
+      </w:pPr>
+      <w:bookmarkStart w:id="50" w:name="_Toc21842"/>
       <w:r>
         <w:t>与问题管理流程的关系</w:t>
       </w:r>
@@ -8904,10 +8747,10 @@
         <w:adjustRightInd w:val="0"/>
         <w:snapToGrid w:val="0"/>
         <w:spacing w:line="360" w:lineRule="auto"/>
-        <w:ind w:left="0" w:right="0" w:firstLine="420" w:firstLineChars="200"/>
+        <w:ind w:left="0" w:right="0" w:firstLine="468" w:firstLineChars="200"/>
         <w:textAlignment w:val="baseline"/>
         <w:rPr>
-          <w:rFonts w:ascii="宋体" w:eastAsia="宋体" w:hAnsi="宋体" w:cs="宋体"/>
+          <w:rFonts w:ascii="宋体" w:hAnsi="宋体" w:eastAsia="宋体" w:cs="宋体"/>
           <w:spacing w:val="-2"/>
           <w:sz w:val="24"/>
           <w:szCs w:val="24"/>
@@ -8915,7 +8758,7 @@
       </w:pPr>
       <w:r>
         <w:rPr>
-          <w:rFonts w:ascii="宋体" w:eastAsia="宋体" w:hAnsi="宋体" w:cs="宋体"/>
+          <w:rFonts w:ascii="宋体" w:hAnsi="宋体" w:eastAsia="宋体" w:cs="宋体"/>
           <w:spacing w:val="-3"/>
           <w:sz w:val="24"/>
           <w:szCs w:val="24"/>
@@ -8924,7 +8767,7 @@
       </w:r>
       <w:r>
         <w:rPr>
-          <w:rFonts w:ascii="宋体" w:eastAsia="宋体" w:hAnsi="宋体" w:cs="宋体"/>
+          <w:rFonts w:ascii="宋体" w:hAnsi="宋体" w:eastAsia="宋体" w:cs="宋体"/>
           <w:spacing w:val="-4"/>
           <w:sz w:val="24"/>
           <w:szCs w:val="24"/>
@@ -8933,7 +8776,7 @@
       </w:r>
       <w:r>
         <w:rPr>
-          <w:rFonts w:ascii="宋体" w:eastAsia="宋体" w:hAnsi="宋体" w:cs="宋体"/>
+          <w:rFonts w:ascii="宋体" w:hAnsi="宋体" w:eastAsia="宋体" w:cs="宋体"/>
           <w:spacing w:val="-2"/>
           <w:sz w:val="24"/>
           <w:szCs w:val="24"/>
@@ -8943,7 +8786,7 @@
     </w:p>
     <w:p>
       <w:pPr>
-        <w:pStyle w:val="3"/>
+        <w:pStyle w:val="31"/>
         <w:keepNext w:val="0"/>
         <w:keepLines w:val="0"/>
         <w:pageBreakBefore w:val="0"/>
@@ -8956,7 +8799,7 @@
       <w:bookmarkEnd w:id="51"/>
       <w:bookmarkStart w:id="52" w:name="bookmark34"/>
       <w:bookmarkEnd w:id="52"/>
-      <w:bookmarkStart w:id="53" w:name="_Toc5613"/>
+      <w:bookmarkStart w:id="53" w:name="_Toc11933"/>
       <w:r>
         <w:t>与变更、发布管理流程的关系</w:t>
       </w:r>
@@ -8978,18 +8821,18 @@
         <w:adjustRightInd w:val="0"/>
         <w:snapToGrid w:val="0"/>
         <w:spacing w:line="360" w:lineRule="auto"/>
-        <w:ind w:left="0" w:right="0" w:firstLine="420" w:firstLineChars="200"/>
+        <w:ind w:left="0" w:right="0" w:firstLine="468" w:firstLineChars="200"/>
         <w:textAlignment w:val="baseline"/>
         <w:rPr>
-          <w:rFonts w:ascii="宋体" w:eastAsia="宋体" w:hAnsi="宋体" w:cs="宋体"/>
-          <w:spacing w:val="-3"/>
-          <w:sz w:val="24"/>
-          <w:szCs w:val="24"/>
-        </w:rPr>
-      </w:pPr>
-      <w:r>
-        <w:rPr>
-          <w:rFonts w:ascii="宋体" w:eastAsia="宋体" w:hAnsi="宋体" w:cs="宋体"/>
+          <w:rFonts w:ascii="宋体" w:hAnsi="宋体" w:eastAsia="宋体" w:cs="宋体"/>
+          <w:spacing w:val="-3"/>
+          <w:sz w:val="24"/>
+          <w:szCs w:val="24"/>
+        </w:rPr>
+      </w:pPr>
+      <w:r>
+        <w:rPr>
+          <w:rFonts w:ascii="宋体" w:hAnsi="宋体" w:eastAsia="宋体" w:cs="宋体"/>
           <w:spacing w:val="-3"/>
           <w:sz w:val="24"/>
           <w:szCs w:val="24"/>
@@ -8998,7 +8841,7 @@
       </w:r>
       <w:r>
         <w:rPr>
-          <w:rFonts w:ascii="宋体" w:eastAsia="宋体" w:hAnsi="宋体" w:cs="宋体" w:hint="eastAsia"/>
+          <w:rFonts w:hint="eastAsia" w:ascii="宋体" w:hAnsi="宋体" w:eastAsia="宋体" w:cs="宋体"/>
           <w:spacing w:val="-3"/>
           <w:sz w:val="24"/>
           <w:szCs w:val="24"/>
@@ -9008,7 +8851,7 @@
       </w:r>
       <w:r>
         <w:rPr>
-          <w:rFonts w:ascii="宋体" w:eastAsia="宋体" w:hAnsi="宋体" w:cs="宋体"/>
+          <w:rFonts w:ascii="宋体" w:hAnsi="宋体" w:eastAsia="宋体" w:cs="宋体"/>
           <w:spacing w:val="-3"/>
           <w:sz w:val="24"/>
           <w:szCs w:val="24"/>
@@ -9018,7 +8861,7 @@
     </w:p>
     <w:p>
       <w:pPr>
-        <w:pStyle w:val="3"/>
+        <w:pStyle w:val="31"/>
         <w:keepNext w:val="0"/>
         <w:keepLines w:val="0"/>
         <w:pageBreakBefore w:val="0"/>
@@ -9031,7 +8874,7 @@
       <w:bookmarkEnd w:id="54"/>
       <w:bookmarkStart w:id="55" w:name="bookmark36"/>
       <w:bookmarkEnd w:id="55"/>
-      <w:bookmarkStart w:id="56" w:name="_Toc3759"/>
+      <w:bookmarkStart w:id="56" w:name="_Toc12260"/>
       <w:r>
         <w:t>与配置管理流程的关系</w:t>
       </w:r>
@@ -9053,18 +8896,18 @@
         <w:adjustRightInd w:val="0"/>
         <w:snapToGrid w:val="0"/>
         <w:spacing w:line="360" w:lineRule="auto"/>
-        <w:ind w:left="0" w:right="0" w:firstLine="420" w:firstLineChars="200"/>
+        <w:ind w:left="0" w:right="0" w:firstLine="468" w:firstLineChars="200"/>
         <w:textAlignment w:val="baseline"/>
         <w:rPr>
-          <w:rFonts w:ascii="宋体" w:eastAsia="宋体" w:hAnsi="宋体" w:cs="宋体"/>
-          <w:spacing w:val="-3"/>
-          <w:sz w:val="24"/>
-          <w:szCs w:val="24"/>
-        </w:rPr>
-      </w:pPr>
-      <w:r>
-        <w:rPr>
-          <w:rFonts w:ascii="宋体" w:eastAsia="宋体" w:hAnsi="宋体" w:cs="宋体"/>
+          <w:rFonts w:ascii="宋体" w:hAnsi="宋体" w:eastAsia="宋体" w:cs="宋体"/>
+          <w:spacing w:val="-3"/>
+          <w:sz w:val="24"/>
+          <w:szCs w:val="24"/>
+        </w:rPr>
+      </w:pPr>
+      <w:r>
+        <w:rPr>
+          <w:rFonts w:ascii="宋体" w:hAnsi="宋体" w:eastAsia="宋体" w:cs="宋体"/>
           <w:spacing w:val="-3"/>
           <w:sz w:val="24"/>
           <w:szCs w:val="24"/>
@@ -9073,7 +8916,7 @@
       </w:r>
       <w:r>
         <w:rPr>
-          <w:rFonts w:ascii="宋体" w:eastAsia="宋体" w:hAnsi="宋体" w:cs="宋体" w:hint="eastAsia"/>
+          <w:rFonts w:hint="eastAsia" w:ascii="宋体" w:hAnsi="宋体" w:eastAsia="宋体" w:cs="宋体"/>
           <w:spacing w:val="-3"/>
           <w:sz w:val="24"/>
           <w:szCs w:val="24"/>
@@ -9083,7 +8926,7 @@
       </w:r>
       <w:r>
         <w:rPr>
-          <w:rFonts w:ascii="宋体" w:eastAsia="宋体" w:hAnsi="宋体" w:cs="宋体" w:hint="eastAsia"/>
+          <w:rFonts w:hint="eastAsia" w:ascii="宋体" w:hAnsi="宋体" w:eastAsia="宋体" w:cs="宋体"/>
           <w:spacing w:val="-3"/>
           <w:sz w:val="24"/>
           <w:szCs w:val="24"/>
@@ -9093,7 +8936,7 @@
       </w:r>
       <w:r>
         <w:rPr>
-          <w:rFonts w:ascii="宋体" w:eastAsia="宋体" w:hAnsi="宋体" w:cs="宋体"/>
+          <w:rFonts w:ascii="宋体" w:hAnsi="宋体" w:eastAsia="宋体" w:cs="宋体"/>
           <w:spacing w:val="-3"/>
           <w:sz w:val="24"/>
           <w:szCs w:val="24"/>
@@ -9102,7 +8945,7 @@
       </w:r>
       <w:r>
         <w:rPr>
-          <w:rFonts w:ascii="宋体" w:eastAsia="宋体" w:hAnsi="宋体" w:cs="宋体" w:hint="eastAsia"/>
+          <w:rFonts w:hint="eastAsia" w:ascii="宋体" w:hAnsi="宋体" w:eastAsia="宋体" w:cs="宋体"/>
           <w:spacing w:val="-3"/>
           <w:sz w:val="24"/>
           <w:szCs w:val="24"/>
@@ -9112,7 +8955,7 @@
       </w:r>
       <w:r>
         <w:rPr>
-          <w:rFonts w:ascii="宋体" w:eastAsia="宋体" w:hAnsi="宋体" w:cs="宋体" w:hint="eastAsia"/>
+          <w:rFonts w:hint="eastAsia" w:ascii="宋体" w:hAnsi="宋体" w:eastAsia="宋体" w:cs="宋体"/>
           <w:spacing w:val="-3"/>
           <w:sz w:val="24"/>
           <w:szCs w:val="24"/>
@@ -9122,7 +8965,7 @@
       </w:r>
       <w:r>
         <w:rPr>
-          <w:rFonts w:ascii="宋体" w:eastAsia="宋体" w:hAnsi="宋体" w:cs="宋体"/>
+          <w:rFonts w:ascii="宋体" w:hAnsi="宋体" w:eastAsia="宋体" w:cs="宋体"/>
           <w:spacing w:val="-3"/>
           <w:sz w:val="24"/>
           <w:szCs w:val="24"/>
@@ -9132,7 +8975,7 @@
     </w:p>
     <w:p>
       <w:pPr>
-        <w:pStyle w:val="a1"/>
+        <w:pStyle w:val="29"/>
         <w:keepNext w:val="0"/>
         <w:keepLines w:val="0"/>
         <w:pageBreakBefore w:val="0"/>
@@ -9155,7 +8998,7 @@
     </w:p>
     <w:p>
       <w:pPr>
-        <w:pStyle w:val="a1"/>
+        <w:pStyle w:val="29"/>
         <w:keepNext w:val="0"/>
         <w:keepLines w:val="0"/>
         <w:pageBreakBefore w:val="0"/>
@@ -9178,7 +9021,7 @@
     </w:p>
     <w:p>
       <w:pPr>
-        <w:pStyle w:val="a1"/>
+        <w:pStyle w:val="29"/>
         <w:keepNext w:val="0"/>
         <w:keepLines w:val="0"/>
         <w:pageBreakBefore w:val="0"/>
@@ -9201,7 +9044,7 @@
     </w:p>
     <w:p>
       <w:pPr>
-        <w:pStyle w:val="a1"/>
+        <w:pStyle w:val="29"/>
         <w:keepNext w:val="0"/>
         <w:keepLines w:val="0"/>
         <w:pageBreakBefore w:val="0"/>
@@ -9224,7 +9067,7 @@
     </w:p>
     <w:p>
       <w:pPr>
-        <w:pStyle w:val="a1"/>
+        <w:pStyle w:val="29"/>
         <w:keepNext w:val="0"/>
         <w:keepLines w:val="0"/>
         <w:pageBreakBefore w:val="0"/>
@@ -9247,7 +9090,7 @@
     </w:p>
     <w:p>
       <w:pPr>
-        <w:pStyle w:val="a1"/>
+        <w:pStyle w:val="29"/>
         <w:keepNext w:val="0"/>
         <w:keepLines w:val="0"/>
         <w:pageBreakBefore w:val="0"/>
@@ -9270,7 +9113,7 @@
     </w:p>
     <w:p>
       <w:pPr>
-        <w:pStyle w:val="a1"/>
+        <w:pStyle w:val="29"/>
         <w:keepNext w:val="0"/>
         <w:keepLines w:val="0"/>
         <w:pageBreakBefore w:val="0"/>
@@ -9293,7 +9136,7 @@
     </w:p>
     <w:p>
       <w:pPr>
-        <w:pStyle w:val="a1"/>
+        <w:pStyle w:val="29"/>
         <w:keepNext w:val="0"/>
         <w:keepLines w:val="0"/>
         <w:pageBreakBefore w:val="0"/>
@@ -9316,7 +9159,7 @@
     </w:p>
     <w:p>
       <w:pPr>
-        <w:pStyle w:val="a1"/>
+        <w:pStyle w:val="29"/>
         <w:keepNext w:val="0"/>
         <w:keepLines w:val="0"/>
         <w:pageBreakBefore w:val="0"/>
@@ -9339,7 +9182,7 @@
     </w:p>
     <w:p>
       <w:pPr>
-        <w:pStyle w:val="a1"/>
+        <w:pStyle w:val="29"/>
         <w:keepNext w:val="0"/>
         <w:keepLines w:val="0"/>
         <w:pageBreakBefore w:val="0"/>
@@ -9362,17 +9205,17 @@
     </w:p>
     <w:p>
       <w:pPr>
-        <w:pStyle w:val="2"/>
-        <w:keepNext w:val="0"/>
-        <w:keepLines w:val="0"/>
-        <w:pageBreakBefore w:val="0"/>
-        <w:widowControl w:val="0"/>
-        <w:wordWrap/>
-        <w:overflowPunct/>
-        <w:bidi w:val="0"/>
-      </w:pPr>
-      <w:bookmarkStart w:id="57" w:name="_Toc24184"/>
-      <w:bookmarkStart w:id="58" w:name="_Toc6088"/>
+        <w:pStyle w:val="30"/>
+        <w:keepNext w:val="0"/>
+        <w:keepLines w:val="0"/>
+        <w:pageBreakBefore w:val="0"/>
+        <w:widowControl w:val="0"/>
+        <w:wordWrap/>
+        <w:overflowPunct/>
+        <w:bidi w:val="0"/>
+      </w:pPr>
+      <w:bookmarkStart w:id="57" w:name="_Toc6088"/>
+      <w:bookmarkStart w:id="58" w:name="_Toc3339"/>
       <w:r>
         <w:t>考核指标</w:t>
       </w:r>
@@ -9381,17 +9224,18 @@
     </w:p>
     <w:tbl>
       <w:tblPr>
-        <w:tblStyle w:val="TableGrid"/>
+        <w:tblStyle w:val="21"/>
         <w:tblW w:w="0" w:type="auto"/>
         <w:tblInd w:w="0" w:type="dxa"/>
         <w:tblBorders>
-          <w:top w:val="single" w:sz="4" w:space="0" w:color="auto"/>
-          <w:left w:val="single" w:sz="4" w:space="0" w:color="auto"/>
-          <w:bottom w:val="single" w:sz="4" w:space="0" w:color="auto"/>
-          <w:right w:val="single" w:sz="4" w:space="0" w:color="auto"/>
-          <w:insideH w:val="single" w:sz="4" w:space="0" w:color="auto"/>
-          <w:insideV w:val="single" w:sz="4" w:space="0" w:color="auto"/>
+          <w:top w:val="single" w:color="auto" w:sz="4" w:space="0"/>
+          <w:left w:val="single" w:color="auto" w:sz="4" w:space="0"/>
+          <w:bottom w:val="single" w:color="auto" w:sz="4" w:space="0"/>
+          <w:right w:val="single" w:color="auto" w:sz="4" w:space="0"/>
+          <w:insideH w:val="single" w:color="auto" w:sz="4" w:space="0"/>
+          <w:insideV w:val="single" w:color="auto" w:sz="4" w:space="0"/>
         </w:tblBorders>
+        <w:tblLayout w:type="autofit"/>
         <w:tblCellMar>
           <w:top w:w="0" w:type="dxa"/>
           <w:left w:w="108" w:type="dxa"/>
@@ -9407,15 +9251,13 @@
       </w:tblGrid>
       <w:tr>
         <w:tblPrEx>
-          <w:tblW w:w="0" w:type="auto"/>
-          <w:tblInd w:w="0" w:type="dxa"/>
           <w:tblBorders>
-            <w:top w:val="single" w:sz="4" w:space="0" w:color="auto"/>
-            <w:left w:val="single" w:sz="4" w:space="0" w:color="auto"/>
-            <w:bottom w:val="single" w:sz="4" w:space="0" w:color="auto"/>
-            <w:right w:val="single" w:sz="4" w:space="0" w:color="auto"/>
-            <w:insideH w:val="single" w:sz="4" w:space="0" w:color="auto"/>
-            <w:insideV w:val="single" w:sz="4" w:space="0" w:color="auto"/>
+            <w:top w:val="single" w:color="auto" w:sz="4" w:space="0"/>
+            <w:left w:val="single" w:color="auto" w:sz="4" w:space="0"/>
+            <w:bottom w:val="single" w:color="auto" w:sz="4" w:space="0"/>
+            <w:right w:val="single" w:color="auto" w:sz="4" w:space="0"/>
+            <w:insideH w:val="single" w:color="auto" w:sz="4" w:space="0"/>
+            <w:insideV w:val="single" w:color="auto" w:sz="4" w:space="0"/>
           </w:tblBorders>
           <w:tblCellMar>
             <w:top w:w="0" w:type="dxa"/>
@@ -9430,7 +9272,7 @@
           </w:tcPr>
           <w:p>
             <w:pPr>
-              <w:pStyle w:val="a1"/>
+              <w:pStyle w:val="29"/>
               <w:keepNext w:val="0"/>
               <w:keepLines w:val="0"/>
               <w:pageBreakBefore w:val="0"/>
@@ -9460,7 +9302,7 @@
           </w:tcPr>
           <w:p>
             <w:pPr>
-              <w:pStyle w:val="a1"/>
+              <w:pStyle w:val="29"/>
               <w:keepNext w:val="0"/>
               <w:keepLines w:val="0"/>
               <w:pageBreakBefore w:val="0"/>
@@ -9468,7 +9310,7 @@
               <w:wordWrap/>
               <w:overflowPunct/>
               <w:bidi w:val="0"/>
-              <w:ind w:left="0" w:firstLine="0" w:leftChars="0" w:firstLineChars="0"/>
+              <w:ind w:left="0" w:leftChars="0" w:firstLine="0" w:firstLineChars="0"/>
               <w:jc w:val="center"/>
               <w:rPr>
                 <w:rFonts w:hint="default"/>
@@ -9492,7 +9334,7 @@
           </w:tcPr>
           <w:p>
             <w:pPr>
-              <w:pStyle w:val="a1"/>
+              <w:pStyle w:val="29"/>
               <w:keepNext w:val="0"/>
               <w:keepLines w:val="0"/>
               <w:pageBreakBefore w:val="0"/>
@@ -9500,7 +9342,7 @@
               <w:wordWrap/>
               <w:overflowPunct/>
               <w:bidi w:val="0"/>
-              <w:ind w:left="0" w:firstLine="0" w:leftChars="0" w:firstLineChars="0"/>
+              <w:ind w:left="0" w:leftChars="0" w:firstLine="0" w:firstLineChars="0"/>
               <w:jc w:val="center"/>
               <w:rPr>
                 <w:rFonts w:hint="default"/>
@@ -9524,7 +9366,7 @@
           </w:tcPr>
           <w:p>
             <w:pPr>
-              <w:pStyle w:val="a1"/>
+              <w:pStyle w:val="29"/>
               <w:keepNext w:val="0"/>
               <w:keepLines w:val="0"/>
               <w:pageBreakBefore w:val="0"/>
@@ -9532,7 +9374,7 @@
               <w:wordWrap/>
               <w:overflowPunct/>
               <w:bidi w:val="0"/>
-              <w:ind w:left="0" w:firstLine="0" w:leftChars="0" w:firstLineChars="0"/>
+              <w:ind w:left="0" w:leftChars="0" w:firstLine="0" w:firstLineChars="0"/>
               <w:jc w:val="center"/>
               <w:rPr>
                 <w:rFonts w:hint="default"/>
@@ -9553,8 +9395,14 @@
       </w:tr>
       <w:tr>
         <w:tblPrEx>
-          <w:tblW w:w="0" w:type="auto"/>
-          <w:tblInd w:w="0" w:type="dxa"/>
+          <w:tblBorders>
+            <w:top w:val="single" w:color="auto" w:sz="4" w:space="0"/>
+            <w:left w:val="single" w:color="auto" w:sz="4" w:space="0"/>
+            <w:bottom w:val="single" w:color="auto" w:sz="4" w:space="0"/>
+            <w:right w:val="single" w:color="auto" w:sz="4" w:space="0"/>
+            <w:insideH w:val="single" w:color="auto" w:sz="4" w:space="0"/>
+            <w:insideV w:val="single" w:color="auto" w:sz="4" w:space="0"/>
+          </w:tblBorders>
           <w:tblCellMar>
             <w:top w:w="0" w:type="dxa"/>
             <w:left w:w="108" w:type="dxa"/>
@@ -9563,7 +9411,7 @@
           </w:tblCellMar>
         </w:tblPrEx>
         <w:trPr>
-          <w:trHeight w:val="359"/>
+          <w:trHeight w:val="359" w:hRule="atLeast"/>
         </w:trPr>
         <w:tc>
           <w:tcPr>
@@ -9571,7 +9419,7 @@
           </w:tcPr>
           <w:p>
             <w:pPr>
-              <w:pStyle w:val="a1"/>
+              <w:pStyle w:val="29"/>
               <w:keepNext w:val="0"/>
               <w:keepLines w:val="0"/>
               <w:pageBreakBefore w:val="0"/>
@@ -9579,7 +9427,7 @@
               <w:wordWrap/>
               <w:overflowPunct/>
               <w:bidi w:val="0"/>
-              <w:ind w:left="0" w:firstLine="0" w:leftChars="0" w:firstLineChars="0"/>
+              <w:ind w:left="0" w:leftChars="0" w:firstLine="0" w:firstLineChars="0"/>
               <w:jc w:val="both"/>
               <w:rPr>
                 <w:rFonts w:hint="default"/>
@@ -9589,7 +9437,7 @@
             </w:pPr>
             <w:r>
               <w:rPr>
-                <w:rFonts w:ascii="宋体" w:hAnsi="宋体" w:cs="宋体" w:hint="eastAsia"/>
+                <w:rFonts w:hint="eastAsia" w:ascii="宋体" w:hAnsi="宋体" w:cs="宋体"/>
                 <w:sz w:val="18"/>
                 <w:szCs w:val="18"/>
                 <w:lang w:val="en-US" w:eastAsia="zh-CN"/>
@@ -9598,7 +9446,7 @@
             </w:r>
             <w:r>
               <w:rPr>
-                <w:rFonts w:ascii="宋体" w:eastAsia="宋体" w:hAnsi="宋体" w:cs="宋体" w:hint="eastAsia"/>
+                <w:rFonts w:hint="eastAsia" w:ascii="宋体" w:hAnsi="宋体" w:eastAsia="宋体" w:cs="宋体"/>
                 <w:sz w:val="18"/>
                 <w:szCs w:val="18"/>
               </w:rPr>
@@ -9612,7 +9460,7 @@
           </w:tcPr>
           <w:p>
             <w:pPr>
-              <w:pStyle w:val="a1"/>
+              <w:pStyle w:val="29"/>
               <w:keepNext w:val="0"/>
               <w:keepLines w:val="0"/>
               <w:pageBreakBefore w:val="0"/>
@@ -9620,7 +9468,7 @@
               <w:wordWrap/>
               <w:overflowPunct/>
               <w:bidi w:val="0"/>
-              <w:ind w:left="0" w:firstLine="0" w:leftChars="0" w:firstLineChars="0"/>
+              <w:ind w:left="0" w:leftChars="0" w:firstLine="0" w:firstLineChars="0"/>
               <w:jc w:val="both"/>
               <w:rPr>
                 <w:rFonts w:hint="default"/>
@@ -9630,7 +9478,7 @@
             </w:pPr>
             <w:r>
               <w:rPr>
-                <w:rFonts w:ascii="宋体" w:eastAsia="宋体" w:hAnsi="宋体" w:cs="宋体" w:hint="eastAsia"/>
+                <w:rFonts w:hint="eastAsia" w:ascii="宋体" w:hAnsi="宋体" w:eastAsia="宋体" w:cs="宋体"/>
                 <w:sz w:val="18"/>
                 <w:szCs w:val="18"/>
                 <w:lang w:val="en-US" w:eastAsia="zh-CN"/>
@@ -9645,7 +9493,7 @@
           </w:tcPr>
           <w:p>
             <w:pPr>
-              <w:pStyle w:val="a1"/>
+              <w:pStyle w:val="29"/>
               <w:keepNext w:val="0"/>
               <w:keepLines w:val="0"/>
               <w:pageBreakBefore w:val="0"/>
@@ -9653,7 +9501,7 @@
               <w:wordWrap/>
               <w:overflowPunct/>
               <w:bidi w:val="0"/>
-              <w:ind w:left="0" w:firstLine="0" w:leftChars="0" w:firstLineChars="0"/>
+              <w:ind w:left="0" w:leftChars="0" w:firstLine="0" w:firstLineChars="0"/>
               <w:rPr>
                 <w:rFonts w:hint="default"/>
                 <w:vertAlign w:val="baseline"/>
@@ -9662,7 +9510,7 @@
             </w:pPr>
             <w:r>
               <w:rPr>
-                <w:rFonts w:ascii="宋体" w:eastAsia="宋体" w:hAnsi="宋体" w:cs="宋体" w:hint="eastAsia"/>
+                <w:rFonts w:hint="eastAsia" w:ascii="宋体" w:hAnsi="宋体" w:eastAsia="宋体" w:cs="宋体"/>
                 <w:sz w:val="18"/>
                 <w:szCs w:val="18"/>
               </w:rPr>
@@ -9676,7 +9524,7 @@
           </w:tcPr>
           <w:p>
             <w:pPr>
-              <w:pStyle w:val="a1"/>
+              <w:pStyle w:val="29"/>
               <w:keepNext w:val="0"/>
               <w:keepLines w:val="0"/>
               <w:pageBreakBefore w:val="0"/>
@@ -9692,7 +9540,7 @@
             </w:pPr>
             <w:r>
               <w:rPr>
-                <w:rFonts w:ascii="宋体" w:eastAsia="宋体" w:hAnsi="宋体" w:cs="宋体" w:hint="eastAsia"/>
+                <w:rFonts w:hint="eastAsia" w:ascii="宋体" w:hAnsi="宋体" w:eastAsia="宋体" w:cs="宋体"/>
                 <w:sz w:val="18"/>
                 <w:szCs w:val="18"/>
               </w:rPr>
@@ -9703,8 +9551,14 @@
       </w:tr>
       <w:tr>
         <w:tblPrEx>
-          <w:tblW w:w="0" w:type="auto"/>
-          <w:tblInd w:w="0" w:type="dxa"/>
+          <w:tblBorders>
+            <w:top w:val="single" w:color="auto" w:sz="4" w:space="0"/>
+            <w:left w:val="single" w:color="auto" w:sz="4" w:space="0"/>
+            <w:bottom w:val="single" w:color="auto" w:sz="4" w:space="0"/>
+            <w:right w:val="single" w:color="auto" w:sz="4" w:space="0"/>
+            <w:insideH w:val="single" w:color="auto" w:sz="4" w:space="0"/>
+            <w:insideV w:val="single" w:color="auto" w:sz="4" w:space="0"/>
+          </w:tblBorders>
           <w:tblCellMar>
             <w:top w:w="0" w:type="dxa"/>
             <w:left w:w="108" w:type="dxa"/>
@@ -9713,7 +9567,7 @@
           </w:tblCellMar>
         </w:tblPrEx>
         <w:trPr>
-          <w:trHeight w:val="359"/>
+          <w:trHeight w:val="359" w:hRule="atLeast"/>
         </w:trPr>
         <w:tc>
           <w:tcPr>
@@ -9721,7 +9575,7 @@
           </w:tcPr>
           <w:p>
             <w:pPr>
-              <w:pStyle w:val="a1"/>
+              <w:pStyle w:val="29"/>
               <w:keepNext w:val="0"/>
               <w:keepLines w:val="0"/>
               <w:pageBreakBefore w:val="0"/>
@@ -9729,17 +9583,17 @@
               <w:wordWrap/>
               <w:overflowPunct/>
               <w:bidi w:val="0"/>
-              <w:ind w:left="0" w:firstLine="0" w:leftChars="0" w:firstLineChars="0"/>
+              <w:ind w:left="0" w:leftChars="0" w:firstLine="0" w:firstLineChars="0"/>
               <w:jc w:val="both"/>
               <w:rPr>
-                <w:rFonts w:ascii="宋体" w:eastAsia="宋体" w:hAnsi="宋体" w:cs="宋体" w:hint="eastAsia"/>
+                <w:rFonts w:hint="eastAsia" w:ascii="宋体" w:hAnsi="宋体" w:eastAsia="宋体" w:cs="宋体"/>
                 <w:sz w:val="18"/>
                 <w:szCs w:val="18"/>
               </w:rPr>
             </w:pPr>
             <w:r>
               <w:rPr>
-                <w:rFonts w:ascii="宋体" w:eastAsia="宋体" w:hAnsi="宋体" w:cs="宋体" w:hint="eastAsia"/>
+                <w:rFonts w:hint="eastAsia" w:ascii="宋体" w:hAnsi="宋体" w:eastAsia="宋体" w:cs="宋体"/>
                 <w:sz w:val="18"/>
                 <w:szCs w:val="18"/>
                 <w:lang w:val="en-US" w:eastAsia="zh-CN"/>
@@ -9754,7 +9608,7 @@
           </w:tcPr>
           <w:p>
             <w:pPr>
-              <w:pStyle w:val="a1"/>
+              <w:pStyle w:val="29"/>
               <w:keepNext w:val="0"/>
               <w:keepLines w:val="0"/>
               <w:pageBreakBefore w:val="0"/>
@@ -9762,17 +9616,17 @@
               <w:wordWrap/>
               <w:overflowPunct/>
               <w:bidi w:val="0"/>
-              <w:ind w:left="0" w:firstLine="0" w:leftChars="0" w:firstLineChars="0"/>
+              <w:ind w:left="0" w:leftChars="0" w:firstLine="0" w:firstLineChars="0"/>
               <w:jc w:val="both"/>
               <w:rPr>
-                <w:rFonts w:ascii="宋体" w:eastAsia="宋体" w:hAnsi="宋体" w:cs="宋体" w:hint="eastAsia"/>
+                <w:rFonts w:hint="eastAsia" w:ascii="宋体" w:hAnsi="宋体" w:eastAsia="宋体" w:cs="宋体"/>
                 <w:sz w:val="18"/>
                 <w:szCs w:val="18"/>
               </w:rPr>
             </w:pPr>
             <w:r>
               <w:rPr>
-                <w:rFonts w:ascii="宋体" w:eastAsia="宋体" w:hAnsi="宋体" w:cs="宋体" w:hint="eastAsia"/>
+                <w:rFonts w:hint="eastAsia" w:ascii="宋体" w:hAnsi="宋体" w:eastAsia="宋体" w:cs="宋体"/>
                 <w:sz w:val="18"/>
                 <w:szCs w:val="18"/>
                 <w:lang w:val="en-US" w:eastAsia="zh-CN"/>
@@ -9787,7 +9641,7 @@
           </w:tcPr>
           <w:p>
             <w:pPr>
-              <w:pStyle w:val="a1"/>
+              <w:pStyle w:val="29"/>
               <w:keepNext w:val="0"/>
               <w:keepLines w:val="0"/>
               <w:pageBreakBefore w:val="0"/>
@@ -9795,16 +9649,16 @@
               <w:wordWrap/>
               <w:overflowPunct/>
               <w:bidi w:val="0"/>
-              <w:ind w:left="0" w:firstLine="0" w:leftChars="0" w:firstLineChars="0"/>
+              <w:ind w:left="0" w:leftChars="0" w:firstLine="0" w:firstLineChars="0"/>
               <w:rPr>
-                <w:rFonts w:ascii="宋体" w:eastAsia="宋体" w:hAnsi="宋体" w:cs="宋体" w:hint="eastAsia"/>
+                <w:rFonts w:hint="eastAsia" w:ascii="宋体" w:hAnsi="宋体" w:eastAsia="宋体" w:cs="宋体"/>
                 <w:sz w:val="18"/>
                 <w:szCs w:val="18"/>
               </w:rPr>
             </w:pPr>
             <w:r>
               <w:rPr>
-                <w:rFonts w:ascii="宋体" w:eastAsia="宋体" w:hAnsi="宋体" w:cs="宋体" w:hint="eastAsia"/>
+                <w:rFonts w:hint="eastAsia" w:ascii="宋体" w:hAnsi="宋体" w:eastAsia="宋体" w:cs="宋体"/>
                 <w:sz w:val="18"/>
                 <w:szCs w:val="18"/>
               </w:rPr>
@@ -9818,7 +9672,7 @@
           </w:tcPr>
           <w:p>
             <w:pPr>
-              <w:pStyle w:val="a1"/>
+              <w:pStyle w:val="29"/>
               <w:keepNext w:val="0"/>
               <w:keepLines w:val="0"/>
               <w:pageBreakBefore w:val="0"/>
@@ -9827,56 +9681,54 @@
               <w:overflowPunct/>
               <w:bidi w:val="0"/>
               <w:rPr>
-                <w:rFonts w:ascii="宋体" w:eastAsia="宋体" w:hAnsi="宋体" w:cs="宋体" w:hint="eastAsia"/>
+                <w:rFonts w:hint="eastAsia" w:ascii="宋体" w:hAnsi="宋体" w:eastAsia="宋体" w:cs="宋体"/>
                 <w:sz w:val="18"/>
                 <w:szCs w:val="18"/>
               </w:rPr>
             </w:pPr>
             <w:r>
               <w:rPr>
-                <w:rFonts w:ascii="宋体" w:eastAsia="宋体" w:hAnsi="宋体" w:cs="宋体" w:hint="eastAsia"/>
+                <w:rFonts w:hint="eastAsia" w:ascii="宋体" w:hAnsi="宋体" w:eastAsia="宋体" w:cs="宋体"/>
                 <w:sz w:val="18"/>
                 <w:szCs w:val="18"/>
                 <w:lang w:val="en-US" w:eastAsia="zh-CN"/>
               </w:rPr>
               <w:t>≤1次</w:t>
             </w:r>
-            <w:bookmarkStart w:id="59" w:name="_GoBack"/>
-            <w:bookmarkEnd w:id="59"/>
           </w:p>
         </w:tc>
       </w:tr>
     </w:tbl>
     <w:p>
       <w:pPr>
-        <w:pStyle w:val="1"/>
-        <w:keepNext w:val="0"/>
-        <w:keepLines w:val="0"/>
-        <w:pageBreakBefore w:val="0"/>
-        <w:widowControl w:val="0"/>
-        <w:wordWrap/>
-        <w:overflowPunct/>
-        <w:bidi w:val="0"/>
-        <w:rPr>
-          <w:rStyle w:val="1Char"/>
-          <w:rFonts w:eastAsia="宋体" w:hint="default"/>
+        <w:pStyle w:val="28"/>
+        <w:keepNext w:val="0"/>
+        <w:keepLines w:val="0"/>
+        <w:pageBreakBefore w:val="0"/>
+        <w:widowControl w:val="0"/>
+        <w:wordWrap/>
+        <w:overflowPunct/>
+        <w:bidi w:val="0"/>
+        <w:rPr>
+          <w:rStyle w:val="38"/>
+          <w:rFonts w:hint="default" w:eastAsia="宋体"/>
           <w:lang w:val="en-US" w:eastAsia="zh-CN"/>
         </w:rPr>
       </w:pPr>
-      <w:bookmarkStart w:id="60" w:name="bookmark3"/>
+      <w:bookmarkStart w:id="59" w:name="bookmark3"/>
+      <w:bookmarkEnd w:id="59"/>
+      <w:bookmarkStart w:id="60" w:name="_Toc17424"/>
+      <w:bookmarkStart w:id="61" w:name="_Toc31063"/>
+      <w:r>
+        <w:rPr>
+          <w:rStyle w:val="38"/>
+          <w:rFonts w:hint="eastAsia" w:eastAsia="宋体"/>
+          <w:lang w:val="en-US" w:eastAsia="zh-CN"/>
+        </w:rPr>
+        <w:t>附则</w:t>
+      </w:r>
       <w:bookmarkEnd w:id="60"/>
-      <w:bookmarkStart w:id="61" w:name="_Toc14242"/>
-      <w:bookmarkStart w:id="62" w:name="_Toc17424"/>
-      <w:r>
-        <w:rPr>
-          <w:rStyle w:val="1Char"/>
-          <w:rFonts w:eastAsia="宋体" w:hint="eastAsia"/>
-          <w:lang w:val="en-US" w:eastAsia="zh-CN"/>
-        </w:rPr>
-        <w:t>附则</w:t>
-      </w:r>
       <w:bookmarkEnd w:id="61"/>
-      <w:bookmarkEnd w:id="62"/>
     </w:p>
     <w:p>
       <w:pPr>
@@ -9898,17 +9750,17 @@
         <w:adjustRightInd w:val="0"/>
         <w:snapToGrid w:val="0"/>
         <w:spacing w:line="360" w:lineRule="auto"/>
-        <w:ind w:left="425" w:hanging="425" w:leftChars="0" w:firstLineChars="0"/>
+        <w:ind w:left="425" w:leftChars="0" w:hanging="425" w:firstLineChars="0"/>
         <w:textAlignment w:val="baseline"/>
         <w:rPr>
-          <w:rFonts w:ascii="宋体" w:eastAsia="宋体" w:hAnsi="宋体" w:cs="宋体"/>
-          <w:sz w:val="24"/>
-          <w:szCs w:val="24"/>
-        </w:rPr>
-      </w:pPr>
-      <w:r>
-        <w:rPr>
-          <w:rFonts w:ascii="宋体" w:eastAsia="宋体" w:hAnsi="宋体" w:cs="宋体"/>
+          <w:rFonts w:ascii="宋体" w:hAnsi="宋体" w:eastAsia="宋体" w:cs="宋体"/>
+          <w:sz w:val="24"/>
+          <w:szCs w:val="24"/>
+        </w:rPr>
+      </w:pPr>
+      <w:r>
+        <w:rPr>
+          <w:rFonts w:ascii="宋体" w:hAnsi="宋体" w:eastAsia="宋体" w:cs="宋体"/>
           <w:spacing w:val="-1"/>
           <w:sz w:val="24"/>
           <w:szCs w:val="24"/>
@@ -9917,7 +9769,7 @@
       </w:r>
       <w:r>
         <w:rPr>
-          <w:rFonts w:ascii="宋体" w:eastAsia="宋体" w:hAnsi="宋体" w:cs="宋体" w:hint="eastAsia"/>
+          <w:rFonts w:hint="eastAsia" w:ascii="宋体" w:hAnsi="宋体" w:eastAsia="宋体" w:cs="宋体"/>
           <w:spacing w:val="-1"/>
           <w:sz w:val="24"/>
           <w:szCs w:val="24"/>
@@ -9927,7 +9779,7 @@
       </w:r>
       <w:r>
         <w:rPr>
-          <w:rFonts w:ascii="宋体" w:eastAsia="宋体" w:hAnsi="宋体" w:cs="宋体"/>
+          <w:rFonts w:ascii="宋体" w:hAnsi="宋体" w:eastAsia="宋体" w:cs="宋体"/>
           <w:spacing w:val="-1"/>
           <w:sz w:val="24"/>
           <w:szCs w:val="24"/>
@@ -9955,7 +9807,7 @@
         <w:adjustRightInd w:val="0"/>
         <w:snapToGrid w:val="0"/>
         <w:spacing w:line="360" w:lineRule="auto"/>
-        <w:ind w:left="425" w:hanging="425" w:leftChars="0" w:firstLineChars="0"/>
+        <w:ind w:left="425" w:leftChars="0" w:hanging="425" w:firstLineChars="0"/>
         <w:textAlignment w:val="baseline"/>
         <w:rPr>
           <w:rFonts w:hint="default"/>
@@ -9964,7 +9816,7 @@
       </w:pPr>
       <w:r>
         <w:rPr>
-          <w:rFonts w:ascii="宋体" w:eastAsia="宋体" w:hAnsi="宋体" w:cs="宋体"/>
+          <w:rFonts w:ascii="宋体" w:hAnsi="宋体" w:eastAsia="宋体" w:cs="宋体"/>
           <w:spacing w:val="-2"/>
           <w:sz w:val="24"/>
           <w:szCs w:val="24"/>
@@ -9974,7 +9826,7 @@
     </w:p>
     <w:p>
       <w:pPr>
-        <w:pStyle w:val="1"/>
+        <w:pStyle w:val="28"/>
         <w:keepNext w:val="0"/>
         <w:keepLines w:val="0"/>
         <w:pageBreakBefore w:val="0"/>
@@ -9987,9 +9839,9 @@
           <w:lang w:val="en-US" w:eastAsia="zh-CN"/>
         </w:rPr>
       </w:pPr>
-      <w:bookmarkStart w:id="63" w:name="bookmark14"/>
-      <w:bookmarkEnd w:id="63"/>
-      <w:bookmarkStart w:id="64" w:name="_Toc11907"/>
+      <w:bookmarkStart w:id="62" w:name="bookmark14"/>
+      <w:bookmarkEnd w:id="62"/>
+      <w:bookmarkStart w:id="63" w:name="_Toc29979"/>
       <w:r>
         <w:rPr>
           <w:rFonts w:hint="eastAsia"/>
@@ -9997,7 +9849,7 @@
         </w:rPr>
         <w:t>附件</w:t>
       </w:r>
-      <w:bookmarkEnd w:id="64"/>
+      <w:bookmarkEnd w:id="63"/>
     </w:p>
     <w:p>
       <w:pPr>
@@ -10015,18 +9867,18 @@
         <w:adjustRightInd w:val="0"/>
         <w:snapToGrid w:val="0"/>
         <w:spacing w:line="360" w:lineRule="auto"/>
-        <w:ind w:left="0" w:right="0" w:firstLine="420" w:firstLineChars="200"/>
+        <w:ind w:left="0" w:right="0" w:firstLine="468" w:firstLineChars="200"/>
         <w:textAlignment w:val="baseline"/>
         <w:rPr>
-          <w:rFonts w:ascii="宋体" w:eastAsia="宋体" w:hAnsi="宋体" w:cs="宋体"/>
-          <w:spacing w:val="-3"/>
-          <w:sz w:val="24"/>
-          <w:szCs w:val="24"/>
-        </w:rPr>
-      </w:pPr>
-      <w:r>
-        <w:rPr>
-          <w:rFonts w:ascii="宋体" w:eastAsia="宋体" w:hAnsi="宋体" w:cs="宋体"/>
+          <w:rFonts w:ascii="宋体" w:hAnsi="宋体" w:eastAsia="宋体" w:cs="宋体"/>
+          <w:spacing w:val="-3"/>
+          <w:sz w:val="24"/>
+          <w:szCs w:val="24"/>
+        </w:rPr>
+      </w:pPr>
+      <w:r>
+        <w:rPr>
+          <w:rFonts w:ascii="宋体" w:hAnsi="宋体" w:eastAsia="宋体" w:cs="宋体"/>
           <w:spacing w:val="-3"/>
           <w:sz w:val="24"/>
           <w:szCs w:val="24"/>
@@ -10035,7 +9887,7 @@
       </w:r>
       <w:r>
         <w:rPr>
-          <w:rFonts w:ascii="宋体" w:eastAsia="宋体" w:hAnsi="宋体" w:cs="宋体" w:hint="eastAsia"/>
+          <w:rFonts w:hint="eastAsia" w:ascii="宋体" w:hAnsi="宋体" w:eastAsia="宋体" w:cs="宋体"/>
           <w:spacing w:val="-3"/>
           <w:sz w:val="24"/>
           <w:szCs w:val="24"/>
@@ -10045,7 +9897,7 @@
       </w:r>
       <w:r>
         <w:rPr>
-          <w:rFonts w:ascii="宋体" w:eastAsia="宋体" w:hAnsi="宋体" w:cs="宋体"/>
+          <w:rFonts w:ascii="宋体" w:hAnsi="宋体" w:eastAsia="宋体" w:cs="宋体"/>
           <w:spacing w:val="-3"/>
           <w:sz w:val="24"/>
           <w:szCs w:val="24"/>
@@ -10054,7 +9906,7 @@
       </w:r>
       <w:r>
         <w:rPr>
-          <w:rFonts w:ascii="宋体" w:hAnsi="宋体" w:cs="宋体" w:hint="eastAsia"/>
+          <w:rFonts w:hint="eastAsia" w:ascii="宋体" w:hAnsi="宋体" w:cs="宋体"/>
           <w:spacing w:val="-3"/>
           <w:sz w:val="24"/>
           <w:szCs w:val="24"/>
@@ -10064,7 +9916,7 @@
       </w:r>
       <w:r>
         <w:rPr>
-          <w:rFonts w:ascii="宋体" w:eastAsia="宋体" w:hAnsi="宋体" w:cs="宋体"/>
+          <w:rFonts w:ascii="宋体" w:hAnsi="宋体" w:eastAsia="宋体" w:cs="宋体"/>
           <w:spacing w:val="-3"/>
           <w:sz w:val="24"/>
           <w:szCs w:val="24"/>
@@ -10088,18 +9940,18 @@
         <w:adjustRightInd w:val="0"/>
         <w:snapToGrid w:val="0"/>
         <w:spacing w:line="360" w:lineRule="auto"/>
-        <w:ind w:left="0" w:right="0" w:firstLine="420" w:firstLineChars="200"/>
+        <w:ind w:left="0" w:right="0" w:firstLine="468" w:firstLineChars="200"/>
         <w:textAlignment w:val="baseline"/>
         <w:rPr>
-          <w:rFonts w:ascii="宋体" w:eastAsia="宋体" w:hAnsi="宋体" w:cs="宋体"/>
-          <w:spacing w:val="-3"/>
-          <w:sz w:val="24"/>
-          <w:szCs w:val="24"/>
-        </w:rPr>
-      </w:pPr>
-      <w:r>
-        <w:rPr>
-          <w:rFonts w:ascii="宋体" w:eastAsia="宋体" w:hAnsi="宋体" w:cs="宋体"/>
+          <w:rFonts w:ascii="宋体" w:hAnsi="宋体" w:eastAsia="宋体" w:cs="宋体"/>
+          <w:spacing w:val="-3"/>
+          <w:sz w:val="24"/>
+          <w:szCs w:val="24"/>
+        </w:rPr>
+      </w:pPr>
+      <w:r>
+        <w:rPr>
+          <w:rFonts w:ascii="宋体" w:hAnsi="宋体" w:eastAsia="宋体" w:cs="宋体"/>
           <w:spacing w:val="-3"/>
           <w:sz w:val="24"/>
           <w:szCs w:val="24"/>
@@ -10108,7 +9960,7 @@
       </w:r>
       <w:r>
         <w:rPr>
-          <w:rFonts w:ascii="宋体" w:hAnsi="宋体" w:cs="宋体" w:hint="eastAsia"/>
+          <w:rFonts w:hint="eastAsia" w:ascii="宋体" w:hAnsi="宋体" w:cs="宋体"/>
           <w:spacing w:val="-3"/>
           <w:sz w:val="24"/>
           <w:szCs w:val="24"/>
@@ -10118,7 +9970,7 @@
       </w:r>
       <w:r>
         <w:rPr>
-          <w:rFonts w:ascii="宋体" w:eastAsia="宋体" w:hAnsi="宋体" w:cs="宋体"/>
+          <w:rFonts w:ascii="宋体" w:hAnsi="宋体" w:eastAsia="宋体" w:cs="宋体"/>
           <w:spacing w:val="-3"/>
           <w:sz w:val="24"/>
           <w:szCs w:val="24"/>
@@ -10142,18 +9994,18 @@
         <w:adjustRightInd w:val="0"/>
         <w:snapToGrid w:val="0"/>
         <w:spacing w:line="360" w:lineRule="auto"/>
-        <w:ind w:left="0" w:right="0" w:firstLine="420" w:firstLineChars="200"/>
+        <w:ind w:left="0" w:right="0" w:firstLine="468" w:firstLineChars="200"/>
         <w:textAlignment w:val="baseline"/>
         <w:rPr>
-          <w:rFonts w:ascii="宋体" w:eastAsia="宋体" w:hAnsi="宋体" w:cs="宋体"/>
-          <w:spacing w:val="-3"/>
-          <w:sz w:val="24"/>
-          <w:szCs w:val="24"/>
-        </w:rPr>
-      </w:pPr>
-      <w:r>
-        <w:rPr>
-          <w:rFonts w:ascii="宋体" w:eastAsia="宋体" w:hAnsi="宋体" w:cs="宋体"/>
+          <w:rFonts w:ascii="宋体" w:hAnsi="宋体" w:eastAsia="宋体" w:cs="宋体"/>
+          <w:spacing w:val="-3"/>
+          <w:sz w:val="24"/>
+          <w:szCs w:val="24"/>
+        </w:rPr>
+      </w:pPr>
+      <w:r>
+        <w:rPr>
+          <w:rFonts w:ascii="宋体" w:hAnsi="宋体" w:eastAsia="宋体" w:cs="宋体"/>
           <w:spacing w:val="-3"/>
           <w:sz w:val="24"/>
           <w:szCs w:val="24"/>
@@ -10162,7 +10014,7 @@
       </w:r>
       <w:r>
         <w:rPr>
-          <w:rFonts w:ascii="宋体" w:eastAsia="宋体" w:hAnsi="宋体" w:cs="宋体" w:hint="eastAsia"/>
+          <w:rFonts w:hint="eastAsia" w:ascii="宋体" w:hAnsi="宋体" w:eastAsia="宋体" w:cs="宋体"/>
           <w:spacing w:val="-3"/>
           <w:sz w:val="24"/>
           <w:szCs w:val="24"/>
@@ -10171,7 +10023,7 @@
       </w:r>
       <w:r>
         <w:rPr>
-          <w:rFonts w:ascii="宋体" w:eastAsia="宋体" w:hAnsi="宋体" w:cs="宋体"/>
+          <w:rFonts w:ascii="宋体" w:hAnsi="宋体" w:eastAsia="宋体" w:cs="宋体"/>
           <w:spacing w:val="-3"/>
           <w:sz w:val="24"/>
           <w:szCs w:val="24"/>
@@ -10181,7 +10033,7 @@
     </w:p>
     <w:p>
       <w:pPr>
-        <w:pStyle w:val="1"/>
+        <w:pStyle w:val="28"/>
         <w:keepNext w:val="0"/>
         <w:keepLines w:val="0"/>
         <w:pageBreakBefore w:val="0"/>
@@ -10194,7 +10046,8 @@
           <w:lang w:val="en-US" w:eastAsia="zh-CN"/>
         </w:rPr>
       </w:pPr>
-      <w:bookmarkStart w:id="65" w:name="_Toc28408"/>
+      <w:bookmarkStart w:id="64" w:name="_Toc28408"/>
+      <w:bookmarkStart w:id="65" w:name="_Toc7173"/>
       <w:r>
         <w:rPr>
           <w:rFonts w:hint="eastAsia"/>
@@ -10202,6 +10055,7 @@
         </w:rPr>
         <w:t>记录</w:t>
       </w:r>
+      <w:bookmarkEnd w:id="64"/>
       <w:bookmarkEnd w:id="65"/>
     </w:p>
     <w:p>
@@ -10220,10 +10074,10 @@
         <w:adjustRightInd w:val="0"/>
         <w:snapToGrid w:val="0"/>
         <w:spacing w:line="360" w:lineRule="auto"/>
-        <w:ind w:left="0" w:right="0" w:firstLine="420" w:firstLineChars="200"/>
+        <w:ind w:left="0" w:right="0" w:firstLine="468" w:firstLineChars="200"/>
         <w:textAlignment w:val="baseline"/>
         <w:rPr>
-          <w:rFonts w:ascii="宋体" w:eastAsia="宋体" w:hAnsi="宋体" w:cs="宋体" w:hint="eastAsia"/>
+          <w:rFonts w:hint="eastAsia" w:ascii="宋体" w:hAnsi="宋体" w:eastAsia="宋体" w:cs="宋体"/>
           <w:spacing w:val="-3"/>
           <w:sz w:val="24"/>
           <w:szCs w:val="24"/>
@@ -10232,7 +10086,7 @@
       </w:pPr>
       <w:r>
         <w:rPr>
-          <w:rFonts w:ascii="宋体" w:eastAsia="宋体" w:hAnsi="宋体" w:cs="宋体" w:hint="eastAsia"/>
+          <w:rFonts w:hint="eastAsia" w:ascii="宋体" w:hAnsi="宋体" w:eastAsia="宋体" w:cs="宋体"/>
           <w:spacing w:val="-3"/>
           <w:sz w:val="24"/>
           <w:szCs w:val="24"/>
@@ -10257,10 +10111,10 @@
         <w:adjustRightInd w:val="0"/>
         <w:snapToGrid w:val="0"/>
         <w:spacing w:line="360" w:lineRule="auto"/>
-        <w:ind w:left="0" w:right="0" w:firstLine="420" w:firstLineChars="200"/>
+        <w:ind w:left="0" w:right="0" w:firstLine="468" w:firstLineChars="200"/>
         <w:textAlignment w:val="baseline"/>
         <w:rPr>
-          <w:rFonts w:ascii="宋体" w:eastAsia="宋体" w:hAnsi="宋体" w:cs="宋体" w:hint="eastAsia"/>
+          <w:rFonts w:hint="eastAsia" w:ascii="宋体" w:hAnsi="宋体" w:eastAsia="宋体" w:cs="宋体"/>
           <w:spacing w:val="-3"/>
           <w:sz w:val="24"/>
           <w:szCs w:val="24"/>
@@ -10269,7 +10123,7 @@
       </w:pPr>
       <w:r>
         <w:rPr>
-          <w:rFonts w:ascii="宋体" w:eastAsia="宋体" w:hAnsi="宋体" w:cs="宋体" w:hint="eastAsia"/>
+          <w:rFonts w:hint="eastAsia" w:ascii="宋体" w:hAnsi="宋体" w:eastAsia="宋体" w:cs="宋体"/>
           <w:spacing w:val="-3"/>
           <w:sz w:val="24"/>
           <w:szCs w:val="24"/>
@@ -10294,10 +10148,10 @@
         <w:adjustRightInd w:val="0"/>
         <w:snapToGrid w:val="0"/>
         <w:spacing w:line="360" w:lineRule="auto"/>
-        <w:ind w:left="0" w:right="0" w:firstLine="420" w:firstLineChars="200"/>
+        <w:ind w:left="0" w:right="0" w:firstLine="468" w:firstLineChars="200"/>
         <w:textAlignment w:val="baseline"/>
         <w:rPr>
-          <w:rFonts w:ascii="宋体" w:eastAsia="宋体" w:hAnsi="宋体" w:cs="宋体" w:hint="default"/>
+          <w:rFonts w:hint="default" w:ascii="宋体" w:hAnsi="宋体" w:eastAsia="宋体" w:cs="宋体"/>
           <w:spacing w:val="-3"/>
           <w:sz w:val="24"/>
           <w:szCs w:val="24"/>
@@ -10306,7 +10160,7 @@
       </w:pPr>
       <w:r>
         <w:rPr>
-          <w:rFonts w:ascii="宋体" w:eastAsia="宋体" w:hAnsi="宋体" w:cs="宋体" w:hint="eastAsia"/>
+          <w:rFonts w:hint="eastAsia" w:ascii="宋体" w:hAnsi="宋体" w:eastAsia="宋体" w:cs="宋体"/>
           <w:spacing w:val="-3"/>
           <w:sz w:val="24"/>
           <w:szCs w:val="24"/>
@@ -10331,10 +10185,10 @@
         <w:adjustRightInd w:val="0"/>
         <w:snapToGrid w:val="0"/>
         <w:spacing w:line="360" w:lineRule="auto"/>
-        <w:ind w:left="0" w:right="0" w:firstLine="420" w:firstLineChars="200"/>
+        <w:ind w:left="0" w:right="0" w:firstLine="468" w:firstLineChars="200"/>
         <w:textAlignment w:val="baseline"/>
         <w:rPr>
-          <w:rFonts w:ascii="宋体" w:eastAsia="宋体" w:hAnsi="宋体" w:cs="宋体" w:hint="default"/>
+          <w:rFonts w:hint="default" w:ascii="宋体" w:hAnsi="宋体" w:eastAsia="宋体" w:cs="宋体"/>
           <w:spacing w:val="-3"/>
           <w:sz w:val="24"/>
           <w:szCs w:val="24"/>
@@ -10343,7 +10197,7 @@
       </w:pPr>
       <w:r>
         <w:rPr>
-          <w:rFonts w:ascii="宋体" w:eastAsia="宋体" w:hAnsi="宋体" w:cs="宋体" w:hint="eastAsia"/>
+          <w:rFonts w:hint="eastAsia" w:ascii="宋体" w:hAnsi="宋体" w:eastAsia="宋体" w:cs="宋体"/>
           <w:spacing w:val="-3"/>
           <w:sz w:val="24"/>
           <w:szCs w:val="24"/>
@@ -10353,7 +10207,7 @@
       </w:r>
       <w:r>
         <w:rPr>
-          <w:rFonts w:ascii="宋体" w:eastAsia="宋体" w:hAnsi="宋体" w:cs="宋体"/>
+          <w:rFonts w:ascii="宋体" w:hAnsi="宋体" w:eastAsia="宋体" w:cs="宋体"/>
           <w:spacing w:val="-6"/>
           <w:sz w:val="24"/>
           <w:szCs w:val="24"/>
@@ -10362,7 +10216,7 @@
       </w:r>
       <w:r>
         <w:rPr>
-          <w:rFonts w:ascii="宋体" w:eastAsia="宋体" w:hAnsi="宋体" w:cs="宋体" w:hint="eastAsia"/>
+          <w:rFonts w:hint="eastAsia" w:ascii="宋体" w:hAnsi="宋体" w:eastAsia="宋体" w:cs="宋体"/>
           <w:spacing w:val="-3"/>
           <w:sz w:val="24"/>
           <w:szCs w:val="24"/>
@@ -10373,7 +10227,7 @@
     </w:p>
     <w:p>
       <w:pPr>
-        <w:pStyle w:val="a1"/>
+        <w:pStyle w:val="29"/>
         <w:keepNext w:val="0"/>
         <w:keepLines w:val="0"/>
         <w:pageBreakBefore w:val="0"/>
@@ -10388,33 +10242,83 @@
       </w:pPr>
     </w:p>
     <w:sectPr>
-      <w:headerReference w:type="default" r:id="rId4"/>
+      <w:headerReference r:id="rId5" w:type="default"/>
       <w:pgSz w:w="11906" w:h="16838"/>
       <w:pgMar w:top="1417" w:right="1800" w:bottom="1440" w:left="1800" w:header="1140" w:footer="992" w:gutter="0"/>
-      <w:cols w:num="1" w:space="425"/>
+      <w:cols w:space="425" w:num="1"/>
       <w:docGrid w:type="lines" w:linePitch="312" w:charSpace="0"/>
     </w:sectPr>
   </w:body>
 </w:document>
 </file>
 
+<file path=word/endnotes.xml><?xml version="1.0" encoding="utf-8"?>
+<w:endnotes xmlns:wpc="http://schemas.microsoft.com/office/word/2010/wordprocessingCanvas" xmlns:mc="http://schemas.openxmlformats.org/markup-compatibility/2006" xmlns:o="urn:schemas-microsoft-com:office:office" xmlns:r="http://schemas.openxmlformats.org/officeDocument/2006/relationships" xmlns:m="http://schemas.openxmlformats.org/officeDocument/2006/math" xmlns:v="urn:schemas-microsoft-com:vml" xmlns:wp14="http://schemas.microsoft.com/office/word/2010/wordprocessingDrawing" xmlns:wp="http://schemas.openxmlformats.org/drawingml/2006/wordprocessingDrawing" xmlns:w="http://schemas.openxmlformats.org/wordprocessingml/2006/main" xmlns:w14="http://schemas.microsoft.com/office/word/2010/wordml" xmlns:w15="http://schemas.microsoft.com/office/word/2012/wordml" xmlns:w10="urn:schemas-microsoft-com:office:word" xmlns:wpg="http://schemas.microsoft.com/office/word/2010/wordprocessingGroup" xmlns:wpi="http://schemas.microsoft.com/office/word/2010/wordprocessingInk" xmlns:wne="http://schemas.microsoft.com/office/word/2006/wordml" xmlns:wps="http://schemas.microsoft.com/office/word/2010/wordprocessingShape" xmlns:wpsCustomData="http://www.wps.cn/officeDocument/2013/wpsCustomData" mc:Ignorable="w14 w15 wp14">
+  <w:endnote w:type="separator" w:id="0">
+    <w:p>
+      <w:pPr>
+        <w:spacing w:line="240" w:lineRule="auto"/>
+      </w:pPr>
+      <w:r>
+        <w:separator/>
+      </w:r>
+    </w:p>
+  </w:endnote>
+  <w:endnote w:type="continuationSeparator" w:id="1">
+    <w:p>
+      <w:pPr>
+        <w:spacing w:line="240" w:lineRule="auto"/>
+      </w:pPr>
+      <w:r>
+        <w:continuationSeparator/>
+      </w:r>
+    </w:p>
+  </w:endnote>
+</w:endnotes>
+</file>
+
+<file path=word/footnotes.xml><?xml version="1.0" encoding="utf-8"?>
+<w:footnotes xmlns:wpc="http://schemas.microsoft.com/office/word/2010/wordprocessingCanvas" xmlns:mc="http://schemas.openxmlformats.org/markup-compatibility/2006" xmlns:o="urn:schemas-microsoft-com:office:office" xmlns:r="http://schemas.openxmlformats.org/officeDocument/2006/relationships" xmlns:m="http://schemas.openxmlformats.org/officeDocument/2006/math" xmlns:v="urn:schemas-microsoft-com:vml" xmlns:wp14="http://schemas.microsoft.com/office/word/2010/wordprocessingDrawing" xmlns:wp="http://schemas.openxmlformats.org/drawingml/2006/wordprocessingDrawing" xmlns:w="http://schemas.openxmlformats.org/wordprocessingml/2006/main" xmlns:w14="http://schemas.microsoft.com/office/word/2010/wordml" xmlns:w15="http://schemas.microsoft.com/office/word/2012/wordml" xmlns:w10="urn:schemas-microsoft-com:office:word" xmlns:wpg="http://schemas.microsoft.com/office/word/2010/wordprocessingGroup" xmlns:wpi="http://schemas.microsoft.com/office/word/2010/wordprocessingInk" xmlns:wne="http://schemas.microsoft.com/office/word/2006/wordml" xmlns:wps="http://schemas.microsoft.com/office/word/2010/wordprocessingShape" xmlns:wpsCustomData="http://www.wps.cn/officeDocument/2013/wpsCustomData" mc:Ignorable="w14 w15 wp14">
+  <w:footnote w:type="separator" w:id="0">
+    <w:p>
+      <w:pPr>
+        <w:spacing w:line="360" w:lineRule="auto"/>
+      </w:pPr>
+      <w:r>
+        <w:separator/>
+      </w:r>
+    </w:p>
+  </w:footnote>
+  <w:footnote w:type="continuationSeparator" w:id="1">
+    <w:p>
+      <w:pPr>
+        <w:spacing w:line="360" w:lineRule="auto"/>
+      </w:pPr>
+      <w:r>
+        <w:continuationSeparator/>
+      </w:r>
+    </w:p>
+  </w:footnote>
+</w:footnotes>
+</file>
+
 <file path=word/header1.xml><?xml version="1.0" encoding="utf-8"?>
-<w:hdr xmlns:wpc="http://schemas.microsoft.com/office/word/2010/wordprocessingCanvas" xmlns:mc="http://schemas.openxmlformats.org/markup-compatibility/2006" xmlns:o="urn:schemas-microsoft-com:office:office" xmlns:r="http://schemas.openxmlformats.org/officeDocument/2006/relationships" xmlns:m="http://schemas.openxmlformats.org/officeDocument/2006/math" xmlns:v="urn:schemas-microsoft-com:vml" xmlns:wp14="http://schemas.microsoft.com/office/word/2010/wordprocessingDrawing" xmlns:wp="http://schemas.openxmlformats.org/drawingml/2006/wordprocessingDrawing" xmlns:w10="urn:schemas-microsoft-com:office:word" xmlns:w="http://schemas.openxmlformats.org/wordprocessingml/2006/main" xmlns:w14="http://schemas.microsoft.com/office/word/2010/wordml" xmlns:w15="http://schemas.microsoft.com/office/word/2012/wordml" xmlns:wne="http://schemas.microsoft.com/office/word/2006/wordml" xmlns:wpg="http://schemas.microsoft.com/office/word/2010/wordprocessingGroup" xmlns:wpi="http://schemas.microsoft.com/office/word/2010/wordprocessingInk" xmlns:wps="http://schemas.microsoft.com/office/word/2010/wordprocessingShape" mc:Ignorable="w14 w15 wp14">
+<w:hdr xmlns:wpc="http://schemas.microsoft.com/office/word/2010/wordprocessingCanvas" xmlns:mc="http://schemas.openxmlformats.org/markup-compatibility/2006" xmlns:o="urn:schemas-microsoft-com:office:office" xmlns:r="http://schemas.openxmlformats.org/officeDocument/2006/relationships" xmlns:m="http://schemas.openxmlformats.org/officeDocument/2006/math" xmlns:v="urn:schemas-microsoft-com:vml" xmlns:wp14="http://schemas.microsoft.com/office/word/2010/wordprocessingDrawing" xmlns:wp="http://schemas.openxmlformats.org/drawingml/2006/wordprocessingDrawing" xmlns:w10="urn:schemas-microsoft-com:office:word" xmlns:w="http://schemas.openxmlformats.org/wordprocessingml/2006/main" xmlns:w14="http://schemas.microsoft.com/office/word/2010/wordml" xmlns:w15="http://schemas.microsoft.com/office/word/2012/wordml" xmlns:wpg="http://schemas.microsoft.com/office/word/2010/wordprocessingGroup" xmlns:wpi="http://schemas.microsoft.com/office/word/2010/wordprocessingInk" xmlns:wne="http://schemas.microsoft.com/office/word/2006/wordml" xmlns:wps="http://schemas.microsoft.com/office/word/2010/wordprocessingShape" xmlns:wpsCustomData="http://www.wps.cn/officeDocument/2013/wpsCustomData" mc:Ignorable="w14 w15 wp14">
   <w:p>
     <w:pPr>
-      <w:pStyle w:val="Header"/>
+      <w:pStyle w:val="15"/>
       <w:pBdr>
-        <w:bottom w:val="single" w:sz="4" w:space="1" w:color="auto"/>
+        <w:bottom w:val="single" w:color="auto" w:sz="4" w:space="1"/>
       </w:pBdr>
       <w:jc w:val="right"/>
       <w:rPr>
-        <w:rFonts w:eastAsiaTheme="minorEastAsia" w:hint="eastAsia"/>
+        <w:rFonts w:hint="eastAsia" w:eastAsiaTheme="minorEastAsia"/>
         <w:lang w:eastAsia="zh-CN"/>
       </w:rPr>
     </w:pPr>
     <w:r>
       <w:rPr>
-        <w:rFonts w:eastAsiaTheme="minorEastAsia" w:hint="eastAsia"/>
+        <w:rFonts w:hint="eastAsia" w:eastAsiaTheme="minorEastAsia"/>
         <w:lang w:eastAsia="zh-CN"/>
       </w:rPr>
       <w:t>天津通海信息技术有限公司</w:t>
@@ -10424,12 +10328,12 @@
 </file>
 
 <file path=word/numbering.xml><?xml version="1.0" encoding="utf-8"?>
-<w:numbering xmlns:wpc="http://schemas.microsoft.com/office/word/2010/wordprocessingCanvas" xmlns:mc="http://schemas.openxmlformats.org/markup-compatibility/2006" xmlns:o="urn:schemas-microsoft-com:office:office" xmlns:r="http://schemas.openxmlformats.org/officeDocument/2006/relationships" xmlns:m="http://schemas.openxmlformats.org/officeDocument/2006/math" xmlns:v="urn:schemas-microsoft-com:vml" xmlns:wp14="http://schemas.microsoft.com/office/word/2010/wordprocessingDrawing" xmlns:wp="http://schemas.openxmlformats.org/drawingml/2006/wordprocessingDrawing" xmlns:w10="urn:schemas-microsoft-com:office:word" xmlns:w="http://schemas.openxmlformats.org/wordprocessingml/2006/main" xmlns:w14="http://schemas.microsoft.com/office/word/2010/wordml" xmlns:w15="http://schemas.microsoft.com/office/word/2012/wordml" xmlns:wne="http://schemas.microsoft.com/office/word/2006/wordml" xmlns:wpg="http://schemas.microsoft.com/office/word/2010/wordprocessingGroup" xmlns:wpi="http://schemas.microsoft.com/office/word/2010/wordprocessingInk" xmlns:wps="http://schemas.microsoft.com/office/word/2010/wordprocessingShape" mc:Ignorable="w14 w15 wp14">
+<w:numbering xmlns:wpc="http://schemas.microsoft.com/office/word/2010/wordprocessingCanvas" xmlns:mc="http://schemas.openxmlformats.org/markup-compatibility/2006" xmlns:o="urn:schemas-microsoft-com:office:office" xmlns:r="http://schemas.openxmlformats.org/officeDocument/2006/relationships" xmlns:m="http://schemas.openxmlformats.org/officeDocument/2006/math" xmlns:v="urn:schemas-microsoft-com:vml" xmlns:wp14="http://schemas.microsoft.com/office/word/2010/wordprocessingDrawing" xmlns:wp="http://schemas.openxmlformats.org/drawingml/2006/wordprocessingDrawing" xmlns:w10="urn:schemas-microsoft-com:office:word" xmlns:w="http://schemas.openxmlformats.org/wordprocessingml/2006/main" xmlns:w14="http://schemas.microsoft.com/office/word/2010/wordml" xmlns:wpg="http://schemas.microsoft.com/office/word/2010/wordprocessingGroup" xmlns:wpi="http://schemas.microsoft.com/office/word/2010/wordprocessingInk" xmlns:wne="http://schemas.microsoft.com/office/word/2006/wordml" xmlns:wps="http://schemas.microsoft.com/office/word/2010/wordprocessingShape" xmlns:wpsCustomData="http://www.wps.cn/officeDocument/2013/wpsCustomData" mc:Ignorable="w14 wp14">
   <w:abstractNum w:abstractNumId="0">
     <w:nsid w:val="8C776793"/>
     <w:multiLevelType w:val="singleLevel"/>
     <w:tmpl w:val="8C776793"/>
-    <w:lvl w:ilvl="0">
+    <w:lvl w:ilvl="0" w:tentative="0">
       <w:start w:val="1"/>
       <w:numFmt w:val="decimal"/>
       <w:lvlText w:val="(%1)"/>
@@ -10449,7 +10353,7 @@
     <w:nsid w:val="8CBA3B6C"/>
     <w:multiLevelType w:val="singleLevel"/>
     <w:tmpl w:val="8CBA3B6C"/>
-    <w:lvl w:ilvl="0">
+    <w:lvl w:ilvl="0" w:tentative="0">
       <w:start w:val="1"/>
       <w:numFmt w:val="decimal"/>
       <w:lvlText w:val="(%1)"/>
@@ -10469,10 +10373,10 @@
     <w:nsid w:val="8E964DCE"/>
     <w:multiLevelType w:val="multilevel"/>
     <w:tmpl w:val="8E964DCE"/>
-    <w:lvl w:ilvl="0">
+    <w:lvl w:ilvl="0" w:tentative="0">
       <w:start w:val="1"/>
       <w:numFmt w:val="decimal"/>
-      <w:pStyle w:val="Heading1"/>
+      <w:pStyle w:val="2"/>
       <w:lvlText w:val="%1."/>
       <w:lvlJc w:val="left"/>
       <w:pPr>
@@ -10482,10 +10386,10 @@
         <w:rFonts w:hint="default"/>
       </w:rPr>
     </w:lvl>
-    <w:lvl w:ilvl="1">
+    <w:lvl w:ilvl="1" w:tentative="0">
       <w:start w:val="1"/>
       <w:numFmt w:val="decimal"/>
-      <w:pStyle w:val="Heading2"/>
+      <w:pStyle w:val="3"/>
       <w:lvlText w:val="%1.%2."/>
       <w:lvlJc w:val="left"/>
       <w:pPr>
@@ -10495,10 +10399,10 @@
         <w:rFonts w:hint="default"/>
       </w:rPr>
     </w:lvl>
-    <w:lvl w:ilvl="2">
+    <w:lvl w:ilvl="2" w:tentative="0">
       <w:start w:val="1"/>
       <w:numFmt w:val="decimal"/>
-      <w:pStyle w:val="Heading3"/>
+      <w:pStyle w:val="4"/>
       <w:lvlText w:val="%1.%2.%3."/>
       <w:lvlJc w:val="left"/>
       <w:pPr>
@@ -10508,10 +10412,10 @@
         <w:rFonts w:hint="default"/>
       </w:rPr>
     </w:lvl>
-    <w:lvl w:ilvl="3">
+    <w:lvl w:ilvl="3" w:tentative="0">
       <w:start w:val="1"/>
       <w:numFmt w:val="decimal"/>
-      <w:pStyle w:val="Heading4"/>
+      <w:pStyle w:val="5"/>
       <w:lvlText w:val="%1.%2.%3.%4."/>
       <w:lvlJc w:val="left"/>
       <w:pPr>
@@ -10521,10 +10425,10 @@
         <w:rFonts w:hint="default"/>
       </w:rPr>
     </w:lvl>
-    <w:lvl w:ilvl="4">
+    <w:lvl w:ilvl="4" w:tentative="0">
       <w:start w:val="1"/>
       <w:numFmt w:val="decimal"/>
-      <w:pStyle w:val="Heading5"/>
+      <w:pStyle w:val="6"/>
       <w:lvlText w:val="%1.%2.%3.%4.%5."/>
       <w:lvlJc w:val="left"/>
       <w:pPr>
@@ -10534,10 +10438,10 @@
         <w:rFonts w:hint="default"/>
       </w:rPr>
     </w:lvl>
-    <w:lvl w:ilvl="5">
+    <w:lvl w:ilvl="5" w:tentative="0">
       <w:start w:val="1"/>
       <w:numFmt w:val="decimal"/>
-      <w:pStyle w:val="Heading6"/>
+      <w:pStyle w:val="7"/>
       <w:lvlText w:val="%1.%2.%3.%4.%5.%6."/>
       <w:lvlJc w:val="left"/>
       <w:pPr>
@@ -10547,10 +10451,10 @@
         <w:rFonts w:hint="default"/>
       </w:rPr>
     </w:lvl>
-    <w:lvl w:ilvl="6">
+    <w:lvl w:ilvl="6" w:tentative="0">
       <w:start w:val="1"/>
       <w:numFmt w:val="decimal"/>
-      <w:pStyle w:val="Heading7"/>
+      <w:pStyle w:val="8"/>
       <w:lvlText w:val="%1.%2.%3.%4.%5.%6.%7."/>
       <w:lvlJc w:val="left"/>
       <w:pPr>
@@ -10560,10 +10464,10 @@
         <w:rFonts w:hint="default"/>
       </w:rPr>
     </w:lvl>
-    <w:lvl w:ilvl="7">
+    <w:lvl w:ilvl="7" w:tentative="0">
       <w:start w:val="1"/>
       <w:numFmt w:val="decimal"/>
-      <w:pStyle w:val="Heading8"/>
+      <w:pStyle w:val="9"/>
       <w:lvlText w:val="%1.%2.%3.%4.%5.%6.%7.%8."/>
       <w:lvlJc w:val="left"/>
       <w:pPr>
@@ -10573,10 +10477,10 @@
         <w:rFonts w:hint="default"/>
       </w:rPr>
     </w:lvl>
-    <w:lvl w:ilvl="8">
+    <w:lvl w:ilvl="8" w:tentative="0">
       <w:start w:val="1"/>
       <w:numFmt w:val="decimal"/>
-      <w:pStyle w:val="Heading9"/>
+      <w:pStyle w:val="10"/>
       <w:lvlText w:val="%1.%2.%3.%4.%5.%6.%7.%8.%9."/>
       <w:lvlJc w:val="left"/>
       <w:pPr>
@@ -10591,7 +10495,7 @@
     <w:nsid w:val="90518F2E"/>
     <w:multiLevelType w:val="singleLevel"/>
     <w:tmpl w:val="90518F2E"/>
-    <w:lvl w:ilvl="0">
+    <w:lvl w:ilvl="0" w:tentative="0">
       <w:start w:val="1"/>
       <w:numFmt w:val="decimal"/>
       <w:lvlText w:val="%1."/>
@@ -10608,7 +10512,7 @@
     <w:nsid w:val="9A7CB881"/>
     <w:multiLevelType w:val="singleLevel"/>
     <w:tmpl w:val="9A7CB881"/>
-    <w:lvl w:ilvl="0">
+    <w:lvl w:ilvl="0" w:tentative="0">
       <w:start w:val="1"/>
       <w:numFmt w:val="decimal"/>
       <w:lvlText w:val="(%1)"/>
@@ -10628,7 +10532,7 @@
     <w:nsid w:val="9E4DC3DF"/>
     <w:multiLevelType w:val="singleLevel"/>
     <w:tmpl w:val="9E4DC3DF"/>
-    <w:lvl w:ilvl="0">
+    <w:lvl w:ilvl="0" w:tentative="0">
       <w:start w:val="1"/>
       <w:numFmt w:val="decimal"/>
       <w:lvlText w:val="%1."/>
@@ -10645,7 +10549,7 @@
     <w:nsid w:val="B8445C10"/>
     <w:multiLevelType w:val="singleLevel"/>
     <w:tmpl w:val="B8445C10"/>
-    <w:lvl w:ilvl="0">
+    <w:lvl w:ilvl="0" w:tentative="0">
       <w:start w:val="1"/>
       <w:numFmt w:val="decimal"/>
       <w:lvlText w:val="%1."/>
@@ -10662,7 +10566,7 @@
     <w:nsid w:val="BAE19009"/>
     <w:multiLevelType w:val="singleLevel"/>
     <w:tmpl w:val="BAE19009"/>
-    <w:lvl w:ilvl="0">
+    <w:lvl w:ilvl="0" w:tentative="0">
       <w:start w:val="1"/>
       <w:numFmt w:val="decimal"/>
       <w:lvlText w:val="%1."/>
@@ -10679,7 +10583,7 @@
     <w:nsid w:val="BC139D5F"/>
     <w:multiLevelType w:val="singleLevel"/>
     <w:tmpl w:val="BC139D5F"/>
-    <w:lvl w:ilvl="0">
+    <w:lvl w:ilvl="0" w:tentative="0">
       <w:start w:val="1"/>
       <w:numFmt w:val="decimal"/>
       <w:lvlText w:val="%1."/>
@@ -10696,7 +10600,7 @@
     <w:nsid w:val="CA2CD86D"/>
     <w:multiLevelType w:val="singleLevel"/>
     <w:tmpl w:val="CA2CD86D"/>
-    <w:lvl w:ilvl="0">
+    <w:lvl w:ilvl="0" w:tentative="0">
       <w:start w:val="1"/>
       <w:numFmt w:val="decimal"/>
       <w:lvlText w:val="%1."/>
@@ -10713,7 +10617,7 @@
     <w:nsid w:val="DFC37815"/>
     <w:multiLevelType w:val="singleLevel"/>
     <w:tmpl w:val="DFC37815"/>
-    <w:lvl w:ilvl="0">
+    <w:lvl w:ilvl="0" w:tentative="0">
       <w:start w:val="1"/>
       <w:numFmt w:val="decimal"/>
       <w:lvlText w:val="%1."/>
@@ -10730,7 +10634,7 @@
     <w:nsid w:val="F9539CF3"/>
     <w:multiLevelType w:val="singleLevel"/>
     <w:tmpl w:val="F9539CF3"/>
-    <w:lvl w:ilvl="0">
+    <w:lvl w:ilvl="0" w:tentative="0">
       <w:start w:val="1"/>
       <w:numFmt w:val="decimal"/>
       <w:lvlText w:val="%1."/>
@@ -10747,7 +10651,7 @@
     <w:nsid w:val="0F06FBFA"/>
     <w:multiLevelType w:val="singleLevel"/>
     <w:tmpl w:val="0F06FBFA"/>
-    <w:lvl w:ilvl="0">
+    <w:lvl w:ilvl="0" w:tentative="0">
       <w:start w:val="1"/>
       <w:numFmt w:val="decimal"/>
       <w:lvlText w:val="(%1)"/>
@@ -10767,7 +10671,7 @@
     <w:nsid w:val="1AA3783B"/>
     <w:multiLevelType w:val="singleLevel"/>
     <w:tmpl w:val="1AA3783B"/>
-    <w:lvl w:ilvl="0">
+    <w:lvl w:ilvl="0" w:tentative="0">
       <w:start w:val="1"/>
       <w:numFmt w:val="decimal"/>
       <w:lvlText w:val="(%1)"/>
@@ -10787,7 +10691,7 @@
     <w:nsid w:val="1D943324"/>
     <w:multiLevelType w:val="singleLevel"/>
     <w:tmpl w:val="1D943324"/>
-    <w:lvl w:ilvl="0">
+    <w:lvl w:ilvl="0" w:tentative="0">
       <w:start w:val="1"/>
       <w:numFmt w:val="decimal"/>
       <w:lvlText w:val="%1."/>
@@ -10804,7 +10708,7 @@
     <w:nsid w:val="239E0A31"/>
     <w:multiLevelType w:val="singleLevel"/>
     <w:tmpl w:val="239E0A31"/>
-    <w:lvl w:ilvl="0">
+    <w:lvl w:ilvl="0" w:tentative="0">
       <w:start w:val="1"/>
       <w:numFmt w:val="decimal"/>
       <w:lvlText w:val="%1."/>
@@ -10821,7 +10725,7 @@
     <w:nsid w:val="2D7520D1"/>
     <w:multiLevelType w:val="singleLevel"/>
     <w:tmpl w:val="2D7520D1"/>
-    <w:lvl w:ilvl="0">
+    <w:lvl w:ilvl="0" w:tentative="0">
       <w:start w:val="1"/>
       <w:numFmt w:val="decimal"/>
       <w:lvlText w:val="%1."/>
@@ -10838,7 +10742,7 @@
     <w:nsid w:val="392F5C71"/>
     <w:multiLevelType w:val="singleLevel"/>
     <w:tmpl w:val="392F5C71"/>
-    <w:lvl w:ilvl="0">
+    <w:lvl w:ilvl="0" w:tentative="0">
       <w:start w:val="1"/>
       <w:numFmt w:val="decimal"/>
       <w:lvlText w:val="%1."/>
@@ -10855,7 +10759,7 @@
     <w:nsid w:val="3E4C7FDF"/>
     <w:multiLevelType w:val="singleLevel"/>
     <w:tmpl w:val="3E4C7FDF"/>
-    <w:lvl w:ilvl="0">
+    <w:lvl w:ilvl="0" w:tentative="0">
       <w:start w:val="1"/>
       <w:numFmt w:val="decimal"/>
       <w:lvlText w:val="%1."/>
@@ -10872,7 +10776,7 @@
     <w:nsid w:val="3ED2204D"/>
     <w:multiLevelType w:val="singleLevel"/>
     <w:tmpl w:val="3ED2204D"/>
-    <w:lvl w:ilvl="0">
+    <w:lvl w:ilvl="0" w:tentative="0">
       <w:start w:val="1"/>
       <w:numFmt w:val="decimal"/>
       <w:lvlText w:val="%1."/>
@@ -10889,7 +10793,7 @@
     <w:nsid w:val="504F211E"/>
     <w:multiLevelType w:val="singleLevel"/>
     <w:tmpl w:val="504F211E"/>
-    <w:lvl w:ilvl="0">
+    <w:lvl w:ilvl="0" w:tentative="0">
       <w:start w:val="1"/>
       <w:numFmt w:val="decimal"/>
       <w:lvlText w:val="%1."/>
@@ -10906,7 +10810,7 @@
     <w:nsid w:val="617FE68F"/>
     <w:multiLevelType w:val="singleLevel"/>
     <w:tmpl w:val="617FE68F"/>
-    <w:lvl w:ilvl="0">
+    <w:lvl w:ilvl="0" w:tentative="0">
       <w:start w:val="1"/>
       <w:numFmt w:val="decimal"/>
       <w:lvlText w:val="%1."/>
@@ -10923,7 +10827,7 @@
     <w:nsid w:val="63F819C8"/>
     <w:multiLevelType w:val="singleLevel"/>
     <w:tmpl w:val="63F819C8"/>
-    <w:lvl w:ilvl="0">
+    <w:lvl w:ilvl="0" w:tentative="0">
       <w:start w:val="1"/>
       <w:numFmt w:val="decimal"/>
       <w:lvlText w:val="%1."/>
@@ -11009,267 +10913,269 @@
 </file>
 
 <file path=word/styles.xml><?xml version="1.0" encoding="utf-8"?>
-<w:styles xmlns:mc="http://schemas.openxmlformats.org/markup-compatibility/2006" xmlns:r="http://schemas.openxmlformats.org/officeDocument/2006/relationships" xmlns:w="http://schemas.openxmlformats.org/wordprocessingml/2006/main" xmlns:w14="http://schemas.microsoft.com/office/word/2010/wordml" xmlns:w15="http://schemas.microsoft.com/office/word/2012/wordml" mc:Ignorable="w14 w15">
+<w:styles xmlns:mc="http://schemas.openxmlformats.org/markup-compatibility/2006" xmlns:o="urn:schemas-microsoft-com:office:office" xmlns:r="http://schemas.openxmlformats.org/officeDocument/2006/relationships" xmlns:m="http://schemas.openxmlformats.org/officeDocument/2006/math" xmlns:v="urn:schemas-microsoft-com:vml" xmlns:w="http://schemas.openxmlformats.org/wordprocessingml/2006/main" xmlns:w14="http://schemas.microsoft.com/office/word/2010/wordml" xmlns:w10="urn:schemas-microsoft-com:office:word" xmlns:sl="http://schemas.openxmlformats.org/schemaLibrary/2006/main" xmlns:wpsCustomData="http://www.wps.cn/officeDocument/2013/wpsCustomData" mc:Ignorable="w14">
   <w:docDefaults>
     <w:rPrDefault>
       <w:rPr>
-        <w:rFonts w:ascii="Times New Roman" w:eastAsia="宋体" w:hAnsi="Times New Roman" w:cs="Times New Roman"/>
+        <w:rFonts w:ascii="Times New Roman" w:hAnsi="Times New Roman" w:eastAsia="宋体" w:cs="Times New Roman"/>
       </w:rPr>
     </w:rPrDefault>
     <w:pPrDefault/>
   </w:docDefaults>
-  <w:latentStyles w:defLockedState="0" w:defUIPriority="99" w:defSemiHidden="1" w:defUnhideWhenUsed="1" w:defQFormat="0" w:count="260">
-    <w:lsdException w:name="Normal" w:semiHidden="0" w:uiPriority="0" w:unhideWhenUsed="0" w:qFormat="1"/>
-    <w:lsdException w:name="heading 1" w:semiHidden="0" w:uiPriority="0" w:unhideWhenUsed="0" w:qFormat="1"/>
-    <w:lsdException w:name="heading 2" w:semiHidden="0" w:uiPriority="0" w:qFormat="1"/>
-    <w:lsdException w:name="heading 3" w:uiPriority="0" w:qFormat="1"/>
-    <w:lsdException w:name="heading 4" w:semiHidden="0" w:uiPriority="0" w:qFormat="1"/>
-    <w:lsdException w:name="heading 5" w:uiPriority="0" w:qFormat="1"/>
-    <w:lsdException w:name="heading 6" w:uiPriority="0" w:qFormat="1"/>
-    <w:lsdException w:name="heading 7" w:uiPriority="0" w:qFormat="1"/>
-    <w:lsdException w:name="heading 8" w:uiPriority="0" w:qFormat="1"/>
-    <w:lsdException w:name="heading 9" w:uiPriority="0" w:qFormat="1"/>
-    <w:lsdException w:name="index 1" w:semiHidden="0" w:uiPriority="0" w:unhideWhenUsed="0"/>
-    <w:lsdException w:name="index 2" w:semiHidden="0" w:uiPriority="0" w:unhideWhenUsed="0"/>
-    <w:lsdException w:name="index 3" w:semiHidden="0" w:uiPriority="0" w:unhideWhenUsed="0"/>
-    <w:lsdException w:name="index 4" w:semiHidden="0" w:uiPriority="0" w:unhideWhenUsed="0"/>
-    <w:lsdException w:name="index 5" w:semiHidden="0" w:uiPriority="0" w:unhideWhenUsed="0"/>
-    <w:lsdException w:name="index 6" w:semiHidden="0" w:uiPriority="0" w:unhideWhenUsed="0"/>
-    <w:lsdException w:name="index 7" w:semiHidden="0" w:uiPriority="0" w:unhideWhenUsed="0"/>
-    <w:lsdException w:name="index 8" w:semiHidden="0" w:uiPriority="0" w:unhideWhenUsed="0"/>
-    <w:lsdException w:name="index 9" w:semiHidden="0" w:uiPriority="0" w:unhideWhenUsed="0"/>
-    <w:lsdException w:name="toc 1" w:semiHidden="0" w:uiPriority="0" w:unhideWhenUsed="0" w:qFormat="1"/>
-    <w:lsdException w:name="toc 2" w:semiHidden="0" w:uiPriority="0" w:unhideWhenUsed="0" w:qFormat="1"/>
-    <w:lsdException w:name="toc 3" w:semiHidden="0" w:uiPriority="0" w:unhideWhenUsed="0" w:qFormat="1"/>
-    <w:lsdException w:name="toc 4" w:semiHidden="0" w:uiPriority="0" w:unhideWhenUsed="0"/>
-    <w:lsdException w:name="toc 5" w:semiHidden="0" w:uiPriority="0" w:unhideWhenUsed="0"/>
-    <w:lsdException w:name="toc 6" w:semiHidden="0" w:uiPriority="0" w:unhideWhenUsed="0"/>
-    <w:lsdException w:name="toc 7" w:semiHidden="0" w:uiPriority="0" w:unhideWhenUsed="0"/>
-    <w:lsdException w:name="toc 8" w:semiHidden="0" w:uiPriority="0" w:unhideWhenUsed="0"/>
-    <w:lsdException w:name="toc 9" w:semiHidden="0" w:uiPriority="0" w:unhideWhenUsed="0"/>
-    <w:lsdException w:name="Normal Indent" w:semiHidden="0" w:uiPriority="0" w:unhideWhenUsed="0"/>
-    <w:lsdException w:name="footnote text" w:semiHidden="0" w:uiPriority="0" w:unhideWhenUsed="0"/>
-    <w:lsdException w:name="annotation text" w:semiHidden="0" w:uiPriority="0" w:unhideWhenUsed="0" w:qFormat="1"/>
-    <w:lsdException w:name="header" w:semiHidden="0" w:uiPriority="0" w:unhideWhenUsed="0" w:qFormat="1"/>
-    <w:lsdException w:name="footer" w:semiHidden="0" w:uiPriority="0" w:unhideWhenUsed="0" w:qFormat="1"/>
-    <w:lsdException w:name="index heading" w:semiHidden="0" w:uiPriority="0" w:unhideWhenUsed="0"/>
-    <w:lsdException w:name="caption" w:uiPriority="0" w:qFormat="1"/>
-    <w:lsdException w:name="table of figures" w:semiHidden="0" w:uiPriority="0" w:unhideWhenUsed="0"/>
-    <w:lsdException w:name="envelope address" w:semiHidden="0" w:uiPriority="0" w:unhideWhenUsed="0"/>
-    <w:lsdException w:name="envelope return" w:semiHidden="0" w:uiPriority="0" w:unhideWhenUsed="0"/>
-    <w:lsdException w:name="footnote reference" w:semiHidden="0" w:uiPriority="0" w:unhideWhenUsed="0"/>
-    <w:lsdException w:name="annotation reference" w:semiHidden="0" w:uiPriority="0" w:unhideWhenUsed="0"/>
-    <w:lsdException w:name="line number" w:semiHidden="0" w:uiPriority="0" w:unhideWhenUsed="0"/>
-    <w:lsdException w:name="page number" w:semiHidden="0" w:uiPriority="0" w:unhideWhenUsed="0"/>
-    <w:lsdException w:name="endnote reference" w:semiHidden="0" w:uiPriority="0" w:unhideWhenUsed="0"/>
-    <w:lsdException w:name="endnote text" w:semiHidden="0" w:uiPriority="0" w:unhideWhenUsed="0"/>
-    <w:lsdException w:name="table of authorities" w:semiHidden="0" w:uiPriority="0" w:unhideWhenUsed="0"/>
-    <w:lsdException w:name="macro" w:semiHidden="0" w:uiPriority="0" w:unhideWhenUsed="0"/>
-    <w:lsdException w:name="toa heading" w:semiHidden="0" w:uiPriority="0" w:unhideWhenUsed="0"/>
-    <w:lsdException w:name="List" w:semiHidden="0" w:uiPriority="0" w:unhideWhenUsed="0"/>
-    <w:lsdException w:name="List Bullet" w:semiHidden="0" w:uiPriority="0" w:unhideWhenUsed="0"/>
-    <w:lsdException w:name="List Number" w:semiHidden="0" w:uiPriority="0" w:unhideWhenUsed="0"/>
-    <w:lsdException w:name="List 2" w:semiHidden="0" w:uiPriority="0" w:unhideWhenUsed="0"/>
-    <w:lsdException w:name="List 3" w:semiHidden="0" w:uiPriority="0" w:unhideWhenUsed="0"/>
-    <w:lsdException w:name="List 4" w:semiHidden="0" w:uiPriority="0" w:unhideWhenUsed="0"/>
-    <w:lsdException w:name="List 5" w:semiHidden="0" w:uiPriority="0" w:unhideWhenUsed="0"/>
-    <w:lsdException w:name="List Bullet 2" w:semiHidden="0" w:uiPriority="0" w:unhideWhenUsed="0"/>
-    <w:lsdException w:name="List Bullet 3" w:semiHidden="0" w:uiPriority="0" w:unhideWhenUsed="0"/>
-    <w:lsdException w:name="List Bullet 4" w:semiHidden="0" w:uiPriority="0" w:unhideWhenUsed="0"/>
-    <w:lsdException w:name="List Bullet 5" w:semiHidden="0" w:uiPriority="0" w:unhideWhenUsed="0"/>
-    <w:lsdException w:name="List Number 2" w:semiHidden="0" w:uiPriority="0" w:unhideWhenUsed="0"/>
-    <w:lsdException w:name="List Number 3" w:semiHidden="0" w:uiPriority="0" w:unhideWhenUsed="0"/>
-    <w:lsdException w:name="List Number 4" w:semiHidden="0" w:uiPriority="0" w:unhideWhenUsed="0"/>
-    <w:lsdException w:name="List Number 5" w:semiHidden="0" w:uiPriority="0" w:unhideWhenUsed="0"/>
-    <w:lsdException w:name="Title" w:semiHidden="0" w:uiPriority="0" w:unhideWhenUsed="0" w:qFormat="1"/>
-    <w:lsdException w:name="Closing" w:semiHidden="0" w:uiPriority="0" w:unhideWhenUsed="0"/>
-    <w:lsdException w:name="Signature" w:semiHidden="0" w:uiPriority="0" w:unhideWhenUsed="0"/>
-    <w:lsdException w:name="Default Paragraph Font" w:uiPriority="0" w:unhideWhenUsed="0" w:qFormat="1"/>
-    <w:lsdException w:name="Body Text" w:uiPriority="0" w:unhideWhenUsed="0" w:qFormat="1"/>
-    <w:lsdException w:name="Body Text Indent" w:semiHidden="0" w:uiPriority="0" w:unhideWhenUsed="0"/>
-    <w:lsdException w:name="List Continue" w:semiHidden="0" w:uiPriority="0" w:unhideWhenUsed="0"/>
-    <w:lsdException w:name="List Continue 2" w:semiHidden="0" w:uiPriority="0" w:unhideWhenUsed="0"/>
-    <w:lsdException w:name="List Continue 3" w:semiHidden="0" w:uiPriority="0" w:unhideWhenUsed="0"/>
-    <w:lsdException w:name="List Continue 4" w:semiHidden="0" w:uiPriority="0" w:unhideWhenUsed="0"/>
-    <w:lsdException w:name="List Continue 5" w:semiHidden="0" w:uiPriority="0" w:unhideWhenUsed="0"/>
-    <w:lsdException w:name="Message Header" w:semiHidden="0" w:uiPriority="0" w:unhideWhenUsed="0"/>
-    <w:lsdException w:name="Subtitle" w:semiHidden="0" w:uiPriority="0" w:unhideWhenUsed="0" w:qFormat="1"/>
-    <w:lsdException w:name="Salutation" w:semiHidden="0" w:uiPriority="0" w:unhideWhenUsed="0"/>
-    <w:lsdException w:name="Date" w:semiHidden="0" w:uiPriority="0" w:unhideWhenUsed="0"/>
-    <w:lsdException w:name="Body Text First Indent" w:semiHidden="0" w:uiPriority="0" w:unhideWhenUsed="0"/>
-    <w:lsdException w:name="Body Text First Indent 2" w:semiHidden="0" w:uiPriority="0" w:unhideWhenUsed="0"/>
-    <w:lsdException w:name="Body Text 2" w:semiHidden="0" w:uiPriority="0" w:unhideWhenUsed="0"/>
-    <w:lsdException w:name="Body Text 3" w:semiHidden="0" w:uiPriority="0" w:unhideWhenUsed="0"/>
-    <w:lsdException w:name="Body Text Indent 2" w:semiHidden="0" w:uiPriority="0" w:unhideWhenUsed="0"/>
-    <w:lsdException w:name="Body Text Indent 3" w:semiHidden="0" w:uiPriority="0" w:unhideWhenUsed="0"/>
-    <w:lsdException w:name="Block Text" w:semiHidden="0" w:uiPriority="0" w:unhideWhenUsed="0"/>
-    <w:lsdException w:name="Hyperlink" w:semiHidden="0" w:uiPriority="0" w:unhideWhenUsed="0"/>
-    <w:lsdException w:name="FollowedHyperlink" w:semiHidden="0" w:uiPriority="0" w:unhideWhenUsed="0"/>
-    <w:lsdException w:name="Strong" w:semiHidden="0" w:uiPriority="0" w:unhideWhenUsed="0" w:qFormat="1"/>
-    <w:lsdException w:name="Emphasis" w:semiHidden="0" w:uiPriority="0" w:unhideWhenUsed="0" w:qFormat="1"/>
-    <w:lsdException w:name="Document Map" w:semiHidden="0" w:uiPriority="0" w:unhideWhenUsed="0"/>
-    <w:lsdException w:name="Plain Text" w:semiHidden="0" w:uiPriority="0" w:unhideWhenUsed="0"/>
-    <w:lsdException w:name="E-mail Signature" w:semiHidden="0" w:uiPriority="0" w:unhideWhenUsed="0"/>
-    <w:lsdException w:name="Normal (Web)" w:semiHidden="0" w:uiPriority="0" w:unhideWhenUsed="0" w:qFormat="1"/>
-    <w:lsdException w:name="HTML Acronym" w:semiHidden="0" w:uiPriority="0" w:unhideWhenUsed="0"/>
-    <w:lsdException w:name="HTML Address" w:semiHidden="0" w:uiPriority="0" w:unhideWhenUsed="0"/>
-    <w:lsdException w:name="HTML Cite" w:semiHidden="0" w:uiPriority="0" w:unhideWhenUsed="0"/>
-    <w:lsdException w:name="HTML Code" w:semiHidden="0" w:uiPriority="0" w:unhideWhenUsed="0"/>
-    <w:lsdException w:name="HTML Definition" w:semiHidden="0" w:uiPriority="0" w:unhideWhenUsed="0"/>
-    <w:lsdException w:name="HTML Keyboard" w:semiHidden="0" w:uiPriority="0" w:unhideWhenUsed="0"/>
-    <w:lsdException w:name="HTML Preformatted" w:semiHidden="0" w:uiPriority="0" w:unhideWhenUsed="0"/>
-    <w:lsdException w:name="HTML Sample" w:semiHidden="0" w:uiPriority="0" w:unhideWhenUsed="0"/>
-    <w:lsdException w:name="HTML Typewriter" w:semiHidden="0" w:uiPriority="0" w:unhideWhenUsed="0"/>
-    <w:lsdException w:name="HTML Variable" w:semiHidden="0" w:uiPriority="0" w:unhideWhenUsed="0"/>
-    <w:lsdException w:name="Normal Table" w:uiPriority="0" w:unhideWhenUsed="0" w:qFormat="1"/>
-    <w:lsdException w:name="annotation subject" w:semiHidden="0" w:uiPriority="0" w:unhideWhenUsed="0"/>
-    <w:lsdException w:name="Table Simple 1" w:semiHidden="0" w:uiPriority="0" w:unhideWhenUsed="0"/>
-    <w:lsdException w:name="Table Simple 2" w:semiHidden="0" w:uiPriority="0" w:unhideWhenUsed="0"/>
-    <w:lsdException w:name="Table Simple 3" w:semiHidden="0" w:uiPriority="0" w:unhideWhenUsed="0"/>
-    <w:lsdException w:name="Table Classic 1" w:semiHidden="0" w:uiPriority="0" w:unhideWhenUsed="0"/>
-    <w:lsdException w:name="Table Classic 2" w:semiHidden="0" w:uiPriority="0" w:unhideWhenUsed="0"/>
-    <w:lsdException w:name="Table Classic 3" w:semiHidden="0" w:uiPriority="0" w:unhideWhenUsed="0"/>
-    <w:lsdException w:name="Table Classic 4" w:semiHidden="0" w:uiPriority="0" w:unhideWhenUsed="0"/>
-    <w:lsdException w:name="Table Colorful 1" w:semiHidden="0" w:uiPriority="0" w:unhideWhenUsed="0"/>
-    <w:lsdException w:name="Table Colorful 2" w:semiHidden="0" w:uiPriority="0" w:unhideWhenUsed="0"/>
-    <w:lsdException w:name="Table Colorful 3" w:semiHidden="0" w:uiPriority="0" w:unhideWhenUsed="0"/>
-    <w:lsdException w:name="Table Columns 1" w:semiHidden="0" w:uiPriority="0" w:unhideWhenUsed="0"/>
-    <w:lsdException w:name="Table Columns 2" w:semiHidden="0" w:uiPriority="0" w:unhideWhenUsed="0"/>
-    <w:lsdException w:name="Table Columns 3" w:semiHidden="0" w:uiPriority="0" w:unhideWhenUsed="0"/>
-    <w:lsdException w:name="Table Columns 4" w:semiHidden="0" w:uiPriority="0" w:unhideWhenUsed="0"/>
-    <w:lsdException w:name="Table Columns 5" w:semiHidden="0" w:uiPriority="0" w:unhideWhenUsed="0"/>
-    <w:lsdException w:name="Table Grid 1" w:semiHidden="0" w:uiPriority="0" w:unhideWhenUsed="0"/>
-    <w:lsdException w:name="Table Grid 2" w:semiHidden="0" w:uiPriority="0" w:unhideWhenUsed="0"/>
-    <w:lsdException w:name="Table Grid 3" w:semiHidden="0" w:uiPriority="0" w:unhideWhenUsed="0"/>
-    <w:lsdException w:name="Table Grid 4" w:semiHidden="0" w:uiPriority="0" w:unhideWhenUsed="0"/>
-    <w:lsdException w:name="Table Grid 5" w:semiHidden="0" w:uiPriority="0" w:unhideWhenUsed="0"/>
-    <w:lsdException w:name="Table Grid 6" w:semiHidden="0" w:uiPriority="0" w:unhideWhenUsed="0"/>
-    <w:lsdException w:name="Table Grid 7" w:semiHidden="0" w:uiPriority="0" w:unhideWhenUsed="0"/>
-    <w:lsdException w:name="Table Grid 8" w:semiHidden="0" w:uiPriority="0" w:unhideWhenUsed="0"/>
-    <w:lsdException w:name="Table List 1" w:semiHidden="0" w:uiPriority="0" w:unhideWhenUsed="0"/>
-    <w:lsdException w:name="Table List 2" w:semiHidden="0" w:uiPriority="0" w:unhideWhenUsed="0"/>
-    <w:lsdException w:name="Table List 3" w:semiHidden="0" w:uiPriority="0" w:unhideWhenUsed="0"/>
-    <w:lsdException w:name="Table List 4" w:semiHidden="0" w:uiPriority="0" w:unhideWhenUsed="0"/>
-    <w:lsdException w:name="Table List 5" w:semiHidden="0" w:uiPriority="0" w:unhideWhenUsed="0"/>
-    <w:lsdException w:name="Table List 6" w:semiHidden="0" w:uiPriority="0" w:unhideWhenUsed="0"/>
-    <w:lsdException w:name="Table List 7" w:semiHidden="0" w:uiPriority="0" w:unhideWhenUsed="0"/>
-    <w:lsdException w:name="Table List 8" w:semiHidden="0" w:uiPriority="0" w:unhideWhenUsed="0"/>
-    <w:lsdException w:name="Table 3D effects 1" w:semiHidden="0" w:uiPriority="0" w:unhideWhenUsed="0"/>
-    <w:lsdException w:name="Table 3D effects 2" w:semiHidden="0" w:uiPriority="0" w:unhideWhenUsed="0"/>
-    <w:lsdException w:name="Table 3D effects 3" w:semiHidden="0" w:uiPriority="0" w:unhideWhenUsed="0"/>
-    <w:lsdException w:name="Table Contemporary" w:semiHidden="0" w:uiPriority="0" w:unhideWhenUsed="0"/>
-    <w:lsdException w:name="Table Elegant" w:semiHidden="0" w:uiPriority="0" w:unhideWhenUsed="0"/>
-    <w:lsdException w:name="Table Professional" w:semiHidden="0" w:uiPriority="0" w:unhideWhenUsed="0"/>
-    <w:lsdException w:name="Table Subtle 1" w:semiHidden="0" w:uiPriority="0" w:unhideWhenUsed="0"/>
-    <w:lsdException w:name="Table Subtle 2" w:semiHidden="0" w:uiPriority="0" w:unhideWhenUsed="0"/>
-    <w:lsdException w:name="Table Web 1" w:semiHidden="0" w:uiPriority="0" w:unhideWhenUsed="0"/>
-    <w:lsdException w:name="Table Web 2" w:semiHidden="0" w:uiPriority="0" w:unhideWhenUsed="0"/>
-    <w:lsdException w:name="Table Web 3" w:semiHidden="0" w:uiPriority="0" w:unhideWhenUsed="0"/>
-    <w:lsdException w:name="Balloon Text" w:semiHidden="0" w:uiPriority="0" w:unhideWhenUsed="0"/>
-    <w:lsdException w:name="Table Grid" w:semiHidden="0" w:uiPriority="0" w:unhideWhenUsed="0" w:qFormat="1"/>
-    <w:lsdException w:name="Table Theme" w:semiHidden="0" w:uiPriority="0" w:unhideWhenUsed="0"/>
-    <w:lsdException w:name="Light Shading" w:semiHidden="0" w:uiPriority="60" w:unhideWhenUsed="0"/>
-    <w:lsdException w:name="Light List" w:semiHidden="0" w:uiPriority="61" w:unhideWhenUsed="0"/>
-    <w:lsdException w:name="Light Grid" w:semiHidden="0" w:uiPriority="62" w:unhideWhenUsed="0"/>
-    <w:lsdException w:name="Medium Shading 1" w:semiHidden="0" w:uiPriority="63" w:unhideWhenUsed="0"/>
-    <w:lsdException w:name="Medium Shading 2" w:semiHidden="0" w:uiPriority="64" w:unhideWhenUsed="0"/>
-    <w:lsdException w:name="Medium List 1" w:semiHidden="0" w:uiPriority="65" w:unhideWhenUsed="0"/>
-    <w:lsdException w:name="Medium List 2" w:semiHidden="0" w:uiPriority="66" w:unhideWhenUsed="0"/>
-    <w:lsdException w:name="Medium Grid 1" w:semiHidden="0" w:uiPriority="67" w:unhideWhenUsed="0"/>
-    <w:lsdException w:name="Medium Grid 2" w:semiHidden="0" w:uiPriority="68" w:unhideWhenUsed="0"/>
-    <w:lsdException w:name="Medium Grid 3" w:semiHidden="0" w:uiPriority="69" w:unhideWhenUsed="0"/>
-    <w:lsdException w:name="Dark List" w:semiHidden="0" w:uiPriority="70" w:unhideWhenUsed="0"/>
-    <w:lsdException w:name="Colorful Shading" w:semiHidden="0" w:uiPriority="71" w:unhideWhenUsed="0"/>
-    <w:lsdException w:name="Colorful List" w:semiHidden="0" w:uiPriority="72" w:unhideWhenUsed="0"/>
-    <w:lsdException w:name="Colorful Grid" w:semiHidden="0" w:uiPriority="73" w:unhideWhenUsed="0"/>
-    <w:lsdException w:name="Light Shading Accent 1" w:semiHidden="0" w:uiPriority="60" w:unhideWhenUsed="0"/>
-    <w:lsdException w:name="Light List Accent 1" w:semiHidden="0" w:uiPriority="61" w:unhideWhenUsed="0"/>
-    <w:lsdException w:name="Light Grid Accent 1" w:semiHidden="0" w:uiPriority="62" w:unhideWhenUsed="0"/>
-    <w:lsdException w:name="Medium Shading 1 Accent 1" w:semiHidden="0" w:uiPriority="63" w:unhideWhenUsed="0"/>
-    <w:lsdException w:name="Medium Shading 2 Accent 1" w:semiHidden="0" w:uiPriority="64" w:unhideWhenUsed="0"/>
-    <w:lsdException w:name="Medium List 1 Accent 1" w:semiHidden="0" w:uiPriority="65" w:unhideWhenUsed="0"/>
-    <w:lsdException w:name="Medium List 2 Accent 1" w:semiHidden="0" w:uiPriority="66" w:unhideWhenUsed="0"/>
-    <w:lsdException w:name="Medium Grid 1 Accent 1" w:semiHidden="0" w:uiPriority="67" w:unhideWhenUsed="0"/>
-    <w:lsdException w:name="Medium Grid 2 Accent 1" w:semiHidden="0" w:uiPriority="68" w:unhideWhenUsed="0"/>
-    <w:lsdException w:name="Medium Grid 3 Accent 1" w:semiHidden="0" w:uiPriority="69" w:unhideWhenUsed="0"/>
-    <w:lsdException w:name="Dark List Accent 1" w:semiHidden="0" w:uiPriority="70" w:unhideWhenUsed="0"/>
-    <w:lsdException w:name="Colorful Shading Accent 1" w:semiHidden="0" w:uiPriority="71" w:unhideWhenUsed="0"/>
-    <w:lsdException w:name="Colorful List Accent 1" w:semiHidden="0" w:uiPriority="72" w:unhideWhenUsed="0"/>
-    <w:lsdException w:name="Colorful Grid Accent 1" w:semiHidden="0" w:uiPriority="73" w:unhideWhenUsed="0"/>
-    <w:lsdException w:name="Light Shading Accent 2" w:semiHidden="0" w:uiPriority="60" w:unhideWhenUsed="0"/>
-    <w:lsdException w:name="Light List Accent 2" w:semiHidden="0" w:uiPriority="61" w:unhideWhenUsed="0"/>
-    <w:lsdException w:name="Light Grid Accent 2" w:semiHidden="0" w:uiPriority="62" w:unhideWhenUsed="0"/>
-    <w:lsdException w:name="Medium Shading 1 Accent 2" w:semiHidden="0" w:uiPriority="63" w:unhideWhenUsed="0"/>
-    <w:lsdException w:name="Medium Shading 2 Accent 2" w:semiHidden="0" w:uiPriority="64" w:unhideWhenUsed="0"/>
-    <w:lsdException w:name="Medium List 1 Accent 2" w:semiHidden="0" w:uiPriority="65" w:unhideWhenUsed="0"/>
-    <w:lsdException w:name="Medium List 2 Accent 2" w:semiHidden="0" w:uiPriority="66" w:unhideWhenUsed="0"/>
-    <w:lsdException w:name="Medium Grid 1 Accent 2" w:semiHidden="0" w:uiPriority="67" w:unhideWhenUsed="0"/>
-    <w:lsdException w:name="Medium Grid 2 Accent 2" w:semiHidden="0" w:uiPriority="68" w:unhideWhenUsed="0"/>
-    <w:lsdException w:name="Medium Grid 3 Accent 2" w:semiHidden="0" w:uiPriority="69" w:unhideWhenUsed="0"/>
-    <w:lsdException w:name="Dark List Accent 2" w:semiHidden="0" w:uiPriority="70" w:unhideWhenUsed="0"/>
-    <w:lsdException w:name="Colorful Shading Accent 2" w:semiHidden="0" w:uiPriority="71" w:unhideWhenUsed="0"/>
-    <w:lsdException w:name="Colorful List Accent 2" w:semiHidden="0" w:uiPriority="72" w:unhideWhenUsed="0"/>
-    <w:lsdException w:name="Colorful Grid Accent 2" w:semiHidden="0" w:uiPriority="73" w:unhideWhenUsed="0"/>
-    <w:lsdException w:name="Light Shading Accent 3" w:semiHidden="0" w:uiPriority="60" w:unhideWhenUsed="0"/>
-    <w:lsdException w:name="Light List Accent 3" w:semiHidden="0" w:uiPriority="61" w:unhideWhenUsed="0"/>
-    <w:lsdException w:name="Light Grid Accent 3" w:semiHidden="0" w:uiPriority="62" w:unhideWhenUsed="0"/>
-    <w:lsdException w:name="Medium Shading 1 Accent 3" w:semiHidden="0" w:uiPriority="63" w:unhideWhenUsed="0"/>
-    <w:lsdException w:name="Medium Shading 2 Accent 3" w:semiHidden="0" w:uiPriority="64" w:unhideWhenUsed="0"/>
-    <w:lsdException w:name="Medium List 1 Accent 3" w:semiHidden="0" w:uiPriority="65" w:unhideWhenUsed="0"/>
-    <w:lsdException w:name="Medium List 2 Accent 3" w:semiHidden="0" w:uiPriority="66" w:unhideWhenUsed="0"/>
-    <w:lsdException w:name="Medium Grid 1 Accent 3" w:semiHidden="0" w:uiPriority="67" w:unhideWhenUsed="0"/>
-    <w:lsdException w:name="Medium Grid 2 Accent 3" w:semiHidden="0" w:uiPriority="68" w:unhideWhenUsed="0"/>
-    <w:lsdException w:name="Medium Grid 3 Accent 3" w:semiHidden="0" w:uiPriority="69" w:unhideWhenUsed="0"/>
-    <w:lsdException w:name="Dark List Accent 3" w:semiHidden="0" w:uiPriority="70" w:unhideWhenUsed="0"/>
-    <w:lsdException w:name="Colorful Shading Accent 3" w:semiHidden="0" w:uiPriority="71" w:unhideWhenUsed="0"/>
-    <w:lsdException w:name="Colorful List Accent 3" w:semiHidden="0" w:uiPriority="72" w:unhideWhenUsed="0"/>
-    <w:lsdException w:name="Colorful Grid Accent 3" w:semiHidden="0" w:uiPriority="73" w:unhideWhenUsed="0"/>
-    <w:lsdException w:name="Light Shading Accent 4" w:semiHidden="0" w:uiPriority="60" w:unhideWhenUsed="0"/>
-    <w:lsdException w:name="Light List Accent 4" w:semiHidden="0" w:uiPriority="61" w:unhideWhenUsed="0"/>
-    <w:lsdException w:name="Light Grid Accent 4" w:semiHidden="0" w:uiPriority="62" w:unhideWhenUsed="0"/>
-    <w:lsdException w:name="Medium Shading 1 Accent 4" w:semiHidden="0" w:uiPriority="63" w:unhideWhenUsed="0"/>
-    <w:lsdException w:name="Medium Shading 2 Accent 4" w:semiHidden="0" w:uiPriority="64" w:unhideWhenUsed="0"/>
-    <w:lsdException w:name="Medium List 1 Accent 4" w:semiHidden="0" w:uiPriority="65" w:unhideWhenUsed="0"/>
-    <w:lsdException w:name="Medium List 2 Accent 4" w:semiHidden="0" w:uiPriority="66" w:unhideWhenUsed="0"/>
-    <w:lsdException w:name="Medium Grid 1 Accent 4" w:semiHidden="0" w:uiPriority="67" w:unhideWhenUsed="0"/>
-    <w:lsdException w:name="Medium Grid 2 Accent 4" w:semiHidden="0" w:uiPriority="68" w:unhideWhenUsed="0"/>
-    <w:lsdException w:name="Medium Grid 3 Accent 4" w:semiHidden="0" w:uiPriority="69" w:unhideWhenUsed="0"/>
-    <w:lsdException w:name="Dark List Accent 4" w:semiHidden="0" w:uiPriority="70" w:unhideWhenUsed="0"/>
-    <w:lsdException w:name="Colorful Shading Accent 4" w:semiHidden="0" w:uiPriority="71" w:unhideWhenUsed="0"/>
-    <w:lsdException w:name="Colorful List Accent 4" w:semiHidden="0" w:uiPriority="72" w:unhideWhenUsed="0"/>
-    <w:lsdException w:name="Colorful Grid Accent 4" w:semiHidden="0" w:uiPriority="73" w:unhideWhenUsed="0"/>
-    <w:lsdException w:name="Light Shading Accent 5" w:semiHidden="0" w:uiPriority="60" w:unhideWhenUsed="0"/>
-    <w:lsdException w:name="Light List Accent 5" w:semiHidden="0" w:uiPriority="61" w:unhideWhenUsed="0"/>
-    <w:lsdException w:name="Light Grid Accent 5" w:semiHidden="0" w:uiPriority="62" w:unhideWhenUsed="0"/>
-    <w:lsdException w:name="Medium Shading 1 Accent 5" w:semiHidden="0" w:uiPriority="63" w:unhideWhenUsed="0"/>
-    <w:lsdException w:name="Medium Shading 2 Accent 5" w:semiHidden="0" w:uiPriority="64" w:unhideWhenUsed="0"/>
-    <w:lsdException w:name="Medium List 1 Accent 5" w:semiHidden="0" w:uiPriority="65" w:unhideWhenUsed="0"/>
-    <w:lsdException w:name="Medium List 2 Accent 5" w:semiHidden="0" w:uiPriority="66" w:unhideWhenUsed="0"/>
-    <w:lsdException w:name="Medium Grid 1 Accent 5" w:semiHidden="0" w:uiPriority="67" w:unhideWhenUsed="0"/>
-    <w:lsdException w:name="Medium Grid 2 Accent 5" w:semiHidden="0" w:uiPriority="68" w:unhideWhenUsed="0"/>
-    <w:lsdException w:name="Medium Grid 3 Accent 5" w:semiHidden="0" w:uiPriority="69" w:unhideWhenUsed="0"/>
-    <w:lsdException w:name="Dark List Accent 5" w:semiHidden="0" w:uiPriority="70" w:unhideWhenUsed="0"/>
-    <w:lsdException w:name="Colorful Shading Accent 5" w:semiHidden="0" w:uiPriority="71" w:unhideWhenUsed="0"/>
-    <w:lsdException w:name="Colorful List Accent 5" w:semiHidden="0" w:uiPriority="72" w:unhideWhenUsed="0"/>
-    <w:lsdException w:name="Colorful Grid Accent 5" w:semiHidden="0" w:uiPriority="73" w:unhideWhenUsed="0"/>
-    <w:lsdException w:name="Light Shading Accent 6" w:semiHidden="0" w:uiPriority="60" w:unhideWhenUsed="0"/>
-    <w:lsdException w:name="Light List Accent 6" w:semiHidden="0" w:uiPriority="61" w:unhideWhenUsed="0"/>
-    <w:lsdException w:name="Light Grid Accent 6" w:semiHidden="0" w:uiPriority="62" w:unhideWhenUsed="0"/>
-    <w:lsdException w:name="Medium Shading 1 Accent 6" w:semiHidden="0" w:uiPriority="63" w:unhideWhenUsed="0"/>
-    <w:lsdException w:name="Medium Shading 2 Accent 6" w:semiHidden="0" w:uiPriority="64" w:unhideWhenUsed="0"/>
-    <w:lsdException w:name="Medium List 1 Accent 6" w:semiHidden="0" w:uiPriority="65" w:unhideWhenUsed="0"/>
-    <w:lsdException w:name="Medium List 2 Accent 6" w:semiHidden="0" w:uiPriority="66" w:unhideWhenUsed="0"/>
-    <w:lsdException w:name="Medium Grid 1 Accent 6" w:semiHidden="0" w:uiPriority="67" w:unhideWhenUsed="0"/>
-    <w:lsdException w:name="Medium Grid 2 Accent 6" w:semiHidden="0" w:uiPriority="68" w:unhideWhenUsed="0"/>
-    <w:lsdException w:name="Medium Grid 3 Accent 6" w:semiHidden="0" w:uiPriority="69" w:unhideWhenUsed="0"/>
-    <w:lsdException w:name="Dark List Accent 6" w:semiHidden="0" w:uiPriority="70" w:unhideWhenUsed="0"/>
-    <w:lsdException w:name="Colorful Shading Accent 6" w:semiHidden="0" w:uiPriority="71" w:unhideWhenUsed="0"/>
-    <w:lsdException w:name="Colorful List Accent 6" w:semiHidden="0" w:uiPriority="72" w:unhideWhenUsed="0"/>
-    <w:lsdException w:name="Colorful Grid Accent 6" w:semiHidden="0" w:uiPriority="73" w:unhideWhenUsed="0"/>
+  <w:latentStyles w:count="260" w:defQFormat="0" w:defUnhideWhenUsed="1" w:defSemiHidden="1" w:defUIPriority="99" w:defLockedState="0">
+    <w:lsdException w:qFormat="1" w:unhideWhenUsed="0" w:uiPriority="0" w:semiHidden="0" w:name="Normal"/>
+    <w:lsdException w:qFormat="1" w:unhideWhenUsed="0" w:uiPriority="0" w:semiHidden="0" w:name="heading 1"/>
+    <w:lsdException w:qFormat="1" w:uiPriority="0" w:semiHidden="0" w:name="heading 2"/>
+    <w:lsdException w:qFormat="1" w:uiPriority="0" w:name="heading 3"/>
+    <w:lsdException w:qFormat="1" w:uiPriority="0" w:semiHidden="0" w:name="heading 4"/>
+    <w:lsdException w:qFormat="1" w:uiPriority="0" w:name="heading 5"/>
+    <w:lsdException w:qFormat="1" w:uiPriority="0" w:name="heading 6"/>
+    <w:lsdException w:qFormat="1" w:uiPriority="0" w:name="heading 7"/>
+    <w:lsdException w:qFormat="1" w:uiPriority="0" w:name="heading 8"/>
+    <w:lsdException w:qFormat="1" w:uiPriority="0" w:name="heading 9"/>
+    <w:lsdException w:unhideWhenUsed="0" w:uiPriority="0" w:semiHidden="0" w:name="index 1"/>
+    <w:lsdException w:unhideWhenUsed="0" w:uiPriority="0" w:semiHidden="0" w:name="index 2"/>
+    <w:lsdException w:unhideWhenUsed="0" w:uiPriority="0" w:semiHidden="0" w:name="index 3"/>
+    <w:lsdException w:unhideWhenUsed="0" w:uiPriority="0" w:semiHidden="0" w:name="index 4"/>
+    <w:lsdException w:unhideWhenUsed="0" w:uiPriority="0" w:semiHidden="0" w:name="index 5"/>
+    <w:lsdException w:unhideWhenUsed="0" w:uiPriority="0" w:semiHidden="0" w:name="index 6"/>
+    <w:lsdException w:unhideWhenUsed="0" w:uiPriority="0" w:semiHidden="0" w:name="index 7"/>
+    <w:lsdException w:unhideWhenUsed="0" w:uiPriority="0" w:semiHidden="0" w:name="index 8"/>
+    <w:lsdException w:unhideWhenUsed="0" w:uiPriority="0" w:semiHidden="0" w:name="index 9"/>
+    <w:lsdException w:qFormat="1" w:unhideWhenUsed="0" w:uiPriority="0" w:semiHidden="0" w:name="toc 1"/>
+    <w:lsdException w:qFormat="1" w:unhideWhenUsed="0" w:uiPriority="0" w:semiHidden="0" w:name="toc 2"/>
+    <w:lsdException w:qFormat="1" w:unhideWhenUsed="0" w:uiPriority="0" w:semiHidden="0" w:name="toc 3"/>
+    <w:lsdException w:unhideWhenUsed="0" w:uiPriority="0" w:semiHidden="0" w:name="toc 4"/>
+    <w:lsdException w:unhideWhenUsed="0" w:uiPriority="0" w:semiHidden="0" w:name="toc 5"/>
+    <w:lsdException w:unhideWhenUsed="0" w:uiPriority="0" w:semiHidden="0" w:name="toc 6"/>
+    <w:lsdException w:unhideWhenUsed="0" w:uiPriority="0" w:semiHidden="0" w:name="toc 7"/>
+    <w:lsdException w:unhideWhenUsed="0" w:uiPriority="0" w:semiHidden="0" w:name="toc 8"/>
+    <w:lsdException w:unhideWhenUsed="0" w:uiPriority="0" w:semiHidden="0" w:name="toc 9"/>
+    <w:lsdException w:unhideWhenUsed="0" w:uiPriority="0" w:semiHidden="0" w:name="Normal Indent"/>
+    <w:lsdException w:unhideWhenUsed="0" w:uiPriority="0" w:semiHidden="0" w:name="footnote text"/>
+    <w:lsdException w:qFormat="1" w:unhideWhenUsed="0" w:uiPriority="0" w:semiHidden="0" w:name="annotation text"/>
+    <w:lsdException w:qFormat="1" w:unhideWhenUsed="0" w:uiPriority="0" w:semiHidden="0" w:name="header"/>
+    <w:lsdException w:qFormat="1" w:unhideWhenUsed="0" w:uiPriority="0" w:semiHidden="0" w:name="footer"/>
+    <w:lsdException w:unhideWhenUsed="0" w:uiPriority="0" w:semiHidden="0" w:name="index heading"/>
+    <w:lsdException w:qFormat="1" w:uiPriority="0" w:name="caption"/>
+    <w:lsdException w:unhideWhenUsed="0" w:uiPriority="0" w:semiHidden="0" w:name="table of figures"/>
+    <w:lsdException w:unhideWhenUsed="0" w:uiPriority="0" w:semiHidden="0" w:name="envelope address"/>
+    <w:lsdException w:unhideWhenUsed="0" w:uiPriority="0" w:semiHidden="0" w:name="envelope return"/>
+    <w:lsdException w:unhideWhenUsed="0" w:uiPriority="0" w:semiHidden="0" w:name="footnote reference"/>
+    <w:lsdException w:unhideWhenUsed="0" w:uiPriority="0" w:semiHidden="0" w:name="annotation reference"/>
+    <w:lsdException w:unhideWhenUsed="0" w:uiPriority="0" w:semiHidden="0" w:name="line number"/>
+    <w:lsdException w:unhideWhenUsed="0" w:uiPriority="0" w:semiHidden="0" w:name="page number"/>
+    <w:lsdException w:unhideWhenUsed="0" w:uiPriority="0" w:semiHidden="0" w:name="endnote reference"/>
+    <w:lsdException w:unhideWhenUsed="0" w:uiPriority="0" w:semiHidden="0" w:name="endnote text"/>
+    <w:lsdException w:unhideWhenUsed="0" w:uiPriority="0" w:semiHidden="0" w:name="table of authorities"/>
+    <w:lsdException w:unhideWhenUsed="0" w:uiPriority="0" w:semiHidden="0" w:name="macro"/>
+    <w:lsdException w:unhideWhenUsed="0" w:uiPriority="0" w:semiHidden="0" w:name="toa heading"/>
+    <w:lsdException w:unhideWhenUsed="0" w:uiPriority="0" w:semiHidden="0" w:name="List"/>
+    <w:lsdException w:unhideWhenUsed="0" w:uiPriority="0" w:semiHidden="0" w:name="List Bullet"/>
+    <w:lsdException w:unhideWhenUsed="0" w:uiPriority="0" w:semiHidden="0" w:name="List Number"/>
+    <w:lsdException w:unhideWhenUsed="0" w:uiPriority="0" w:semiHidden="0" w:name="List 2"/>
+    <w:lsdException w:unhideWhenUsed="0" w:uiPriority="0" w:semiHidden="0" w:name="List 3"/>
+    <w:lsdException w:unhideWhenUsed="0" w:uiPriority="0" w:semiHidden="0" w:name="List 4"/>
+    <w:lsdException w:unhideWhenUsed="0" w:uiPriority="0" w:semiHidden="0" w:name="List 5"/>
+    <w:lsdException w:unhideWhenUsed="0" w:uiPriority="0" w:semiHidden="0" w:name="List Bullet 2"/>
+    <w:lsdException w:unhideWhenUsed="0" w:uiPriority="0" w:semiHidden="0" w:name="List Bullet 3"/>
+    <w:lsdException w:unhideWhenUsed="0" w:uiPriority="0" w:semiHidden="0" w:name="List Bullet 4"/>
+    <w:lsdException w:unhideWhenUsed="0" w:uiPriority="0" w:semiHidden="0" w:name="List Bullet 5"/>
+    <w:lsdException w:unhideWhenUsed="0" w:uiPriority="0" w:semiHidden="0" w:name="List Number 2"/>
+    <w:lsdException w:unhideWhenUsed="0" w:uiPriority="0" w:semiHidden="0" w:name="List Number 3"/>
+    <w:lsdException w:unhideWhenUsed="0" w:uiPriority="0" w:semiHidden="0" w:name="List Number 4"/>
+    <w:lsdException w:unhideWhenUsed="0" w:uiPriority="0" w:semiHidden="0" w:name="List Number 5"/>
+    <w:lsdException w:qFormat="1" w:unhideWhenUsed="0" w:uiPriority="0" w:semiHidden="0" w:name="Title"/>
+    <w:lsdException w:unhideWhenUsed="0" w:uiPriority="0" w:semiHidden="0" w:name="Closing"/>
+    <w:lsdException w:unhideWhenUsed="0" w:uiPriority="0" w:semiHidden="0" w:name="Signature"/>
+    <w:lsdException w:qFormat="1" w:unhideWhenUsed="0" w:uiPriority="0" w:name="Default Paragraph Font"/>
+    <w:lsdException w:qFormat="1" w:unhideWhenUsed="0" w:uiPriority="0" w:name="Body Text"/>
+    <w:lsdException w:unhideWhenUsed="0" w:uiPriority="0" w:semiHidden="0" w:name="Body Text Indent"/>
+    <w:lsdException w:unhideWhenUsed="0" w:uiPriority="0" w:semiHidden="0" w:name="List Continue"/>
+    <w:lsdException w:unhideWhenUsed="0" w:uiPriority="0" w:semiHidden="0" w:name="List Continue 2"/>
+    <w:lsdException w:unhideWhenUsed="0" w:uiPriority="0" w:semiHidden="0" w:name="List Continue 3"/>
+    <w:lsdException w:unhideWhenUsed="0" w:uiPriority="0" w:semiHidden="0" w:name="List Continue 4"/>
+    <w:lsdException w:unhideWhenUsed="0" w:uiPriority="0" w:semiHidden="0" w:name="List Continue 5"/>
+    <w:lsdException w:unhideWhenUsed="0" w:uiPriority="0" w:semiHidden="0" w:name="Message Header"/>
+    <w:lsdException w:qFormat="1" w:unhideWhenUsed="0" w:uiPriority="0" w:semiHidden="0" w:name="Subtitle"/>
+    <w:lsdException w:unhideWhenUsed="0" w:uiPriority="0" w:semiHidden="0" w:name="Salutation"/>
+    <w:lsdException w:unhideWhenUsed="0" w:uiPriority="0" w:semiHidden="0" w:name="Date"/>
+    <w:lsdException w:unhideWhenUsed="0" w:uiPriority="0" w:semiHidden="0" w:name="Body Text First Indent"/>
+    <w:lsdException w:unhideWhenUsed="0" w:uiPriority="0" w:semiHidden="0" w:name="Body Text First Indent 2"/>
+    <w:lsdException w:uiPriority="99" w:name="Note Heading"/>
+    <w:lsdException w:unhideWhenUsed="0" w:uiPriority="0" w:semiHidden="0" w:name="Body Text 2"/>
+    <w:lsdException w:unhideWhenUsed="0" w:uiPriority="0" w:semiHidden="0" w:name="Body Text 3"/>
+    <w:lsdException w:unhideWhenUsed="0" w:uiPriority="0" w:semiHidden="0" w:name="Body Text Indent 2"/>
+    <w:lsdException w:unhideWhenUsed="0" w:uiPriority="0" w:semiHidden="0" w:name="Body Text Indent 3"/>
+    <w:lsdException w:unhideWhenUsed="0" w:uiPriority="0" w:semiHidden="0" w:name="Block Text"/>
+    <w:lsdException w:unhideWhenUsed="0" w:uiPriority="0" w:semiHidden="0" w:name="Hyperlink"/>
+    <w:lsdException w:unhideWhenUsed="0" w:uiPriority="0" w:semiHidden="0" w:name="FollowedHyperlink"/>
+    <w:lsdException w:qFormat="1" w:unhideWhenUsed="0" w:uiPriority="0" w:semiHidden="0" w:name="Strong"/>
+    <w:lsdException w:qFormat="1" w:unhideWhenUsed="0" w:uiPriority="0" w:semiHidden="0" w:name="Emphasis"/>
+    <w:lsdException w:unhideWhenUsed="0" w:uiPriority="0" w:semiHidden="0" w:name="Document Map"/>
+    <w:lsdException w:unhideWhenUsed="0" w:uiPriority="0" w:semiHidden="0" w:name="Plain Text"/>
+    <w:lsdException w:unhideWhenUsed="0" w:uiPriority="0" w:semiHidden="0" w:name="E-mail Signature"/>
+    <w:lsdException w:qFormat="1" w:unhideWhenUsed="0" w:uiPriority="0" w:semiHidden="0" w:name="Normal (Web)"/>
+    <w:lsdException w:unhideWhenUsed="0" w:uiPriority="0" w:semiHidden="0" w:name="HTML Acronym"/>
+    <w:lsdException w:unhideWhenUsed="0" w:uiPriority="0" w:semiHidden="0" w:name="HTML Address"/>
+    <w:lsdException w:unhideWhenUsed="0" w:uiPriority="0" w:semiHidden="0" w:name="HTML Cite"/>
+    <w:lsdException w:unhideWhenUsed="0" w:uiPriority="0" w:semiHidden="0" w:name="HTML Code"/>
+    <w:lsdException w:unhideWhenUsed="0" w:uiPriority="0" w:semiHidden="0" w:name="HTML Definition"/>
+    <w:lsdException w:unhideWhenUsed="0" w:uiPriority="0" w:semiHidden="0" w:name="HTML Keyboard"/>
+    <w:lsdException w:unhideWhenUsed="0" w:uiPriority="0" w:semiHidden="0" w:name="HTML Preformatted"/>
+    <w:lsdException w:unhideWhenUsed="0" w:uiPriority="0" w:semiHidden="0" w:name="HTML Sample"/>
+    <w:lsdException w:unhideWhenUsed="0" w:uiPriority="0" w:semiHidden="0" w:name="HTML Typewriter"/>
+    <w:lsdException w:unhideWhenUsed="0" w:uiPriority="0" w:semiHidden="0" w:name="HTML Variable"/>
+    <w:lsdException w:qFormat="1" w:unhideWhenUsed="0" w:uiPriority="0" w:name="Normal Table"/>
+    <w:lsdException w:unhideWhenUsed="0" w:uiPriority="0" w:semiHidden="0" w:name="annotation subject"/>
+    <w:lsdException w:unhideWhenUsed="0" w:uiPriority="0" w:semiHidden="0" w:name="Table Simple 1"/>
+    <w:lsdException w:unhideWhenUsed="0" w:uiPriority="0" w:semiHidden="0" w:name="Table Simple 2"/>
+    <w:lsdException w:unhideWhenUsed="0" w:uiPriority="0" w:semiHidden="0" w:name="Table Simple 3"/>
+    <w:lsdException w:unhideWhenUsed="0" w:uiPriority="0" w:semiHidden="0" w:name="Table Classic 1"/>
+    <w:lsdException w:unhideWhenUsed="0" w:uiPriority="0" w:semiHidden="0" w:name="Table Classic 2"/>
+    <w:lsdException w:unhideWhenUsed="0" w:uiPriority="0" w:semiHidden="0" w:name="Table Classic 3"/>
+    <w:lsdException w:unhideWhenUsed="0" w:uiPriority="0" w:semiHidden="0" w:name="Table Classic 4"/>
+    <w:lsdException w:unhideWhenUsed="0" w:uiPriority="0" w:semiHidden="0" w:name="Table Colorful 1"/>
+    <w:lsdException w:unhideWhenUsed="0" w:uiPriority="0" w:semiHidden="0" w:name="Table Colorful 2"/>
+    <w:lsdException w:unhideWhenUsed="0" w:uiPriority="0" w:semiHidden="0" w:name="Table Colorful 3"/>
+    <w:lsdException w:unhideWhenUsed="0" w:uiPriority="0" w:semiHidden="0" w:name="Table Columns 1"/>
+    <w:lsdException w:unhideWhenUsed="0" w:uiPriority="0" w:semiHidden="0" w:name="Table Columns 2"/>
+    <w:lsdException w:unhideWhenUsed="0" w:uiPriority="0" w:semiHidden="0" w:name="Table Columns 3"/>
+    <w:lsdException w:unhideWhenUsed="0" w:uiPriority="0" w:semiHidden="0" w:name="Table Columns 4"/>
+    <w:lsdException w:unhideWhenUsed="0" w:uiPriority="0" w:semiHidden="0" w:name="Table Columns 5"/>
+    <w:lsdException w:unhideWhenUsed="0" w:uiPriority="0" w:semiHidden="0" w:name="Table Grid 1"/>
+    <w:lsdException w:unhideWhenUsed="0" w:uiPriority="0" w:semiHidden="0" w:name="Table Grid 2"/>
+    <w:lsdException w:unhideWhenUsed="0" w:uiPriority="0" w:semiHidden="0" w:name="Table Grid 3"/>
+    <w:lsdException w:unhideWhenUsed="0" w:uiPriority="0" w:semiHidden="0" w:name="Table Grid 4"/>
+    <w:lsdException w:unhideWhenUsed="0" w:uiPriority="0" w:semiHidden="0" w:name="Table Grid 5"/>
+    <w:lsdException w:unhideWhenUsed="0" w:uiPriority="0" w:semiHidden="0" w:name="Table Grid 6"/>
+    <w:lsdException w:unhideWhenUsed="0" w:uiPriority="0" w:semiHidden="0" w:name="Table Grid 7"/>
+    <w:lsdException w:unhideWhenUsed="0" w:uiPriority="0" w:semiHidden="0" w:name="Table Grid 8"/>
+    <w:lsdException w:unhideWhenUsed="0" w:uiPriority="0" w:semiHidden="0" w:name="Table List 1"/>
+    <w:lsdException w:unhideWhenUsed="0" w:uiPriority="0" w:semiHidden="0" w:name="Table List 2"/>
+    <w:lsdException w:unhideWhenUsed="0" w:uiPriority="0" w:semiHidden="0" w:name="Table List 3"/>
+    <w:lsdException w:unhideWhenUsed="0" w:uiPriority="0" w:semiHidden="0" w:name="Table List 4"/>
+    <w:lsdException w:unhideWhenUsed="0" w:uiPriority="0" w:semiHidden="0" w:name="Table List 5"/>
+    <w:lsdException w:unhideWhenUsed="0" w:uiPriority="0" w:semiHidden="0" w:name="Table List 6"/>
+    <w:lsdException w:unhideWhenUsed="0" w:uiPriority="0" w:semiHidden="0" w:name="Table List 7"/>
+    <w:lsdException w:unhideWhenUsed="0" w:uiPriority="0" w:semiHidden="0" w:name="Table List 8"/>
+    <w:lsdException w:unhideWhenUsed="0" w:uiPriority="0" w:semiHidden="0" w:name="Table 3D effects 1"/>
+    <w:lsdException w:unhideWhenUsed="0" w:uiPriority="0" w:semiHidden="0" w:name="Table 3D effects 2"/>
+    <w:lsdException w:unhideWhenUsed="0" w:uiPriority="0" w:semiHidden="0" w:name="Table 3D effects 3"/>
+    <w:lsdException w:unhideWhenUsed="0" w:uiPriority="0" w:semiHidden="0" w:name="Table Contemporary"/>
+    <w:lsdException w:unhideWhenUsed="0" w:uiPriority="0" w:semiHidden="0" w:name="Table Elegant"/>
+    <w:lsdException w:unhideWhenUsed="0" w:uiPriority="0" w:semiHidden="0" w:name="Table Professional"/>
+    <w:lsdException w:unhideWhenUsed="0" w:uiPriority="0" w:semiHidden="0" w:name="Table Subtle 1"/>
+    <w:lsdException w:unhideWhenUsed="0" w:uiPriority="0" w:semiHidden="0" w:name="Table Subtle 2"/>
+    <w:lsdException w:unhideWhenUsed="0" w:uiPriority="0" w:semiHidden="0" w:name="Table Web 1"/>
+    <w:lsdException w:unhideWhenUsed="0" w:uiPriority="0" w:semiHidden="0" w:name="Table Web 2"/>
+    <w:lsdException w:unhideWhenUsed="0" w:uiPriority="0" w:semiHidden="0" w:name="Table Web 3"/>
+    <w:lsdException w:unhideWhenUsed="0" w:uiPriority="0" w:semiHidden="0" w:name="Balloon Text"/>
+    <w:lsdException w:qFormat="1" w:unhideWhenUsed="0" w:uiPriority="0" w:semiHidden="0" w:name="Table Grid"/>
+    <w:lsdException w:unhideWhenUsed="0" w:uiPriority="0" w:semiHidden="0" w:name="Table Theme"/>
+    <w:lsdException w:unhideWhenUsed="0" w:uiPriority="60" w:semiHidden="0" w:name="Light Shading"/>
+    <w:lsdException w:unhideWhenUsed="0" w:uiPriority="61" w:semiHidden="0" w:name="Light List"/>
+    <w:lsdException w:unhideWhenUsed="0" w:uiPriority="62" w:semiHidden="0" w:name="Light Grid"/>
+    <w:lsdException w:unhideWhenUsed="0" w:uiPriority="63" w:semiHidden="0" w:name="Medium Shading 1"/>
+    <w:lsdException w:unhideWhenUsed="0" w:uiPriority="64" w:semiHidden="0" w:name="Medium Shading 2"/>
+    <w:lsdException w:unhideWhenUsed="0" w:uiPriority="65" w:semiHidden="0" w:name="Medium List 1"/>
+    <w:lsdException w:unhideWhenUsed="0" w:uiPriority="66" w:semiHidden="0" w:name="Medium List 2"/>
+    <w:lsdException w:unhideWhenUsed="0" w:uiPriority="67" w:semiHidden="0" w:name="Medium Grid 1"/>
+    <w:lsdException w:unhideWhenUsed="0" w:uiPriority="68" w:semiHidden="0" w:name="Medium Grid 2"/>
+    <w:lsdException w:unhideWhenUsed="0" w:uiPriority="69" w:semiHidden="0" w:name="Medium Grid 3"/>
+    <w:lsdException w:unhideWhenUsed="0" w:uiPriority="70" w:semiHidden="0" w:name="Dark List"/>
+    <w:lsdException w:unhideWhenUsed="0" w:uiPriority="71" w:semiHidden="0" w:name="Colorful Shading"/>
+    <w:lsdException w:unhideWhenUsed="0" w:uiPriority="72" w:semiHidden="0" w:name="Colorful List"/>
+    <w:lsdException w:unhideWhenUsed="0" w:uiPriority="73" w:semiHidden="0" w:name="Colorful Grid"/>
+    <w:lsdException w:unhideWhenUsed="0" w:uiPriority="60" w:semiHidden="0" w:name="Light Shading Accent 1"/>
+    <w:lsdException w:unhideWhenUsed="0" w:uiPriority="61" w:semiHidden="0" w:name="Light List Accent 1"/>
+    <w:lsdException w:unhideWhenUsed="0" w:uiPriority="62" w:semiHidden="0" w:name="Light Grid Accent 1"/>
+    <w:lsdException w:unhideWhenUsed="0" w:uiPriority="63" w:semiHidden="0" w:name="Medium Shading 1 Accent 1"/>
+    <w:lsdException w:unhideWhenUsed="0" w:uiPriority="64" w:semiHidden="0" w:name="Medium Shading 2 Accent 1"/>
+    <w:lsdException w:unhideWhenUsed="0" w:uiPriority="65" w:semiHidden="0" w:name="Medium List 1 Accent 1"/>
+    <w:lsdException w:unhideWhenUsed="0" w:uiPriority="66" w:semiHidden="0" w:name="Medium List 2 Accent 1"/>
+    <w:lsdException w:unhideWhenUsed="0" w:uiPriority="67" w:semiHidden="0" w:name="Medium Grid 1 Accent 1"/>
+    <w:lsdException w:unhideWhenUsed="0" w:uiPriority="68" w:semiHidden="0" w:name="Medium Grid 2 Accent 1"/>
+    <w:lsdException w:unhideWhenUsed="0" w:uiPriority="69" w:semiHidden="0" w:name="Medium Grid 3 Accent 1"/>
+    <w:lsdException w:unhideWhenUsed="0" w:uiPriority="70" w:semiHidden="0" w:name="Dark List Accent 1"/>
+    <w:lsdException w:unhideWhenUsed="0" w:uiPriority="71" w:semiHidden="0" w:name="Colorful Shading Accent 1"/>
+    <w:lsdException w:unhideWhenUsed="0" w:uiPriority="72" w:semiHidden="0" w:name="Colorful List Accent 1"/>
+    <w:lsdException w:unhideWhenUsed="0" w:uiPriority="73" w:semiHidden="0" w:name="Colorful Grid Accent 1"/>
+    <w:lsdException w:unhideWhenUsed="0" w:uiPriority="60" w:semiHidden="0" w:name="Light Shading Accent 2"/>
+    <w:lsdException w:unhideWhenUsed="0" w:uiPriority="61" w:semiHidden="0" w:name="Light List Accent 2"/>
+    <w:lsdException w:unhideWhenUsed="0" w:uiPriority="62" w:semiHidden="0" w:name="Light Grid Accent 2"/>
+    <w:lsdException w:unhideWhenUsed="0" w:uiPriority="63" w:semiHidden="0" w:name="Medium Shading 1 Accent 2"/>
+    <w:lsdException w:unhideWhenUsed="0" w:uiPriority="64" w:semiHidden="0" w:name="Medium Shading 2 Accent 2"/>
+    <w:lsdException w:unhideWhenUsed="0" w:uiPriority="65" w:semiHidden="0" w:name="Medium List 1 Accent 2"/>
+    <w:lsdException w:unhideWhenUsed="0" w:uiPriority="66" w:semiHidden="0" w:name="Medium List 2 Accent 2"/>
+    <w:lsdException w:unhideWhenUsed="0" w:uiPriority="67" w:semiHidden="0" w:name="Medium Grid 1 Accent 2"/>
+    <w:lsdException w:unhideWhenUsed="0" w:uiPriority="68" w:semiHidden="0" w:name="Medium Grid 2 Accent 2"/>
+    <w:lsdException w:unhideWhenUsed="0" w:uiPriority="69" w:semiHidden="0" w:name="Medium Grid 3 Accent 2"/>
+    <w:lsdException w:unhideWhenUsed="0" w:uiPriority="70" w:semiHidden="0" w:name="Dark List Accent 2"/>
+    <w:lsdException w:unhideWhenUsed="0" w:uiPriority="71" w:semiHidden="0" w:name="Colorful Shading Accent 2"/>
+    <w:lsdException w:unhideWhenUsed="0" w:uiPriority="72" w:semiHidden="0" w:name="Colorful List Accent 2"/>
+    <w:lsdException w:unhideWhenUsed="0" w:uiPriority="73" w:semiHidden="0" w:name="Colorful Grid Accent 2"/>
+    <w:lsdException w:unhideWhenUsed="0" w:uiPriority="60" w:semiHidden="0" w:name="Light Shading Accent 3"/>
+    <w:lsdException w:unhideWhenUsed="0" w:uiPriority="61" w:semiHidden="0" w:name="Light List Accent 3"/>
+    <w:lsdException w:unhideWhenUsed="0" w:uiPriority="62" w:semiHidden="0" w:name="Light Grid Accent 3"/>
+    <w:lsdException w:unhideWhenUsed="0" w:uiPriority="63" w:semiHidden="0" w:name="Medium Shading 1 Accent 3"/>
+    <w:lsdException w:unhideWhenUsed="0" w:uiPriority="64" w:semiHidden="0" w:name="Medium Shading 2 Accent 3"/>
+    <w:lsdException w:unhideWhenUsed="0" w:uiPriority="65" w:semiHidden="0" w:name="Medium List 1 Accent 3"/>
+    <w:lsdException w:unhideWhenUsed="0" w:uiPriority="66" w:semiHidden="0" w:name="Medium List 2 Accent 3"/>
+    <w:lsdException w:unhideWhenUsed="0" w:uiPriority="67" w:semiHidden="0" w:name="Medium Grid 1 Accent 3"/>
+    <w:lsdException w:unhideWhenUsed="0" w:uiPriority="68" w:semiHidden="0" w:name="Medium Grid 2 Accent 3"/>
+    <w:lsdException w:unhideWhenUsed="0" w:uiPriority="69" w:semiHidden="0" w:name="Medium Grid 3 Accent 3"/>
+    <w:lsdException w:unhideWhenUsed="0" w:uiPriority="70" w:semiHidden="0" w:name="Dark List Accent 3"/>
+    <w:lsdException w:unhideWhenUsed="0" w:uiPriority="71" w:semiHidden="0" w:name="Colorful Shading Accent 3"/>
+    <w:lsdException w:unhideWhenUsed="0" w:uiPriority="72" w:semiHidden="0" w:name="Colorful List Accent 3"/>
+    <w:lsdException w:unhideWhenUsed="0" w:uiPriority="73" w:semiHidden="0" w:name="Colorful Grid Accent 3"/>
+    <w:lsdException w:unhideWhenUsed="0" w:uiPriority="60" w:semiHidden="0" w:name="Light Shading Accent 4"/>
+    <w:lsdException w:unhideWhenUsed="0" w:uiPriority="61" w:semiHidden="0" w:name="Light List Accent 4"/>
+    <w:lsdException w:unhideWhenUsed="0" w:uiPriority="62" w:semiHidden="0" w:name="Light Grid Accent 4"/>
+    <w:lsdException w:unhideWhenUsed="0" w:uiPriority="63" w:semiHidden="0" w:name="Medium Shading 1 Accent 4"/>
+    <w:lsdException w:unhideWhenUsed="0" w:uiPriority="64" w:semiHidden="0" w:name="Medium Shading 2 Accent 4"/>
+    <w:lsdException w:unhideWhenUsed="0" w:uiPriority="65" w:semiHidden="0" w:name="Medium List 1 Accent 4"/>
+    <w:lsdException w:unhideWhenUsed="0" w:uiPriority="66" w:semiHidden="0" w:name="Medium List 2 Accent 4"/>
+    <w:lsdException w:unhideWhenUsed="0" w:uiPriority="67" w:semiHidden="0" w:name="Medium Grid 1 Accent 4"/>
+    <w:lsdException w:unhideWhenUsed="0" w:uiPriority="68" w:semiHidden="0" w:name="Medium Grid 2 Accent 4"/>
+    <w:lsdException w:unhideWhenUsed="0" w:uiPriority="69" w:semiHidden="0" w:name="Medium Grid 3 Accent 4"/>
+    <w:lsdException w:unhideWhenUsed="0" w:uiPriority="70" w:semiHidden="0" w:name="Dark List Accent 4"/>
+    <w:lsdException w:unhideWhenUsed="0" w:uiPriority="71" w:semiHidden="0" w:name="Colorful Shading Accent 4"/>
+    <w:lsdException w:unhideWhenUsed="0" w:uiPriority="72" w:semiHidden="0" w:name="Colorful List Accent 4"/>
+    <w:lsdException w:unhideWhenUsed="0" w:uiPriority="73" w:semiHidden="0" w:name="Colorful Grid Accent 4"/>
+    <w:lsdException w:unhideWhenUsed="0" w:uiPriority="60" w:semiHidden="0" w:name="Light Shading Accent 5"/>
+    <w:lsdException w:unhideWhenUsed="0" w:uiPriority="61" w:semiHidden="0" w:name="Light List Accent 5"/>
+    <w:lsdException w:unhideWhenUsed="0" w:uiPriority="62" w:semiHidden="0" w:name="Light Grid Accent 5"/>
+    <w:lsdException w:unhideWhenUsed="0" w:uiPriority="63" w:semiHidden="0" w:name="Medium Shading 1 Accent 5"/>
+    <w:lsdException w:unhideWhenUsed="0" w:uiPriority="64" w:semiHidden="0" w:name="Medium Shading 2 Accent 5"/>
+    <w:lsdException w:unhideWhenUsed="0" w:uiPriority="65" w:semiHidden="0" w:name="Medium List 1 Accent 5"/>
+    <w:lsdException w:unhideWhenUsed="0" w:uiPriority="66" w:semiHidden="0" w:name="Medium List 2 Accent 5"/>
+    <w:lsdException w:unhideWhenUsed="0" w:uiPriority="67" w:semiHidden="0" w:name="Medium Grid 1 Accent 5"/>
+    <w:lsdException w:unhideWhenUsed="0" w:uiPriority="68" w:semiHidden="0" w:name="Medium Grid 2 Accent 5"/>
+    <w:lsdException w:unhideWhenUsed="0" w:uiPriority="69" w:semiHidden="0" w:name="Medium Grid 3 Accent 5"/>
+    <w:lsdException w:unhideWhenUsed="0" w:uiPriority="70" w:semiHidden="0" w:name="Dark List Accent 5"/>
+    <w:lsdException w:unhideWhenUsed="0" w:uiPriority="71" w:semiHidden="0" w:name="Colorful Shading Accent 5"/>
+    <w:lsdException w:unhideWhenUsed="0" w:uiPriority="72" w:semiHidden="0" w:name="Colorful List Accent 5"/>
+    <w:lsdException w:unhideWhenUsed="0" w:uiPriority="73" w:semiHidden="0" w:name="Colorful Grid Accent 5"/>
+    <w:lsdException w:unhideWhenUsed="0" w:uiPriority="60" w:semiHidden="0" w:name="Light Shading Accent 6"/>
+    <w:lsdException w:unhideWhenUsed="0" w:uiPriority="61" w:semiHidden="0" w:name="Light List Accent 6"/>
+    <w:lsdException w:unhideWhenUsed="0" w:uiPriority="62" w:semiHidden="0" w:name="Light Grid Accent 6"/>
+    <w:lsdException w:unhideWhenUsed="0" w:uiPriority="63" w:semiHidden="0" w:name="Medium Shading 1 Accent 6"/>
+    <w:lsdException w:unhideWhenUsed="0" w:uiPriority="64" w:semiHidden="0" w:name="Medium Shading 2 Accent 6"/>
+    <w:lsdException w:unhideWhenUsed="0" w:uiPriority="65" w:semiHidden="0" w:name="Medium List 1 Accent 6"/>
+    <w:lsdException w:unhideWhenUsed="0" w:uiPriority="66" w:semiHidden="0" w:name="Medium List 2 Accent 6"/>
+    <w:lsdException w:unhideWhenUsed="0" w:uiPriority="67" w:semiHidden="0" w:name="Medium Grid 1 Accent 6"/>
+    <w:lsdException w:unhideWhenUsed="0" w:uiPriority="68" w:semiHidden="0" w:name="Medium Grid 2 Accent 6"/>
+    <w:lsdException w:unhideWhenUsed="0" w:uiPriority="69" w:semiHidden="0" w:name="Medium Grid 3 Accent 6"/>
+    <w:lsdException w:unhideWhenUsed="0" w:uiPriority="70" w:semiHidden="0" w:name="Dark List Accent 6"/>
+    <w:lsdException w:unhideWhenUsed="0" w:uiPriority="71" w:semiHidden="0" w:name="Colorful Shading Accent 6"/>
+    <w:lsdException w:unhideWhenUsed="0" w:uiPriority="72" w:semiHidden="0" w:name="Colorful List Accent 6"/>
+    <w:lsdException w:unhideWhenUsed="0" w:uiPriority="73" w:semiHidden="0" w:name="Colorful Grid Accent 6"/>
   </w:latentStyles>
-  <w:style w:type="paragraph" w:default="1" w:styleId="Normal">
+  <w:style w:type="paragraph" w:default="1" w:styleId="1">
     <w:name w:val="Normal"/>
     <w:qFormat/>
+    <w:uiPriority w:val="0"/>
     <w:pPr>
       <w:kinsoku w:val="0"/>
       <w:autoSpaceDE w:val="0"/>
@@ -11281,7 +11187,7 @@
       <w:textAlignment w:val="baseline"/>
     </w:pPr>
     <w:rPr>
-      <w:rFonts w:ascii="Arial" w:eastAsia="宋体" w:hAnsi="Arial" w:cs="Arial"/>
+      <w:rFonts w:ascii="Arial" w:hAnsi="Arial" w:eastAsia="宋体" w:cs="Arial"/>
       <w:snapToGrid w:val="0"/>
       <w:color w:val="000000"/>
       <w:kern w:val="0"/>
@@ -11290,11 +11196,12 @@
       <w:lang w:val="en-US" w:eastAsia="en-US" w:bidi="ar-SA"/>
     </w:rPr>
   </w:style>
-  <w:style w:type="paragraph" w:styleId="Heading1">
+  <w:style w:type="paragraph" w:styleId="2">
     <w:name w:val="heading 1"/>
-    <w:basedOn w:val="Normal"/>
-    <w:next w:val="Normal"/>
+    <w:basedOn w:val="1"/>
+    <w:next w:val="1"/>
     <w:qFormat/>
+    <w:uiPriority w:val="0"/>
     <w:pPr>
       <w:keepNext/>
       <w:keepLines/>
@@ -11312,12 +11219,13 @@
       <w:sz w:val="44"/>
     </w:rPr>
   </w:style>
-  <w:style w:type="paragraph" w:styleId="Heading2">
+  <w:style w:type="paragraph" w:styleId="3">
     <w:name w:val="heading 2"/>
-    <w:basedOn w:val="Normal"/>
-    <w:next w:val="Normal"/>
+    <w:basedOn w:val="1"/>
+    <w:next w:val="1"/>
     <w:unhideWhenUsed/>
     <w:qFormat/>
+    <w:uiPriority w:val="0"/>
     <w:pPr>
       <w:keepNext/>
       <w:keepLines/>
@@ -11330,18 +11238,19 @@
       <w:outlineLvl w:val="1"/>
     </w:pPr>
     <w:rPr>
-      <w:rFonts w:ascii="Arial" w:eastAsia="黑体" w:hAnsi="Arial"/>
+      <w:rFonts w:ascii="Arial" w:hAnsi="Arial" w:eastAsia="黑体"/>
       <w:b/>
       <w:sz w:val="32"/>
     </w:rPr>
   </w:style>
-  <w:style w:type="paragraph" w:styleId="Heading3">
+  <w:style w:type="paragraph" w:styleId="4">
     <w:name w:val="heading 3"/>
-    <w:basedOn w:val="Normal"/>
-    <w:next w:val="Normal"/>
+    <w:basedOn w:val="1"/>
+    <w:next w:val="1"/>
     <w:semiHidden/>
     <w:unhideWhenUsed/>
     <w:qFormat/>
+    <w:uiPriority w:val="0"/>
     <w:pPr>
       <w:keepNext/>
       <w:keepLines/>
@@ -11358,12 +11267,13 @@
       <w:sz w:val="32"/>
     </w:rPr>
   </w:style>
-  <w:style w:type="paragraph" w:styleId="Heading4">
+  <w:style w:type="paragraph" w:styleId="5">
     <w:name w:val="heading 4"/>
-    <w:basedOn w:val="Normal"/>
-    <w:next w:val="Normal"/>
+    <w:basedOn w:val="1"/>
+    <w:next w:val="1"/>
     <w:unhideWhenUsed/>
     <w:qFormat/>
+    <w:uiPriority w:val="0"/>
     <w:pPr>
       <w:keepNext/>
       <w:keepLines/>
@@ -11376,18 +11286,19 @@
       <w:outlineLvl w:val="3"/>
     </w:pPr>
     <w:rPr>
-      <w:rFonts w:ascii="Arial" w:eastAsia="黑体" w:hAnsi="Arial"/>
+      <w:rFonts w:ascii="Arial" w:hAnsi="Arial" w:eastAsia="黑体"/>
       <w:b/>
       <w:sz w:val="28"/>
     </w:rPr>
   </w:style>
-  <w:style w:type="paragraph" w:styleId="Heading5">
+  <w:style w:type="paragraph" w:styleId="6">
     <w:name w:val="heading 5"/>
-    <w:basedOn w:val="Normal"/>
-    <w:next w:val="Normal"/>
+    <w:basedOn w:val="1"/>
+    <w:next w:val="1"/>
     <w:semiHidden/>
     <w:unhideWhenUsed/>
     <w:qFormat/>
+    <w:uiPriority w:val="0"/>
     <w:pPr>
       <w:keepNext/>
       <w:keepLines/>
@@ -11404,13 +11315,14 @@
       <w:sz w:val="28"/>
     </w:rPr>
   </w:style>
-  <w:style w:type="paragraph" w:styleId="Heading6">
+  <w:style w:type="paragraph" w:styleId="7">
     <w:name w:val="heading 6"/>
-    <w:basedOn w:val="Normal"/>
-    <w:next w:val="Normal"/>
+    <w:basedOn w:val="1"/>
+    <w:next w:val="1"/>
     <w:semiHidden/>
     <w:unhideWhenUsed/>
     <w:qFormat/>
+    <w:uiPriority w:val="0"/>
     <w:pPr>
       <w:keepNext/>
       <w:keepLines/>
@@ -11423,18 +11335,19 @@
       <w:outlineLvl w:val="5"/>
     </w:pPr>
     <w:rPr>
-      <w:rFonts w:ascii="Arial" w:eastAsia="黑体" w:hAnsi="Arial"/>
+      <w:rFonts w:ascii="Arial" w:hAnsi="Arial" w:eastAsia="黑体"/>
       <w:b/>
       <w:sz w:val="24"/>
     </w:rPr>
   </w:style>
-  <w:style w:type="paragraph" w:styleId="Heading7">
+  <w:style w:type="paragraph" w:styleId="8">
     <w:name w:val="heading 7"/>
-    <w:basedOn w:val="Normal"/>
-    <w:next w:val="Normal"/>
+    <w:basedOn w:val="1"/>
+    <w:next w:val="1"/>
     <w:semiHidden/>
     <w:unhideWhenUsed/>
     <w:qFormat/>
+    <w:uiPriority w:val="0"/>
     <w:pPr>
       <w:keepNext/>
       <w:keepLines/>
@@ -11451,13 +11364,14 @@
       <w:sz w:val="24"/>
     </w:rPr>
   </w:style>
-  <w:style w:type="paragraph" w:styleId="Heading8">
+  <w:style w:type="paragraph" w:styleId="9">
     <w:name w:val="heading 8"/>
-    <w:basedOn w:val="Normal"/>
-    <w:next w:val="Normal"/>
+    <w:basedOn w:val="1"/>
+    <w:next w:val="1"/>
     <w:semiHidden/>
     <w:unhideWhenUsed/>
     <w:qFormat/>
+    <w:uiPriority w:val="0"/>
     <w:pPr>
       <w:keepNext/>
       <w:keepLines/>
@@ -11470,17 +11384,18 @@
       <w:outlineLvl w:val="7"/>
     </w:pPr>
     <w:rPr>
-      <w:rFonts w:ascii="Arial" w:eastAsia="黑体" w:hAnsi="Arial"/>
+      <w:rFonts w:ascii="Arial" w:hAnsi="Arial" w:eastAsia="黑体"/>
       <w:sz w:val="24"/>
     </w:rPr>
   </w:style>
-  <w:style w:type="paragraph" w:styleId="Heading9">
+  <w:style w:type="paragraph" w:styleId="10">
     <w:name w:val="heading 9"/>
-    <w:basedOn w:val="Normal"/>
-    <w:next w:val="Normal"/>
+    <w:basedOn w:val="1"/>
+    <w:next w:val="1"/>
     <w:semiHidden/>
     <w:unhideWhenUsed/>
     <w:qFormat/>
+    <w:uiPriority w:val="0"/>
     <w:pPr>
       <w:keepNext/>
       <w:keepLines/>
@@ -11493,19 +11408,21 @@
       <w:outlineLvl w:val="8"/>
     </w:pPr>
     <w:rPr>
-      <w:rFonts w:ascii="Arial" w:eastAsia="黑体" w:hAnsi="Arial"/>
+      <w:rFonts w:ascii="Arial" w:hAnsi="Arial" w:eastAsia="黑体"/>
       <w:sz w:val="21"/>
     </w:rPr>
   </w:style>
-  <w:style w:type="character" w:default="1" w:styleId="DefaultParagraphFont">
+  <w:style w:type="character" w:default="1" w:styleId="22">
     <w:name w:val="Default Paragraph Font"/>
     <w:semiHidden/>
     <w:qFormat/>
+    <w:uiPriority w:val="0"/>
   </w:style>
-  <w:style w:type="table" w:default="1" w:styleId="TableNormal">
+  <w:style w:type="table" w:default="1" w:styleId="20">
     <w:name w:val="Normal Table"/>
     <w:semiHidden/>
     <w:qFormat/>
+    <w:uiPriority w:val="0"/>
     <w:tblPr>
       <w:tblCellMar>
         <w:top w:w="0" w:type="dxa"/>
@@ -11515,39 +11432,43 @@
       </w:tblCellMar>
     </w:tblPr>
   </w:style>
-  <w:style w:type="paragraph" w:styleId="CommentText">
+  <w:style w:type="paragraph" w:styleId="11">
     <w:name w:val="annotation text"/>
-    <w:basedOn w:val="Normal"/>
+    <w:basedOn w:val="1"/>
     <w:qFormat/>
+    <w:uiPriority w:val="0"/>
     <w:pPr>
       <w:jc w:val="left"/>
     </w:pPr>
   </w:style>
-  <w:style w:type="paragraph" w:styleId="BodyText">
+  <w:style w:type="paragraph" w:styleId="12">
     <w:name w:val="Body Text"/>
-    <w:basedOn w:val="Normal"/>
+    <w:basedOn w:val="1"/>
     <w:semiHidden/>
     <w:qFormat/>
+    <w:uiPriority w:val="0"/>
     <w:rPr>
-      <w:rFonts w:ascii="Arial" w:eastAsia="Arial" w:hAnsi="Arial" w:cs="Arial"/>
+      <w:rFonts w:ascii="Arial" w:hAnsi="Arial" w:eastAsia="Arial" w:cs="Arial"/>
       <w:sz w:val="21"/>
       <w:szCs w:val="21"/>
       <w:lang w:val="en-US" w:eastAsia="en-US" w:bidi="ar-SA"/>
     </w:rPr>
   </w:style>
-  <w:style w:type="paragraph" w:styleId="TOC3">
+  <w:style w:type="paragraph" w:styleId="13">
     <w:name w:val="toc 3"/>
-    <w:basedOn w:val="Normal"/>
-    <w:next w:val="Normal"/>
+    <w:basedOn w:val="1"/>
+    <w:next w:val="1"/>
     <w:qFormat/>
+    <w:uiPriority w:val="0"/>
     <w:pPr>
       <w:ind w:left="840" w:leftChars="400"/>
     </w:pPr>
   </w:style>
-  <w:style w:type="paragraph" w:styleId="Footer">
+  <w:style w:type="paragraph" w:styleId="14">
     <w:name w:val="footer"/>
-    <w:basedOn w:val="Normal"/>
+    <w:basedOn w:val="1"/>
     <w:qFormat/>
+    <w:uiPriority w:val="0"/>
     <w:pPr>
       <w:tabs>
         <w:tab w:val="center" w:pos="4153"/>
@@ -11560,16 +11481,17 @@
       <w:sz w:val="18"/>
     </w:rPr>
   </w:style>
-  <w:style w:type="paragraph" w:styleId="Header">
+  <w:style w:type="paragraph" w:styleId="15">
     <w:name w:val="header"/>
-    <w:basedOn w:val="Normal"/>
+    <w:basedOn w:val="1"/>
     <w:qFormat/>
+    <w:uiPriority w:val="0"/>
     <w:pPr>
       <w:pBdr>
-        <w:top w:val="nil"/>
-        <w:left w:val="nil"/>
-        <w:bottom w:val="nil"/>
-        <w:right w:val="nil"/>
+        <w:top w:val="none" w:color="auto" w:sz="0" w:space="0"/>
+        <w:left w:val="none" w:color="auto" w:sz="0" w:space="0"/>
+        <w:bottom w:val="none" w:color="auto" w:sz="0" w:space="0"/>
+        <w:right w:val="none" w:color="auto" w:sz="0" w:space="0"/>
       </w:pBdr>
       <w:tabs>
         <w:tab w:val="center" w:pos="4153"/>
@@ -11584,37 +11506,41 @@
       <w:sz w:val="18"/>
     </w:rPr>
   </w:style>
-  <w:style w:type="paragraph" w:styleId="TOC1">
+  <w:style w:type="paragraph" w:styleId="16">
     <w:name w:val="toc 1"/>
-    <w:basedOn w:val="Normal"/>
-    <w:next w:val="Normal"/>
+    <w:basedOn w:val="1"/>
+    <w:next w:val="1"/>
     <w:qFormat/>
+    <w:uiPriority w:val="0"/>
     <w:rPr>
-      <w:rFonts w:ascii="Arial" w:eastAsia="Microsoft JhengHei" w:hAnsi="Arial"/>
+      <w:rFonts w:ascii="Arial" w:hAnsi="Arial" w:eastAsia="Microsoft JhengHei"/>
       <w:sz w:val="24"/>
     </w:rPr>
   </w:style>
-  <w:style w:type="paragraph" w:styleId="TOC2">
+  <w:style w:type="paragraph" w:styleId="17">
     <w:name w:val="toc 2"/>
-    <w:basedOn w:val="Normal"/>
-    <w:next w:val="Normal"/>
+    <w:basedOn w:val="1"/>
+    <w:next w:val="1"/>
     <w:qFormat/>
+    <w:uiPriority w:val="0"/>
     <w:pPr>
       <w:ind w:left="420" w:leftChars="200"/>
     </w:pPr>
   </w:style>
-  <w:style w:type="paragraph" w:styleId="NormalWeb">
+  <w:style w:type="paragraph" w:styleId="18">
     <w:name w:val="Normal (Web)"/>
-    <w:basedOn w:val="Normal"/>
+    <w:basedOn w:val="1"/>
     <w:qFormat/>
+    <w:uiPriority w:val="0"/>
     <w:rPr>
       <w:sz w:val="24"/>
     </w:rPr>
   </w:style>
-  <w:style w:type="paragraph" w:styleId="Title">
+  <w:style w:type="paragraph" w:styleId="19">
     <w:name w:val="Title"/>
-    <w:basedOn w:val="Normal"/>
+    <w:basedOn w:val="1"/>
     <w:qFormat/>
+    <w:uiPriority w:val="0"/>
     <w:pPr>
       <w:spacing w:before="240" w:beforeLines="0" w:beforeAutospacing="0" w:after="60" w:afterLines="0" w:afterAutospacing="0"/>
       <w:jc w:val="center"/>
@@ -11626,68 +11552,73 @@
       <w:sz w:val="32"/>
     </w:rPr>
   </w:style>
-  <w:style w:type="table" w:styleId="TableGrid">
+  <w:style w:type="table" w:styleId="21">
     <w:name w:val="Table Grid"/>
-    <w:basedOn w:val="TableNormal"/>
+    <w:basedOn w:val="20"/>
     <w:qFormat/>
+    <w:uiPriority w:val="0"/>
     <w:pPr>
       <w:widowControl w:val="0"/>
       <w:jc w:val="both"/>
     </w:pPr>
     <w:tblPr>
       <w:tblBorders>
-        <w:top w:val="single" w:sz="4" w:space="0" w:color="auto"/>
-        <w:left w:val="single" w:sz="4" w:space="0" w:color="auto"/>
-        <w:bottom w:val="single" w:sz="4" w:space="0" w:color="auto"/>
-        <w:right w:val="single" w:sz="4" w:space="0" w:color="auto"/>
-        <w:insideH w:val="single" w:sz="4" w:space="0" w:color="auto"/>
-        <w:insideV w:val="single" w:sz="4" w:space="0" w:color="auto"/>
+        <w:top w:val="single" w:color="auto" w:sz="4" w:space="0"/>
+        <w:left w:val="single" w:color="auto" w:sz="4" w:space="0"/>
+        <w:bottom w:val="single" w:color="auto" w:sz="4" w:space="0"/>
+        <w:right w:val="single" w:color="auto" w:sz="4" w:space="0"/>
+        <w:insideH w:val="single" w:color="auto" w:sz="4" w:space="0"/>
+        <w:insideV w:val="single" w:color="auto" w:sz="4" w:space="0"/>
       </w:tblBorders>
     </w:tblPr>
   </w:style>
-  <w:style w:type="character" w:styleId="Strong">
+  <w:style w:type="character" w:styleId="23">
     <w:name w:val="Strong"/>
-    <w:basedOn w:val="DefaultParagraphFont"/>
+    <w:basedOn w:val="22"/>
     <w:qFormat/>
+    <w:uiPriority w:val="0"/>
     <w:rPr>
       <w:b/>
     </w:rPr>
   </w:style>
-  <w:style w:type="paragraph" w:customStyle="1" w:styleId="a">
+  <w:style w:type="paragraph" w:customStyle="1" w:styleId="24">
     <w:name w:val="柴_公司名"/>
-    <w:basedOn w:val="Title"/>
+    <w:basedOn w:val="19"/>
     <w:qFormat/>
+    <w:uiPriority w:val="0"/>
     <w:pPr>
       <w:spacing w:after="600" w:afterLines="600"/>
     </w:pPr>
     <w:rPr>
-      <w:rFonts w:ascii="宋体" w:eastAsia="宋体" w:hAnsi="宋体" w:cs="宋体" w:hint="eastAsia"/>
+      <w:rFonts w:hint="eastAsia" w:ascii="宋体" w:hAnsi="宋体" w:eastAsia="宋体" w:cs="宋体"/>
       <w:bCs/>
       <w:spacing w:val="-6"/>
       <w:sz w:val="52"/>
       <w:szCs w:val="52"/>
     </w:rPr>
   </w:style>
-  <w:style w:type="paragraph" w:customStyle="1" w:styleId="a0">
+  <w:style w:type="paragraph" w:customStyle="1" w:styleId="25">
     <w:name w:val="柴_文档名"/>
-    <w:basedOn w:val="Title"/>
+    <w:basedOn w:val="19"/>
     <w:qFormat/>
+    <w:uiPriority w:val="0"/>
     <w:pPr>
       <w:spacing w:after="900" w:afterLines="900"/>
     </w:pPr>
     <w:rPr>
-      <w:rFonts w:ascii="黑体" w:eastAsia="黑体" w:hAnsi="黑体" w:cs="黑体"/>
+      <w:rFonts w:ascii="黑体" w:hAnsi="黑体" w:eastAsia="黑体" w:cs="黑体"/>
       <w:bCs/>
       <w:spacing w:val="-7"/>
       <w:sz w:val="52"/>
       <w:szCs w:val="52"/>
     </w:rPr>
   </w:style>
-  <w:style w:type="table" w:customStyle="1" w:styleId="TableNormal0">
+  <w:style w:type="table" w:customStyle="1" w:styleId="26">
     <w:name w:val="Table Normal_0"/>
     <w:semiHidden/>
     <w:unhideWhenUsed/>
     <w:qFormat/>
+    <w:uiPriority w:val="0"/>
     <w:tblPr>
       <w:tblCellMar>
         <w:top w:w="0" w:type="dxa"/>
@@ -11697,81 +11628,87 @@
       </w:tblCellMar>
     </w:tblPr>
   </w:style>
-  <w:style w:type="paragraph" w:customStyle="1" w:styleId="TableText">
+  <w:style w:type="paragraph" w:customStyle="1" w:styleId="27">
     <w:name w:val="Table Text"/>
-    <w:basedOn w:val="Normal"/>
+    <w:basedOn w:val="1"/>
     <w:semiHidden/>
     <w:qFormat/>
+    <w:uiPriority w:val="0"/>
     <w:rPr>
-      <w:rFonts w:ascii="宋体" w:eastAsia="宋体" w:hAnsi="宋体" w:cs="宋体"/>
+      <w:rFonts w:ascii="宋体" w:hAnsi="宋体" w:eastAsia="宋体" w:cs="宋体"/>
       <w:sz w:val="21"/>
       <w:szCs w:val="21"/>
       <w:lang w:val="en-US" w:eastAsia="en-US" w:bidi="ar-SA"/>
     </w:rPr>
   </w:style>
-  <w:style w:type="paragraph" w:customStyle="1" w:styleId="1">
+  <w:style w:type="paragraph" w:customStyle="1" w:styleId="28">
     <w:name w:val="柴_标题1"/>
-    <w:basedOn w:val="Heading1"/>
-    <w:next w:val="a1"/>
-    <w:link w:val="1Char"/>
+    <w:basedOn w:val="2"/>
+    <w:next w:val="29"/>
+    <w:link w:val="38"/>
     <w:qFormat/>
+    <w:uiPriority w:val="0"/>
     <w:pPr>
       <w:spacing w:before="100" w:after="90" w:line="360" w:lineRule="auto"/>
     </w:pPr>
     <w:rPr>
-      <w:rFonts w:ascii="Arial" w:eastAsia="宋体" w:hAnsi="Arial"/>
+      <w:rFonts w:ascii="Arial" w:hAnsi="Arial" w:eastAsia="宋体"/>
       <w:sz w:val="32"/>
     </w:rPr>
   </w:style>
-  <w:style w:type="paragraph" w:customStyle="1" w:styleId="a1">
+  <w:style w:type="paragraph" w:customStyle="1" w:styleId="29">
     <w:name w:val="柴_正文"/>
-    <w:basedOn w:val="BodyText"/>
-    <w:link w:val="Char"/>
+    <w:basedOn w:val="12"/>
+    <w:link w:val="41"/>
     <w:qFormat/>
+    <w:uiPriority w:val="0"/>
     <w:pPr>
       <w:spacing w:line="360" w:lineRule="auto"/>
       <w:ind w:firstLine="470" w:firstLineChars="200"/>
     </w:pPr>
     <w:rPr>
-      <w:rFonts w:ascii="Arial" w:eastAsia="宋体" w:hAnsi="Arial"/>
+      <w:rFonts w:ascii="Arial" w:hAnsi="Arial" w:eastAsia="宋体"/>
       <w:sz w:val="24"/>
       <w:lang w:eastAsia="zh-CN"/>
     </w:rPr>
   </w:style>
-  <w:style w:type="paragraph" w:customStyle="1" w:styleId="2">
+  <w:style w:type="paragraph" w:customStyle="1" w:styleId="30">
     <w:name w:val="柴_标题2"/>
-    <w:basedOn w:val="Heading2"/>
-    <w:next w:val="a1"/>
+    <w:basedOn w:val="3"/>
+    <w:next w:val="29"/>
     <w:qFormat/>
+    <w:uiPriority w:val="0"/>
     <w:pPr>
       <w:spacing w:line="360" w:lineRule="auto"/>
     </w:pPr>
     <w:rPr>
-      <w:rFonts w:ascii="Arial" w:eastAsia="宋体" w:hAnsi="Arial"/>
+      <w:rFonts w:ascii="Arial" w:hAnsi="Arial" w:eastAsia="宋体"/>
       <w:sz w:val="28"/>
     </w:rPr>
   </w:style>
-  <w:style w:type="paragraph" w:customStyle="1" w:styleId="3">
+  <w:style w:type="paragraph" w:customStyle="1" w:styleId="31">
     <w:name w:val="柴_标题3"/>
-    <w:basedOn w:val="Heading3"/>
-    <w:next w:val="a1"/>
+    <w:basedOn w:val="4"/>
+    <w:next w:val="29"/>
     <w:qFormat/>
+    <w:uiPriority w:val="0"/>
     <w:pPr>
       <w:spacing w:line="360" w:lineRule="auto"/>
       <w:ind w:left="0" w:firstLine="472" w:firstLineChars="200"/>
     </w:pPr>
     <w:rPr>
-      <w:rFonts w:ascii="宋体" w:eastAsia="宋体" w:hAnsi="宋体" w:cs="宋体"/>
+      <w:rFonts w:ascii="宋体" w:hAnsi="宋体" w:eastAsia="宋体" w:cs="宋体"/>
       <w:spacing w:val="-2"/>
       <w:sz w:val="24"/>
       <w:szCs w:val="24"/>
     </w:rPr>
   </w:style>
-  <w:style w:type="paragraph" w:customStyle="1" w:styleId="a2">
+  <w:style w:type="paragraph" w:customStyle="1" w:styleId="32">
     <w:name w:val="柴_目录"/>
-    <w:basedOn w:val="Normal"/>
-    <w:next w:val="BodyText"/>
+    <w:basedOn w:val="1"/>
+    <w:next w:val="12"/>
     <w:qFormat/>
+    <w:uiPriority w:val="0"/>
     <w:pPr>
       <w:tabs>
         <w:tab w:val="right" w:leader="dot" w:pos="8442"/>
@@ -11779,59 +11716,64 @@
       <w:ind w:left="0" w:leftChars="0"/>
     </w:pPr>
     <w:rPr>
-      <w:rFonts w:ascii="Arial" w:eastAsia="Microsoft JhengHei" w:hAnsi="Arial"/>
+      <w:rFonts w:ascii="Arial" w:hAnsi="Arial" w:eastAsia="Microsoft JhengHei"/>
       <w:sz w:val="24"/>
     </w:rPr>
   </w:style>
-  <w:style w:type="paragraph" w:customStyle="1" w:styleId="WPSOffice1">
+  <w:style w:type="paragraph" w:customStyle="1" w:styleId="33">
     <w:name w:val="WPSOffice手动目录 1"/>
     <w:qFormat/>
+    <w:uiPriority w:val="0"/>
     <w:pPr>
       <w:ind w:leftChars="0"/>
     </w:pPr>
     <w:rPr>
-      <w:rFonts w:ascii="Times New Roman" w:eastAsia="宋体" w:hAnsi="Times New Roman" w:cs="Times New Roman"/>
+      <w:rFonts w:ascii="Times New Roman" w:hAnsi="Times New Roman" w:eastAsia="宋体" w:cs="Times New Roman"/>
       <w:sz w:val="20"/>
       <w:szCs w:val="20"/>
     </w:rPr>
   </w:style>
-  <w:style w:type="paragraph" w:customStyle="1" w:styleId="WPSOffice2">
+  <w:style w:type="paragraph" w:customStyle="1" w:styleId="34">
     <w:name w:val="WPSOffice手动目录 2"/>
     <w:qFormat/>
+    <w:uiPriority w:val="0"/>
     <w:pPr>
       <w:ind w:leftChars="200"/>
     </w:pPr>
     <w:rPr>
-      <w:rFonts w:ascii="Times New Roman" w:eastAsia="宋体" w:hAnsi="Times New Roman" w:cs="Times New Roman"/>
+      <w:rFonts w:ascii="Times New Roman" w:hAnsi="Times New Roman" w:eastAsia="宋体" w:cs="Times New Roman"/>
       <w:sz w:val="20"/>
       <w:szCs w:val="20"/>
     </w:rPr>
   </w:style>
-  <w:style w:type="paragraph" w:customStyle="1" w:styleId="WPSOffice3">
+  <w:style w:type="paragraph" w:customStyle="1" w:styleId="35">
     <w:name w:val="WPSOffice手动目录 3"/>
     <w:qFormat/>
+    <w:uiPriority w:val="0"/>
     <w:pPr>
       <w:ind w:leftChars="400"/>
     </w:pPr>
     <w:rPr>
-      <w:rFonts w:ascii="Times New Roman" w:eastAsia="宋体" w:hAnsi="Times New Roman" w:cs="Times New Roman"/>
+      <w:rFonts w:ascii="Times New Roman" w:hAnsi="Times New Roman" w:eastAsia="宋体" w:cs="Times New Roman"/>
       <w:sz w:val="20"/>
       <w:szCs w:val="20"/>
     </w:rPr>
   </w:style>
-  <w:style w:type="paragraph" w:customStyle="1" w:styleId="Compact">
+  <w:style w:type="paragraph" w:customStyle="1" w:styleId="36">
     <w:name w:val="Compact"/>
-    <w:basedOn w:val="BodyText"/>
+    <w:basedOn w:val="12"/>
     <w:qFormat/>
+    <w:uiPriority w:val="0"/>
     <w:pPr>
       <w:spacing w:before="36" w:after="36"/>
     </w:pPr>
   </w:style>
-  <w:style w:type="table" w:customStyle="1" w:styleId="Table">
+  <w:style w:type="table" w:customStyle="1" w:styleId="37">
     <w:name w:val="Table"/>
     <w:semiHidden/>
     <w:unhideWhenUsed/>
     <w:qFormat/>
+    <w:uiPriority w:val="0"/>
     <w:tblPr>
       <w:tblCellMar>
         <w:top w:w="0" w:type="dxa"/>
@@ -11843,25 +11785,27 @@
     <w:tblStylePr w:type="firstRow">
       <w:tcPr>
         <w:tcBorders>
-          <w:bottom w:val="single" w:sz="0" w:space="0" w:color="auto"/>
+          <w:bottom w:val="single" w:color="auto" w:sz="0" w:space="0"/>
         </w:tcBorders>
         <w:vAlign w:val="bottom"/>
       </w:tcPr>
     </w:tblStylePr>
   </w:style>
-  <w:style w:type="character" w:customStyle="1" w:styleId="1Char">
+  <w:style w:type="character" w:customStyle="1" w:styleId="38">
     <w:name w:val="柴_标题1 Char"/>
-    <w:link w:val="1"/>
+    <w:link w:val="28"/>
     <w:qFormat/>
+    <w:uiPriority w:val="0"/>
     <w:rPr>
-      <w:rFonts w:ascii="Arial" w:eastAsia="宋体" w:hAnsi="Arial"/>
+      <w:rFonts w:ascii="Arial" w:hAnsi="Arial" w:eastAsia="宋体"/>
       <w:sz w:val="32"/>
     </w:rPr>
   </w:style>
-  <w:style w:type="paragraph" w:customStyle="1" w:styleId="a3">
+  <w:style w:type="paragraph" w:customStyle="1" w:styleId="39">
     <w:name w:val="柴_正文_无缩进"/>
-    <w:basedOn w:val="Normal"/>
+    <w:basedOn w:val="1"/>
     <w:qFormat/>
+    <w:uiPriority w:val="0"/>
     <w:pPr>
       <w:ind w:firstLine="0" w:firstLineChars="0"/>
     </w:pPr>
@@ -11871,29 +11815,31 @@
       <w:lang w:eastAsia="zh-CN"/>
     </w:rPr>
   </w:style>
-  <w:style w:type="paragraph" w:customStyle="1" w:styleId="4">
+  <w:style w:type="paragraph" w:customStyle="1" w:styleId="40">
     <w:name w:val="柴_标题4"/>
-    <w:basedOn w:val="Heading4"/>
-    <w:next w:val="Normal"/>
+    <w:basedOn w:val="5"/>
+    <w:next w:val="1"/>
     <w:qFormat/>
+    <w:uiPriority w:val="0"/>
     <w:pPr>
       <w:widowControl w:val="0"/>
       <w:spacing w:before="160" w:line="360" w:lineRule="auto"/>
-      <w:ind w:left="981" w:hanging="862" w:leftChars="300"/>
+      <w:ind w:left="981" w:leftChars="300" w:hanging="862"/>
     </w:pPr>
     <w:rPr>
-      <w:rFonts w:ascii="Calibri" w:eastAsia="宋体" w:hAnsi="Calibri" w:cs="宋体" w:hint="eastAsia"/>
+      <w:rFonts w:hint="eastAsia" w:ascii="Calibri" w:hAnsi="Calibri" w:eastAsia="宋体" w:cs="宋体"/>
       <w:sz w:val="24"/>
       <w:szCs w:val="24"/>
       <w:lang w:eastAsia="zh-CN" w:bidi="zh-CN"/>
     </w:rPr>
   </w:style>
-  <w:style w:type="character" w:customStyle="1" w:styleId="Char">
+  <w:style w:type="character" w:customStyle="1" w:styleId="41">
     <w:name w:val="柴_正文 Char"/>
-    <w:link w:val="a1"/>
+    <w:link w:val="29"/>
     <w:qFormat/>
+    <w:uiPriority w:val="0"/>
     <w:rPr>
-      <w:rFonts w:ascii="Arial" w:eastAsia="宋体" w:hAnsi="Arial"/>
+      <w:rFonts w:ascii="Arial" w:hAnsi="Arial" w:eastAsia="宋体"/>
       <w:sz w:val="24"/>
       <w:lang w:eastAsia="zh-CN"/>
     </w:rPr>
